--- a/styles/reference.docx
+++ b/styles/reference.docx
@@ -7,7 +7,7 @@
         <w:pStyle w:val="a4"/>
       </w:pPr>
       <w:r>
-        <w:t>Title</w:t>
+        <w:t>TITLE</w:t>
       </w:r>
     </w:p>
     <w:p>
@@ -38,122 +38,420 @@
       <w:pPr>
         <w:pStyle w:val="Abstract"/>
         <w:rPr>
-          <w:lang w:val="ru-RU"/>
+          <w:rFonts w:ascii="Times New Roman" w:hAnsi="Times New Roman" w:cs="Times New Roman"/>
         </w:rPr>
       </w:pPr>
       <w:r>
+        <w:rPr>
+          <w:rFonts w:ascii="Times New Roman" w:hAnsi="Times New Roman" w:cs="Times New Roman"/>
+        </w:rPr>
         <w:t>Abstract</w:t>
       </w:r>
     </w:p>
     <w:p>
       <w:pPr>
-        <w:pStyle w:val="1"/>
         <w:rPr>
-          <w:rFonts w:cs="Times New Roman"/>
+          <w:rFonts w:ascii="Times New Roman" w:eastAsia="Calibri" w:hAnsi="Times New Roman" w:cs="Times New Roman"/>
+          <w:sz w:val="22"/>
+          <w:szCs w:val="22"/>
         </w:rPr>
       </w:pPr>
+      <w:r>
+        <w:br w:type="page"/>
+      </w:r>
+    </w:p>
+    <w:sdt>
+      <w:sdtPr>
+        <w:rPr>
+          <w:rFonts w:asciiTheme="minorHAnsi" w:eastAsiaTheme="minorEastAsia" w:hAnsiTheme="minorHAnsi" w:cstheme="minorBidi"/>
+          <w:b w:val="0"/>
+          <w:color w:val="auto"/>
+          <w:sz w:val="24"/>
+          <w:szCs w:val="24"/>
+          <w:lang w:val="en-US" w:eastAsia="zh-CN"/>
+        </w:rPr>
+        <w:id w:val="1511408437"/>
+        <w:docPartObj>
+          <w:docPartGallery w:val="Table of Contents"/>
+          <w:docPartUnique/>
+        </w:docPartObj>
+      </w:sdtPr>
+      <w:sdtEndPr>
+        <w:rPr>
+          <w:bCs/>
+          <w:noProof/>
+        </w:rPr>
+      </w:sdtEndPr>
+      <w:sdtContent>
+        <w:p>
+          <w:pPr>
+            <w:pStyle w:val="af0"/>
+            <w:rPr>
+              <w:lang w:val="en-US"/>
+            </w:rPr>
+          </w:pPr>
+          <w:r>
+            <w:t>Содержание</w:t>
+          </w:r>
+        </w:p>
+        <w:p>
+          <w:pPr>
+            <w:pStyle w:val="13"/>
+          </w:pPr>
+          <w:r>
+            <w:fldChar w:fldCharType="begin"/>
+          </w:r>
+          <w:r>
+            <w:instrText>TOC \o "1-3" \h \z \u</w:instrText>
+          </w:r>
+          <w:r>
+            <w:fldChar w:fldCharType="separate"/>
+          </w:r>
+          <w:hyperlink w:anchor="_Toc226571801" w:history="1">
+            <w:r>
+              <w:rPr>
+                <w:rStyle w:val="af"/>
+                <w:color w:val="auto"/>
+              </w:rPr>
+              <w:t>2 Heading 1</w:t>
+            </w:r>
+            <w:r>
+              <w:rPr>
+                <w:webHidden/>
+              </w:rPr>
+              <w:tab/>
+            </w:r>
+            <w:r>
+              <w:rPr>
+                <w:webHidden/>
+              </w:rPr>
+              <w:fldChar w:fldCharType="begin"/>
+            </w:r>
+            <w:r>
+              <w:rPr>
+                <w:webHidden/>
+              </w:rPr>
+              <w:instrText xml:space="preserve"> PAGEREF _Toc226571801 \h </w:instrText>
+            </w:r>
+            <w:r>
+              <w:rPr>
+                <w:webHidden/>
+              </w:rPr>
+            </w:r>
+            <w:r>
+              <w:rPr>
+                <w:webHidden/>
+              </w:rPr>
+              <w:fldChar w:fldCharType="separate"/>
+            </w:r>
+            <w:r>
+              <w:rPr>
+                <w:webHidden/>
+              </w:rPr>
+              <w:t>3</w:t>
+            </w:r>
+            <w:r>
+              <w:rPr>
+                <w:webHidden/>
+              </w:rPr>
+              <w:fldChar w:fldCharType="end"/>
+            </w:r>
+          </w:hyperlink>
+        </w:p>
+        <w:p>
+          <w:pPr>
+            <w:pStyle w:val="22"/>
+          </w:pPr>
+          <w:hyperlink w:anchor="_Toc226571802" w:history="1">
+            <w:r>
+              <w:rPr>
+                <w:rStyle w:val="af"/>
+                <w:color w:val="000000" w:themeColor="text1"/>
+              </w:rPr>
+              <w:t>2.1 Heading 2</w:t>
+            </w:r>
+            <w:r>
+              <w:rPr>
+                <w:webHidden/>
+              </w:rPr>
+              <w:tab/>
+            </w:r>
+            <w:r>
+              <w:rPr>
+                <w:webHidden/>
+              </w:rPr>
+              <w:fldChar w:fldCharType="begin"/>
+            </w:r>
+            <w:r>
+              <w:rPr>
+                <w:webHidden/>
+              </w:rPr>
+              <w:instrText xml:space="preserve"> PAGEREF _Toc226571802 \h </w:instrText>
+            </w:r>
+            <w:r>
+              <w:rPr>
+                <w:webHidden/>
+              </w:rPr>
+            </w:r>
+            <w:r>
+              <w:rPr>
+                <w:webHidden/>
+              </w:rPr>
+              <w:fldChar w:fldCharType="separate"/>
+            </w:r>
+            <w:r>
+              <w:rPr>
+                <w:webHidden/>
+              </w:rPr>
+              <w:t>3</w:t>
+            </w:r>
+            <w:r>
+              <w:rPr>
+                <w:webHidden/>
+              </w:rPr>
+              <w:fldChar w:fldCharType="end"/>
+            </w:r>
+          </w:hyperlink>
+        </w:p>
+        <w:p>
+          <w:pPr>
+            <w:pStyle w:val="32"/>
+          </w:pPr>
+          <w:hyperlink w:anchor="_Toc226571803" w:history="1">
+            <w:r>
+              <w:rPr>
+                <w:rStyle w:val="af"/>
+                <w:color w:val="auto"/>
+              </w:rPr>
+              <w:t>2.1.1 Heading 3</w:t>
+            </w:r>
+            <w:r>
+              <w:rPr>
+                <w:webHidden/>
+              </w:rPr>
+              <w:tab/>
+            </w:r>
+            <w:r>
+              <w:rPr>
+                <w:webHidden/>
+              </w:rPr>
+              <w:fldChar w:fldCharType="begin"/>
+            </w:r>
+            <w:r>
+              <w:rPr>
+                <w:webHidden/>
+              </w:rPr>
+              <w:instrText xml:space="preserve"> PAGEREF _Toc226571803 \h </w:instrText>
+            </w:r>
+            <w:r>
+              <w:rPr>
+                <w:webHidden/>
+              </w:rPr>
+            </w:r>
+            <w:r>
+              <w:rPr>
+                <w:webHidden/>
+              </w:rPr>
+              <w:fldChar w:fldCharType="separate"/>
+            </w:r>
+            <w:r>
+              <w:rPr>
+                <w:webHidden/>
+              </w:rPr>
+              <w:t>3</w:t>
+            </w:r>
+            <w:r>
+              <w:rPr>
+                <w:webHidden/>
+              </w:rPr>
+              <w:fldChar w:fldCharType="end"/>
+            </w:r>
+          </w:hyperlink>
+        </w:p>
+        <w:p>
+          <w:pPr>
+            <w:spacing w:after="0" w:line="360" w:lineRule="auto"/>
+          </w:pPr>
+          <w:r>
+            <w:rPr>
+              <w:rFonts w:ascii="Times New Roman" w:hAnsi="Times New Roman" w:cs="Times New Roman"/>
+              <w:noProof/>
+            </w:rPr>
+            <w:fldChar w:fldCharType="end"/>
+          </w:r>
+        </w:p>
+      </w:sdtContent>
+    </w:sdt>
+    <w:p>
+      <w:pPr>
+        <w:pStyle w:val="a3"/>
+        <w:rPr>
+          <w:lang w:eastAsia="zh-CN"/>
+        </w:rPr>
+      </w:pPr>
+    </w:p>
+    <w:p>
+      <w:pPr>
+        <w:pStyle w:val="10"/>
+      </w:pPr>
       <w:bookmarkStart w:id="0" w:name="heading-1"/>
+      <w:bookmarkStart w:id="1" w:name="_Toc226571801"/>
+      <w:proofErr w:type="spellStart"/>
       <w:r>
-        <w:rPr>
-          <w:rFonts w:cs="Times New Roman"/>
-        </w:rPr>
-        <w:t>Heading 1</w:t>
+        <w:lastRenderedPageBreak/>
+        <w:t>Heading</w:t>
+      </w:r>
+      <w:proofErr w:type="spellEnd"/>
+      <w:r>
+        <w:t xml:space="preserve"> 1</w:t>
       </w:r>
       <w:bookmarkEnd w:id="0"/>
-    </w:p>
-    <w:p>
-      <w:pPr>
-        <w:pStyle w:val="2"/>
-      </w:pPr>
-      <w:bookmarkStart w:id="1" w:name="heading-2"/>
-      <w:r>
-        <w:t>Heading 2</w:t>
-      </w:r>
       <w:bookmarkEnd w:id="1"/>
     </w:p>
     <w:p>
       <w:pPr>
-        <w:pStyle w:val="3"/>
-      </w:pPr>
-      <w:bookmarkStart w:id="2" w:name="heading-3"/>
+        <w:pStyle w:val="2"/>
+      </w:pPr>
+      <w:bookmarkStart w:id="2" w:name="heading-2"/>
+      <w:bookmarkStart w:id="3" w:name="_Toc226571802"/>
+      <w:proofErr w:type="spellStart"/>
       <w:r>
-        <w:t>Heading 3</w:t>
+        <w:t>Heading</w:t>
+      </w:r>
+      <w:proofErr w:type="spellEnd"/>
+      <w:r>
+        <w:t xml:space="preserve"> 2</w:t>
       </w:r>
       <w:bookmarkEnd w:id="2"/>
-    </w:p>
-    <w:p>
-      <w:pPr>
-        <w:pStyle w:val="4"/>
-      </w:pPr>
-      <w:bookmarkStart w:id="3" w:name="heading-4"/>
-      <w:r>
-        <w:t>Heading 4</w:t>
-      </w:r>
       <w:bookmarkEnd w:id="3"/>
     </w:p>
     <w:p>
       <w:pPr>
-        <w:pStyle w:val="5"/>
-      </w:pPr>
-      <w:bookmarkStart w:id="4" w:name="heading-5"/>
+        <w:pStyle w:val="3"/>
+      </w:pPr>
+      <w:bookmarkStart w:id="4" w:name="heading-3"/>
+      <w:bookmarkStart w:id="5" w:name="_Toc226571803"/>
+      <w:proofErr w:type="spellStart"/>
       <w:r>
-        <w:t>Heading 5</w:t>
+        <w:t>Heading</w:t>
+      </w:r>
+      <w:proofErr w:type="spellEnd"/>
+      <w:r>
+        <w:t xml:space="preserve"> 3</w:t>
       </w:r>
       <w:bookmarkEnd w:id="4"/>
-    </w:p>
-    <w:p>
-      <w:pPr>
-        <w:pStyle w:val="6"/>
-      </w:pPr>
-      <w:bookmarkStart w:id="5" w:name="heading-6"/>
-      <w:r>
-        <w:t>Heading 6</w:t>
-      </w:r>
       <w:bookmarkEnd w:id="5"/>
     </w:p>
     <w:p>
       <w:pPr>
-        <w:pStyle w:val="7"/>
-      </w:pPr>
-      <w:bookmarkStart w:id="6" w:name="heading-7"/>
+        <w:pStyle w:val="40"/>
+      </w:pPr>
+      <w:bookmarkStart w:id="6" w:name="heading-4"/>
+      <w:proofErr w:type="spellStart"/>
       <w:r>
-        <w:t>Heading 7</w:t>
+        <w:t>Heading</w:t>
+      </w:r>
+      <w:proofErr w:type="spellEnd"/>
+      <w:r>
+        <w:t xml:space="preserve"> 4</w:t>
       </w:r>
       <w:bookmarkEnd w:id="6"/>
     </w:p>
     <w:p>
       <w:pPr>
-        <w:pStyle w:val="8"/>
-      </w:pPr>
-      <w:bookmarkStart w:id="7" w:name="heading-8"/>
+        <w:pStyle w:val="5"/>
+      </w:pPr>
+      <w:bookmarkStart w:id="7" w:name="heading-5"/>
+      <w:proofErr w:type="spellStart"/>
       <w:r>
-        <w:t>Heading 8</w:t>
+        <w:t>Heading</w:t>
+      </w:r>
+      <w:proofErr w:type="spellEnd"/>
+      <w:r>
+        <w:t xml:space="preserve"> 5</w:t>
       </w:r>
       <w:bookmarkEnd w:id="7"/>
     </w:p>
     <w:p>
       <w:pPr>
-        <w:pStyle w:val="9"/>
-      </w:pPr>
-      <w:bookmarkStart w:id="8" w:name="heading-9"/>
+        <w:pStyle w:val="60"/>
+      </w:pPr>
+      <w:bookmarkStart w:id="8" w:name="heading-6"/>
+      <w:proofErr w:type="spellStart"/>
       <w:r>
-        <w:t>Heading 9</w:t>
+        <w:t>Heading</w:t>
+      </w:r>
+      <w:proofErr w:type="spellEnd"/>
+      <w:r>
+        <w:t xml:space="preserve"> 6</w:t>
       </w:r>
       <w:bookmarkEnd w:id="8"/>
     </w:p>
     <w:p>
       <w:pPr>
-        <w:pStyle w:val="FirstParagraph"/>
-      </w:pPr>
+        <w:pStyle w:val="70"/>
+      </w:pPr>
+      <w:bookmarkStart w:id="9" w:name="heading-7"/>
+      <w:proofErr w:type="spellStart"/>
       <w:r>
-        <w:t>First Paragraph.</w:t>
+        <w:t>Heading</w:t>
+      </w:r>
+      <w:proofErr w:type="spellEnd"/>
+      <w:r>
+        <w:t xml:space="preserve"> 7</w:t>
+      </w:r>
+      <w:bookmarkEnd w:id="9"/>
+    </w:p>
+    <w:p>
+      <w:pPr>
+        <w:pStyle w:val="8"/>
+      </w:pPr>
+      <w:bookmarkStart w:id="10" w:name="heading-8"/>
+      <w:proofErr w:type="spellStart"/>
+      <w:r>
+        <w:t>Heading</w:t>
+      </w:r>
+      <w:proofErr w:type="spellEnd"/>
+      <w:r>
+        <w:t xml:space="preserve"> 8</w:t>
+      </w:r>
+      <w:bookmarkEnd w:id="10"/>
+    </w:p>
+    <w:p>
+      <w:pPr>
+        <w:pStyle w:val="9"/>
+      </w:pPr>
+      <w:bookmarkStart w:id="11" w:name="heading-9"/>
+      <w:proofErr w:type="spellStart"/>
+      <w:r>
+        <w:t>Heading</w:t>
+      </w:r>
+      <w:proofErr w:type="spellEnd"/>
+      <w:r>
+        <w:t xml:space="preserve"> 9</w:t>
+      </w:r>
+      <w:bookmarkEnd w:id="11"/>
+    </w:p>
+    <w:p>
+      <w:pPr>
+        <w:pStyle w:val="text"/>
+      </w:pPr>
+      <w:r>
+        <w:t xml:space="preserve">First </w:t>
+      </w:r>
+      <w:proofErr w:type="spellStart"/>
+      <w:r>
+        <w:t>Paragraph</w:t>
+      </w:r>
+      <w:proofErr w:type="spellEnd"/>
+      <w:r>
+        <w:t>.</w:t>
       </w:r>
     </w:p>
     <w:p>
       <w:pPr>
         <w:pStyle w:val="WarningText"/>
         <w:rPr>
-          <w:i w:val="0"/>
           <w:iCs/>
         </w:rPr>
       </w:pPr>
@@ -165,41 +463,43 @@
     </w:p>
     <w:p>
       <w:pPr>
-        <w:pStyle w:val="a0"/>
+        <w:pStyle w:val="a3"/>
+        <w:rPr>
+          <w:lang w:val="en-US"/>
+        </w:rPr>
       </w:pPr>
       <w:r>
+        <w:rPr>
+          <w:lang w:val="en-US"/>
+        </w:rPr>
         <w:t xml:space="preserve">Body Text. Body Text Char. </w:t>
       </w:r>
       <w:r>
         <w:rPr>
           <w:rStyle w:val="VerbatimChar"/>
+          <w:lang w:val="en-US"/>
         </w:rPr>
         <w:t>Verbatim Char</w:t>
       </w:r>
       <w:r>
+        <w:rPr>
+          <w:lang w:val="en-US"/>
+        </w:rPr>
         <w:t xml:space="preserve">. </w:t>
       </w:r>
-      <w:hyperlink r:id="rId7">
+      <w:hyperlink r:id="rId8">
         <w:r>
           <w:rPr>
             <w:rStyle w:val="af"/>
+            <w:lang w:val="en-US"/>
           </w:rPr>
-          <w:t>Hyperl</w:t>
-        </w:r>
-        <w:r>
-          <w:rPr>
-            <w:rStyle w:val="af"/>
-          </w:rPr>
-          <w:t>i</w:t>
-        </w:r>
-        <w:r>
-          <w:rPr>
-            <w:rStyle w:val="af"/>
-          </w:rPr>
-          <w:t>nk</w:t>
+          <w:t>Hyperlink</w:t>
         </w:r>
       </w:hyperlink>
       <w:r>
+        <w:rPr>
+          <w:lang w:val="en-US"/>
+        </w:rPr>
         <w:t>. Footnote.</w:t>
       </w:r>
       <w:r>
@@ -211,9 +511,15 @@
     </w:p>
     <w:p>
       <w:pPr>
-        <w:pStyle w:val="aa"/>
+        <w:pStyle w:val="Picture"/>
+        <w:rPr>
+          <w:lang w:val="en-US"/>
+        </w:rPr>
       </w:pPr>
       <w:r>
+        <w:rPr>
+          <w:lang w:val="en-US"/>
+        </w:rPr>
         <w:t>Block Text.</w:t>
       </w:r>
     </w:p>
@@ -221,8 +527,21 @@
       <w:pPr>
         <w:pStyle w:val="TableCaption"/>
       </w:pPr>
+      <w:proofErr w:type="spellStart"/>
       <w:r>
-        <w:t>Table caption.</w:t>
+        <w:t>Table</w:t>
+      </w:r>
+      <w:proofErr w:type="spellEnd"/>
+      <w:r>
+        <w:t xml:space="preserve"> </w:t>
+      </w:r>
+      <w:proofErr w:type="spellStart"/>
+      <w:r>
+        <w:t>caption</w:t>
+      </w:r>
+      <w:proofErr w:type="spellEnd"/>
+      <w:r>
+        <w:t>.</w:t>
       </w:r>
     </w:p>
     <w:tbl>
@@ -233,29 +552,36 @@
         <w:tblCaption w:val="Table caption."/>
       </w:tblPr>
       <w:tblGrid>
-        <w:gridCol w:w="782"/>
-        <w:gridCol w:w="782"/>
+        <w:gridCol w:w="754"/>
+        <w:gridCol w:w="2331"/>
       </w:tblGrid>
       <w:tr>
         <w:trPr>
           <w:cnfStyle w:val="100000000000" w:firstRow="1" w:lastRow="0" w:firstColumn="0" w:lastColumn="0" w:oddVBand="0" w:evenVBand="0" w:oddHBand="0" w:evenHBand="0" w:firstRowFirstColumn="0" w:firstRowLastColumn="0" w:lastRowFirstColumn="0" w:lastRowLastColumn="0"/>
+          <w:trHeight w:val="567"/>
         </w:trPr>
         <w:tc>
           <w:tcPr>
             <w:tcW w:w="0" w:type="auto"/>
+            <w:shd w:val="clear" w:color="auto" w:fill="D1D1D1" w:themeFill="background2" w:themeFillShade="E6"/>
+            <w:vAlign w:val="center"/>
           </w:tcPr>
           <w:p>
             <w:pPr>
-              <w:pStyle w:val="Compact"/>
+              <w:pStyle w:val="Table-heading"/>
             </w:pPr>
+            <w:proofErr w:type="spellStart"/>
             <w:r>
               <w:t>Table</w:t>
             </w:r>
+            <w:proofErr w:type="spellEnd"/>
           </w:p>
         </w:tc>
         <w:tc>
           <w:tcPr>
-            <w:tcW w:w="0" w:type="auto"/>
+            <w:tcW w:w="2331" w:type="dxa"/>
+            <w:shd w:val="clear" w:color="auto" w:fill="D1D1D1" w:themeFill="background2" w:themeFillShade="E6"/>
+            <w:vAlign w:val="center"/>
           </w:tcPr>
           <w:p>
             <w:pPr>
@@ -274,7 +600,7 @@
           </w:tcPr>
           <w:p>
             <w:pPr>
-              <w:pStyle w:val="Compact"/>
+              <w:pStyle w:val="Tabletext"/>
             </w:pPr>
             <w:r>
               <w:t>1</w:t>
@@ -283,11 +609,11 @@
         </w:tc>
         <w:tc>
           <w:tcPr>
-            <w:tcW w:w="0" w:type="auto"/>
+            <w:tcW w:w="2331" w:type="dxa"/>
           </w:tcPr>
           <w:p>
             <w:pPr>
-              <w:pStyle w:val="Compact"/>
+              <w:pStyle w:val="a3"/>
             </w:pPr>
             <w:r>
               <w:t>2</w:t>
@@ -295,6 +621,140 @@
           </w:p>
         </w:tc>
       </w:tr>
+      <w:tr>
+        <w:tc>
+          <w:tcPr>
+            <w:tcW w:w="0" w:type="auto"/>
+          </w:tcPr>
+          <w:p>
+            <w:pPr>
+              <w:pStyle w:val="Tabletext"/>
+              <w:rPr>
+                <w:lang w:val="en-US"/>
+              </w:rPr>
+            </w:pPr>
+            <w:r>
+              <w:t>3</w:t>
+            </w:r>
+          </w:p>
+        </w:tc>
+        <w:tc>
+          <w:tcPr>
+            <w:tcW w:w="2331" w:type="dxa"/>
+          </w:tcPr>
+          <w:p>
+            <w:pPr>
+              <w:pStyle w:val="Tabletext"/>
+            </w:pPr>
+            <w:r>
+              <w:t>4</w:t>
+            </w:r>
+          </w:p>
+          <w:p>
+            <w:pPr>
+              <w:pStyle w:val="Tabletext-num-1-lvl"/>
+            </w:pPr>
+            <w:proofErr w:type="spellStart"/>
+            <w:r>
+              <w:t>Ss</w:t>
+            </w:r>
+            <w:proofErr w:type="spellEnd"/>
+          </w:p>
+          <w:p>
+            <w:pPr>
+              <w:pStyle w:val="Tabletext-list-2-lvl"/>
+            </w:pPr>
+            <w:proofErr w:type="spellStart"/>
+            <w:r>
+              <w:t>Ss</w:t>
+            </w:r>
+            <w:proofErr w:type="spellEnd"/>
+          </w:p>
+          <w:p>
+            <w:pPr>
+              <w:pStyle w:val="Tablelist-dash-1-lvl"/>
+            </w:pPr>
+            <w:proofErr w:type="spellStart"/>
+            <w:r>
+              <w:t>S</w:t>
+            </w:r>
+            <w:r>
+              <w:t>s</w:t>
+            </w:r>
+            <w:proofErr w:type="spellEnd"/>
+          </w:p>
+          <w:p>
+            <w:pPr>
+              <w:pStyle w:val="Tablelist-bullet-2-lvl"/>
+            </w:pPr>
+            <w:proofErr w:type="spellStart"/>
+            <w:r>
+              <w:t>Ss</w:t>
+            </w:r>
+            <w:proofErr w:type="spellEnd"/>
+          </w:p>
+        </w:tc>
+      </w:tr>
+      <w:tr>
+        <w:tc>
+          <w:tcPr>
+            <w:tcW w:w="0" w:type="auto"/>
+          </w:tcPr>
+          <w:p>
+            <w:pPr>
+              <w:pStyle w:val="Tabletext"/>
+            </w:pPr>
+            <w:r>
+              <w:t>5</w:t>
+            </w:r>
+          </w:p>
+        </w:tc>
+        <w:tc>
+          <w:tcPr>
+            <w:tcW w:w="2331" w:type="dxa"/>
+          </w:tcPr>
+          <w:p>
+            <w:pPr>
+              <w:pStyle w:val="Tablecurv"/>
+              <w:rPr>
+                <w:lang w:val="en-US"/>
+              </w:rPr>
+            </w:pPr>
+            <w:r>
+              <w:t>6</w:t>
+            </w:r>
+          </w:p>
+        </w:tc>
+      </w:tr>
+      <w:tr>
+        <w:trPr>
+          <w:trHeight w:val="1064"/>
+        </w:trPr>
+        <w:tc>
+          <w:tcPr>
+            <w:tcW w:w="0" w:type="auto"/>
+            <w:vAlign w:val="center"/>
+          </w:tcPr>
+          <w:p>
+            <w:pPr>
+              <w:pStyle w:val="Compact"/>
+            </w:pPr>
+            <w:r>
+              <w:t>7</w:t>
+            </w:r>
+          </w:p>
+        </w:tc>
+        <w:tc>
+          <w:tcPr>
+            <w:tcW w:w="2331" w:type="dxa"/>
+          </w:tcPr>
+          <w:p>
+            <w:pPr>
+              <w:pStyle w:val="Compact"/>
+            </w:pPr>
+          </w:p>
+        </w:tc>
+      </w:tr>
     </w:tbl>
     <w:p>
       <w:pPr>
@@ -336,13 +796,29 @@
         <w:t>Definition</w:t>
       </w:r>
     </w:p>
+    <w:p>
+      <w:pPr>
+        <w:pStyle w:val="list-4-lvl"/>
+        <w:numPr>
+          <w:ilvl w:val="0"/>
+          <w:numId w:val="0"/>
+        </w:numPr>
+        <w:rPr>
+          <w:lang w:val="en-US"/>
+        </w:rPr>
+      </w:pPr>
+    </w:p>
     <w:sectPr>
+      <w:headerReference w:type="even" r:id="rId9"/>
+      <w:headerReference w:type="default" r:id="rId10"/>
       <w:footnotePr>
         <w:numRestart w:val="eachSect"/>
       </w:footnotePr>
       <w:pgSz w:w="12240" w:h="15840"/>
       <w:pgMar w:top="1134" w:right="850" w:bottom="1134" w:left="1701" w:header="720" w:footer="720" w:gutter="0"/>
       <w:cols w:space="720"/>
+      <w:titlePg/>
+      <w:docGrid w:linePitch="326"/>
     </w:sectPr>
   </w:body>
 </w:document>
@@ -416,9 +892,577 @@
 </w:footnotes>
 </file>
 
+<file path=word/header1.xml><?xml version="1.0" encoding="utf-8"?>
+<w:hdr xmlns:wpc="http://schemas.microsoft.com/office/word/2010/wordprocessingCanvas" xmlns:cx="http://schemas.microsoft.com/office/drawing/2014/chartex" xmlns:cx1="http://schemas.microsoft.com/office/drawing/2015/9/8/chartex" xmlns:cx2="http://schemas.microsoft.com/office/drawing/2015/10/21/chartex" xmlns:cx3="http://schemas.microsoft.com/office/drawing/2016/5/9/chartex" xmlns:cx4="http://schemas.microsoft.com/office/drawing/2016/5/10/chartex" xmlns:cx5="http://schemas.microsoft.com/office/drawing/2016/5/11/chartex" xmlns:cx6="http://schemas.microsoft.com/office/drawing/2016/5/12/chartex" xmlns:cx7="http://schemas.microsoft.com/office/drawing/2016/5/13/chartex" xmlns:cx8="http://schemas.microsoft.com/office/drawing/2016/5/14/chartex" xmlns:mc="http://schemas.openxmlformats.org/markup-compatibility/2006" xmlns:aink="http://schemas.microsoft.com/office/drawing/2016/ink" xmlns:am3d="http://schemas.microsoft.com/office/drawing/2017/model3d" xmlns:o="urn:schemas-microsoft-com:office:office" xmlns:oel="http://schemas.microsoft.com/office/2019/extlst" xmlns:r="http://schemas.openxmlformats.org/officeDocument/2006/relationships" xmlns:m="http://schemas.openxmlformats.org/officeDocument/2006/math" xmlns:v="urn:schemas-microsoft-com:vml" xmlns:wp14="http://schemas.microsoft.com/office/word/2010/wordprocessingDrawing" xmlns:wp="http://schemas.openxmlformats.org/drawingml/2006/wordprocessingDrawing" xmlns:w10="urn:schemas-microsoft-com:office:word" xmlns:w="http://schemas.openxmlformats.org/wordprocessingml/2006/main" xmlns:w14="http://schemas.microsoft.com/office/word/2010/wordml" xmlns:w15="http://schemas.microsoft.com/office/word/2012/wordml" xmlns:w16cex="http://schemas.microsoft.com/office/word/2018/wordml/cex" xmlns:w16cid="http://schemas.microsoft.com/office/word/2016/wordml/cid" xmlns:w16="http://schemas.microsoft.com/office/word/2018/wordml" xmlns:w16du="http://schemas.microsoft.com/office/word/2023/wordml/word16du" xmlns:w16sdtdh="http://schemas.microsoft.com/office/word/2020/wordml/sdtdatahash" xmlns:w16sdtfl="http://schemas.microsoft.com/office/word/2024/wordml/sdtformatlock" xmlns:w16se="http://schemas.microsoft.com/office/word/2015/wordml/symex" xmlns:wpg="http://schemas.microsoft.com/office/word/2010/wordprocessingGroup" xmlns:wpi="http://schemas.microsoft.com/office/word/2010/wordprocessingInk" xmlns:wne="http://schemas.microsoft.com/office/word/2006/wordml" xmlns:wps="http://schemas.microsoft.com/office/word/2010/wordprocessingShape" mc:Ignorable="w14 w15 w16se w16cid w16 w16cex w16sdtdh w16sdtfl w16du wp14">
+  <w:sdt>
+    <w:sdtPr>
+      <w:rPr>
+        <w:rStyle w:val="af8"/>
+      </w:rPr>
+      <w:id w:val="2111694554"/>
+      <w:docPartObj>
+        <w:docPartGallery w:val="Page Numbers (Top of Page)"/>
+        <w:docPartUnique/>
+      </w:docPartObj>
+    </w:sdtPr>
+    <w:sdtContent>
+      <w:p>
+        <w:pPr>
+          <w:pStyle w:val="af4"/>
+          <w:framePr w:wrap="none"/>
+          <w:rPr>
+            <w:rStyle w:val="af8"/>
+          </w:rPr>
+        </w:pPr>
+        <w:r>
+          <w:rPr>
+            <w:rStyle w:val="af8"/>
+          </w:rPr>
+          <w:fldChar w:fldCharType="begin"/>
+        </w:r>
+        <w:r>
+          <w:rPr>
+            <w:rStyle w:val="af8"/>
+          </w:rPr>
+          <w:instrText xml:space="preserve"> PAGE </w:instrText>
+        </w:r>
+        <w:r>
+          <w:rPr>
+            <w:rStyle w:val="af8"/>
+          </w:rPr>
+          <w:fldChar w:fldCharType="end"/>
+        </w:r>
+      </w:p>
+    </w:sdtContent>
+  </w:sdt>
+  <w:p>
+    <w:pPr>
+      <w:pStyle w:val="af4"/>
+      <w:framePr w:wrap="none"/>
+    </w:pPr>
+  </w:p>
+</w:hdr>
+</file>
+
+<file path=word/header2.xml><?xml version="1.0" encoding="utf-8"?>
+<w:hdr xmlns:wpc="http://schemas.microsoft.com/office/word/2010/wordprocessingCanvas" xmlns:cx="http://schemas.microsoft.com/office/drawing/2014/chartex" xmlns:cx1="http://schemas.microsoft.com/office/drawing/2015/9/8/chartex" xmlns:cx2="http://schemas.microsoft.com/office/drawing/2015/10/21/chartex" xmlns:cx3="http://schemas.microsoft.com/office/drawing/2016/5/9/chartex" xmlns:cx4="http://schemas.microsoft.com/office/drawing/2016/5/10/chartex" xmlns:cx5="http://schemas.microsoft.com/office/drawing/2016/5/11/chartex" xmlns:cx6="http://schemas.microsoft.com/office/drawing/2016/5/12/chartex" xmlns:cx7="http://schemas.microsoft.com/office/drawing/2016/5/13/chartex" xmlns:cx8="http://schemas.microsoft.com/office/drawing/2016/5/14/chartex" xmlns:mc="http://schemas.openxmlformats.org/markup-compatibility/2006" xmlns:aink="http://schemas.microsoft.com/office/drawing/2016/ink" xmlns:am3d="http://schemas.microsoft.com/office/drawing/2017/model3d" xmlns:o="urn:schemas-microsoft-com:office:office" xmlns:oel="http://schemas.microsoft.com/office/2019/extlst" xmlns:r="http://schemas.openxmlformats.org/officeDocument/2006/relationships" xmlns:m="http://schemas.openxmlformats.org/officeDocument/2006/math" xmlns:v="urn:schemas-microsoft-com:vml" xmlns:wp14="http://schemas.microsoft.com/office/word/2010/wordprocessingDrawing" xmlns:wp="http://schemas.openxmlformats.org/drawingml/2006/wordprocessingDrawing" xmlns:w10="urn:schemas-microsoft-com:office:word" xmlns:w="http://schemas.openxmlformats.org/wordprocessingml/2006/main" xmlns:w14="http://schemas.microsoft.com/office/word/2010/wordml" xmlns:w15="http://schemas.microsoft.com/office/word/2012/wordml" xmlns:w16cex="http://schemas.microsoft.com/office/word/2018/wordml/cex" xmlns:w16cid="http://schemas.microsoft.com/office/word/2016/wordml/cid" xmlns:w16="http://schemas.microsoft.com/office/word/2018/wordml" xmlns:w16du="http://schemas.microsoft.com/office/word/2023/wordml/word16du" xmlns:w16sdtdh="http://schemas.microsoft.com/office/word/2020/wordml/sdtdatahash" xmlns:w16sdtfl="http://schemas.microsoft.com/office/word/2024/wordml/sdtformatlock" xmlns:w16se="http://schemas.microsoft.com/office/word/2015/wordml/symex" xmlns:wpg="http://schemas.microsoft.com/office/word/2010/wordprocessingGroup" xmlns:wpi="http://schemas.microsoft.com/office/word/2010/wordprocessingInk" xmlns:wne="http://schemas.microsoft.com/office/word/2006/wordml" xmlns:wps="http://schemas.microsoft.com/office/word/2010/wordprocessingShape" mc:Ignorable="w14 w15 w16se w16cid w16 w16cex w16sdtdh w16sdtfl w16du wp14">
+  <w:sdt>
+    <w:sdtPr>
+      <w:rPr>
+        <w:rStyle w:val="af8"/>
+      </w:rPr>
+      <w:id w:val="838268293"/>
+      <w:docPartObj>
+        <w:docPartGallery w:val="Page Numbers (Top of Page)"/>
+        <w:docPartUnique/>
+      </w:docPartObj>
+    </w:sdtPr>
+    <w:sdtContent>
+      <w:p>
+        <w:pPr>
+          <w:pStyle w:val="af4"/>
+          <w:framePr w:wrap="none"/>
+          <w:rPr>
+            <w:rStyle w:val="af8"/>
+          </w:rPr>
+        </w:pPr>
+        <w:r>
+          <w:fldChar w:fldCharType="begin"/>
+        </w:r>
+        <w:r>
+          <w:instrText xml:space="preserve"> PAGE </w:instrText>
+        </w:r>
+        <w:r>
+          <w:fldChar w:fldCharType="separate"/>
+        </w:r>
+        <w:r>
+          <w:t>2</w:t>
+        </w:r>
+        <w:r>
+          <w:fldChar w:fldCharType="end"/>
+        </w:r>
+      </w:p>
+    </w:sdtContent>
+  </w:sdt>
+  <w:p>
+    <w:pPr>
+      <w:pStyle w:val="af4"/>
+      <w:framePr w:wrap="none"/>
+    </w:pPr>
+  </w:p>
+</w:hdr>
+</file>
+
 <file path=word/numbering.xml><?xml version="1.0" encoding="utf-8"?>
 <w:numbering xmlns:wpc="http://schemas.microsoft.com/office/word/2010/wordprocessingCanvas" xmlns:cx="http://schemas.microsoft.com/office/drawing/2014/chartex" xmlns:cx1="http://schemas.microsoft.com/office/drawing/2015/9/8/chartex" xmlns:cx2="http://schemas.microsoft.com/office/drawing/2015/10/21/chartex" xmlns:cx3="http://schemas.microsoft.com/office/drawing/2016/5/9/chartex" xmlns:cx4="http://schemas.microsoft.com/office/drawing/2016/5/10/chartex" xmlns:cx5="http://schemas.microsoft.com/office/drawing/2016/5/11/chartex" xmlns:cx6="http://schemas.microsoft.com/office/drawing/2016/5/12/chartex" xmlns:cx7="http://schemas.microsoft.com/office/drawing/2016/5/13/chartex" xmlns:cx8="http://schemas.microsoft.com/office/drawing/2016/5/14/chartex" xmlns:mc="http://schemas.openxmlformats.org/markup-compatibility/2006" xmlns:aink="http://schemas.microsoft.com/office/drawing/2016/ink" xmlns:am3d="http://schemas.microsoft.com/office/drawing/2017/model3d" xmlns:o="urn:schemas-microsoft-com:office:office" xmlns:oel="http://schemas.microsoft.com/office/2019/extlst" xmlns:r="http://schemas.openxmlformats.org/officeDocument/2006/relationships" xmlns:m="http://schemas.openxmlformats.org/officeDocument/2006/math" xmlns:v="urn:schemas-microsoft-com:vml" xmlns:wp14="http://schemas.microsoft.com/office/word/2010/wordprocessingDrawing" xmlns:wp="http://schemas.openxmlformats.org/drawingml/2006/wordprocessingDrawing" xmlns:w10="urn:schemas-microsoft-com:office:word" xmlns:w="http://schemas.openxmlformats.org/wordprocessingml/2006/main" xmlns:w14="http://schemas.microsoft.com/office/word/2010/wordml" xmlns:w15="http://schemas.microsoft.com/office/word/2012/wordml" xmlns:w16cex="http://schemas.microsoft.com/office/word/2018/wordml/cex" xmlns:w16cid="http://schemas.microsoft.com/office/word/2016/wordml/cid" xmlns:w16="http://schemas.microsoft.com/office/word/2018/wordml" xmlns:w16du="http://schemas.microsoft.com/office/word/2023/wordml/word16du" xmlns:w16sdtdh="http://schemas.microsoft.com/office/word/2020/wordml/sdtdatahash" xmlns:w16sdtfl="http://schemas.microsoft.com/office/word/2024/wordml/sdtformatlock" xmlns:w16se="http://schemas.microsoft.com/office/word/2015/wordml/symex" xmlns:wpg="http://schemas.microsoft.com/office/word/2010/wordprocessingGroup" xmlns:wpi="http://schemas.microsoft.com/office/word/2010/wordprocessingInk" xmlns:wne="http://schemas.microsoft.com/office/word/2006/wordml" xmlns:wps="http://schemas.microsoft.com/office/word/2010/wordprocessingShape" mc:Ignorable="w14 w15 w16se w16cid w16 w16cex w16sdtdh w16sdtfl w16du wp14">
   <w:abstractNum w:abstractNumId="0" w15:restartNumberingAfterBreak="0">
+    <w:nsid w:val="0E2F5219"/>
+    <w:multiLevelType w:val="multilevel"/>
+    <w:tmpl w:val="C3529A0C"/>
+    <w:lvl w:ilvl="0">
+      <w:start w:val="1"/>
+      <w:numFmt w:val="bullet"/>
+      <w:pStyle w:val="list-1-lvl"/>
+      <w:lvlText w:val="–"/>
+      <w:lvlJc w:val="left"/>
+      <w:pPr>
+        <w:ind w:left="1077" w:hanging="360"/>
+      </w:pPr>
+      <w:rPr>
+        <w:rFonts w:ascii="Quattrocento Sans" w:eastAsia="Quattrocento Sans" w:hAnsi="Quattrocento Sans" w:cs="Quattrocento Sans"/>
+        <w:b w:val="0"/>
+        <w:i w:val="0"/>
+        <w:smallCaps w:val="0"/>
+        <w:strike w:val="0"/>
+        <w:u w:val="none"/>
+        <w:vertAlign w:val="baseline"/>
+      </w:rPr>
+    </w:lvl>
+    <w:lvl w:ilvl="1">
+      <w:start w:val="1"/>
+      <w:numFmt w:val="bullet"/>
+      <w:lvlText w:val="●"/>
+      <w:lvlJc w:val="left"/>
+      <w:pPr>
+        <w:ind w:left="1797" w:hanging="360"/>
+      </w:pPr>
+      <w:rPr>
+        <w:rFonts w:ascii="Noto Sans Symbols" w:eastAsia="Noto Sans Symbols" w:hAnsi="Noto Sans Symbols" w:cs="Noto Sans Symbols"/>
+      </w:rPr>
+    </w:lvl>
+    <w:lvl w:ilvl="2">
+      <w:start w:val="1"/>
+      <w:numFmt w:val="bullet"/>
+      <w:lvlText w:val="▪"/>
+      <w:lvlJc w:val="left"/>
+      <w:pPr>
+        <w:ind w:left="2517" w:hanging="360"/>
+      </w:pPr>
+      <w:rPr>
+        <w:rFonts w:ascii="Noto Sans Symbols" w:eastAsia="Noto Sans Symbols" w:hAnsi="Noto Sans Symbols" w:cs="Noto Sans Symbols"/>
+      </w:rPr>
+    </w:lvl>
+    <w:lvl w:ilvl="3">
+      <w:start w:val="1"/>
+      <w:numFmt w:val="bullet"/>
+      <w:lvlText w:val="●"/>
+      <w:lvlJc w:val="left"/>
+      <w:pPr>
+        <w:ind w:left="3237" w:hanging="360"/>
+      </w:pPr>
+      <w:rPr>
+        <w:rFonts w:ascii="Noto Sans Symbols" w:eastAsia="Noto Sans Symbols" w:hAnsi="Noto Sans Symbols" w:cs="Noto Sans Symbols"/>
+      </w:rPr>
+    </w:lvl>
+    <w:lvl w:ilvl="4">
+      <w:start w:val="1"/>
+      <w:numFmt w:val="bullet"/>
+      <w:lvlText w:val="o"/>
+      <w:lvlJc w:val="left"/>
+      <w:pPr>
+        <w:ind w:left="3957" w:hanging="360"/>
+      </w:pPr>
+      <w:rPr>
+        <w:rFonts w:ascii="Courier New" w:eastAsia="Courier New" w:hAnsi="Courier New" w:cs="Courier New"/>
+      </w:rPr>
+    </w:lvl>
+    <w:lvl w:ilvl="5">
+      <w:start w:val="1"/>
+      <w:numFmt w:val="bullet"/>
+      <w:lvlText w:val="▪"/>
+      <w:lvlJc w:val="left"/>
+      <w:pPr>
+        <w:ind w:left="4677" w:hanging="360"/>
+      </w:pPr>
+      <w:rPr>
+        <w:rFonts w:ascii="Noto Sans Symbols" w:eastAsia="Noto Sans Symbols" w:hAnsi="Noto Sans Symbols" w:cs="Noto Sans Symbols"/>
+      </w:rPr>
+    </w:lvl>
+    <w:lvl w:ilvl="6">
+      <w:start w:val="1"/>
+      <w:numFmt w:val="bullet"/>
+      <w:lvlText w:val="●"/>
+      <w:lvlJc w:val="left"/>
+      <w:pPr>
+        <w:ind w:left="5397" w:hanging="360"/>
+      </w:pPr>
+      <w:rPr>
+        <w:rFonts w:ascii="Noto Sans Symbols" w:eastAsia="Noto Sans Symbols" w:hAnsi="Noto Sans Symbols" w:cs="Noto Sans Symbols"/>
+      </w:rPr>
+    </w:lvl>
+    <w:lvl w:ilvl="7">
+      <w:start w:val="1"/>
+      <w:numFmt w:val="bullet"/>
+      <w:lvlText w:val="o"/>
+      <w:lvlJc w:val="left"/>
+      <w:pPr>
+        <w:ind w:left="6117" w:hanging="360"/>
+      </w:pPr>
+      <w:rPr>
+        <w:rFonts w:ascii="Courier New" w:eastAsia="Courier New" w:hAnsi="Courier New" w:cs="Courier New"/>
+      </w:rPr>
+    </w:lvl>
+    <w:lvl w:ilvl="8">
+      <w:start w:val="1"/>
+      <w:numFmt w:val="bullet"/>
+      <w:lvlText w:val="▪"/>
+      <w:lvlJc w:val="left"/>
+      <w:pPr>
+        <w:ind w:left="6837" w:hanging="360"/>
+      </w:pPr>
+      <w:rPr>
+        <w:rFonts w:ascii="Noto Sans Symbols" w:eastAsia="Noto Sans Symbols" w:hAnsi="Noto Sans Symbols" w:cs="Noto Sans Symbols"/>
+      </w:rPr>
+    </w:lvl>
+  </w:abstractNum>
+  <w:abstractNum w:abstractNumId="1" w15:restartNumberingAfterBreak="0">
+    <w:nsid w:val="13CF3271"/>
+    <w:multiLevelType w:val="hybridMultilevel"/>
+    <w:tmpl w:val="22FA278E"/>
+    <w:lvl w:ilvl="0" w:tplc="BE4867A8">
+      <w:start w:val="1"/>
+      <w:numFmt w:val="bullet"/>
+      <w:pStyle w:val="Tablelist-bullet-2-lvl"/>
+      <w:lvlText w:val=""/>
+      <w:lvlJc w:val="left"/>
+      <w:pPr>
+        <w:ind w:left="720" w:hanging="360"/>
+      </w:pPr>
+      <w:rPr>
+        <w:rFonts w:ascii="Symbol" w:hAnsi="Symbol" w:hint="default"/>
+      </w:rPr>
+    </w:lvl>
+    <w:lvl w:ilvl="1" w:tplc="BD76F1E6">
+      <w:start w:val="1"/>
+      <w:numFmt w:val="bullet"/>
+      <w:lvlText w:val="o"/>
+      <w:lvlJc w:val="left"/>
+      <w:pPr>
+        <w:ind w:left="1440" w:hanging="360"/>
+      </w:pPr>
+      <w:rPr>
+        <w:rFonts w:ascii="Courier New" w:hAnsi="Courier New" w:cs="Courier New" w:hint="default"/>
+      </w:rPr>
+    </w:lvl>
+    <w:lvl w:ilvl="2" w:tplc="91643254">
+      <w:start w:val="1"/>
+      <w:numFmt w:val="bullet"/>
+      <w:lvlText w:val=""/>
+      <w:lvlJc w:val="left"/>
+      <w:pPr>
+        <w:ind w:left="2160" w:hanging="360"/>
+      </w:pPr>
+      <w:rPr>
+        <w:rFonts w:ascii="Wingdings" w:hAnsi="Wingdings" w:hint="default"/>
+      </w:rPr>
+    </w:lvl>
+    <w:lvl w:ilvl="3" w:tplc="1CD8E45C">
+      <w:start w:val="1"/>
+      <w:numFmt w:val="bullet"/>
+      <w:lvlText w:val=""/>
+      <w:lvlJc w:val="left"/>
+      <w:pPr>
+        <w:ind w:left="2880" w:hanging="360"/>
+      </w:pPr>
+      <w:rPr>
+        <w:rFonts w:ascii="Symbol" w:hAnsi="Symbol" w:hint="default"/>
+      </w:rPr>
+    </w:lvl>
+    <w:lvl w:ilvl="4" w:tplc="3DFAF72E">
+      <w:start w:val="1"/>
+      <w:numFmt w:val="bullet"/>
+      <w:lvlText w:val="o"/>
+      <w:lvlJc w:val="left"/>
+      <w:pPr>
+        <w:ind w:left="3600" w:hanging="360"/>
+      </w:pPr>
+      <w:rPr>
+        <w:rFonts w:ascii="Courier New" w:hAnsi="Courier New" w:cs="Courier New" w:hint="default"/>
+      </w:rPr>
+    </w:lvl>
+    <w:lvl w:ilvl="5" w:tplc="2884BB02">
+      <w:start w:val="1"/>
+      <w:numFmt w:val="bullet"/>
+      <w:lvlText w:val=""/>
+      <w:lvlJc w:val="left"/>
+      <w:pPr>
+        <w:ind w:left="4320" w:hanging="360"/>
+      </w:pPr>
+      <w:rPr>
+        <w:rFonts w:ascii="Wingdings" w:hAnsi="Wingdings" w:hint="default"/>
+      </w:rPr>
+    </w:lvl>
+    <w:lvl w:ilvl="6" w:tplc="CAE067E0">
+      <w:start w:val="1"/>
+      <w:numFmt w:val="bullet"/>
+      <w:lvlText w:val=""/>
+      <w:lvlJc w:val="left"/>
+      <w:pPr>
+        <w:ind w:left="5040" w:hanging="360"/>
+      </w:pPr>
+      <w:rPr>
+        <w:rFonts w:ascii="Symbol" w:hAnsi="Symbol" w:hint="default"/>
+      </w:rPr>
+    </w:lvl>
+    <w:lvl w:ilvl="7" w:tplc="7A8CE050">
+      <w:start w:val="1"/>
+      <w:numFmt w:val="bullet"/>
+      <w:lvlText w:val="o"/>
+      <w:lvlJc w:val="left"/>
+      <w:pPr>
+        <w:ind w:left="5760" w:hanging="360"/>
+      </w:pPr>
+      <w:rPr>
+        <w:rFonts w:ascii="Courier New" w:hAnsi="Courier New" w:cs="Courier New" w:hint="default"/>
+      </w:rPr>
+    </w:lvl>
+    <w:lvl w:ilvl="8" w:tplc="0C741804">
+      <w:start w:val="1"/>
+      <w:numFmt w:val="bullet"/>
+      <w:lvlText w:val=""/>
+      <w:lvlJc w:val="left"/>
+      <w:pPr>
+        <w:ind w:left="6480" w:hanging="360"/>
+      </w:pPr>
+      <w:rPr>
+        <w:rFonts w:ascii="Wingdings" w:hAnsi="Wingdings" w:hint="default"/>
+      </w:rPr>
+    </w:lvl>
+  </w:abstractNum>
+  <w:abstractNum w:abstractNumId="2" w15:restartNumberingAfterBreak="0">
+    <w:nsid w:val="14547D83"/>
+    <w:multiLevelType w:val="hybridMultilevel"/>
+    <w:tmpl w:val="F3000302"/>
+    <w:lvl w:ilvl="0" w:tplc="9B4650D8">
+      <w:start w:val="1"/>
+      <w:numFmt w:val="bullet"/>
+      <w:pStyle w:val="list-2-lvl"/>
+      <w:lvlText w:val=""/>
+      <w:lvlJc w:val="left"/>
+      <w:pPr>
+        <w:ind w:left="1429" w:hanging="360"/>
+      </w:pPr>
+      <w:rPr>
+        <w:rFonts w:ascii="Symbol" w:hAnsi="Symbol" w:hint="default"/>
+      </w:rPr>
+    </w:lvl>
+    <w:lvl w:ilvl="1" w:tplc="04190003" w:tentative="1">
+      <w:start w:val="1"/>
+      <w:numFmt w:val="bullet"/>
+      <w:lvlText w:val="o"/>
+      <w:lvlJc w:val="left"/>
+      <w:pPr>
+        <w:ind w:left="2149" w:hanging="360"/>
+      </w:pPr>
+      <w:rPr>
+        <w:rFonts w:ascii="Courier New" w:hAnsi="Courier New" w:cs="Courier New" w:hint="default"/>
+      </w:rPr>
+    </w:lvl>
+    <w:lvl w:ilvl="2" w:tplc="04190005" w:tentative="1">
+      <w:start w:val="1"/>
+      <w:numFmt w:val="bullet"/>
+      <w:lvlText w:val=""/>
+      <w:lvlJc w:val="left"/>
+      <w:pPr>
+        <w:ind w:left="2869" w:hanging="360"/>
+      </w:pPr>
+      <w:rPr>
+        <w:rFonts w:ascii="Wingdings" w:hAnsi="Wingdings" w:hint="default"/>
+      </w:rPr>
+    </w:lvl>
+    <w:lvl w:ilvl="3" w:tplc="04190001" w:tentative="1">
+      <w:start w:val="1"/>
+      <w:numFmt w:val="bullet"/>
+      <w:lvlText w:val=""/>
+      <w:lvlJc w:val="left"/>
+      <w:pPr>
+        <w:ind w:left="3589" w:hanging="360"/>
+      </w:pPr>
+      <w:rPr>
+        <w:rFonts w:ascii="Symbol" w:hAnsi="Symbol" w:hint="default"/>
+      </w:rPr>
+    </w:lvl>
+    <w:lvl w:ilvl="4" w:tplc="04190003" w:tentative="1">
+      <w:start w:val="1"/>
+      <w:numFmt w:val="bullet"/>
+      <w:lvlText w:val="o"/>
+      <w:lvlJc w:val="left"/>
+      <w:pPr>
+        <w:ind w:left="4309" w:hanging="360"/>
+      </w:pPr>
+      <w:rPr>
+        <w:rFonts w:ascii="Courier New" w:hAnsi="Courier New" w:cs="Courier New" w:hint="default"/>
+      </w:rPr>
+    </w:lvl>
+    <w:lvl w:ilvl="5" w:tplc="04190005" w:tentative="1">
+      <w:start w:val="1"/>
+      <w:numFmt w:val="bullet"/>
+      <w:lvlText w:val=""/>
+      <w:lvlJc w:val="left"/>
+      <w:pPr>
+        <w:ind w:left="5029" w:hanging="360"/>
+      </w:pPr>
+      <w:rPr>
+        <w:rFonts w:ascii="Wingdings" w:hAnsi="Wingdings" w:hint="default"/>
+      </w:rPr>
+    </w:lvl>
+    <w:lvl w:ilvl="6" w:tplc="04190001" w:tentative="1">
+      <w:start w:val="1"/>
+      <w:numFmt w:val="bullet"/>
+      <w:lvlText w:val=""/>
+      <w:lvlJc w:val="left"/>
+      <w:pPr>
+        <w:ind w:left="5749" w:hanging="360"/>
+      </w:pPr>
+      <w:rPr>
+        <w:rFonts w:ascii="Symbol" w:hAnsi="Symbol" w:hint="default"/>
+      </w:rPr>
+    </w:lvl>
+    <w:lvl w:ilvl="7" w:tplc="04190003" w:tentative="1">
+      <w:start w:val="1"/>
+      <w:numFmt w:val="bullet"/>
+      <w:lvlText w:val="o"/>
+      <w:lvlJc w:val="left"/>
+      <w:pPr>
+        <w:ind w:left="6469" w:hanging="360"/>
+      </w:pPr>
+      <w:rPr>
+        <w:rFonts w:ascii="Courier New" w:hAnsi="Courier New" w:cs="Courier New" w:hint="default"/>
+      </w:rPr>
+    </w:lvl>
+    <w:lvl w:ilvl="8" w:tplc="04190005" w:tentative="1">
+      <w:start w:val="1"/>
+      <w:numFmt w:val="bullet"/>
+      <w:lvlText w:val=""/>
+      <w:lvlJc w:val="left"/>
+      <w:pPr>
+        <w:ind w:left="7189" w:hanging="360"/>
+      </w:pPr>
+      <w:rPr>
+        <w:rFonts w:ascii="Wingdings" w:hAnsi="Wingdings" w:hint="default"/>
+      </w:rPr>
+    </w:lvl>
+  </w:abstractNum>
+  <w:abstractNum w:abstractNumId="3" w15:restartNumberingAfterBreak="0">
+    <w:nsid w:val="16EA3ECB"/>
+    <w:multiLevelType w:val="multilevel"/>
+    <w:tmpl w:val="272C353A"/>
+    <w:styleLink w:val="6"/>
+    <w:lvl w:ilvl="0">
+      <w:start w:val="1"/>
+      <w:numFmt w:val="decimal"/>
+      <w:suff w:val="space"/>
+      <w:lvlText w:val="%1"/>
+      <w:lvlJc w:val="left"/>
+      <w:pPr>
+        <w:ind w:left="432" w:hanging="432"/>
+      </w:pPr>
+      <w:rPr>
+        <w:rFonts w:hint="default"/>
+      </w:rPr>
+    </w:lvl>
+    <w:lvl w:ilvl="1">
+      <w:start w:val="1"/>
+      <w:numFmt w:val="decimal"/>
+      <w:lvlText w:val="%1.%2"/>
+      <w:lvlJc w:val="left"/>
+      <w:pPr>
+        <w:ind w:left="576" w:hanging="576"/>
+      </w:pPr>
+      <w:rPr>
+        <w:rFonts w:hint="default"/>
+      </w:rPr>
+    </w:lvl>
+    <w:lvl w:ilvl="2">
+      <w:start w:val="1"/>
+      <w:numFmt w:val="decimal"/>
+      <w:lvlText w:val="%1.%2.%3"/>
+      <w:lvlJc w:val="left"/>
+      <w:pPr>
+        <w:ind w:left="720" w:hanging="720"/>
+      </w:pPr>
+      <w:rPr>
+        <w:rFonts w:hint="default"/>
+      </w:rPr>
+    </w:lvl>
+    <w:lvl w:ilvl="3">
+      <w:start w:val="1"/>
+      <w:numFmt w:val="decimal"/>
+      <w:lvlText w:val="%1.%2.%3.%4"/>
+      <w:lvlJc w:val="left"/>
+      <w:pPr>
+        <w:ind w:left="864" w:hanging="864"/>
+      </w:pPr>
+      <w:rPr>
+        <w:rFonts w:hint="default"/>
+      </w:rPr>
+    </w:lvl>
+    <w:lvl w:ilvl="4">
+      <w:start w:val="1"/>
+      <w:numFmt w:val="decimal"/>
+      <w:lvlText w:val="%1.%2.%3.%4.%5"/>
+      <w:lvlJc w:val="left"/>
+      <w:pPr>
+        <w:ind w:left="1008" w:hanging="1008"/>
+      </w:pPr>
+      <w:rPr>
+        <w:rFonts w:hint="default"/>
+      </w:rPr>
+    </w:lvl>
+    <w:lvl w:ilvl="5">
+      <w:start w:val="1"/>
+      <w:numFmt w:val="decimal"/>
+      <w:suff w:val="space"/>
+      <w:lvlText w:val="%1.%2.%3.%4.%5.%6"/>
+      <w:lvlJc w:val="left"/>
+      <w:pPr>
+        <w:ind w:left="1152" w:hanging="1152"/>
+      </w:pPr>
+      <w:rPr>
+        <w:rFonts w:hint="default"/>
+      </w:rPr>
+    </w:lvl>
+    <w:lvl w:ilvl="6">
+      <w:start w:val="1"/>
+      <w:numFmt w:val="decimal"/>
+      <w:suff w:val="space"/>
+      <w:lvlText w:val="%1.%2.%3.%4.%5.%6.%7"/>
+      <w:lvlJc w:val="left"/>
+      <w:pPr>
+        <w:ind w:left="1296" w:hanging="1296"/>
+      </w:pPr>
+      <w:rPr>
+        <w:rFonts w:hint="default"/>
+      </w:rPr>
+    </w:lvl>
+    <w:lvl w:ilvl="7">
+      <w:start w:val="1"/>
+      <w:numFmt w:val="decimal"/>
+      <w:suff w:val="space"/>
+      <w:lvlText w:val="%1.%2.%3.%4.%5.%6.%7.%8"/>
+      <w:lvlJc w:val="left"/>
+      <w:pPr>
+        <w:ind w:left="1440" w:hanging="1440"/>
+      </w:pPr>
+      <w:rPr>
+        <w:rFonts w:hint="default"/>
+      </w:rPr>
+    </w:lvl>
+    <w:lvl w:ilvl="8">
+      <w:start w:val="1"/>
+      <w:numFmt w:val="decimal"/>
+      <w:suff w:val="space"/>
+      <w:lvlText w:val="%1.%2.%3.%4.%5.%6.%7.%8.%9"/>
+      <w:lvlJc w:val="left"/>
+      <w:pPr>
+        <w:ind w:left="1584" w:hanging="1584"/>
+      </w:pPr>
+      <w:rPr>
+        <w:rFonts w:hint="default"/>
+      </w:rPr>
+    </w:lvl>
+  </w:abstractNum>
+  <w:abstractNum w:abstractNumId="4" w15:restartNumberingAfterBreak="0">
     <w:nsid w:val="170CD2DE"/>
     <w:multiLevelType w:val="multilevel"/>
     <w:tmpl w:val="21D2E02E"/>
@@ -522,8 +1566,2231 @@
       </w:pPr>
     </w:lvl>
   </w:abstractNum>
+  <w:abstractNum w:abstractNumId="5" w15:restartNumberingAfterBreak="0">
+    <w:nsid w:val="1E7514C0"/>
+    <w:multiLevelType w:val="hybridMultilevel"/>
+    <w:tmpl w:val="9460BB30"/>
+    <w:lvl w:ilvl="0" w:tplc="5BAE7718">
+      <w:start w:val="1"/>
+      <w:numFmt w:val="bullet"/>
+      <w:pStyle w:val="list-4-lvl"/>
+      <w:lvlText w:val=""/>
+      <w:lvlJc w:val="left"/>
+      <w:pPr>
+        <w:ind w:left="2149" w:hanging="360"/>
+      </w:pPr>
+      <w:rPr>
+        <w:rFonts w:ascii="Wingdings" w:hAnsi="Wingdings" w:hint="default"/>
+      </w:rPr>
+    </w:lvl>
+    <w:lvl w:ilvl="1" w:tplc="04190003" w:tentative="1">
+      <w:start w:val="1"/>
+      <w:numFmt w:val="bullet"/>
+      <w:lvlText w:val="o"/>
+      <w:lvlJc w:val="left"/>
+      <w:pPr>
+        <w:ind w:left="2869" w:hanging="360"/>
+      </w:pPr>
+      <w:rPr>
+        <w:rFonts w:ascii="Courier New" w:hAnsi="Courier New" w:cs="Courier New" w:hint="default"/>
+      </w:rPr>
+    </w:lvl>
+    <w:lvl w:ilvl="2" w:tplc="04190005" w:tentative="1">
+      <w:start w:val="1"/>
+      <w:numFmt w:val="bullet"/>
+      <w:lvlText w:val=""/>
+      <w:lvlJc w:val="left"/>
+      <w:pPr>
+        <w:ind w:left="3589" w:hanging="360"/>
+      </w:pPr>
+      <w:rPr>
+        <w:rFonts w:ascii="Wingdings" w:hAnsi="Wingdings" w:hint="default"/>
+      </w:rPr>
+    </w:lvl>
+    <w:lvl w:ilvl="3" w:tplc="04190001" w:tentative="1">
+      <w:start w:val="1"/>
+      <w:numFmt w:val="bullet"/>
+      <w:lvlText w:val=""/>
+      <w:lvlJc w:val="left"/>
+      <w:pPr>
+        <w:ind w:left="4309" w:hanging="360"/>
+      </w:pPr>
+      <w:rPr>
+        <w:rFonts w:ascii="Symbol" w:hAnsi="Symbol" w:hint="default"/>
+      </w:rPr>
+    </w:lvl>
+    <w:lvl w:ilvl="4" w:tplc="04190003" w:tentative="1">
+      <w:start w:val="1"/>
+      <w:numFmt w:val="bullet"/>
+      <w:lvlText w:val="o"/>
+      <w:lvlJc w:val="left"/>
+      <w:pPr>
+        <w:ind w:left="5029" w:hanging="360"/>
+      </w:pPr>
+      <w:rPr>
+        <w:rFonts w:ascii="Courier New" w:hAnsi="Courier New" w:cs="Courier New" w:hint="default"/>
+      </w:rPr>
+    </w:lvl>
+    <w:lvl w:ilvl="5" w:tplc="04190005" w:tentative="1">
+      <w:start w:val="1"/>
+      <w:numFmt w:val="bullet"/>
+      <w:lvlText w:val=""/>
+      <w:lvlJc w:val="left"/>
+      <w:pPr>
+        <w:ind w:left="5749" w:hanging="360"/>
+      </w:pPr>
+      <w:rPr>
+        <w:rFonts w:ascii="Wingdings" w:hAnsi="Wingdings" w:hint="default"/>
+      </w:rPr>
+    </w:lvl>
+    <w:lvl w:ilvl="6" w:tplc="04190001" w:tentative="1">
+      <w:start w:val="1"/>
+      <w:numFmt w:val="bullet"/>
+      <w:lvlText w:val=""/>
+      <w:lvlJc w:val="left"/>
+      <w:pPr>
+        <w:ind w:left="6469" w:hanging="360"/>
+      </w:pPr>
+      <w:rPr>
+        <w:rFonts w:ascii="Symbol" w:hAnsi="Symbol" w:hint="default"/>
+      </w:rPr>
+    </w:lvl>
+    <w:lvl w:ilvl="7" w:tplc="04190003" w:tentative="1">
+      <w:start w:val="1"/>
+      <w:numFmt w:val="bullet"/>
+      <w:lvlText w:val="o"/>
+      <w:lvlJc w:val="left"/>
+      <w:pPr>
+        <w:ind w:left="7189" w:hanging="360"/>
+      </w:pPr>
+      <w:rPr>
+        <w:rFonts w:ascii="Courier New" w:hAnsi="Courier New" w:cs="Courier New" w:hint="default"/>
+      </w:rPr>
+    </w:lvl>
+    <w:lvl w:ilvl="8" w:tplc="04190005" w:tentative="1">
+      <w:start w:val="1"/>
+      <w:numFmt w:val="bullet"/>
+      <w:lvlText w:val=""/>
+      <w:lvlJc w:val="left"/>
+      <w:pPr>
+        <w:ind w:left="7909" w:hanging="360"/>
+      </w:pPr>
+      <w:rPr>
+        <w:rFonts w:ascii="Wingdings" w:hAnsi="Wingdings" w:hint="default"/>
+      </w:rPr>
+    </w:lvl>
+  </w:abstractNum>
+  <w:abstractNum w:abstractNumId="6" w15:restartNumberingAfterBreak="0">
+    <w:nsid w:val="30AC01A6"/>
+    <w:multiLevelType w:val="multilevel"/>
+    <w:tmpl w:val="2DAEDECC"/>
+    <w:styleLink w:val="4"/>
+    <w:lvl w:ilvl="0">
+      <w:start w:val="1"/>
+      <w:numFmt w:val="decimal"/>
+      <w:suff w:val="space"/>
+      <w:lvlText w:val="%1"/>
+      <w:lvlJc w:val="left"/>
+      <w:pPr>
+        <w:ind w:left="432" w:hanging="432"/>
+      </w:pPr>
+      <w:rPr>
+        <w:rFonts w:hint="default"/>
+      </w:rPr>
+    </w:lvl>
+    <w:lvl w:ilvl="1">
+      <w:start w:val="1"/>
+      <w:numFmt w:val="decimal"/>
+      <w:lvlText w:val="%1.%2"/>
+      <w:lvlJc w:val="left"/>
+      <w:pPr>
+        <w:ind w:left="576" w:hanging="576"/>
+      </w:pPr>
+      <w:rPr>
+        <w:rFonts w:hint="default"/>
+      </w:rPr>
+    </w:lvl>
+    <w:lvl w:ilvl="2">
+      <w:start w:val="1"/>
+      <w:numFmt w:val="decimal"/>
+      <w:lvlText w:val="%1.%2.%3"/>
+      <w:lvlJc w:val="left"/>
+      <w:pPr>
+        <w:ind w:left="720" w:hanging="720"/>
+      </w:pPr>
+      <w:rPr>
+        <w:rFonts w:hint="default"/>
+      </w:rPr>
+    </w:lvl>
+    <w:lvl w:ilvl="3">
+      <w:start w:val="1"/>
+      <w:numFmt w:val="decimal"/>
+      <w:lvlText w:val="%1.%2.%3.%4"/>
+      <w:lvlJc w:val="left"/>
+      <w:pPr>
+        <w:ind w:left="864" w:hanging="864"/>
+      </w:pPr>
+      <w:rPr>
+        <w:rFonts w:hint="default"/>
+      </w:rPr>
+    </w:lvl>
+    <w:lvl w:ilvl="4">
+      <w:start w:val="1"/>
+      <w:numFmt w:val="decimal"/>
+      <w:lvlText w:val="%1.%2.%3.%4.%5"/>
+      <w:lvlJc w:val="left"/>
+      <w:pPr>
+        <w:ind w:left="1008" w:hanging="1008"/>
+      </w:pPr>
+      <w:rPr>
+        <w:rFonts w:hint="default"/>
+      </w:rPr>
+    </w:lvl>
+    <w:lvl w:ilvl="5">
+      <w:start w:val="1"/>
+      <w:numFmt w:val="decimal"/>
+      <w:lvlText w:val="%1.%2.%3.%4.%5.%6"/>
+      <w:lvlJc w:val="left"/>
+      <w:pPr>
+        <w:ind w:left="1152" w:hanging="1152"/>
+      </w:pPr>
+      <w:rPr>
+        <w:rFonts w:hint="default"/>
+      </w:rPr>
+    </w:lvl>
+    <w:lvl w:ilvl="6">
+      <w:start w:val="1"/>
+      <w:numFmt w:val="decimal"/>
+      <w:suff w:val="space"/>
+      <w:lvlText w:val="%1.%2.%3.%4.%5.%6.%7"/>
+      <w:lvlJc w:val="left"/>
+      <w:pPr>
+        <w:ind w:left="1296" w:hanging="1296"/>
+      </w:pPr>
+      <w:rPr>
+        <w:rFonts w:hint="default"/>
+      </w:rPr>
+    </w:lvl>
+    <w:lvl w:ilvl="7">
+      <w:start w:val="1"/>
+      <w:numFmt w:val="decimal"/>
+      <w:suff w:val="space"/>
+      <w:lvlText w:val="%1.%2.%3.%4.%5.%6.%7.%8"/>
+      <w:lvlJc w:val="left"/>
+      <w:pPr>
+        <w:ind w:left="1440" w:hanging="1440"/>
+      </w:pPr>
+      <w:rPr>
+        <w:rFonts w:hint="default"/>
+      </w:rPr>
+    </w:lvl>
+    <w:lvl w:ilvl="8">
+      <w:start w:val="1"/>
+      <w:numFmt w:val="decimal"/>
+      <w:lvlText w:val="%1.%2.%3.%4.%5.%6.%7.%8.%9"/>
+      <w:lvlJc w:val="left"/>
+      <w:pPr>
+        <w:ind w:left="1584" w:hanging="1584"/>
+      </w:pPr>
+      <w:rPr>
+        <w:rFonts w:hint="default"/>
+      </w:rPr>
+    </w:lvl>
+  </w:abstractNum>
+  <w:abstractNum w:abstractNumId="7" w15:restartNumberingAfterBreak="0">
+    <w:nsid w:val="34461D75"/>
+    <w:multiLevelType w:val="multilevel"/>
+    <w:tmpl w:val="5358CED0"/>
+    <w:lvl w:ilvl="0">
+      <w:start w:val="1"/>
+      <w:numFmt w:val="decimal"/>
+      <w:lvlText w:val="%1."/>
+      <w:lvlJc w:val="left"/>
+      <w:pPr>
+        <w:ind w:left="360" w:hanging="360"/>
+      </w:pPr>
+      <w:rPr>
+        <w:rFonts w:hint="default"/>
+      </w:rPr>
+    </w:lvl>
+    <w:lvl w:ilvl="1">
+      <w:start w:val="1"/>
+      <w:numFmt w:val="decimal"/>
+      <w:lvlText w:val="%1.%2."/>
+      <w:lvlJc w:val="left"/>
+      <w:pPr>
+        <w:ind w:left="792" w:hanging="432"/>
+      </w:pPr>
+      <w:rPr>
+        <w:rFonts w:hint="default"/>
+      </w:rPr>
+    </w:lvl>
+    <w:lvl w:ilvl="2">
+      <w:start w:val="1"/>
+      <w:numFmt w:val="decimal"/>
+      <w:lvlText w:val="%1.%2.%3."/>
+      <w:lvlJc w:val="left"/>
+      <w:pPr>
+        <w:ind w:left="1224" w:hanging="504"/>
+      </w:pPr>
+      <w:rPr>
+        <w:rFonts w:hint="default"/>
+      </w:rPr>
+    </w:lvl>
+    <w:lvl w:ilvl="3">
+      <w:start w:val="1"/>
+      <w:numFmt w:val="decimal"/>
+      <w:lvlText w:val="%1.%2.%3.%4."/>
+      <w:lvlJc w:val="left"/>
+      <w:pPr>
+        <w:ind w:left="1728" w:hanging="648"/>
+      </w:pPr>
+      <w:rPr>
+        <w:rFonts w:hint="default"/>
+      </w:rPr>
+    </w:lvl>
+    <w:lvl w:ilvl="4">
+      <w:start w:val="1"/>
+      <w:numFmt w:val="decimal"/>
+      <w:suff w:val="space"/>
+      <w:lvlText w:val="%1.%2.%3.%4.%5."/>
+      <w:lvlJc w:val="left"/>
+      <w:pPr>
+        <w:ind w:left="0" w:firstLine="1440"/>
+      </w:pPr>
+      <w:rPr>
+        <w:rFonts w:hint="default"/>
+      </w:rPr>
+    </w:lvl>
+    <w:lvl w:ilvl="5">
+      <w:start w:val="1"/>
+      <w:numFmt w:val="decimal"/>
+      <w:lvlText w:val="%1.%2.%3.%4.%5.%6."/>
+      <w:lvlJc w:val="left"/>
+      <w:pPr>
+        <w:ind w:left="2736" w:hanging="936"/>
+      </w:pPr>
+      <w:rPr>
+        <w:rFonts w:hint="default"/>
+      </w:rPr>
+    </w:lvl>
+    <w:lvl w:ilvl="6">
+      <w:start w:val="1"/>
+      <w:numFmt w:val="decimal"/>
+      <w:lvlText w:val="%1.%2.%3.%4.%5.%6.%7."/>
+      <w:lvlJc w:val="left"/>
+      <w:pPr>
+        <w:ind w:left="3240" w:hanging="1080"/>
+      </w:pPr>
+      <w:rPr>
+        <w:rFonts w:hint="default"/>
+      </w:rPr>
+    </w:lvl>
+    <w:lvl w:ilvl="7">
+      <w:start w:val="1"/>
+      <w:numFmt w:val="decimal"/>
+      <w:lvlText w:val="%1.%2.%3.%4.%5.%6.%7.%8."/>
+      <w:lvlJc w:val="left"/>
+      <w:pPr>
+        <w:ind w:left="3744" w:hanging="1224"/>
+      </w:pPr>
+      <w:rPr>
+        <w:rFonts w:hint="default"/>
+      </w:rPr>
+    </w:lvl>
+    <w:lvl w:ilvl="8">
+      <w:start w:val="1"/>
+      <w:numFmt w:val="decimal"/>
+      <w:lvlText w:val="%1.%2.%3.%4.%5.%6.%7.%8.%9."/>
+      <w:lvlJc w:val="left"/>
+      <w:pPr>
+        <w:ind w:left="4320" w:hanging="1440"/>
+      </w:pPr>
+      <w:rPr>
+        <w:rFonts w:hint="default"/>
+      </w:rPr>
+    </w:lvl>
+  </w:abstractNum>
+  <w:abstractNum w:abstractNumId="8" w15:restartNumberingAfterBreak="0">
+    <w:nsid w:val="37DF18E9"/>
+    <w:multiLevelType w:val="multilevel"/>
+    <w:tmpl w:val="7B1C5E36"/>
+    <w:styleLink w:val="1"/>
+    <w:lvl w:ilvl="0">
+      <w:start w:val="1"/>
+      <w:numFmt w:val="decimal"/>
+      <w:lvlText w:val="%1."/>
+      <w:lvlJc w:val="left"/>
+      <w:pPr>
+        <w:ind w:left="360" w:hanging="360"/>
+      </w:pPr>
+      <w:rPr>
+        <w:rFonts w:hint="default"/>
+      </w:rPr>
+    </w:lvl>
+    <w:lvl w:ilvl="1">
+      <w:start w:val="1"/>
+      <w:numFmt w:val="decimal"/>
+      <w:lvlText w:val="%1.%2."/>
+      <w:lvlJc w:val="left"/>
+      <w:pPr>
+        <w:ind w:left="792" w:hanging="432"/>
+      </w:pPr>
+      <w:rPr>
+        <w:rFonts w:hint="default"/>
+      </w:rPr>
+    </w:lvl>
+    <w:lvl w:ilvl="2">
+      <w:start w:val="1"/>
+      <w:numFmt w:val="decimal"/>
+      <w:lvlText w:val="%1.%2.%3."/>
+      <w:lvlJc w:val="left"/>
+      <w:pPr>
+        <w:ind w:left="1224" w:hanging="504"/>
+      </w:pPr>
+      <w:rPr>
+        <w:rFonts w:hint="default"/>
+      </w:rPr>
+    </w:lvl>
+    <w:lvl w:ilvl="3">
+      <w:start w:val="1"/>
+      <w:numFmt w:val="decimal"/>
+      <w:lvlText w:val="%1.%2.%3.%4."/>
+      <w:lvlJc w:val="left"/>
+      <w:pPr>
+        <w:ind w:left="1728" w:hanging="648"/>
+      </w:pPr>
+      <w:rPr>
+        <w:rFonts w:hint="default"/>
+      </w:rPr>
+    </w:lvl>
+    <w:lvl w:ilvl="4">
+      <w:start w:val="1"/>
+      <w:numFmt w:val="decimal"/>
+      <w:lvlText w:val="%1.%2.%3.%4.%5."/>
+      <w:lvlJc w:val="left"/>
+      <w:pPr>
+        <w:ind w:left="0" w:firstLine="1440"/>
+      </w:pPr>
+      <w:rPr>
+        <w:rFonts w:hint="default"/>
+      </w:rPr>
+    </w:lvl>
+    <w:lvl w:ilvl="5">
+      <w:start w:val="1"/>
+      <w:numFmt w:val="decimal"/>
+      <w:lvlText w:val="%1.%2.%3.%4.%5.%6."/>
+      <w:lvlJc w:val="left"/>
+      <w:pPr>
+        <w:ind w:left="2736" w:hanging="936"/>
+      </w:pPr>
+      <w:rPr>
+        <w:rFonts w:hint="default"/>
+      </w:rPr>
+    </w:lvl>
+    <w:lvl w:ilvl="6">
+      <w:start w:val="1"/>
+      <w:numFmt w:val="decimal"/>
+      <w:lvlText w:val="%1.%2.%3.%4.%5.%6.%7."/>
+      <w:lvlJc w:val="left"/>
+      <w:pPr>
+        <w:ind w:left="3240" w:hanging="1080"/>
+      </w:pPr>
+      <w:rPr>
+        <w:rFonts w:hint="default"/>
+      </w:rPr>
+    </w:lvl>
+    <w:lvl w:ilvl="7">
+      <w:start w:val="1"/>
+      <w:numFmt w:val="decimal"/>
+      <w:lvlText w:val="%1.%2.%3.%4.%5.%6.%7.%8."/>
+      <w:lvlJc w:val="left"/>
+      <w:pPr>
+        <w:ind w:left="3744" w:hanging="1224"/>
+      </w:pPr>
+      <w:rPr>
+        <w:rFonts w:hint="default"/>
+      </w:rPr>
+    </w:lvl>
+    <w:lvl w:ilvl="8">
+      <w:start w:val="1"/>
+      <w:numFmt w:val="decimal"/>
+      <w:lvlText w:val="%1.%2.%3.%4.%5.%6.%7.%8.%9."/>
+      <w:lvlJc w:val="left"/>
+      <w:pPr>
+        <w:ind w:left="4320" w:hanging="1440"/>
+      </w:pPr>
+      <w:rPr>
+        <w:rFonts w:hint="default"/>
+      </w:rPr>
+    </w:lvl>
+  </w:abstractNum>
+  <w:abstractNum w:abstractNumId="9" w15:restartNumberingAfterBreak="0">
+    <w:nsid w:val="45157B78"/>
+    <w:multiLevelType w:val="multilevel"/>
+    <w:tmpl w:val="36A826A4"/>
+    <w:styleLink w:val="7"/>
+    <w:lvl w:ilvl="0">
+      <w:start w:val="1"/>
+      <w:numFmt w:val="decimal"/>
+      <w:suff w:val="space"/>
+      <w:lvlText w:val="%1"/>
+      <w:lvlJc w:val="left"/>
+      <w:pPr>
+        <w:ind w:left="432" w:hanging="432"/>
+      </w:pPr>
+      <w:rPr>
+        <w:rFonts w:hint="default"/>
+      </w:rPr>
+    </w:lvl>
+    <w:lvl w:ilvl="1">
+      <w:start w:val="1"/>
+      <w:numFmt w:val="decimal"/>
+      <w:lvlText w:val="%1.%2"/>
+      <w:lvlJc w:val="left"/>
+      <w:pPr>
+        <w:ind w:left="576" w:hanging="576"/>
+      </w:pPr>
+      <w:rPr>
+        <w:rFonts w:hint="default"/>
+      </w:rPr>
+    </w:lvl>
+    <w:lvl w:ilvl="2">
+      <w:start w:val="1"/>
+      <w:numFmt w:val="decimal"/>
+      <w:lvlText w:val="%1.%2.%3"/>
+      <w:lvlJc w:val="left"/>
+      <w:pPr>
+        <w:ind w:left="720" w:hanging="720"/>
+      </w:pPr>
+      <w:rPr>
+        <w:rFonts w:hint="default"/>
+      </w:rPr>
+    </w:lvl>
+    <w:lvl w:ilvl="3">
+      <w:start w:val="1"/>
+      <w:numFmt w:val="decimal"/>
+      <w:lvlText w:val="%1.%2.%3.%4"/>
+      <w:lvlJc w:val="left"/>
+      <w:pPr>
+        <w:ind w:left="864" w:hanging="864"/>
+      </w:pPr>
+      <w:rPr>
+        <w:rFonts w:hint="default"/>
+      </w:rPr>
+    </w:lvl>
+    <w:lvl w:ilvl="4">
+      <w:start w:val="1"/>
+      <w:numFmt w:val="decimal"/>
+      <w:suff w:val="space"/>
+      <w:lvlText w:val="%1.%2.%3.%4.%5"/>
+      <w:lvlJc w:val="left"/>
+      <w:pPr>
+        <w:ind w:left="1008" w:hanging="1008"/>
+      </w:pPr>
+      <w:rPr>
+        <w:rFonts w:hint="default"/>
+      </w:rPr>
+    </w:lvl>
+    <w:lvl w:ilvl="5">
+      <w:start w:val="1"/>
+      <w:numFmt w:val="decimal"/>
+      <w:suff w:val="space"/>
+      <w:lvlText w:val="%1.%2.%3.%4.%5.%6"/>
+      <w:lvlJc w:val="left"/>
+      <w:pPr>
+        <w:ind w:left="1152" w:hanging="1152"/>
+      </w:pPr>
+      <w:rPr>
+        <w:rFonts w:hint="default"/>
+      </w:rPr>
+    </w:lvl>
+    <w:lvl w:ilvl="6">
+      <w:start w:val="1"/>
+      <w:numFmt w:val="decimal"/>
+      <w:suff w:val="space"/>
+      <w:lvlText w:val="%1.%2.%3.%4.%5.%6.%7"/>
+      <w:lvlJc w:val="left"/>
+      <w:pPr>
+        <w:ind w:left="1296" w:hanging="1296"/>
+      </w:pPr>
+      <w:rPr>
+        <w:rFonts w:hint="default"/>
+      </w:rPr>
+    </w:lvl>
+    <w:lvl w:ilvl="7">
+      <w:start w:val="1"/>
+      <w:numFmt w:val="decimal"/>
+      <w:suff w:val="space"/>
+      <w:lvlText w:val="%1.%2.%3.%4.%5.%6.%7.%8"/>
+      <w:lvlJc w:val="left"/>
+      <w:pPr>
+        <w:ind w:left="1440" w:hanging="1440"/>
+      </w:pPr>
+      <w:rPr>
+        <w:rFonts w:hint="default"/>
+      </w:rPr>
+    </w:lvl>
+    <w:lvl w:ilvl="8">
+      <w:start w:val="1"/>
+      <w:numFmt w:val="decimal"/>
+      <w:suff w:val="space"/>
+      <w:lvlText w:val="%1.%2.%3.%4.%5.%6.%7.%8.%9"/>
+      <w:lvlJc w:val="left"/>
+      <w:pPr>
+        <w:ind w:left="1584" w:hanging="1584"/>
+      </w:pPr>
+      <w:rPr>
+        <w:rFonts w:hint="default"/>
+      </w:rPr>
+    </w:lvl>
+  </w:abstractNum>
+  <w:abstractNum w:abstractNumId="10" w15:restartNumberingAfterBreak="0">
+    <w:nsid w:val="49D35CB9"/>
+    <w:multiLevelType w:val="multilevel"/>
+    <w:tmpl w:val="534CE32C"/>
+    <w:lvl w:ilvl="0">
+      <w:start w:val="1"/>
+      <w:numFmt w:val="decimal"/>
+      <w:pStyle w:val="10"/>
+      <w:suff w:val="space"/>
+      <w:lvlText w:val="%1"/>
+      <w:lvlJc w:val="left"/>
+      <w:pPr>
+        <w:ind w:left="432" w:hanging="432"/>
+      </w:pPr>
+      <w:rPr>
+        <w:rFonts w:hint="default"/>
+      </w:rPr>
+    </w:lvl>
+    <w:lvl w:ilvl="1">
+      <w:start w:val="1"/>
+      <w:numFmt w:val="decimal"/>
+      <w:pStyle w:val="2"/>
+      <w:suff w:val="space"/>
+      <w:lvlText w:val="%1.%2"/>
+      <w:lvlJc w:val="left"/>
+      <w:pPr>
+        <w:ind w:left="576" w:hanging="576"/>
+      </w:pPr>
+      <w:rPr>
+        <w:rFonts w:hint="default"/>
+      </w:rPr>
+    </w:lvl>
+    <w:lvl w:ilvl="2">
+      <w:start w:val="1"/>
+      <w:numFmt w:val="decimal"/>
+      <w:pStyle w:val="3"/>
+      <w:suff w:val="space"/>
+      <w:lvlText w:val="%1.%2.%3"/>
+      <w:lvlJc w:val="left"/>
+      <w:pPr>
+        <w:ind w:left="720" w:hanging="720"/>
+      </w:pPr>
+      <w:rPr>
+        <w:rFonts w:hint="default"/>
+      </w:rPr>
+    </w:lvl>
+    <w:lvl w:ilvl="3">
+      <w:start w:val="1"/>
+      <w:numFmt w:val="decimal"/>
+      <w:pStyle w:val="40"/>
+      <w:suff w:val="space"/>
+      <w:lvlText w:val="%1.%2.%3.%4"/>
+      <w:lvlJc w:val="left"/>
+      <w:pPr>
+        <w:ind w:left="864" w:hanging="864"/>
+      </w:pPr>
+      <w:rPr>
+        <w:rFonts w:hint="default"/>
+      </w:rPr>
+    </w:lvl>
+    <w:lvl w:ilvl="4">
+      <w:start w:val="1"/>
+      <w:numFmt w:val="decimal"/>
+      <w:pStyle w:val="5"/>
+      <w:suff w:val="space"/>
+      <w:lvlText w:val="%1.%2.%3.%4.%5"/>
+      <w:lvlJc w:val="left"/>
+      <w:pPr>
+        <w:ind w:left="1008" w:hanging="1008"/>
+      </w:pPr>
+      <w:rPr>
+        <w:rFonts w:hint="default"/>
+      </w:rPr>
+    </w:lvl>
+    <w:lvl w:ilvl="5">
+      <w:start w:val="1"/>
+      <w:numFmt w:val="decimal"/>
+      <w:pStyle w:val="60"/>
+      <w:suff w:val="space"/>
+      <w:lvlText w:val="%1.%2.%3.%4.%5.%6"/>
+      <w:lvlJc w:val="left"/>
+      <w:pPr>
+        <w:ind w:left="1152" w:hanging="1152"/>
+      </w:pPr>
+      <w:rPr>
+        <w:rFonts w:hint="default"/>
+      </w:rPr>
+    </w:lvl>
+    <w:lvl w:ilvl="6">
+      <w:start w:val="1"/>
+      <w:numFmt w:val="decimal"/>
+      <w:pStyle w:val="70"/>
+      <w:suff w:val="space"/>
+      <w:lvlText w:val="%1.%2.%3.%4.%5.%6.%7"/>
+      <w:lvlJc w:val="left"/>
+      <w:pPr>
+        <w:ind w:left="1296" w:hanging="1296"/>
+      </w:pPr>
+      <w:rPr>
+        <w:rFonts w:hint="default"/>
+      </w:rPr>
+    </w:lvl>
+    <w:lvl w:ilvl="7">
+      <w:start w:val="1"/>
+      <w:numFmt w:val="decimal"/>
+      <w:pStyle w:val="8"/>
+      <w:suff w:val="space"/>
+      <w:lvlText w:val="%1.%2.%3.%4.%5.%6.%7.%8"/>
+      <w:lvlJc w:val="left"/>
+      <w:pPr>
+        <w:ind w:left="1440" w:hanging="1440"/>
+      </w:pPr>
+      <w:rPr>
+        <w:rFonts w:hint="default"/>
+      </w:rPr>
+    </w:lvl>
+    <w:lvl w:ilvl="8">
+      <w:start w:val="1"/>
+      <w:numFmt w:val="decimal"/>
+      <w:pStyle w:val="9"/>
+      <w:suff w:val="space"/>
+      <w:lvlText w:val="%1.%2.%3.%4.%5.%6.%7.%8.%9"/>
+      <w:lvlJc w:val="left"/>
+      <w:pPr>
+        <w:ind w:left="1584" w:hanging="1584"/>
+      </w:pPr>
+      <w:rPr>
+        <w:rFonts w:hint="default"/>
+      </w:rPr>
+    </w:lvl>
+  </w:abstractNum>
+  <w:abstractNum w:abstractNumId="11" w15:restartNumberingAfterBreak="0">
+    <w:nsid w:val="4A457061"/>
+    <w:multiLevelType w:val="multilevel"/>
+    <w:tmpl w:val="E8BC24AA"/>
+    <w:styleLink w:val="30"/>
+    <w:lvl w:ilvl="0">
+      <w:start w:val="1"/>
+      <w:numFmt w:val="decimal"/>
+      <w:suff w:val="space"/>
+      <w:lvlText w:val="%1"/>
+      <w:lvlJc w:val="left"/>
+      <w:pPr>
+        <w:ind w:left="432" w:hanging="432"/>
+      </w:pPr>
+      <w:rPr>
+        <w:rFonts w:hint="default"/>
+      </w:rPr>
+    </w:lvl>
+    <w:lvl w:ilvl="1">
+      <w:start w:val="1"/>
+      <w:numFmt w:val="decimal"/>
+      <w:lvlText w:val="%1.%2"/>
+      <w:lvlJc w:val="left"/>
+      <w:pPr>
+        <w:ind w:left="576" w:hanging="576"/>
+      </w:pPr>
+      <w:rPr>
+        <w:rFonts w:hint="default"/>
+      </w:rPr>
+    </w:lvl>
+    <w:lvl w:ilvl="2">
+      <w:start w:val="1"/>
+      <w:numFmt w:val="decimal"/>
+      <w:lvlText w:val="%1.%2.%3"/>
+      <w:lvlJc w:val="left"/>
+      <w:pPr>
+        <w:ind w:left="720" w:hanging="720"/>
+      </w:pPr>
+      <w:rPr>
+        <w:rFonts w:hint="default"/>
+      </w:rPr>
+    </w:lvl>
+    <w:lvl w:ilvl="3">
+      <w:start w:val="1"/>
+      <w:numFmt w:val="decimal"/>
+      <w:lvlText w:val="%1.%2.%3.%4"/>
+      <w:lvlJc w:val="left"/>
+      <w:pPr>
+        <w:ind w:left="864" w:hanging="864"/>
+      </w:pPr>
+      <w:rPr>
+        <w:rFonts w:hint="default"/>
+      </w:rPr>
+    </w:lvl>
+    <w:lvl w:ilvl="4">
+      <w:start w:val="1"/>
+      <w:numFmt w:val="decimal"/>
+      <w:lvlText w:val="%1.%2.%3.%4.%5"/>
+      <w:lvlJc w:val="left"/>
+      <w:pPr>
+        <w:ind w:left="1008" w:hanging="1008"/>
+      </w:pPr>
+      <w:rPr>
+        <w:rFonts w:hint="default"/>
+      </w:rPr>
+    </w:lvl>
+    <w:lvl w:ilvl="5">
+      <w:start w:val="1"/>
+      <w:numFmt w:val="decimal"/>
+      <w:lvlText w:val="%1.%2.%3.%4.%5.%6"/>
+      <w:lvlJc w:val="left"/>
+      <w:pPr>
+        <w:ind w:left="1152" w:hanging="1152"/>
+      </w:pPr>
+      <w:rPr>
+        <w:rFonts w:hint="default"/>
+      </w:rPr>
+    </w:lvl>
+    <w:lvl w:ilvl="6">
+      <w:start w:val="1"/>
+      <w:numFmt w:val="decimal"/>
+      <w:lvlText w:val="%1.%2.%3.%4.%5.%6.%7"/>
+      <w:lvlJc w:val="left"/>
+      <w:pPr>
+        <w:ind w:left="1296" w:hanging="1296"/>
+      </w:pPr>
+      <w:rPr>
+        <w:rFonts w:hint="default"/>
+      </w:rPr>
+    </w:lvl>
+    <w:lvl w:ilvl="7">
+      <w:start w:val="1"/>
+      <w:numFmt w:val="decimal"/>
+      <w:suff w:val="space"/>
+      <w:lvlText w:val="%1.%2.%3.%4.%5.%6.%7.%8"/>
+      <w:lvlJc w:val="left"/>
+      <w:pPr>
+        <w:ind w:left="1440" w:hanging="1440"/>
+      </w:pPr>
+      <w:rPr>
+        <w:rFonts w:hint="default"/>
+      </w:rPr>
+    </w:lvl>
+    <w:lvl w:ilvl="8">
+      <w:start w:val="1"/>
+      <w:numFmt w:val="decimal"/>
+      <w:lvlText w:val="%1.%2.%3.%4.%5.%6.%7.%8.%9"/>
+      <w:lvlJc w:val="left"/>
+      <w:pPr>
+        <w:ind w:left="1584" w:hanging="1584"/>
+      </w:pPr>
+      <w:rPr>
+        <w:rFonts w:hint="default"/>
+      </w:rPr>
+    </w:lvl>
+  </w:abstractNum>
+  <w:abstractNum w:abstractNumId="12" w15:restartNumberingAfterBreak="0">
+    <w:nsid w:val="4BCB639D"/>
+    <w:multiLevelType w:val="multilevel"/>
+    <w:tmpl w:val="CD1AF70C"/>
+    <w:lvl w:ilvl="0">
+      <w:start w:val="1"/>
+      <w:numFmt w:val="decimal"/>
+      <w:suff w:val="space"/>
+      <w:lvlText w:val="%1"/>
+      <w:lvlJc w:val="left"/>
+      <w:pPr>
+        <w:ind w:left="0" w:firstLine="709"/>
+      </w:pPr>
+      <w:rPr>
+        <w:rFonts w:hint="default"/>
+      </w:rPr>
+    </w:lvl>
+    <w:lvl w:ilvl="1">
+      <w:start w:val="1"/>
+      <w:numFmt w:val="decimal"/>
+      <w:suff w:val="space"/>
+      <w:lvlText w:val="%1.%2"/>
+      <w:lvlJc w:val="left"/>
+      <w:pPr>
+        <w:ind w:left="0" w:firstLine="709"/>
+      </w:pPr>
+      <w:rPr>
+        <w:rFonts w:hint="default"/>
+      </w:rPr>
+    </w:lvl>
+    <w:lvl w:ilvl="2">
+      <w:start w:val="1"/>
+      <w:numFmt w:val="decimal"/>
+      <w:suff w:val="space"/>
+      <w:lvlText w:val="%1.%2.%3"/>
+      <w:lvlJc w:val="left"/>
+      <w:pPr>
+        <w:ind w:left="0" w:firstLine="709"/>
+      </w:pPr>
+      <w:rPr>
+        <w:rFonts w:hint="default"/>
+      </w:rPr>
+    </w:lvl>
+    <w:lvl w:ilvl="3">
+      <w:start w:val="1"/>
+      <w:numFmt w:val="decimal"/>
+      <w:suff w:val="space"/>
+      <w:lvlText w:val="%1.%2.%3.%4"/>
+      <w:lvlJc w:val="left"/>
+      <w:pPr>
+        <w:ind w:left="0" w:firstLine="709"/>
+      </w:pPr>
+      <w:rPr>
+        <w:rFonts w:hint="default"/>
+      </w:rPr>
+    </w:lvl>
+    <w:lvl w:ilvl="4">
+      <w:start w:val="1"/>
+      <w:numFmt w:val="lowerLetter"/>
+      <w:lvlText w:val="%5."/>
+      <w:lvlJc w:val="left"/>
+      <w:pPr>
+        <w:ind w:left="3600" w:hanging="360"/>
+      </w:pPr>
+      <w:rPr>
+        <w:rFonts w:hint="default"/>
+      </w:rPr>
+    </w:lvl>
+    <w:lvl w:ilvl="5">
+      <w:start w:val="1"/>
+      <w:numFmt w:val="lowerRoman"/>
+      <w:lvlText w:val="%6."/>
+      <w:lvlJc w:val="right"/>
+      <w:pPr>
+        <w:ind w:left="4320" w:hanging="180"/>
+      </w:pPr>
+      <w:rPr>
+        <w:rFonts w:hint="default"/>
+      </w:rPr>
+    </w:lvl>
+    <w:lvl w:ilvl="6">
+      <w:start w:val="1"/>
+      <w:numFmt w:val="decimal"/>
+      <w:lvlText w:val="%7."/>
+      <w:lvlJc w:val="left"/>
+      <w:pPr>
+        <w:ind w:left="5040" w:hanging="360"/>
+      </w:pPr>
+      <w:rPr>
+        <w:rFonts w:hint="default"/>
+      </w:rPr>
+    </w:lvl>
+    <w:lvl w:ilvl="7">
+      <w:start w:val="1"/>
+      <w:numFmt w:val="lowerLetter"/>
+      <w:lvlText w:val="%8."/>
+      <w:lvlJc w:val="left"/>
+      <w:pPr>
+        <w:ind w:left="5760" w:hanging="360"/>
+      </w:pPr>
+      <w:rPr>
+        <w:rFonts w:hint="default"/>
+      </w:rPr>
+    </w:lvl>
+    <w:lvl w:ilvl="8">
+      <w:start w:val="1"/>
+      <w:numFmt w:val="lowerRoman"/>
+      <w:lvlText w:val="%9."/>
+      <w:lvlJc w:val="right"/>
+      <w:pPr>
+        <w:ind w:left="6480" w:hanging="180"/>
+      </w:pPr>
+      <w:rPr>
+        <w:rFonts w:hint="default"/>
+      </w:rPr>
+    </w:lvl>
+  </w:abstractNum>
+  <w:abstractNum w:abstractNumId="13" w15:restartNumberingAfterBreak="0">
+    <w:nsid w:val="4D020C05"/>
+    <w:multiLevelType w:val="multilevel"/>
+    <w:tmpl w:val="ADB47840"/>
+    <w:lvl w:ilvl="0">
+      <w:start w:val="1"/>
+      <w:numFmt w:val="decimal"/>
+      <w:lvlText w:val="%1."/>
+      <w:lvlJc w:val="left"/>
+      <w:pPr>
+        <w:ind w:left="360" w:hanging="360"/>
+      </w:pPr>
+      <w:rPr>
+        <w:rFonts w:hint="default"/>
+      </w:rPr>
+    </w:lvl>
+    <w:lvl w:ilvl="1">
+      <w:start w:val="1"/>
+      <w:numFmt w:val="decimal"/>
+      <w:lvlText w:val="%1.%2."/>
+      <w:lvlJc w:val="left"/>
+      <w:pPr>
+        <w:ind w:left="792" w:hanging="432"/>
+      </w:pPr>
+      <w:rPr>
+        <w:rFonts w:hint="default"/>
+      </w:rPr>
+    </w:lvl>
+    <w:lvl w:ilvl="2">
+      <w:start w:val="1"/>
+      <w:numFmt w:val="decimal"/>
+      <w:lvlText w:val="%1.%2.%3."/>
+      <w:lvlJc w:val="left"/>
+      <w:pPr>
+        <w:ind w:left="1224" w:hanging="504"/>
+      </w:pPr>
+      <w:rPr>
+        <w:rFonts w:hint="default"/>
+      </w:rPr>
+    </w:lvl>
+    <w:lvl w:ilvl="3">
+      <w:start w:val="1"/>
+      <w:numFmt w:val="decimal"/>
+      <w:lvlText w:val="%1.%2.%3.%4."/>
+      <w:lvlJc w:val="left"/>
+      <w:pPr>
+        <w:ind w:left="1728" w:hanging="648"/>
+      </w:pPr>
+      <w:rPr>
+        <w:rFonts w:hint="default"/>
+      </w:rPr>
+    </w:lvl>
+    <w:lvl w:ilvl="4">
+      <w:start w:val="1"/>
+      <w:numFmt w:val="decimal"/>
+      <w:suff w:val="space"/>
+      <w:lvlText w:val="%1.%2.%3.%4.%5."/>
+      <w:lvlJc w:val="left"/>
+      <w:pPr>
+        <w:ind w:left="0" w:firstLine="1440"/>
+      </w:pPr>
+      <w:rPr>
+        <w:rFonts w:hint="default"/>
+      </w:rPr>
+    </w:lvl>
+    <w:lvl w:ilvl="5">
+      <w:start w:val="1"/>
+      <w:numFmt w:val="decimal"/>
+      <w:suff w:val="space"/>
+      <w:lvlText w:val="%1.%2.%3.%4.%5.%6."/>
+      <w:lvlJc w:val="left"/>
+      <w:pPr>
+        <w:ind w:left="2736" w:hanging="936"/>
+      </w:pPr>
+      <w:rPr>
+        <w:rFonts w:hint="default"/>
+      </w:rPr>
+    </w:lvl>
+    <w:lvl w:ilvl="6">
+      <w:start w:val="1"/>
+      <w:numFmt w:val="decimal"/>
+      <w:lvlText w:val="%1.%2.%3.%4.%5.%6.%7."/>
+      <w:lvlJc w:val="left"/>
+      <w:pPr>
+        <w:ind w:left="3240" w:hanging="1080"/>
+      </w:pPr>
+      <w:rPr>
+        <w:rFonts w:hint="default"/>
+      </w:rPr>
+    </w:lvl>
+    <w:lvl w:ilvl="7">
+      <w:start w:val="1"/>
+      <w:numFmt w:val="decimal"/>
+      <w:lvlText w:val="%1.%2.%3.%4.%5.%6.%7.%8."/>
+      <w:lvlJc w:val="left"/>
+      <w:pPr>
+        <w:ind w:left="3744" w:hanging="1224"/>
+      </w:pPr>
+      <w:rPr>
+        <w:rFonts w:hint="default"/>
+      </w:rPr>
+    </w:lvl>
+    <w:lvl w:ilvl="8">
+      <w:start w:val="1"/>
+      <w:numFmt w:val="decimal"/>
+      <w:lvlText w:val="%1.%2.%3.%4.%5.%6.%7.%8.%9."/>
+      <w:lvlJc w:val="left"/>
+      <w:pPr>
+        <w:ind w:left="4320" w:hanging="1440"/>
+      </w:pPr>
+      <w:rPr>
+        <w:rFonts w:hint="default"/>
+      </w:rPr>
+    </w:lvl>
+  </w:abstractNum>
+  <w:abstractNum w:abstractNumId="14" w15:restartNumberingAfterBreak="0">
+    <w:nsid w:val="53715D94"/>
+    <w:multiLevelType w:val="multilevel"/>
+    <w:tmpl w:val="D5A47892"/>
+    <w:styleLink w:val="80"/>
+    <w:lvl w:ilvl="0">
+      <w:start w:val="1"/>
+      <w:numFmt w:val="decimal"/>
+      <w:suff w:val="space"/>
+      <w:lvlText w:val="%1"/>
+      <w:lvlJc w:val="left"/>
+      <w:pPr>
+        <w:ind w:left="432" w:hanging="432"/>
+      </w:pPr>
+      <w:rPr>
+        <w:rFonts w:hint="default"/>
+      </w:rPr>
+    </w:lvl>
+    <w:lvl w:ilvl="1">
+      <w:start w:val="1"/>
+      <w:numFmt w:val="decimal"/>
+      <w:lvlText w:val="%1.%2"/>
+      <w:lvlJc w:val="left"/>
+      <w:pPr>
+        <w:ind w:left="576" w:hanging="576"/>
+      </w:pPr>
+      <w:rPr>
+        <w:rFonts w:hint="default"/>
+      </w:rPr>
+    </w:lvl>
+    <w:lvl w:ilvl="2">
+      <w:start w:val="1"/>
+      <w:numFmt w:val="decimal"/>
+      <w:lvlText w:val="%1.%2.%3"/>
+      <w:lvlJc w:val="left"/>
+      <w:pPr>
+        <w:ind w:left="720" w:hanging="720"/>
+      </w:pPr>
+      <w:rPr>
+        <w:rFonts w:hint="default"/>
+      </w:rPr>
+    </w:lvl>
+    <w:lvl w:ilvl="3">
+      <w:start w:val="1"/>
+      <w:numFmt w:val="decimal"/>
+      <w:suff w:val="space"/>
+      <w:lvlText w:val="%1.%2.%3.%4"/>
+      <w:lvlJc w:val="left"/>
+      <w:pPr>
+        <w:ind w:left="864" w:hanging="864"/>
+      </w:pPr>
+      <w:rPr>
+        <w:rFonts w:hint="default"/>
+      </w:rPr>
+    </w:lvl>
+    <w:lvl w:ilvl="4">
+      <w:start w:val="1"/>
+      <w:numFmt w:val="decimal"/>
+      <w:suff w:val="space"/>
+      <w:lvlText w:val="%1.%2.%3.%4.%5"/>
+      <w:lvlJc w:val="left"/>
+      <w:pPr>
+        <w:ind w:left="1008" w:hanging="1008"/>
+      </w:pPr>
+      <w:rPr>
+        <w:rFonts w:hint="default"/>
+      </w:rPr>
+    </w:lvl>
+    <w:lvl w:ilvl="5">
+      <w:start w:val="1"/>
+      <w:numFmt w:val="decimal"/>
+      <w:suff w:val="space"/>
+      <w:lvlText w:val="%1.%2.%3.%4.%5.%6"/>
+      <w:lvlJc w:val="left"/>
+      <w:pPr>
+        <w:ind w:left="1152" w:hanging="1152"/>
+      </w:pPr>
+      <w:rPr>
+        <w:rFonts w:hint="default"/>
+      </w:rPr>
+    </w:lvl>
+    <w:lvl w:ilvl="6">
+      <w:start w:val="1"/>
+      <w:numFmt w:val="decimal"/>
+      <w:suff w:val="space"/>
+      <w:lvlText w:val="%1.%2.%3.%4.%5.%6.%7"/>
+      <w:lvlJc w:val="left"/>
+      <w:pPr>
+        <w:ind w:left="1296" w:hanging="1296"/>
+      </w:pPr>
+      <w:rPr>
+        <w:rFonts w:hint="default"/>
+      </w:rPr>
+    </w:lvl>
+    <w:lvl w:ilvl="7">
+      <w:start w:val="1"/>
+      <w:numFmt w:val="decimal"/>
+      <w:suff w:val="space"/>
+      <w:lvlText w:val="%1.%2.%3.%4.%5.%6.%7.%8"/>
+      <w:lvlJc w:val="left"/>
+      <w:pPr>
+        <w:ind w:left="1440" w:hanging="1440"/>
+      </w:pPr>
+      <w:rPr>
+        <w:rFonts w:hint="default"/>
+      </w:rPr>
+    </w:lvl>
+    <w:lvl w:ilvl="8">
+      <w:start w:val="1"/>
+      <w:numFmt w:val="decimal"/>
+      <w:suff w:val="space"/>
+      <w:lvlText w:val="%1.%2.%3.%4.%5.%6.%7.%8.%9"/>
+      <w:lvlJc w:val="left"/>
+      <w:pPr>
+        <w:ind w:left="1584" w:hanging="1584"/>
+      </w:pPr>
+      <w:rPr>
+        <w:rFonts w:hint="default"/>
+      </w:rPr>
+    </w:lvl>
+  </w:abstractNum>
+  <w:abstractNum w:abstractNumId="15" w15:restartNumberingAfterBreak="0">
+    <w:nsid w:val="55A55A47"/>
+    <w:multiLevelType w:val="hybridMultilevel"/>
+    <w:tmpl w:val="6C185578"/>
+    <w:lvl w:ilvl="0" w:tplc="34E0F504">
+      <w:start w:val="1"/>
+      <w:numFmt w:val="bullet"/>
+      <w:pStyle w:val="Tablelist-dash-1-lvl"/>
+      <w:lvlText w:val="-"/>
+      <w:lvlJc w:val="left"/>
+      <w:pPr>
+        <w:ind w:left="1389" w:hanging="397"/>
+      </w:pPr>
+      <w:rPr>
+        <w:rFonts w:ascii="Courier New" w:hAnsi="Courier New" w:hint="default"/>
+      </w:rPr>
+    </w:lvl>
+    <w:lvl w:ilvl="1" w:tplc="4BD47882" w:tentative="1">
+      <w:start w:val="1"/>
+      <w:numFmt w:val="bullet"/>
+      <w:lvlText w:val="o"/>
+      <w:lvlJc w:val="left"/>
+      <w:pPr>
+        <w:ind w:left="1440" w:hanging="360"/>
+      </w:pPr>
+      <w:rPr>
+        <w:rFonts w:ascii="Courier New" w:hAnsi="Courier New" w:cs="Courier New" w:hint="default"/>
+      </w:rPr>
+    </w:lvl>
+    <w:lvl w:ilvl="2" w:tplc="AB4887A4" w:tentative="1">
+      <w:start w:val="1"/>
+      <w:numFmt w:val="bullet"/>
+      <w:lvlText w:val=""/>
+      <w:lvlJc w:val="left"/>
+      <w:pPr>
+        <w:ind w:left="2160" w:hanging="360"/>
+      </w:pPr>
+      <w:rPr>
+        <w:rFonts w:ascii="Wingdings" w:hAnsi="Wingdings" w:hint="default"/>
+      </w:rPr>
+    </w:lvl>
+    <w:lvl w:ilvl="3" w:tplc="29DE6D06" w:tentative="1">
+      <w:start w:val="1"/>
+      <w:numFmt w:val="bullet"/>
+      <w:lvlText w:val=""/>
+      <w:lvlJc w:val="left"/>
+      <w:pPr>
+        <w:ind w:left="2880" w:hanging="360"/>
+      </w:pPr>
+      <w:rPr>
+        <w:rFonts w:ascii="Symbol" w:hAnsi="Symbol" w:hint="default"/>
+      </w:rPr>
+    </w:lvl>
+    <w:lvl w:ilvl="4" w:tplc="104A37CC" w:tentative="1">
+      <w:start w:val="1"/>
+      <w:numFmt w:val="bullet"/>
+      <w:lvlText w:val="o"/>
+      <w:lvlJc w:val="left"/>
+      <w:pPr>
+        <w:ind w:left="3600" w:hanging="360"/>
+      </w:pPr>
+      <w:rPr>
+        <w:rFonts w:ascii="Courier New" w:hAnsi="Courier New" w:cs="Courier New" w:hint="default"/>
+      </w:rPr>
+    </w:lvl>
+    <w:lvl w:ilvl="5" w:tplc="FDE863FE" w:tentative="1">
+      <w:start w:val="1"/>
+      <w:numFmt w:val="bullet"/>
+      <w:lvlText w:val=""/>
+      <w:lvlJc w:val="left"/>
+      <w:pPr>
+        <w:ind w:left="4320" w:hanging="360"/>
+      </w:pPr>
+      <w:rPr>
+        <w:rFonts w:ascii="Wingdings" w:hAnsi="Wingdings" w:hint="default"/>
+      </w:rPr>
+    </w:lvl>
+    <w:lvl w:ilvl="6" w:tplc="85A0ECD8" w:tentative="1">
+      <w:start w:val="1"/>
+      <w:numFmt w:val="bullet"/>
+      <w:lvlText w:val=""/>
+      <w:lvlJc w:val="left"/>
+      <w:pPr>
+        <w:ind w:left="5040" w:hanging="360"/>
+      </w:pPr>
+      <w:rPr>
+        <w:rFonts w:ascii="Symbol" w:hAnsi="Symbol" w:hint="default"/>
+      </w:rPr>
+    </w:lvl>
+    <w:lvl w:ilvl="7" w:tplc="BED2217E" w:tentative="1">
+      <w:start w:val="1"/>
+      <w:numFmt w:val="bullet"/>
+      <w:lvlText w:val="o"/>
+      <w:lvlJc w:val="left"/>
+      <w:pPr>
+        <w:ind w:left="5760" w:hanging="360"/>
+      </w:pPr>
+      <w:rPr>
+        <w:rFonts w:ascii="Courier New" w:hAnsi="Courier New" w:cs="Courier New" w:hint="default"/>
+      </w:rPr>
+    </w:lvl>
+    <w:lvl w:ilvl="8" w:tplc="5AE8FA14" w:tentative="1">
+      <w:start w:val="1"/>
+      <w:numFmt w:val="bullet"/>
+      <w:lvlText w:val=""/>
+      <w:lvlJc w:val="left"/>
+      <w:pPr>
+        <w:ind w:left="6480" w:hanging="360"/>
+      </w:pPr>
+      <w:rPr>
+        <w:rFonts w:ascii="Wingdings" w:hAnsi="Wingdings" w:hint="default"/>
+      </w:rPr>
+    </w:lvl>
+  </w:abstractNum>
+  <w:abstractNum w:abstractNumId="16" w15:restartNumberingAfterBreak="0">
+    <w:nsid w:val="57E23830"/>
+    <w:multiLevelType w:val="multilevel"/>
+    <w:tmpl w:val="F5F2C502"/>
+    <w:styleLink w:val="20"/>
+    <w:lvl w:ilvl="0">
+      <w:start w:val="1"/>
+      <w:numFmt w:val="decimal"/>
+      <w:suff w:val="space"/>
+      <w:lvlText w:val="%1"/>
+      <w:lvlJc w:val="left"/>
+      <w:pPr>
+        <w:ind w:left="432" w:hanging="432"/>
+      </w:pPr>
+      <w:rPr>
+        <w:rFonts w:hint="default"/>
+      </w:rPr>
+    </w:lvl>
+    <w:lvl w:ilvl="1">
+      <w:start w:val="1"/>
+      <w:numFmt w:val="decimal"/>
+      <w:lvlText w:val="%1.%2"/>
+      <w:lvlJc w:val="left"/>
+      <w:pPr>
+        <w:ind w:left="576" w:hanging="576"/>
+      </w:pPr>
+      <w:rPr>
+        <w:rFonts w:hint="default"/>
+      </w:rPr>
+    </w:lvl>
+    <w:lvl w:ilvl="2">
+      <w:start w:val="1"/>
+      <w:numFmt w:val="decimal"/>
+      <w:lvlText w:val="%1.%2.%3"/>
+      <w:lvlJc w:val="left"/>
+      <w:pPr>
+        <w:ind w:left="720" w:hanging="720"/>
+      </w:pPr>
+      <w:rPr>
+        <w:rFonts w:hint="default"/>
+      </w:rPr>
+    </w:lvl>
+    <w:lvl w:ilvl="3">
+      <w:start w:val="1"/>
+      <w:numFmt w:val="decimal"/>
+      <w:lvlText w:val="%1.%2.%3.%4"/>
+      <w:lvlJc w:val="left"/>
+      <w:pPr>
+        <w:ind w:left="864" w:hanging="864"/>
+      </w:pPr>
+      <w:rPr>
+        <w:rFonts w:hint="default"/>
+      </w:rPr>
+    </w:lvl>
+    <w:lvl w:ilvl="4">
+      <w:start w:val="1"/>
+      <w:numFmt w:val="decimal"/>
+      <w:lvlText w:val="%1.%2.%3.%4.%5"/>
+      <w:lvlJc w:val="left"/>
+      <w:pPr>
+        <w:ind w:left="1008" w:hanging="1008"/>
+      </w:pPr>
+      <w:rPr>
+        <w:rFonts w:hint="default"/>
+      </w:rPr>
+    </w:lvl>
+    <w:lvl w:ilvl="5">
+      <w:start w:val="1"/>
+      <w:numFmt w:val="decimal"/>
+      <w:lvlText w:val="%1.%2.%3.%4.%5.%6"/>
+      <w:lvlJc w:val="left"/>
+      <w:pPr>
+        <w:ind w:left="1152" w:hanging="1152"/>
+      </w:pPr>
+      <w:rPr>
+        <w:rFonts w:hint="default"/>
+      </w:rPr>
+    </w:lvl>
+    <w:lvl w:ilvl="6">
+      <w:start w:val="1"/>
+      <w:numFmt w:val="decimal"/>
+      <w:lvlText w:val="%1.%2.%3.%4.%5.%6.%7"/>
+      <w:lvlJc w:val="left"/>
+      <w:pPr>
+        <w:ind w:left="1296" w:hanging="1296"/>
+      </w:pPr>
+      <w:rPr>
+        <w:rFonts w:hint="default"/>
+      </w:rPr>
+    </w:lvl>
+    <w:lvl w:ilvl="7">
+      <w:start w:val="1"/>
+      <w:numFmt w:val="decimal"/>
+      <w:lvlText w:val="%1.%2.%3.%4.%5.%6.%7.%8"/>
+      <w:lvlJc w:val="left"/>
+      <w:pPr>
+        <w:ind w:left="1440" w:hanging="1440"/>
+      </w:pPr>
+      <w:rPr>
+        <w:rFonts w:hint="default"/>
+      </w:rPr>
+    </w:lvl>
+    <w:lvl w:ilvl="8">
+      <w:start w:val="1"/>
+      <w:numFmt w:val="decimal"/>
+      <w:lvlText w:val="%1.%2.%3.%4.%5.%6.%7.%8.%9"/>
+      <w:lvlJc w:val="left"/>
+      <w:pPr>
+        <w:ind w:left="1584" w:hanging="1584"/>
+      </w:pPr>
+      <w:rPr>
+        <w:rFonts w:hint="default"/>
+      </w:rPr>
+    </w:lvl>
+  </w:abstractNum>
+  <w:abstractNum w:abstractNumId="17" w15:restartNumberingAfterBreak="0">
+    <w:nsid w:val="59782B14"/>
+    <w:multiLevelType w:val="multilevel"/>
+    <w:tmpl w:val="EABA7CBA"/>
+    <w:styleLink w:val="50"/>
+    <w:lvl w:ilvl="0">
+      <w:start w:val="1"/>
+      <w:numFmt w:val="decimal"/>
+      <w:suff w:val="space"/>
+      <w:lvlText w:val="%1"/>
+      <w:lvlJc w:val="left"/>
+      <w:pPr>
+        <w:ind w:left="432" w:hanging="432"/>
+      </w:pPr>
+      <w:rPr>
+        <w:rFonts w:hint="default"/>
+      </w:rPr>
+    </w:lvl>
+    <w:lvl w:ilvl="1">
+      <w:start w:val="1"/>
+      <w:numFmt w:val="decimal"/>
+      <w:lvlText w:val="%1.%2"/>
+      <w:lvlJc w:val="left"/>
+      <w:pPr>
+        <w:ind w:left="576" w:hanging="576"/>
+      </w:pPr>
+      <w:rPr>
+        <w:rFonts w:hint="default"/>
+      </w:rPr>
+    </w:lvl>
+    <w:lvl w:ilvl="2">
+      <w:start w:val="1"/>
+      <w:numFmt w:val="decimal"/>
+      <w:lvlText w:val="%1.%2.%3"/>
+      <w:lvlJc w:val="left"/>
+      <w:pPr>
+        <w:ind w:left="720" w:hanging="720"/>
+      </w:pPr>
+      <w:rPr>
+        <w:rFonts w:hint="default"/>
+      </w:rPr>
+    </w:lvl>
+    <w:lvl w:ilvl="3">
+      <w:start w:val="1"/>
+      <w:numFmt w:val="decimal"/>
+      <w:lvlText w:val="%1.%2.%3.%4"/>
+      <w:lvlJc w:val="left"/>
+      <w:pPr>
+        <w:ind w:left="864" w:hanging="864"/>
+      </w:pPr>
+      <w:rPr>
+        <w:rFonts w:hint="default"/>
+      </w:rPr>
+    </w:lvl>
+    <w:lvl w:ilvl="4">
+      <w:start w:val="1"/>
+      <w:numFmt w:val="decimal"/>
+      <w:lvlText w:val="%1.%2.%3.%4.%5"/>
+      <w:lvlJc w:val="left"/>
+      <w:pPr>
+        <w:ind w:left="1008" w:hanging="1008"/>
+      </w:pPr>
+      <w:rPr>
+        <w:rFonts w:hint="default"/>
+      </w:rPr>
+    </w:lvl>
+    <w:lvl w:ilvl="5">
+      <w:start w:val="1"/>
+      <w:numFmt w:val="decimal"/>
+      <w:suff w:val="space"/>
+      <w:lvlText w:val="%1.%2.%3.%4.%5.%6"/>
+      <w:lvlJc w:val="left"/>
+      <w:pPr>
+        <w:ind w:left="1152" w:hanging="1152"/>
+      </w:pPr>
+      <w:rPr>
+        <w:rFonts w:hint="default"/>
+      </w:rPr>
+    </w:lvl>
+    <w:lvl w:ilvl="6">
+      <w:start w:val="1"/>
+      <w:numFmt w:val="decimal"/>
+      <w:suff w:val="space"/>
+      <w:lvlText w:val="%1.%2.%3.%4.%5.%6.%7"/>
+      <w:lvlJc w:val="left"/>
+      <w:pPr>
+        <w:ind w:left="1296" w:hanging="1296"/>
+      </w:pPr>
+      <w:rPr>
+        <w:rFonts w:hint="default"/>
+      </w:rPr>
+    </w:lvl>
+    <w:lvl w:ilvl="7">
+      <w:start w:val="1"/>
+      <w:numFmt w:val="decimal"/>
+      <w:suff w:val="space"/>
+      <w:lvlText w:val="%1.%2.%3.%4.%5.%6.%7.%8"/>
+      <w:lvlJc w:val="left"/>
+      <w:pPr>
+        <w:ind w:left="1440" w:hanging="1440"/>
+      </w:pPr>
+      <w:rPr>
+        <w:rFonts w:hint="default"/>
+      </w:rPr>
+    </w:lvl>
+    <w:lvl w:ilvl="8">
+      <w:start w:val="1"/>
+      <w:numFmt w:val="decimal"/>
+      <w:lvlText w:val="%1.%2.%3.%4.%5.%6.%7.%8.%9"/>
+      <w:lvlJc w:val="left"/>
+      <w:pPr>
+        <w:ind w:left="1584" w:hanging="1584"/>
+      </w:pPr>
+      <w:rPr>
+        <w:rFonts w:hint="default"/>
+      </w:rPr>
+    </w:lvl>
+  </w:abstractNum>
+  <w:abstractNum w:abstractNumId="18" w15:restartNumberingAfterBreak="0">
+    <w:nsid w:val="5A652B6B"/>
+    <w:multiLevelType w:val="hybridMultilevel"/>
+    <w:tmpl w:val="FF4CCF26"/>
+    <w:lvl w:ilvl="0" w:tplc="9C9A60A0">
+      <w:start w:val="1"/>
+      <w:numFmt w:val="bullet"/>
+      <w:pStyle w:val="list-3-lvl"/>
+      <w:lvlText w:val="o"/>
+      <w:lvlJc w:val="left"/>
+      <w:pPr>
+        <w:ind w:left="1789" w:hanging="360"/>
+      </w:pPr>
+      <w:rPr>
+        <w:rFonts w:ascii="Courier New" w:hAnsi="Courier New" w:cs="Courier New" w:hint="default"/>
+      </w:rPr>
+    </w:lvl>
+    <w:lvl w:ilvl="1" w:tplc="04190003" w:tentative="1">
+      <w:start w:val="1"/>
+      <w:numFmt w:val="bullet"/>
+      <w:lvlText w:val="o"/>
+      <w:lvlJc w:val="left"/>
+      <w:pPr>
+        <w:ind w:left="2509" w:hanging="360"/>
+      </w:pPr>
+      <w:rPr>
+        <w:rFonts w:ascii="Courier New" w:hAnsi="Courier New" w:cs="Courier New" w:hint="default"/>
+      </w:rPr>
+    </w:lvl>
+    <w:lvl w:ilvl="2" w:tplc="04190005" w:tentative="1">
+      <w:start w:val="1"/>
+      <w:numFmt w:val="bullet"/>
+      <w:lvlText w:val=""/>
+      <w:lvlJc w:val="left"/>
+      <w:pPr>
+        <w:ind w:left="3229" w:hanging="360"/>
+      </w:pPr>
+      <w:rPr>
+        <w:rFonts w:ascii="Wingdings" w:hAnsi="Wingdings" w:hint="default"/>
+      </w:rPr>
+    </w:lvl>
+    <w:lvl w:ilvl="3" w:tplc="04190001" w:tentative="1">
+      <w:start w:val="1"/>
+      <w:numFmt w:val="bullet"/>
+      <w:lvlText w:val=""/>
+      <w:lvlJc w:val="left"/>
+      <w:pPr>
+        <w:ind w:left="3949" w:hanging="360"/>
+      </w:pPr>
+      <w:rPr>
+        <w:rFonts w:ascii="Symbol" w:hAnsi="Symbol" w:hint="default"/>
+      </w:rPr>
+    </w:lvl>
+    <w:lvl w:ilvl="4" w:tplc="04190003" w:tentative="1">
+      <w:start w:val="1"/>
+      <w:numFmt w:val="bullet"/>
+      <w:lvlText w:val="o"/>
+      <w:lvlJc w:val="left"/>
+      <w:pPr>
+        <w:ind w:left="4669" w:hanging="360"/>
+      </w:pPr>
+      <w:rPr>
+        <w:rFonts w:ascii="Courier New" w:hAnsi="Courier New" w:cs="Courier New" w:hint="default"/>
+      </w:rPr>
+    </w:lvl>
+    <w:lvl w:ilvl="5" w:tplc="04190005" w:tentative="1">
+      <w:start w:val="1"/>
+      <w:numFmt w:val="bullet"/>
+      <w:lvlText w:val=""/>
+      <w:lvlJc w:val="left"/>
+      <w:pPr>
+        <w:ind w:left="5389" w:hanging="360"/>
+      </w:pPr>
+      <w:rPr>
+        <w:rFonts w:ascii="Wingdings" w:hAnsi="Wingdings" w:hint="default"/>
+      </w:rPr>
+    </w:lvl>
+    <w:lvl w:ilvl="6" w:tplc="04190001" w:tentative="1">
+      <w:start w:val="1"/>
+      <w:numFmt w:val="bullet"/>
+      <w:lvlText w:val=""/>
+      <w:lvlJc w:val="left"/>
+      <w:pPr>
+        <w:ind w:left="6109" w:hanging="360"/>
+      </w:pPr>
+      <w:rPr>
+        <w:rFonts w:ascii="Symbol" w:hAnsi="Symbol" w:hint="default"/>
+      </w:rPr>
+    </w:lvl>
+    <w:lvl w:ilvl="7" w:tplc="04190003" w:tentative="1">
+      <w:start w:val="1"/>
+      <w:numFmt w:val="bullet"/>
+      <w:lvlText w:val="o"/>
+      <w:lvlJc w:val="left"/>
+      <w:pPr>
+        <w:ind w:left="6829" w:hanging="360"/>
+      </w:pPr>
+      <w:rPr>
+        <w:rFonts w:ascii="Courier New" w:hAnsi="Courier New" w:cs="Courier New" w:hint="default"/>
+      </w:rPr>
+    </w:lvl>
+    <w:lvl w:ilvl="8" w:tplc="04190005" w:tentative="1">
+      <w:start w:val="1"/>
+      <w:numFmt w:val="bullet"/>
+      <w:lvlText w:val=""/>
+      <w:lvlJc w:val="left"/>
+      <w:pPr>
+        <w:ind w:left="7549" w:hanging="360"/>
+      </w:pPr>
+      <w:rPr>
+        <w:rFonts w:ascii="Wingdings" w:hAnsi="Wingdings" w:hint="default"/>
+      </w:rPr>
+    </w:lvl>
+  </w:abstractNum>
+  <w:abstractNum w:abstractNumId="19" w15:restartNumberingAfterBreak="0">
+    <w:nsid w:val="6A3661D0"/>
+    <w:multiLevelType w:val="multilevel"/>
+    <w:tmpl w:val="B64C0200"/>
+    <w:styleLink w:val="90"/>
+    <w:lvl w:ilvl="0">
+      <w:start w:val="1"/>
+      <w:numFmt w:val="decimal"/>
+      <w:suff w:val="space"/>
+      <w:lvlText w:val="%1"/>
+      <w:lvlJc w:val="left"/>
+      <w:pPr>
+        <w:ind w:left="432" w:hanging="432"/>
+      </w:pPr>
+      <w:rPr>
+        <w:rFonts w:hint="default"/>
+      </w:rPr>
+    </w:lvl>
+    <w:lvl w:ilvl="1">
+      <w:start w:val="1"/>
+      <w:numFmt w:val="decimal"/>
+      <w:lvlText w:val="%1.%2"/>
+      <w:lvlJc w:val="left"/>
+      <w:pPr>
+        <w:ind w:left="576" w:hanging="576"/>
+      </w:pPr>
+      <w:rPr>
+        <w:rFonts w:hint="default"/>
+      </w:rPr>
+    </w:lvl>
+    <w:lvl w:ilvl="2">
+      <w:start w:val="1"/>
+      <w:numFmt w:val="decimal"/>
+      <w:suff w:val="space"/>
+      <w:lvlText w:val="%1.%2.%3"/>
+      <w:lvlJc w:val="left"/>
+      <w:pPr>
+        <w:ind w:left="720" w:hanging="720"/>
+      </w:pPr>
+      <w:rPr>
+        <w:rFonts w:hint="default"/>
+      </w:rPr>
+    </w:lvl>
+    <w:lvl w:ilvl="3">
+      <w:start w:val="1"/>
+      <w:numFmt w:val="decimal"/>
+      <w:suff w:val="space"/>
+      <w:lvlText w:val="%1.%2.%3.%4"/>
+      <w:lvlJc w:val="left"/>
+      <w:pPr>
+        <w:ind w:left="864" w:hanging="864"/>
+      </w:pPr>
+      <w:rPr>
+        <w:rFonts w:hint="default"/>
+      </w:rPr>
+    </w:lvl>
+    <w:lvl w:ilvl="4">
+      <w:start w:val="1"/>
+      <w:numFmt w:val="decimal"/>
+      <w:suff w:val="space"/>
+      <w:lvlText w:val="%1.%2.%3.%4.%5"/>
+      <w:lvlJc w:val="left"/>
+      <w:pPr>
+        <w:ind w:left="1008" w:hanging="1008"/>
+      </w:pPr>
+      <w:rPr>
+        <w:rFonts w:hint="default"/>
+      </w:rPr>
+    </w:lvl>
+    <w:lvl w:ilvl="5">
+      <w:start w:val="1"/>
+      <w:numFmt w:val="decimal"/>
+      <w:suff w:val="space"/>
+      <w:lvlText w:val="%1.%2.%3.%4.%5.%6"/>
+      <w:lvlJc w:val="left"/>
+      <w:pPr>
+        <w:ind w:left="1152" w:hanging="1152"/>
+      </w:pPr>
+      <w:rPr>
+        <w:rFonts w:hint="default"/>
+      </w:rPr>
+    </w:lvl>
+    <w:lvl w:ilvl="6">
+      <w:start w:val="1"/>
+      <w:numFmt w:val="decimal"/>
+      <w:suff w:val="space"/>
+      <w:lvlText w:val="%1.%2.%3.%4.%5.%6.%7"/>
+      <w:lvlJc w:val="left"/>
+      <w:pPr>
+        <w:ind w:left="1296" w:hanging="1296"/>
+      </w:pPr>
+      <w:rPr>
+        <w:rFonts w:hint="default"/>
+      </w:rPr>
+    </w:lvl>
+    <w:lvl w:ilvl="7">
+      <w:start w:val="1"/>
+      <w:numFmt w:val="decimal"/>
+      <w:suff w:val="space"/>
+      <w:lvlText w:val="%1.%2.%3.%4.%5.%6.%7.%8"/>
+      <w:lvlJc w:val="left"/>
+      <w:pPr>
+        <w:ind w:left="1440" w:hanging="1440"/>
+      </w:pPr>
+      <w:rPr>
+        <w:rFonts w:hint="default"/>
+      </w:rPr>
+    </w:lvl>
+    <w:lvl w:ilvl="8">
+      <w:start w:val="1"/>
+      <w:numFmt w:val="decimal"/>
+      <w:suff w:val="space"/>
+      <w:lvlText w:val="%1.%2.%3.%4.%5.%6.%7.%8.%9"/>
+      <w:lvlJc w:val="left"/>
+      <w:pPr>
+        <w:ind w:left="1584" w:hanging="1584"/>
+      </w:pPr>
+      <w:rPr>
+        <w:rFonts w:hint="default"/>
+      </w:rPr>
+    </w:lvl>
+  </w:abstractNum>
+  <w:abstractNum w:abstractNumId="20" w15:restartNumberingAfterBreak="0">
+    <w:nsid w:val="6A5D36AE"/>
+    <w:multiLevelType w:val="hybridMultilevel"/>
+    <w:tmpl w:val="8CECB83A"/>
+    <w:lvl w:ilvl="0" w:tplc="0688FA0C">
+      <w:start w:val="5"/>
+      <w:numFmt w:val="bullet"/>
+      <w:pStyle w:val="Tabletext-list-2-lvl"/>
+      <w:lvlText w:val="-"/>
+      <w:lvlJc w:val="left"/>
+      <w:pPr>
+        <w:ind w:left="720" w:hanging="360"/>
+      </w:pPr>
+      <w:rPr>
+        <w:rFonts w:ascii="Times New Roman" w:eastAsia="Calibri" w:hAnsi="Times New Roman" w:cs="Times New Roman" w:hint="default"/>
+      </w:rPr>
+    </w:lvl>
+    <w:lvl w:ilvl="1" w:tplc="04190003" w:tentative="1">
+      <w:start w:val="1"/>
+      <w:numFmt w:val="bullet"/>
+      <w:lvlText w:val="o"/>
+      <w:lvlJc w:val="left"/>
+      <w:pPr>
+        <w:ind w:left="1440" w:hanging="360"/>
+      </w:pPr>
+      <w:rPr>
+        <w:rFonts w:ascii="Courier New" w:hAnsi="Courier New" w:hint="default"/>
+      </w:rPr>
+    </w:lvl>
+    <w:lvl w:ilvl="2" w:tplc="04190005" w:tentative="1">
+      <w:start w:val="1"/>
+      <w:numFmt w:val="bullet"/>
+      <w:lvlText w:val=""/>
+      <w:lvlJc w:val="left"/>
+      <w:pPr>
+        <w:ind w:left="2160" w:hanging="360"/>
+      </w:pPr>
+      <w:rPr>
+        <w:rFonts w:ascii="Wingdings" w:hAnsi="Wingdings" w:hint="default"/>
+      </w:rPr>
+    </w:lvl>
+    <w:lvl w:ilvl="3" w:tplc="04190001" w:tentative="1">
+      <w:start w:val="1"/>
+      <w:numFmt w:val="bullet"/>
+      <w:lvlText w:val=""/>
+      <w:lvlJc w:val="left"/>
+      <w:pPr>
+        <w:ind w:left="2880" w:hanging="360"/>
+      </w:pPr>
+      <w:rPr>
+        <w:rFonts w:ascii="Symbol" w:hAnsi="Symbol" w:hint="default"/>
+      </w:rPr>
+    </w:lvl>
+    <w:lvl w:ilvl="4" w:tplc="04190003" w:tentative="1">
+      <w:start w:val="1"/>
+      <w:numFmt w:val="bullet"/>
+      <w:lvlText w:val="o"/>
+      <w:lvlJc w:val="left"/>
+      <w:pPr>
+        <w:ind w:left="3600" w:hanging="360"/>
+      </w:pPr>
+      <w:rPr>
+        <w:rFonts w:ascii="Courier New" w:hAnsi="Courier New" w:hint="default"/>
+      </w:rPr>
+    </w:lvl>
+    <w:lvl w:ilvl="5" w:tplc="04190005" w:tentative="1">
+      <w:start w:val="1"/>
+      <w:numFmt w:val="bullet"/>
+      <w:lvlText w:val=""/>
+      <w:lvlJc w:val="left"/>
+      <w:pPr>
+        <w:ind w:left="4320" w:hanging="360"/>
+      </w:pPr>
+      <w:rPr>
+        <w:rFonts w:ascii="Wingdings" w:hAnsi="Wingdings" w:hint="default"/>
+      </w:rPr>
+    </w:lvl>
+    <w:lvl w:ilvl="6" w:tplc="04190001" w:tentative="1">
+      <w:start w:val="1"/>
+      <w:numFmt w:val="bullet"/>
+      <w:lvlText w:val=""/>
+      <w:lvlJc w:val="left"/>
+      <w:pPr>
+        <w:ind w:left="5040" w:hanging="360"/>
+      </w:pPr>
+      <w:rPr>
+        <w:rFonts w:ascii="Symbol" w:hAnsi="Symbol" w:hint="default"/>
+      </w:rPr>
+    </w:lvl>
+    <w:lvl w:ilvl="7" w:tplc="04190003" w:tentative="1">
+      <w:start w:val="1"/>
+      <w:numFmt w:val="bullet"/>
+      <w:lvlText w:val="o"/>
+      <w:lvlJc w:val="left"/>
+      <w:pPr>
+        <w:ind w:left="5760" w:hanging="360"/>
+      </w:pPr>
+      <w:rPr>
+        <w:rFonts w:ascii="Courier New" w:hAnsi="Courier New" w:hint="default"/>
+      </w:rPr>
+    </w:lvl>
+    <w:lvl w:ilvl="8" w:tplc="04190005" w:tentative="1">
+      <w:start w:val="1"/>
+      <w:numFmt w:val="bullet"/>
+      <w:lvlText w:val=""/>
+      <w:lvlJc w:val="left"/>
+      <w:pPr>
+        <w:ind w:left="6480" w:hanging="360"/>
+      </w:pPr>
+      <w:rPr>
+        <w:rFonts w:ascii="Wingdings" w:hAnsi="Wingdings" w:hint="default"/>
+      </w:rPr>
+    </w:lvl>
+  </w:abstractNum>
+  <w:abstractNum w:abstractNumId="21" w15:restartNumberingAfterBreak="0">
+    <w:nsid w:val="6D471CD5"/>
+    <w:multiLevelType w:val="multilevel"/>
+    <w:tmpl w:val="54686B36"/>
+    <w:lvl w:ilvl="0">
+      <w:start w:val="1"/>
+      <w:numFmt w:val="bullet"/>
+      <w:lvlText w:val=""/>
+      <w:lvlJc w:val="left"/>
+      <w:pPr>
+        <w:tabs>
+          <w:tab w:val="num" w:pos="720"/>
+        </w:tabs>
+        <w:ind w:left="720" w:hanging="360"/>
+      </w:pPr>
+      <w:rPr>
+        <w:rFonts w:ascii="Symbol" w:hAnsi="Symbol" w:hint="default"/>
+        <w:sz w:val="20"/>
+      </w:rPr>
+    </w:lvl>
+    <w:lvl w:ilvl="1">
+      <w:start w:val="1"/>
+      <w:numFmt w:val="bullet"/>
+      <w:lvlText w:val="o"/>
+      <w:lvlJc w:val="left"/>
+      <w:pPr>
+        <w:tabs>
+          <w:tab w:val="num" w:pos="1440"/>
+        </w:tabs>
+        <w:ind w:left="1440" w:hanging="360"/>
+      </w:pPr>
+      <w:rPr>
+        <w:rFonts w:ascii="Courier New" w:hAnsi="Courier New" w:hint="default"/>
+        <w:sz w:val="20"/>
+      </w:rPr>
+    </w:lvl>
+    <w:lvl w:ilvl="2">
+      <w:start w:val="1"/>
+      <w:numFmt w:val="russianLower"/>
+      <w:lvlText w:val="%3)"/>
+      <w:lvlJc w:val="left"/>
+      <w:pPr>
+        <w:tabs>
+          <w:tab w:val="num" w:pos="3905"/>
+        </w:tabs>
+        <w:ind w:left="3905" w:hanging="360"/>
+      </w:pPr>
+      <w:rPr>
+        <w:rFonts w:hint="default"/>
+        <w:sz w:val="24"/>
+        <w:szCs w:val="32"/>
+      </w:rPr>
+    </w:lvl>
+    <w:lvl w:ilvl="3">
+      <w:start w:val="1"/>
+      <w:numFmt w:val="bullet"/>
+      <w:lvlText w:val=""/>
+      <w:lvlJc w:val="left"/>
+      <w:pPr>
+        <w:tabs>
+          <w:tab w:val="num" w:pos="2880"/>
+        </w:tabs>
+        <w:ind w:left="2880" w:hanging="360"/>
+      </w:pPr>
+      <w:rPr>
+        <w:rFonts w:ascii="Symbol" w:hAnsi="Symbol" w:hint="default"/>
+        <w:sz w:val="20"/>
+      </w:rPr>
+    </w:lvl>
+    <w:lvl w:ilvl="4" w:tentative="1">
+      <w:start w:val="1"/>
+      <w:numFmt w:val="bullet"/>
+      <w:lvlText w:val=""/>
+      <w:lvlJc w:val="left"/>
+      <w:pPr>
+        <w:tabs>
+          <w:tab w:val="num" w:pos="3600"/>
+        </w:tabs>
+        <w:ind w:left="3600" w:hanging="360"/>
+      </w:pPr>
+      <w:rPr>
+        <w:rFonts w:ascii="Symbol" w:hAnsi="Symbol" w:hint="default"/>
+        <w:sz w:val="20"/>
+      </w:rPr>
+    </w:lvl>
+    <w:lvl w:ilvl="5" w:tentative="1">
+      <w:start w:val="1"/>
+      <w:numFmt w:val="bullet"/>
+      <w:lvlText w:val=""/>
+      <w:lvlJc w:val="left"/>
+      <w:pPr>
+        <w:tabs>
+          <w:tab w:val="num" w:pos="4320"/>
+        </w:tabs>
+        <w:ind w:left="4320" w:hanging="360"/>
+      </w:pPr>
+      <w:rPr>
+        <w:rFonts w:ascii="Symbol" w:hAnsi="Symbol" w:hint="default"/>
+        <w:sz w:val="20"/>
+      </w:rPr>
+    </w:lvl>
+    <w:lvl w:ilvl="6" w:tentative="1">
+      <w:start w:val="1"/>
+      <w:numFmt w:val="bullet"/>
+      <w:lvlText w:val=""/>
+      <w:lvlJc w:val="left"/>
+      <w:pPr>
+        <w:tabs>
+          <w:tab w:val="num" w:pos="5040"/>
+        </w:tabs>
+        <w:ind w:left="5040" w:hanging="360"/>
+      </w:pPr>
+      <w:rPr>
+        <w:rFonts w:ascii="Symbol" w:hAnsi="Symbol" w:hint="default"/>
+        <w:sz w:val="20"/>
+      </w:rPr>
+    </w:lvl>
+    <w:lvl w:ilvl="7" w:tentative="1">
+      <w:start w:val="1"/>
+      <w:numFmt w:val="bullet"/>
+      <w:lvlText w:val=""/>
+      <w:lvlJc w:val="left"/>
+      <w:pPr>
+        <w:tabs>
+          <w:tab w:val="num" w:pos="5760"/>
+        </w:tabs>
+        <w:ind w:left="5760" w:hanging="360"/>
+      </w:pPr>
+      <w:rPr>
+        <w:rFonts w:ascii="Symbol" w:hAnsi="Symbol" w:hint="default"/>
+        <w:sz w:val="20"/>
+      </w:rPr>
+    </w:lvl>
+    <w:lvl w:ilvl="8" w:tentative="1">
+      <w:start w:val="1"/>
+      <w:numFmt w:val="bullet"/>
+      <w:lvlText w:val=""/>
+      <w:lvlJc w:val="left"/>
+      <w:pPr>
+        <w:tabs>
+          <w:tab w:val="num" w:pos="6480"/>
+        </w:tabs>
+        <w:ind w:left="6480" w:hanging="360"/>
+      </w:pPr>
+      <w:rPr>
+        <w:rFonts w:ascii="Symbol" w:hAnsi="Symbol" w:hint="default"/>
+        <w:sz w:val="20"/>
+      </w:rPr>
+    </w:lvl>
+  </w:abstractNum>
+  <w:abstractNum w:abstractNumId="22" w15:restartNumberingAfterBreak="0">
+    <w:nsid w:val="70E96BD8"/>
+    <w:multiLevelType w:val="multilevel"/>
+    <w:tmpl w:val="4704D924"/>
+    <w:lvl w:ilvl="0">
+      <w:start w:val="1"/>
+      <w:numFmt w:val="decimal"/>
+      <w:pStyle w:val="Tabletext-num-1-lvl"/>
+      <w:suff w:val="space"/>
+      <w:lvlText w:val="%1."/>
+      <w:lvlJc w:val="left"/>
+      <w:pPr>
+        <w:ind w:left="0" w:firstLine="0"/>
+      </w:pPr>
+      <w:rPr>
+        <w:rFonts w:hint="default"/>
+      </w:rPr>
+    </w:lvl>
+    <w:lvl w:ilvl="1">
+      <w:start w:val="1"/>
+      <w:numFmt w:val="bullet"/>
+      <w:suff w:val="space"/>
+      <w:lvlText w:val=""/>
+      <w:lvlJc w:val="left"/>
+      <w:pPr>
+        <w:ind w:left="567" w:firstLine="142"/>
+      </w:pPr>
+      <w:rPr>
+        <w:rFonts w:ascii="Symbol" w:hAnsi="Symbol" w:hint="default"/>
+        <w:color w:val="auto"/>
+      </w:rPr>
+    </w:lvl>
+    <w:lvl w:ilvl="2">
+      <w:start w:val="1"/>
+      <w:numFmt w:val="bullet"/>
+      <w:suff w:val="space"/>
+      <w:lvlText w:val=""/>
+      <w:lvlJc w:val="left"/>
+      <w:pPr>
+        <w:ind w:left="1134" w:firstLine="142"/>
+      </w:pPr>
+      <w:rPr>
+        <w:rFonts w:ascii="Symbol" w:hAnsi="Symbol" w:hint="default"/>
+        <w:color w:val="auto"/>
+      </w:rPr>
+    </w:lvl>
+    <w:lvl w:ilvl="3">
+      <w:start w:val="1"/>
+      <w:numFmt w:val="decimal"/>
+      <w:lvlText w:val="(%4)"/>
+      <w:lvlJc w:val="left"/>
+      <w:pPr>
+        <w:ind w:left="-709" w:hanging="360"/>
+      </w:pPr>
+      <w:rPr>
+        <w:rFonts w:hint="default"/>
+      </w:rPr>
+    </w:lvl>
+    <w:lvl w:ilvl="4">
+      <w:start w:val="1"/>
+      <w:numFmt w:val="lowerLetter"/>
+      <w:lvlText w:val="(%5)"/>
+      <w:lvlJc w:val="left"/>
+      <w:pPr>
+        <w:ind w:left="-349" w:hanging="360"/>
+      </w:pPr>
+      <w:rPr>
+        <w:rFonts w:hint="default"/>
+      </w:rPr>
+    </w:lvl>
+    <w:lvl w:ilvl="5">
+      <w:start w:val="1"/>
+      <w:numFmt w:val="lowerRoman"/>
+      <w:lvlText w:val="(%6)"/>
+      <w:lvlJc w:val="left"/>
+      <w:pPr>
+        <w:ind w:left="11" w:hanging="360"/>
+      </w:pPr>
+      <w:rPr>
+        <w:rFonts w:hint="default"/>
+      </w:rPr>
+    </w:lvl>
+    <w:lvl w:ilvl="6">
+      <w:start w:val="1"/>
+      <w:numFmt w:val="decimal"/>
+      <w:lvlText w:val="%7."/>
+      <w:lvlJc w:val="left"/>
+      <w:pPr>
+        <w:ind w:left="371" w:hanging="360"/>
+      </w:pPr>
+      <w:rPr>
+        <w:rFonts w:hint="default"/>
+      </w:rPr>
+    </w:lvl>
+    <w:lvl w:ilvl="7">
+      <w:start w:val="1"/>
+      <w:numFmt w:val="lowerLetter"/>
+      <w:lvlText w:val="%8."/>
+      <w:lvlJc w:val="left"/>
+      <w:pPr>
+        <w:ind w:left="731" w:hanging="360"/>
+      </w:pPr>
+      <w:rPr>
+        <w:rFonts w:hint="default"/>
+      </w:rPr>
+    </w:lvl>
+    <w:lvl w:ilvl="8">
+      <w:start w:val="1"/>
+      <w:numFmt w:val="lowerRoman"/>
+      <w:lvlText w:val="%9."/>
+      <w:lvlJc w:val="left"/>
+      <w:pPr>
+        <w:ind w:left="1091" w:hanging="360"/>
+      </w:pPr>
+      <w:rPr>
+        <w:rFonts w:hint="default"/>
+      </w:rPr>
+    </w:lvl>
+  </w:abstractNum>
   <w:num w:numId="1" w16cid:durableId="1533884255">
+    <w:abstractNumId w:val="4"/>
+  </w:num>
+  <w:num w:numId="2" w16cid:durableId="65493681">
     <w:abstractNumId w:val="0"/>
+  </w:num>
+  <w:num w:numId="3" w16cid:durableId="2099791283">
+    <w:abstractNumId w:val="2"/>
+  </w:num>
+  <w:num w:numId="4" w16cid:durableId="622461885">
+    <w:abstractNumId w:val="18"/>
+  </w:num>
+  <w:num w:numId="5" w16cid:durableId="531916246">
+    <w:abstractNumId w:val="5"/>
+  </w:num>
+  <w:num w:numId="6" w16cid:durableId="1227374026">
+    <w:abstractNumId w:val="21"/>
+  </w:num>
+  <w:num w:numId="7" w16cid:durableId="907157216">
+    <w:abstractNumId w:val="12"/>
+  </w:num>
+  <w:num w:numId="8" w16cid:durableId="850994994">
+    <w:abstractNumId w:val="21"/>
+  </w:num>
+  <w:num w:numId="9" w16cid:durableId="1380470235">
+    <w:abstractNumId w:val="12"/>
+  </w:num>
+  <w:num w:numId="10" w16cid:durableId="71968958">
+    <w:abstractNumId w:val="12"/>
+  </w:num>
+  <w:num w:numId="11" w16cid:durableId="1207335175">
+    <w:abstractNumId w:val="12"/>
+  </w:num>
+  <w:num w:numId="12" w16cid:durableId="1624648784">
+    <w:abstractNumId w:val="7"/>
+  </w:num>
+  <w:num w:numId="13" w16cid:durableId="1309240793">
+    <w:abstractNumId w:val="8"/>
+  </w:num>
+  <w:num w:numId="14" w16cid:durableId="101846381">
+    <w:abstractNumId w:val="13"/>
+  </w:num>
+  <w:num w:numId="15" w16cid:durableId="709376662">
+    <w:abstractNumId w:val="10"/>
+  </w:num>
+  <w:num w:numId="16" w16cid:durableId="996690928">
+    <w:abstractNumId w:val="16"/>
+  </w:num>
+  <w:num w:numId="17" w16cid:durableId="1997494160">
+    <w:abstractNumId w:val="11"/>
+  </w:num>
+  <w:num w:numId="18" w16cid:durableId="1799181573">
+    <w:abstractNumId w:val="6"/>
+  </w:num>
+  <w:num w:numId="19" w16cid:durableId="1507402584">
+    <w:abstractNumId w:val="17"/>
+  </w:num>
+  <w:num w:numId="20" w16cid:durableId="689986114">
+    <w:abstractNumId w:val="3"/>
+  </w:num>
+  <w:num w:numId="21" w16cid:durableId="190999619">
+    <w:abstractNumId w:val="9"/>
+  </w:num>
+  <w:num w:numId="22" w16cid:durableId="1064837132">
+    <w:abstractNumId w:val="14"/>
+  </w:num>
+  <w:num w:numId="23" w16cid:durableId="625240244">
+    <w:abstractNumId w:val="19"/>
+  </w:num>
+  <w:num w:numId="24" w16cid:durableId="877624459">
+    <w:abstractNumId w:val="22"/>
+  </w:num>
+  <w:num w:numId="25" w16cid:durableId="651376748">
+    <w:abstractNumId w:val="20"/>
+  </w:num>
+  <w:num w:numId="26" w16cid:durableId="1126506045">
+    <w:abstractNumId w:val="15"/>
+  </w:num>
+  <w:num w:numId="27" w16cid:durableId="1984504207">
+    <w:abstractNumId w:val="1"/>
   </w:num>
 </w:numbering>
 </file>
@@ -546,6 +3813,10 @@
     </w:pPrDefault>
   </w:docDefaults>
   <w:latentStyles w:defLockedState="0" w:defUIPriority="0" w:defSemiHidden="0" w:defUnhideWhenUsed="0" w:defQFormat="0" w:count="376">
+    <w:lsdException w:name="toc 1" w:uiPriority="39" w:qFormat="1"/>
+    <w:lsdException w:name="toc 2" w:uiPriority="39" w:qFormat="1"/>
+    <w:lsdException w:name="toc 3" w:uiPriority="39" w:qFormat="1"/>
+    <w:lsdException w:name="Hyperlink" w:uiPriority="99"/>
     <w:lsdException w:name="Normal Table" w:semiHidden="1" w:unhideWhenUsed="1"/>
     <w:lsdException w:name="Table Simple 1" w:semiHidden="1" w:unhideWhenUsed="1"/>
     <w:lsdException w:name="Table Simple 2" w:semiHidden="1" w:unhideWhenUsed="1"/>
@@ -793,214 +4064,252 @@
     <w:name w:val="Normal"/>
     <w:qFormat/>
   </w:style>
-  <w:style w:type="paragraph" w:styleId="1">
+  <w:style w:type="paragraph" w:styleId="10">
     <w:name w:val="heading 1"/>
     <w:basedOn w:val="a"/>
-    <w:next w:val="a0"/>
-    <w:link w:val="10"/>
+    <w:next w:val="a"/>
+    <w:link w:val="11"/>
     <w:uiPriority w:val="9"/>
     <w:qFormat/>
-    <w:rsid w:val="009F0EA2"/>
+    <w:rsid w:val="00F56817"/>
     <w:pPr>
       <w:keepNext/>
       <w:keepLines/>
-      <w:spacing w:before="360" w:after="80"/>
+      <w:pageBreakBefore/>
+      <w:numPr>
+        <w:numId w:val="15"/>
+      </w:numPr>
+      <w:spacing w:before="240" w:after="120"/>
+      <w:ind w:left="0" w:firstLine="709"/>
+      <w:jc w:val="both"/>
       <w:outlineLvl w:val="0"/>
     </w:pPr>
     <w:rPr>
-      <w:rFonts w:ascii="Times New Roman" w:eastAsiaTheme="majorEastAsia" w:hAnsi="Times New Roman" w:cstheme="majorBidi"/>
+      <w:rFonts w:ascii="Times New Roman" w:eastAsiaTheme="majorEastAsia" w:hAnsi="Times New Roman" w:cs="Times New Roman"/>
       <w:b/>
-      <w:i/>
-      <w:color w:val="3A7C22" w:themeColor="accent6" w:themeShade="BF"/>
-      <w:sz w:val="56"/>
-      <w:szCs w:val="40"/>
+      <w:color w:val="000000" w:themeColor="text1"/>
+      <w:sz w:val="28"/>
+      <w:szCs w:val="32"/>
+      <w:lang w:val="ru-RU" w:eastAsia="en-US"/>
     </w:rPr>
   </w:style>
   <w:style w:type="paragraph" w:styleId="2">
     <w:name w:val="heading 2"/>
     <w:basedOn w:val="a"/>
-    <w:next w:val="a0"/>
-    <w:link w:val="20"/>
+    <w:link w:val="21"/>
     <w:uiPriority w:val="9"/>
-    <w:semiHidden/>
     <w:unhideWhenUsed/>
     <w:qFormat/>
-    <w:rsid w:val="00A10FD9"/>
+    <w:rsid w:val="00F56817"/>
     <w:pPr>
       <w:keepNext/>
       <w:keepLines/>
-      <w:spacing w:before="160" w:after="80"/>
+      <w:numPr>
+        <w:ilvl w:val="1"/>
+        <w:numId w:val="15"/>
+      </w:numPr>
+      <w:spacing w:before="240" w:after="120"/>
+      <w:ind w:left="0" w:firstLine="709"/>
+      <w:jc w:val="both"/>
       <w:outlineLvl w:val="1"/>
     </w:pPr>
     <w:rPr>
-      <w:rFonts w:asciiTheme="majorHAnsi" w:eastAsiaTheme="majorEastAsia" w:hAnsiTheme="majorHAnsi" w:cstheme="majorBidi"/>
-      <w:color w:val="0F4761" w:themeColor="accent1" w:themeShade="BF"/>
-      <w:sz w:val="32"/>
-      <w:szCs w:val="32"/>
+      <w:rFonts w:ascii="Times New Roman" w:eastAsiaTheme="majorEastAsia" w:hAnsi="Times New Roman" w:cstheme="majorBidi"/>
+      <w:b/>
+      <w:color w:val="000000" w:themeColor="text1"/>
+      <w:szCs w:val="26"/>
+      <w:lang w:val="ru-RU" w:eastAsia="en-US"/>
     </w:rPr>
   </w:style>
   <w:style w:type="paragraph" w:styleId="3">
     <w:name w:val="heading 3"/>
     <w:basedOn w:val="a"/>
-    <w:next w:val="a0"/>
-    <w:link w:val="30"/>
+    <w:next w:val="a"/>
+    <w:link w:val="31"/>
     <w:uiPriority w:val="9"/>
-    <w:semiHidden/>
     <w:unhideWhenUsed/>
     <w:qFormat/>
-    <w:rsid w:val="00A10FD9"/>
+    <w:rsid w:val="00F56817"/>
     <w:pPr>
       <w:keepNext/>
       <w:keepLines/>
-      <w:spacing w:before="160" w:after="80"/>
+      <w:numPr>
+        <w:ilvl w:val="2"/>
+        <w:numId w:val="15"/>
+      </w:numPr>
+      <w:spacing w:before="240" w:after="120"/>
+      <w:ind w:left="0" w:firstLine="709"/>
+      <w:jc w:val="both"/>
       <w:outlineLvl w:val="2"/>
     </w:pPr>
     <w:rPr>
-      <w:rFonts w:eastAsiaTheme="majorEastAsia" w:cstheme="majorBidi"/>
-      <w:color w:val="0F4761" w:themeColor="accent1" w:themeShade="BF"/>
-      <w:sz w:val="28"/>
-      <w:szCs w:val="28"/>
-    </w:rPr>
-  </w:style>
-  <w:style w:type="paragraph" w:styleId="4">
+      <w:rFonts w:ascii="Times New Roman" w:eastAsiaTheme="majorEastAsia" w:hAnsi="Times New Roman" w:cstheme="majorBidi"/>
+      <w:b/>
+      <w:color w:val="000000" w:themeColor="text1"/>
+      <w:lang w:val="ru-RU" w:eastAsia="en-US"/>
+    </w:rPr>
+  </w:style>
+  <w:style w:type="paragraph" w:styleId="40">
     <w:name w:val="heading 4"/>
     <w:basedOn w:val="a"/>
-    <w:next w:val="a0"/>
-    <w:link w:val="40"/>
+    <w:link w:val="41"/>
     <w:uiPriority w:val="9"/>
-    <w:semiHidden/>
     <w:unhideWhenUsed/>
     <w:qFormat/>
-    <w:rsid w:val="00A10FD9"/>
+    <w:rsid w:val="00F56817"/>
     <w:pPr>
       <w:keepNext/>
       <w:keepLines/>
-      <w:spacing w:before="80" w:after="40"/>
+      <w:numPr>
+        <w:ilvl w:val="3"/>
+        <w:numId w:val="15"/>
+      </w:numPr>
+      <w:spacing w:before="240" w:after="120"/>
+      <w:ind w:left="0" w:firstLine="709"/>
+      <w:jc w:val="both"/>
       <w:outlineLvl w:val="3"/>
     </w:pPr>
     <w:rPr>
-      <w:rFonts w:eastAsiaTheme="majorEastAsia" w:cstheme="majorBidi"/>
-      <w:i/>
+      <w:rFonts w:ascii="Times New Roman" w:eastAsiaTheme="majorEastAsia" w:hAnsi="Times New Roman" w:cstheme="majorBidi"/>
+      <w:b/>
       <w:iCs/>
-      <w:color w:val="0F4761" w:themeColor="accent1" w:themeShade="BF"/>
+      <w:color w:val="000000" w:themeColor="text1"/>
+      <w:szCs w:val="22"/>
+      <w:lang w:val="ru-RU" w:eastAsia="en-US"/>
     </w:rPr>
   </w:style>
   <w:style w:type="paragraph" w:styleId="5">
     <w:name w:val="heading 5"/>
     <w:basedOn w:val="a"/>
-    <w:next w:val="a0"/>
-    <w:link w:val="50"/>
+    <w:next w:val="a"/>
+    <w:link w:val="51"/>
     <w:uiPriority w:val="9"/>
-    <w:semiHidden/>
     <w:unhideWhenUsed/>
     <w:qFormat/>
-    <w:rsid w:val="00A10FD9"/>
+    <w:rsid w:val="00F56817"/>
     <w:pPr>
       <w:keepNext/>
       <w:keepLines/>
-      <w:spacing w:before="80" w:after="40"/>
+      <w:numPr>
+        <w:ilvl w:val="4"/>
+        <w:numId w:val="15"/>
+      </w:numPr>
+      <w:spacing w:before="240" w:after="120" w:line="259" w:lineRule="auto"/>
+      <w:ind w:left="0" w:firstLine="709"/>
+      <w:jc w:val="both"/>
       <w:outlineLvl w:val="4"/>
     </w:pPr>
     <w:rPr>
-      <w:rFonts w:eastAsiaTheme="majorEastAsia" w:cstheme="majorBidi"/>
-      <w:color w:val="0F4761" w:themeColor="accent1" w:themeShade="BF"/>
-    </w:rPr>
-  </w:style>
-  <w:style w:type="paragraph" w:styleId="6">
+      <w:rFonts w:ascii="Times New Roman" w:eastAsiaTheme="majorEastAsia" w:hAnsi="Times New Roman" w:cs="Times New Roman"/>
+      <w:b/>
+      <w:color w:val="000000" w:themeColor="text1"/>
+      <w:lang w:val="ru-RU" w:eastAsia="en-US"/>
+    </w:rPr>
+  </w:style>
+  <w:style w:type="paragraph" w:styleId="60">
     <w:name w:val="heading 6"/>
     <w:basedOn w:val="a"/>
-    <w:next w:val="a0"/>
-    <w:link w:val="60"/>
-    <w:uiPriority w:val="9"/>
-    <w:semiHidden/>
-    <w:unhideWhenUsed/>
+    <w:next w:val="a"/>
+    <w:link w:val="61"/>
     <w:qFormat/>
-    <w:rsid w:val="00A10FD9"/>
+    <w:rsid w:val="00F56817"/>
     <w:pPr>
       <w:keepNext/>
-      <w:keepLines/>
-      <w:spacing w:before="40" w:after="0"/>
+      <w:numPr>
+        <w:ilvl w:val="5"/>
+        <w:numId w:val="15"/>
+      </w:numPr>
+      <w:spacing w:before="240" w:after="120"/>
+      <w:ind w:left="0" w:firstLine="709"/>
       <w:outlineLvl w:val="5"/>
     </w:pPr>
     <w:rPr>
-      <w:rFonts w:eastAsiaTheme="majorEastAsia" w:cstheme="majorBidi"/>
-      <w:i/>
-      <w:iCs/>
-      <w:color w:val="595959" w:themeColor="text1" w:themeTint="A6"/>
-    </w:rPr>
-  </w:style>
-  <w:style w:type="paragraph" w:styleId="7">
+      <w:rFonts w:ascii="Times New Roman" w:eastAsia="Times New Roman" w:hAnsi="Times New Roman" w:cs="Times New Roman"/>
+      <w:b/>
+      <w:bCs/>
+      <w:lang w:val="ru-RU" w:eastAsia="ru-RU"/>
+    </w:rPr>
+  </w:style>
+  <w:style w:type="paragraph" w:styleId="70">
     <w:name w:val="heading 7"/>
     <w:basedOn w:val="a"/>
-    <w:next w:val="a0"/>
-    <w:link w:val="70"/>
-    <w:uiPriority w:val="9"/>
-    <w:semiHidden/>
-    <w:unhideWhenUsed/>
+    <w:next w:val="a"/>
+    <w:link w:val="71"/>
     <w:qFormat/>
-    <w:rsid w:val="00A10FD9"/>
-    <w:pPr>
-      <w:keepNext/>
-      <w:keepLines/>
-      <w:spacing w:before="40" w:after="0"/>
+    <w:rsid w:val="00F56817"/>
+    <w:pPr>
+      <w:numPr>
+        <w:ilvl w:val="6"/>
+        <w:numId w:val="15"/>
+      </w:numPr>
+      <w:spacing w:before="240" w:after="60"/>
+      <w:ind w:left="0" w:firstLine="709"/>
+      <w:jc w:val="both"/>
       <w:outlineLvl w:val="6"/>
     </w:pPr>
     <w:rPr>
-      <w:rFonts w:eastAsiaTheme="majorEastAsia" w:cstheme="majorBidi"/>
-      <w:color w:val="595959" w:themeColor="text1" w:themeTint="A6"/>
+      <w:rFonts w:ascii="Times New Roman" w:eastAsia="Times New Roman" w:hAnsi="Times New Roman" w:cs="Times New Roman"/>
+      <w:b/>
+      <w:color w:val="000000" w:themeColor="text1"/>
+      <w:lang w:val="ru-RU" w:eastAsia="ru-RU"/>
     </w:rPr>
   </w:style>
   <w:style w:type="paragraph" w:styleId="8">
     <w:name w:val="heading 8"/>
     <w:basedOn w:val="a"/>
-    <w:next w:val="a0"/>
-    <w:link w:val="80"/>
-    <w:uiPriority w:val="9"/>
-    <w:semiHidden/>
-    <w:unhideWhenUsed/>
+    <w:next w:val="a"/>
+    <w:link w:val="81"/>
     <w:qFormat/>
-    <w:rsid w:val="00A10FD9"/>
-    <w:pPr>
-      <w:keepNext/>
-      <w:keepLines/>
-      <w:spacing w:after="0"/>
+    <w:rsid w:val="00F56817"/>
+    <w:pPr>
+      <w:numPr>
+        <w:ilvl w:val="7"/>
+        <w:numId w:val="15"/>
+      </w:numPr>
+      <w:spacing w:before="240" w:after="60"/>
+      <w:ind w:left="0" w:firstLine="709"/>
+      <w:jc w:val="both"/>
       <w:outlineLvl w:val="7"/>
     </w:pPr>
     <w:rPr>
-      <w:rFonts w:eastAsiaTheme="majorEastAsia" w:cstheme="majorBidi"/>
-      <w:i/>
+      <w:rFonts w:ascii="Times New Roman" w:eastAsia="Times New Roman" w:hAnsi="Times New Roman" w:cs="Times New Roman"/>
+      <w:b/>
       <w:iCs/>
-      <w:color w:val="272727" w:themeColor="text1" w:themeTint="D8"/>
+      <w:color w:val="000000" w:themeColor="text1"/>
+      <w:lang w:val="ru-RU" w:eastAsia="ru-RU"/>
     </w:rPr>
   </w:style>
   <w:style w:type="paragraph" w:styleId="9">
     <w:name w:val="heading 9"/>
     <w:basedOn w:val="a"/>
-    <w:next w:val="a0"/>
-    <w:link w:val="90"/>
-    <w:uiPriority w:val="9"/>
-    <w:semiHidden/>
-    <w:unhideWhenUsed/>
+    <w:next w:val="a"/>
+    <w:link w:val="91"/>
     <w:qFormat/>
-    <w:rsid w:val="00A10FD9"/>
-    <w:pPr>
-      <w:keepNext/>
-      <w:keepLines/>
-      <w:spacing w:after="0"/>
+    <w:rsid w:val="00F56817"/>
+    <w:pPr>
+      <w:numPr>
+        <w:ilvl w:val="8"/>
+        <w:numId w:val="15"/>
+      </w:numPr>
+      <w:spacing w:before="240" w:after="60"/>
+      <w:ind w:left="0" w:firstLine="709"/>
+      <w:jc w:val="both"/>
       <w:outlineLvl w:val="8"/>
     </w:pPr>
     <w:rPr>
-      <w:rFonts w:eastAsiaTheme="majorEastAsia" w:cstheme="majorBidi"/>
-      <w:color w:val="272727" w:themeColor="text1" w:themeTint="D8"/>
-    </w:rPr>
-  </w:style>
-  <w:style w:type="character" w:default="1" w:styleId="a1">
+      <w:rFonts w:ascii="Times New Roman" w:eastAsia="Times New Roman" w:hAnsi="Times New Roman" w:cs="Times New Roman"/>
+      <w:b/>
+      <w:color w:val="000000" w:themeColor="text1"/>
+      <w:lang w:val="ru-RU" w:eastAsia="ru-RU"/>
+    </w:rPr>
+  </w:style>
+  <w:style w:type="character" w:default="1" w:styleId="a0">
     <w:name w:val="Default Paragraph Font"/>
     <w:uiPriority w:val="1"/>
     <w:semiHidden/>
     <w:unhideWhenUsed/>
   </w:style>
-  <w:style w:type="table" w:default="1" w:styleId="a2">
+  <w:style w:type="table" w:default="1" w:styleId="a1">
     <w:name w:val="Normal Table"/>
     <w:uiPriority w:val="99"/>
     <w:semiHidden/>
@@ -1015,73 +4324,71 @@
       </w:tblCellMar>
     </w:tblPr>
   </w:style>
-  <w:style w:type="numbering" w:default="1" w:styleId="a3">
+  <w:style w:type="numbering" w:default="1" w:styleId="a2">
     <w:name w:val="No List"/>
     <w:uiPriority w:val="99"/>
     <w:semiHidden/>
     <w:unhideWhenUsed/>
   </w:style>
-  <w:style w:type="paragraph" w:styleId="a0">
+  <w:style w:type="paragraph" w:styleId="a3">
     <w:name w:val="Body Text"/>
-    <w:basedOn w:val="a"/>
+    <w:basedOn w:val="Tabletext"/>
     <w:qFormat/>
-    <w:pPr>
-      <w:spacing w:before="180" w:after="180"/>
-    </w:pPr>
+    <w:rsid w:val="00F308D5"/>
   </w:style>
   <w:style w:type="paragraph" w:customStyle="1" w:styleId="FirstParagraph">
     <w:name w:val="First Paragraph"/>
-    <w:basedOn w:val="a0"/>
-    <w:next w:val="a0"/>
+    <w:basedOn w:val="a3"/>
+    <w:next w:val="a3"/>
     <w:qFormat/>
   </w:style>
   <w:style w:type="paragraph" w:customStyle="1" w:styleId="Compact">
     <w:name w:val="Compact"/>
-    <w:basedOn w:val="a0"/>
+    <w:basedOn w:val="Table-heading"/>
     <w:qFormat/>
-    <w:pPr>
-      <w:spacing w:before="36" w:after="36"/>
-    </w:pPr>
+    <w:rsid w:val="00706BDF"/>
   </w:style>
   <w:style w:type="paragraph" w:styleId="a4">
     <w:name w:val="Title"/>
     <w:basedOn w:val="a"/>
-    <w:next w:val="a0"/>
+    <w:next w:val="a3"/>
     <w:link w:val="a5"/>
     <w:uiPriority w:val="10"/>
     <w:qFormat/>
-    <w:rsid w:val="00A10FD9"/>
+    <w:rsid w:val="009F3FF6"/>
     <w:pPr>
       <w:spacing w:after="80"/>
       <w:contextualSpacing/>
       <w:jc w:val="center"/>
     </w:pPr>
     <w:rPr>
-      <w:rFonts w:asciiTheme="majorHAnsi" w:eastAsiaTheme="majorEastAsia" w:hAnsiTheme="majorHAnsi" w:cstheme="majorBidi"/>
-      <w:sz w:val="56"/>
-      <w:szCs w:val="56"/>
+      <w:rFonts w:ascii="Times New Roman" w:eastAsiaTheme="majorEastAsia" w:hAnsi="Times New Roman" w:cs="Times New Roman"/>
+      <w:b/>
+      <w:bCs/>
+      <w:caps/>
     </w:rPr>
   </w:style>
   <w:style w:type="character" w:customStyle="1" w:styleId="a5">
     <w:name w:val="Заголовок Знак"/>
-    <w:basedOn w:val="a1"/>
+    <w:basedOn w:val="a0"/>
     <w:link w:val="a4"/>
     <w:uiPriority w:val="10"/>
-    <w:rsid w:val="00A10FD9"/>
-    <w:rPr>
-      <w:rFonts w:asciiTheme="majorHAnsi" w:eastAsiaTheme="majorEastAsia" w:hAnsiTheme="majorHAnsi" w:cstheme="majorBidi"/>
-      <w:sz w:val="56"/>
-      <w:szCs w:val="56"/>
+    <w:rsid w:val="009F3FF6"/>
+    <w:rPr>
+      <w:rFonts w:ascii="Times New Roman" w:eastAsiaTheme="majorEastAsia" w:hAnsi="Times New Roman" w:cs="Times New Roman"/>
+      <w:b/>
+      <w:bCs/>
+      <w:caps/>
     </w:rPr>
   </w:style>
   <w:style w:type="paragraph" w:styleId="a6">
     <w:name w:val="Subtitle"/>
     <w:basedOn w:val="a4"/>
-    <w:next w:val="a0"/>
+    <w:next w:val="a3"/>
     <w:link w:val="a7"/>
     <w:uiPriority w:val="11"/>
     <w:qFormat/>
-    <w:rsid w:val="00A10FD9"/>
+    <w:rsid w:val="0057736E"/>
     <w:pPr>
       <w:numPr>
         <w:ilvl w:val="1"/>
@@ -1089,51 +4396,40 @@
     </w:pPr>
     <w:rPr>
       <w:spacing w:val="15"/>
-      <w:sz w:val="28"/>
-      <w:szCs w:val="28"/>
     </w:rPr>
   </w:style>
   <w:style w:type="character" w:customStyle="1" w:styleId="a7">
     <w:name w:val="Подзаголовок Знак"/>
-    <w:basedOn w:val="a1"/>
+    <w:basedOn w:val="a0"/>
     <w:link w:val="a6"/>
     <w:uiPriority w:val="11"/>
-    <w:rsid w:val="00A10FD9"/>
-    <w:rPr>
-      <w:rFonts w:eastAsiaTheme="majorEastAsia" w:cstheme="majorBidi"/>
-      <w:color w:val="595959" w:themeColor="text1" w:themeTint="A6"/>
+    <w:rsid w:val="0057736E"/>
+    <w:rPr>
+      <w:rFonts w:ascii="Times New Roman" w:eastAsiaTheme="majorEastAsia" w:hAnsi="Times New Roman" w:cs="Times New Roman"/>
+      <w:b/>
+      <w:bCs/>
       <w:spacing w:val="15"/>
-      <w:sz w:val="28"/>
-      <w:szCs w:val="28"/>
     </w:rPr>
   </w:style>
   <w:style w:type="paragraph" w:customStyle="1" w:styleId="Author">
     <w:name w:val="Author"/>
     <w:basedOn w:val="a4"/>
-    <w:next w:val="a0"/>
+    <w:next w:val="a3"/>
     <w:qFormat/>
     <w:pPr>
       <w:keepNext/>
       <w:keepLines/>
     </w:pPr>
-    <w:rPr>
-      <w:sz w:val="24"/>
-      <w:szCs w:val="24"/>
-    </w:rPr>
   </w:style>
   <w:style w:type="paragraph" w:styleId="a8">
     <w:name w:val="Date"/>
     <w:basedOn w:val="a4"/>
-    <w:next w:val="a0"/>
+    <w:next w:val="a3"/>
     <w:qFormat/>
     <w:pPr>
       <w:keepNext/>
       <w:keepLines/>
     </w:pPr>
-    <w:rPr>
-      <w:sz w:val="24"/>
-      <w:szCs w:val="24"/>
-    </w:rPr>
   </w:style>
   <w:style w:type="paragraph" w:customStyle="1" w:styleId="AbstractTitle">
     <w:name w:val="Abstract Title"/>
@@ -1155,7 +4451,7 @@
   <w:style w:type="paragraph" w:customStyle="1" w:styleId="Abstract">
     <w:name w:val="Abstract"/>
     <w:basedOn w:val="a"/>
-    <w:next w:val="a0"/>
+    <w:next w:val="a3"/>
     <w:qFormat/>
     <w:pPr>
       <w:keepNext/>
@@ -1172,131 +4468,129 @@
     <w:basedOn w:val="a"/>
     <w:qFormat/>
   </w:style>
-  <w:style w:type="character" w:customStyle="1" w:styleId="10">
+  <w:style w:type="character" w:customStyle="1" w:styleId="11">
     <w:name w:val="Заголовок 1 Знак"/>
-    <w:basedOn w:val="a1"/>
-    <w:link w:val="1"/>
+    <w:basedOn w:val="a0"/>
+    <w:link w:val="10"/>
     <w:uiPriority w:val="9"/>
-    <w:rsid w:val="009F0EA2"/>
+    <w:rsid w:val="00F56817"/>
+    <w:rPr>
+      <w:rFonts w:ascii="Times New Roman" w:eastAsiaTheme="majorEastAsia" w:hAnsi="Times New Roman" w:cs="Times New Roman"/>
+      <w:b/>
+      <w:color w:val="000000" w:themeColor="text1"/>
+      <w:sz w:val="28"/>
+      <w:szCs w:val="32"/>
+      <w:lang w:val="ru-RU" w:eastAsia="en-US"/>
+    </w:rPr>
+  </w:style>
+  <w:style w:type="character" w:customStyle="1" w:styleId="21">
+    <w:name w:val="Заголовок 2 Знак"/>
+    <w:basedOn w:val="a0"/>
+    <w:link w:val="2"/>
+    <w:uiPriority w:val="9"/>
+    <w:rsid w:val="00F56817"/>
     <w:rPr>
       <w:rFonts w:ascii="Times New Roman" w:eastAsiaTheme="majorEastAsia" w:hAnsi="Times New Roman" w:cstheme="majorBidi"/>
       <w:b/>
-      <w:i/>
-      <w:color w:val="3A7C22" w:themeColor="accent6" w:themeShade="BF"/>
-      <w:sz w:val="56"/>
-      <w:szCs w:val="40"/>
-    </w:rPr>
-  </w:style>
-  <w:style w:type="character" w:customStyle="1" w:styleId="20">
-    <w:name w:val="Заголовок 2 Знак"/>
-    <w:basedOn w:val="a1"/>
-    <w:link w:val="2"/>
-    <w:uiPriority w:val="9"/>
-    <w:semiHidden/>
-    <w:rsid w:val="00A10FD9"/>
-    <w:rPr>
-      <w:rFonts w:asciiTheme="majorHAnsi" w:eastAsiaTheme="majorEastAsia" w:hAnsiTheme="majorHAnsi" w:cstheme="majorBidi"/>
-      <w:color w:val="0F4761" w:themeColor="accent1" w:themeShade="BF"/>
-      <w:sz w:val="32"/>
-      <w:szCs w:val="32"/>
-    </w:rPr>
-  </w:style>
-  <w:style w:type="character" w:customStyle="1" w:styleId="30">
+      <w:color w:val="000000" w:themeColor="text1"/>
+      <w:szCs w:val="26"/>
+      <w:lang w:val="ru-RU" w:eastAsia="en-US"/>
+    </w:rPr>
+  </w:style>
+  <w:style w:type="character" w:customStyle="1" w:styleId="31">
     <w:name w:val="Заголовок 3 Знак"/>
-    <w:basedOn w:val="a1"/>
+    <w:basedOn w:val="a0"/>
     <w:link w:val="3"/>
     <w:uiPriority w:val="9"/>
-    <w:semiHidden/>
-    <w:rsid w:val="00A10FD9"/>
-    <w:rPr>
-      <w:rFonts w:eastAsiaTheme="majorEastAsia" w:cstheme="majorBidi"/>
-      <w:color w:val="0F4761" w:themeColor="accent1" w:themeShade="BF"/>
-      <w:sz w:val="28"/>
-      <w:szCs w:val="28"/>
-    </w:rPr>
-  </w:style>
-  <w:style w:type="character" w:customStyle="1" w:styleId="40">
+    <w:rsid w:val="00F56817"/>
+    <w:rPr>
+      <w:rFonts w:ascii="Times New Roman" w:eastAsiaTheme="majorEastAsia" w:hAnsi="Times New Roman" w:cstheme="majorBidi"/>
+      <w:b/>
+      <w:color w:val="000000" w:themeColor="text1"/>
+      <w:lang w:val="ru-RU" w:eastAsia="en-US"/>
+    </w:rPr>
+  </w:style>
+  <w:style w:type="character" w:customStyle="1" w:styleId="41">
     <w:name w:val="Заголовок 4 Знак"/>
-    <w:basedOn w:val="a1"/>
-    <w:link w:val="4"/>
+    <w:basedOn w:val="a0"/>
+    <w:link w:val="40"/>
     <w:uiPriority w:val="9"/>
-    <w:semiHidden/>
-    <w:rsid w:val="00A10FD9"/>
-    <w:rPr>
-      <w:rFonts w:eastAsiaTheme="majorEastAsia" w:cstheme="majorBidi"/>
-      <w:i/>
+    <w:rsid w:val="00F56817"/>
+    <w:rPr>
+      <w:rFonts w:ascii="Times New Roman" w:eastAsiaTheme="majorEastAsia" w:hAnsi="Times New Roman" w:cstheme="majorBidi"/>
+      <w:b/>
       <w:iCs/>
-      <w:color w:val="0F4761" w:themeColor="accent1" w:themeShade="BF"/>
-    </w:rPr>
-  </w:style>
-  <w:style w:type="character" w:customStyle="1" w:styleId="50">
+      <w:color w:val="000000" w:themeColor="text1"/>
+      <w:szCs w:val="22"/>
+      <w:lang w:val="ru-RU" w:eastAsia="en-US"/>
+    </w:rPr>
+  </w:style>
+  <w:style w:type="character" w:customStyle="1" w:styleId="51">
     <w:name w:val="Заголовок 5 Знак"/>
-    <w:basedOn w:val="a1"/>
+    <w:basedOn w:val="a0"/>
     <w:link w:val="5"/>
     <w:uiPriority w:val="9"/>
-    <w:semiHidden/>
-    <w:rsid w:val="00A10FD9"/>
-    <w:rPr>
-      <w:rFonts w:eastAsiaTheme="majorEastAsia" w:cstheme="majorBidi"/>
-      <w:color w:val="0F4761" w:themeColor="accent1" w:themeShade="BF"/>
-    </w:rPr>
-  </w:style>
-  <w:style w:type="character" w:customStyle="1" w:styleId="60">
+    <w:rsid w:val="00F56817"/>
+    <w:rPr>
+      <w:rFonts w:ascii="Times New Roman" w:eastAsiaTheme="majorEastAsia" w:hAnsi="Times New Roman" w:cs="Times New Roman"/>
+      <w:b/>
+      <w:color w:val="000000" w:themeColor="text1"/>
+      <w:lang w:val="ru-RU" w:eastAsia="en-US"/>
+    </w:rPr>
+  </w:style>
+  <w:style w:type="character" w:customStyle="1" w:styleId="61">
     <w:name w:val="Заголовок 6 Знак"/>
-    <w:basedOn w:val="a1"/>
-    <w:link w:val="6"/>
-    <w:uiPriority w:val="9"/>
-    <w:semiHidden/>
-    <w:rsid w:val="00A10FD9"/>
-    <w:rPr>
-      <w:rFonts w:eastAsiaTheme="majorEastAsia" w:cstheme="majorBidi"/>
-      <w:i/>
+    <w:basedOn w:val="a0"/>
+    <w:link w:val="60"/>
+    <w:rsid w:val="00F56817"/>
+    <w:rPr>
+      <w:rFonts w:ascii="Times New Roman" w:eastAsia="Times New Roman" w:hAnsi="Times New Roman" w:cs="Times New Roman"/>
+      <w:b/>
+      <w:bCs/>
+      <w:lang w:val="ru-RU" w:eastAsia="ru-RU"/>
+    </w:rPr>
+  </w:style>
+  <w:style w:type="character" w:customStyle="1" w:styleId="71">
+    <w:name w:val="Заголовок 7 Знак"/>
+    <w:basedOn w:val="a0"/>
+    <w:link w:val="70"/>
+    <w:rsid w:val="00F56817"/>
+    <w:rPr>
+      <w:rFonts w:ascii="Times New Roman" w:eastAsia="Times New Roman" w:hAnsi="Times New Roman" w:cs="Times New Roman"/>
+      <w:b/>
+      <w:color w:val="000000" w:themeColor="text1"/>
+      <w:lang w:val="ru-RU" w:eastAsia="ru-RU"/>
+    </w:rPr>
+  </w:style>
+  <w:style w:type="character" w:customStyle="1" w:styleId="81">
+    <w:name w:val="Заголовок 8 Знак"/>
+    <w:basedOn w:val="a0"/>
+    <w:link w:val="8"/>
+    <w:rsid w:val="00F56817"/>
+    <w:rPr>
+      <w:rFonts w:ascii="Times New Roman" w:eastAsia="Times New Roman" w:hAnsi="Times New Roman" w:cs="Times New Roman"/>
+      <w:b/>
       <w:iCs/>
-      <w:color w:val="595959" w:themeColor="text1" w:themeTint="A6"/>
-    </w:rPr>
-  </w:style>
-  <w:style w:type="character" w:customStyle="1" w:styleId="70">
-    <w:name w:val="Заголовок 7 Знак"/>
-    <w:basedOn w:val="a1"/>
-    <w:link w:val="7"/>
-    <w:uiPriority w:val="9"/>
-    <w:semiHidden/>
-    <w:rsid w:val="00A10FD9"/>
-    <w:rPr>
-      <w:rFonts w:eastAsiaTheme="majorEastAsia" w:cstheme="majorBidi"/>
-      <w:color w:val="595959" w:themeColor="text1" w:themeTint="A6"/>
-    </w:rPr>
-  </w:style>
-  <w:style w:type="character" w:customStyle="1" w:styleId="80">
-    <w:name w:val="Заголовок 8 Знак"/>
-    <w:basedOn w:val="a1"/>
-    <w:link w:val="8"/>
-    <w:uiPriority w:val="9"/>
-    <w:semiHidden/>
-    <w:rsid w:val="00A10FD9"/>
-    <w:rPr>
-      <w:rFonts w:eastAsiaTheme="majorEastAsia" w:cstheme="majorBidi"/>
-      <w:i/>
-      <w:iCs/>
-      <w:color w:val="272727" w:themeColor="text1" w:themeTint="D8"/>
-    </w:rPr>
-  </w:style>
-  <w:style w:type="character" w:customStyle="1" w:styleId="90">
+      <w:color w:val="000000" w:themeColor="text1"/>
+      <w:lang w:val="ru-RU" w:eastAsia="ru-RU"/>
+    </w:rPr>
+  </w:style>
+  <w:style w:type="character" w:customStyle="1" w:styleId="91">
     <w:name w:val="Заголовок 9 Знак"/>
-    <w:basedOn w:val="a1"/>
+    <w:basedOn w:val="a0"/>
     <w:link w:val="9"/>
-    <w:uiPriority w:val="9"/>
-    <w:semiHidden/>
-    <w:rsid w:val="00A10FD9"/>
-    <w:rPr>
-      <w:rFonts w:eastAsiaTheme="majorEastAsia" w:cstheme="majorBidi"/>
-      <w:color w:val="272727" w:themeColor="text1" w:themeTint="D8"/>
+    <w:rsid w:val="00F56817"/>
+    <w:rPr>
+      <w:rFonts w:ascii="Times New Roman" w:eastAsia="Times New Roman" w:hAnsi="Times New Roman" w:cs="Times New Roman"/>
+      <w:b/>
+      <w:color w:val="000000" w:themeColor="text1"/>
+      <w:lang w:val="ru-RU" w:eastAsia="ru-RU"/>
     </w:rPr>
   </w:style>
   <w:style w:type="paragraph" w:styleId="aa">
     <w:name w:val="Block Text"/>
-    <w:basedOn w:val="a0"/>
-    <w:next w:val="a0"/>
+    <w:basedOn w:val="a3"/>
+    <w:next w:val="a3"/>
     <w:uiPriority w:val="9"/>
     <w:unhideWhenUsed/>
     <w:qFormat/>
@@ -1378,10 +4672,18 @@
   </w:style>
   <w:style w:type="paragraph" w:customStyle="1" w:styleId="TableCaption">
     <w:name w:val="Table Caption"/>
-    <w:basedOn w:val="ac"/>
+    <w:basedOn w:val="text"/>
+    <w:rsid w:val="00965441"/>
     <w:pPr>
       <w:keepNext/>
-    </w:pPr>
+      <w:keepLines/>
+      <w:spacing w:before="120" w:after="120"/>
+      <w:ind w:firstLine="0"/>
+    </w:pPr>
+    <w:rPr>
+      <w:color w:val="000000" w:themeColor="text1"/>
+      <w:szCs w:val="40"/>
+    </w:rPr>
   </w:style>
   <w:style w:type="paragraph" w:customStyle="1" w:styleId="ImageCaption">
     <w:name w:val="Image Caption"/>
@@ -1400,7 +4702,7 @@
   </w:style>
   <w:style w:type="character" w:customStyle="1" w:styleId="ad">
     <w:name w:val="Название объекта Знак"/>
-    <w:basedOn w:val="a1"/>
+    <w:basedOn w:val="a0"/>
     <w:link w:val="ac"/>
   </w:style>
   <w:style w:type="character" w:customStyle="1" w:styleId="VerbatimChar">
@@ -1425,29 +4727,34 @@
   <w:style w:type="character" w:styleId="af">
     <w:name w:val="Hyperlink"/>
     <w:basedOn w:val="ad"/>
+    <w:uiPriority w:val="99"/>
     <w:rPr>
       <w:color w:val="156082" w:themeColor="accent1"/>
     </w:rPr>
   </w:style>
   <w:style w:type="paragraph" w:styleId="af0">
     <w:name w:val="TOC Heading"/>
-    <w:basedOn w:val="1"/>
-    <w:next w:val="a0"/>
+    <w:basedOn w:val="10"/>
+    <w:next w:val="a3"/>
     <w:uiPriority w:val="39"/>
     <w:unhideWhenUsed/>
     <w:qFormat/>
-    <w:pPr>
-      <w:spacing w:before="240" w:line="259" w:lineRule="auto"/>
+    <w:rsid w:val="00D908FA"/>
+    <w:pPr>
+      <w:numPr>
+        <w:numId w:val="0"/>
+      </w:numPr>
+      <w:spacing w:line="259" w:lineRule="auto"/>
+      <w:jc w:val="center"/>
       <w:outlineLvl w:val="9"/>
     </w:pPr>
   </w:style>
   <w:style w:type="paragraph" w:customStyle="1" w:styleId="WarningText">
     <w:name w:val="WarningText"/>
-    <w:basedOn w:val="a0"/>
+    <w:basedOn w:val="a3"/>
     <w:qFormat/>
     <w:rsid w:val="007560A8"/>
     <w:rPr>
-      <w:rFonts w:ascii="Times New Roman" w:hAnsi="Times New Roman"/>
       <w:b/>
       <w:i/>
       <w:sz w:val="52"/>
@@ -1455,11 +4762,631 @@
   </w:style>
   <w:style w:type="character" w:styleId="af1">
     <w:name w:val="FollowedHyperlink"/>
-    <w:basedOn w:val="a1"/>
+    <w:basedOn w:val="a0"/>
     <w:rsid w:val="007554BA"/>
     <w:rPr>
       <w:color w:val="96607D" w:themeColor="followedHyperlink"/>
       <w:u w:val="single"/>
+    </w:rPr>
+  </w:style>
+  <w:style w:type="paragraph" w:customStyle="1" w:styleId="list-1-lvl">
+    <w:name w:val="_list-1-lvl"/>
+    <w:basedOn w:val="a"/>
+    <w:link w:val="list-1-lvl0"/>
+    <w:qFormat/>
+    <w:rsid w:val="005254C5"/>
+    <w:pPr>
+      <w:numPr>
+        <w:numId w:val="2"/>
+      </w:numPr>
+      <w:pBdr>
+        <w:top w:val="nil"/>
+        <w:left w:val="nil"/>
+        <w:bottom w:val="nil"/>
+        <w:right w:val="nil"/>
+        <w:between w:val="nil"/>
+      </w:pBdr>
+      <w:tabs>
+        <w:tab w:val="left" w:pos="1134"/>
+      </w:tabs>
+      <w:spacing w:after="0"/>
+      <w:jc w:val="both"/>
+    </w:pPr>
+    <w:rPr>
+      <w:rFonts w:ascii="Times New Roman" w:eastAsia="Times New Roman" w:hAnsi="Times New Roman" w:cs="Times New Roman"/>
+      <w:color w:val="000000"/>
+      <w:lang w:val="ru-RU" w:eastAsia="ru-RU"/>
+    </w:rPr>
+  </w:style>
+  <w:style w:type="character" w:customStyle="1" w:styleId="list-1-lvl0">
+    <w:name w:val="_list-1-lvl Знак"/>
+    <w:basedOn w:val="a0"/>
+    <w:link w:val="list-1-lvl"/>
+    <w:rsid w:val="005254C5"/>
+    <w:rPr>
+      <w:rFonts w:ascii="Times New Roman" w:eastAsia="Times New Roman" w:hAnsi="Times New Roman" w:cs="Times New Roman"/>
+      <w:color w:val="000000"/>
+      <w:lang w:val="ru-RU" w:eastAsia="ru-RU"/>
+    </w:rPr>
+  </w:style>
+  <w:style w:type="paragraph" w:customStyle="1" w:styleId="list-2-lvl">
+    <w:name w:val="_list-2-lvl"/>
+    <w:basedOn w:val="list-1-lvl"/>
+    <w:link w:val="list-2-lvl0"/>
+    <w:qFormat/>
+    <w:rsid w:val="005254C5"/>
+    <w:pPr>
+      <w:numPr>
+        <w:numId w:val="3"/>
+      </w:numPr>
+    </w:pPr>
+  </w:style>
+  <w:style w:type="character" w:customStyle="1" w:styleId="list-2-lvl0">
+    <w:name w:val="_list-2-lvl Знак"/>
+    <w:basedOn w:val="list-1-lvl0"/>
+    <w:link w:val="list-2-lvl"/>
+    <w:rsid w:val="005254C5"/>
+    <w:rPr>
+      <w:rFonts w:ascii="Times New Roman" w:eastAsia="Times New Roman" w:hAnsi="Times New Roman" w:cs="Times New Roman"/>
+      <w:color w:val="000000"/>
+      <w:lang w:val="ru-RU" w:eastAsia="ru-RU"/>
+    </w:rPr>
+  </w:style>
+  <w:style w:type="paragraph" w:customStyle="1" w:styleId="list-3-lvl">
+    <w:name w:val="_list-3-lvl"/>
+    <w:basedOn w:val="list-2-lvl"/>
+    <w:link w:val="list-3-lvl0"/>
+    <w:qFormat/>
+    <w:rsid w:val="005254C5"/>
+    <w:pPr>
+      <w:numPr>
+        <w:numId w:val="4"/>
+      </w:numPr>
+    </w:pPr>
+  </w:style>
+  <w:style w:type="character" w:customStyle="1" w:styleId="list-3-lvl0">
+    <w:name w:val="_list-3-lvl Знак"/>
+    <w:basedOn w:val="list-2-lvl0"/>
+    <w:link w:val="list-3-lvl"/>
+    <w:rsid w:val="005254C5"/>
+    <w:rPr>
+      <w:rFonts w:ascii="Times New Roman" w:eastAsia="Times New Roman" w:hAnsi="Times New Roman" w:cs="Times New Roman"/>
+      <w:color w:val="000000"/>
+      <w:lang w:val="ru-RU" w:eastAsia="ru-RU"/>
+    </w:rPr>
+  </w:style>
+  <w:style w:type="paragraph" w:customStyle="1" w:styleId="list-4-lvl">
+    <w:name w:val="_list-4-lvl"/>
+    <w:basedOn w:val="list-3-lvl"/>
+    <w:link w:val="list-4-lvl0"/>
+    <w:qFormat/>
+    <w:rsid w:val="005254C5"/>
+    <w:pPr>
+      <w:numPr>
+        <w:numId w:val="5"/>
+      </w:numPr>
+    </w:pPr>
+  </w:style>
+  <w:style w:type="character" w:customStyle="1" w:styleId="list-4-lvl0">
+    <w:name w:val="_list-4-lvl Знак"/>
+    <w:basedOn w:val="list-3-lvl0"/>
+    <w:link w:val="list-4-lvl"/>
+    <w:rsid w:val="005254C5"/>
+    <w:rPr>
+      <w:rFonts w:ascii="Times New Roman" w:eastAsia="Times New Roman" w:hAnsi="Times New Roman" w:cs="Times New Roman"/>
+      <w:color w:val="000000"/>
+      <w:lang w:val="ru-RU" w:eastAsia="ru-RU"/>
+    </w:rPr>
+  </w:style>
+  <w:style w:type="paragraph" w:customStyle="1" w:styleId="text">
+    <w:name w:val="_text"/>
+    <w:basedOn w:val="a"/>
+    <w:qFormat/>
+    <w:rsid w:val="005254C5"/>
+    <w:pPr>
+      <w:spacing w:after="0"/>
+      <w:ind w:firstLine="709"/>
+      <w:jc w:val="both"/>
+    </w:pPr>
+    <w:rPr>
+      <w:rFonts w:ascii="Times New Roman" w:eastAsia="Times New Roman" w:hAnsi="Times New Roman" w:cs="Times New Roman"/>
+      <w:lang w:val="ru-RU" w:eastAsia="ru-RU"/>
+    </w:rPr>
+  </w:style>
+  <w:style w:type="paragraph" w:customStyle="1" w:styleId="Picture-name">
+    <w:name w:val="_Picture-name"/>
+    <w:basedOn w:val="ac"/>
+    <w:next w:val="a"/>
+    <w:qFormat/>
+    <w:rsid w:val="005254C5"/>
+    <w:pPr>
+      <w:spacing w:before="60"/>
+      <w:jc w:val="center"/>
+    </w:pPr>
+    <w:rPr>
+      <w:rFonts w:ascii="Times New Roman" w:eastAsiaTheme="minorHAnsi" w:hAnsi="Times New Roman"/>
+      <w:i w:val="0"/>
+      <w:iCs/>
+      <w:szCs w:val="18"/>
+      <w:lang w:val="ru-RU" w:eastAsia="en-US"/>
+    </w:rPr>
+  </w:style>
+  <w:style w:type="paragraph" w:customStyle="1" w:styleId="12">
+    <w:name w:val="Заголовок 1_приложение"/>
+    <w:basedOn w:val="a"/>
+    <w:qFormat/>
+    <w:rsid w:val="005254C5"/>
+    <w:pPr>
+      <w:pageBreakBefore/>
+      <w:spacing w:after="240"/>
+      <w:ind w:right="567"/>
+      <w:jc w:val="center"/>
+      <w:outlineLvl w:val="0"/>
+    </w:pPr>
+    <w:rPr>
+      <w:rFonts w:ascii="Times New Roman Полужирный" w:eastAsiaTheme="minorHAnsi" w:hAnsi="Times New Roman Полужирный" w:cs="Calibri"/>
+      <w:b/>
+      <w:sz w:val="28"/>
+      <w:szCs w:val="22"/>
+      <w:lang w:val="ru-RU" w:eastAsia="en-US"/>
+    </w:rPr>
+  </w:style>
+  <w:style w:type="paragraph" w:customStyle="1" w:styleId="Picture">
+    <w:name w:val="_Picture"/>
+    <w:basedOn w:val="a"/>
+    <w:next w:val="a"/>
+    <w:qFormat/>
+    <w:rsid w:val="005254C5"/>
+    <w:pPr>
+      <w:keepNext/>
+      <w:suppressLineNumbers/>
+      <w:spacing w:before="240" w:after="120"/>
+      <w:jc w:val="center"/>
+    </w:pPr>
+    <w:rPr>
+      <w:rFonts w:ascii="Times New Roman" w:eastAsia="Calibri" w:hAnsi="Times New Roman" w:cs="Times New Roman"/>
+      <w:iCs/>
+      <w:lang w:val="ru-RU" w:eastAsia="ru-RU"/>
+    </w:rPr>
+  </w:style>
+  <w:style w:type="paragraph" w:customStyle="1" w:styleId="af2">
+    <w:name w:val="текст таблицы"/>
+    <w:basedOn w:val="a"/>
+    <w:link w:val="af3"/>
+    <w:qFormat/>
+    <w:rsid w:val="005254C5"/>
+    <w:pPr>
+      <w:spacing w:after="0"/>
+    </w:pPr>
+    <w:rPr>
+      <w:rFonts w:ascii="Times New Roman" w:eastAsia="Times New Roman" w:hAnsi="Times New Roman" w:cs="Times New Roman"/>
+      <w:lang w:val="ru-RU" w:eastAsia="ru-RU"/>
+    </w:rPr>
+  </w:style>
+  <w:style w:type="character" w:customStyle="1" w:styleId="af3">
+    <w:name w:val="текст таблицы Знак"/>
+    <w:basedOn w:val="a0"/>
+    <w:link w:val="af2"/>
+    <w:rsid w:val="005254C5"/>
+    <w:rPr>
+      <w:rFonts w:ascii="Times New Roman" w:eastAsia="Times New Roman" w:hAnsi="Times New Roman" w:cs="Times New Roman"/>
+      <w:lang w:val="ru-RU" w:eastAsia="ru-RU"/>
+    </w:rPr>
+  </w:style>
+  <w:style w:type="numbering" w:customStyle="1" w:styleId="1">
+    <w:name w:val="Текущий список1"/>
+    <w:uiPriority w:val="99"/>
+    <w:rsid w:val="005254C5"/>
+    <w:pPr>
+      <w:numPr>
+        <w:numId w:val="13"/>
+      </w:numPr>
+    </w:pPr>
+  </w:style>
+  <w:style w:type="numbering" w:customStyle="1" w:styleId="20">
+    <w:name w:val="Текущий список2"/>
+    <w:uiPriority w:val="99"/>
+    <w:rsid w:val="004A0294"/>
+    <w:pPr>
+      <w:numPr>
+        <w:numId w:val="16"/>
+      </w:numPr>
+    </w:pPr>
+  </w:style>
+  <w:style w:type="numbering" w:customStyle="1" w:styleId="30">
+    <w:name w:val="Текущий список3"/>
+    <w:uiPriority w:val="99"/>
+    <w:rsid w:val="004A0294"/>
+    <w:pPr>
+      <w:numPr>
+        <w:numId w:val="17"/>
+      </w:numPr>
+    </w:pPr>
+  </w:style>
+  <w:style w:type="numbering" w:customStyle="1" w:styleId="4">
+    <w:name w:val="Текущий список4"/>
+    <w:uiPriority w:val="99"/>
+    <w:rsid w:val="004A0294"/>
+    <w:pPr>
+      <w:numPr>
+        <w:numId w:val="18"/>
+      </w:numPr>
+    </w:pPr>
+  </w:style>
+  <w:style w:type="numbering" w:customStyle="1" w:styleId="50">
+    <w:name w:val="Текущий список5"/>
+    <w:uiPriority w:val="99"/>
+    <w:rsid w:val="004A0294"/>
+    <w:pPr>
+      <w:numPr>
+        <w:numId w:val="19"/>
+      </w:numPr>
+    </w:pPr>
+  </w:style>
+  <w:style w:type="numbering" w:customStyle="1" w:styleId="6">
+    <w:name w:val="Текущий список6"/>
+    <w:uiPriority w:val="99"/>
+    <w:rsid w:val="00F56817"/>
+    <w:pPr>
+      <w:numPr>
+        <w:numId w:val="20"/>
+      </w:numPr>
+    </w:pPr>
+  </w:style>
+  <w:style w:type="numbering" w:customStyle="1" w:styleId="7">
+    <w:name w:val="Текущий список7"/>
+    <w:uiPriority w:val="99"/>
+    <w:rsid w:val="00F56817"/>
+    <w:pPr>
+      <w:numPr>
+        <w:numId w:val="21"/>
+      </w:numPr>
+    </w:pPr>
+  </w:style>
+  <w:style w:type="numbering" w:customStyle="1" w:styleId="80">
+    <w:name w:val="Текущий список8"/>
+    <w:uiPriority w:val="99"/>
+    <w:rsid w:val="00F56817"/>
+    <w:pPr>
+      <w:numPr>
+        <w:numId w:val="22"/>
+      </w:numPr>
+    </w:pPr>
+  </w:style>
+  <w:style w:type="numbering" w:customStyle="1" w:styleId="90">
+    <w:name w:val="Текущий список9"/>
+    <w:uiPriority w:val="99"/>
+    <w:rsid w:val="00F56817"/>
+    <w:pPr>
+      <w:numPr>
+        <w:numId w:val="23"/>
+      </w:numPr>
+    </w:pPr>
+  </w:style>
+  <w:style w:type="paragraph" w:customStyle="1" w:styleId="Tablecurv">
+    <w:name w:val="_Table_curv"/>
+    <w:basedOn w:val="a"/>
+    <w:qFormat/>
+    <w:rsid w:val="007F4591"/>
+    <w:pPr>
+      <w:keepNext/>
+      <w:spacing w:after="0"/>
+      <w:jc w:val="both"/>
+    </w:pPr>
+    <w:rPr>
+      <w:rFonts w:ascii="Times New Roman" w:eastAsia="Calibri" w:hAnsi="Times New Roman" w:cs="Times New Roman"/>
+      <w:i/>
+      <w:spacing w:val="-10"/>
+      <w:sz w:val="22"/>
+      <w:szCs w:val="28"/>
+      <w:lang w:val="ru-RU" w:eastAsia="ru-RU"/>
+    </w:rPr>
+  </w:style>
+  <w:style w:type="paragraph" w:customStyle="1" w:styleId="Table-heading">
+    <w:name w:val="_Table-heading"/>
+    <w:next w:val="a"/>
+    <w:qFormat/>
+    <w:rsid w:val="00BC042F"/>
+    <w:pPr>
+      <w:spacing w:after="0"/>
+      <w:jc w:val="center"/>
+    </w:pPr>
+    <w:rPr>
+      <w:rFonts w:ascii="Times New Roman" w:eastAsia="Calibri" w:hAnsi="Times New Roman" w:cs="Times New Roman"/>
+      <w:b/>
+      <w:bCs/>
+      <w:sz w:val="22"/>
+      <w:szCs w:val="22"/>
+      <w:lang w:val="ru-RU" w:eastAsia="en-US"/>
+    </w:rPr>
+  </w:style>
+  <w:style w:type="paragraph" w:customStyle="1" w:styleId="Tabletext">
+    <w:name w:val="_Table_text"/>
+    <w:qFormat/>
+    <w:rsid w:val="007F4591"/>
+    <w:pPr>
+      <w:spacing w:after="0"/>
+      <w:jc w:val="both"/>
+    </w:pPr>
+    <w:rPr>
+      <w:rFonts w:ascii="Times New Roman" w:eastAsia="Calibri" w:hAnsi="Times New Roman" w:cs="Times New Roman"/>
+      <w:sz w:val="22"/>
+      <w:szCs w:val="22"/>
+      <w:lang w:val="ru-RU" w:eastAsia="en-US"/>
+    </w:rPr>
+  </w:style>
+  <w:style w:type="paragraph" w:customStyle="1" w:styleId="Tabletext-num-1-lvl">
+    <w:name w:val="_Table_text-num-1-lvl"/>
+    <w:basedOn w:val="Tabletext"/>
+    <w:rsid w:val="00824A28"/>
+    <w:pPr>
+      <w:numPr>
+        <w:numId w:val="24"/>
+      </w:numPr>
+      <w:tabs>
+        <w:tab w:val="left" w:pos="294"/>
+      </w:tabs>
+    </w:pPr>
+  </w:style>
+  <w:style w:type="paragraph" w:customStyle="1" w:styleId="Tabletext-list-2-lvl">
+    <w:name w:val="_Table_text-list-2-lvl"/>
+    <w:basedOn w:val="Tabletext"/>
+    <w:rsid w:val="00824A28"/>
+    <w:pPr>
+      <w:numPr>
+        <w:numId w:val="25"/>
+      </w:numPr>
+      <w:tabs>
+        <w:tab w:val="left" w:pos="525"/>
+      </w:tabs>
+      <w:ind w:left="525" w:hanging="283"/>
+    </w:pPr>
+  </w:style>
+  <w:style w:type="paragraph" w:customStyle="1" w:styleId="Tablelist-dash-1-lvl">
+    <w:name w:val="_Table_list-dash-1-lvl"/>
+    <w:basedOn w:val="a"/>
+    <w:qFormat/>
+    <w:rsid w:val="00824A28"/>
+    <w:pPr>
+      <w:numPr>
+        <w:numId w:val="26"/>
+      </w:numPr>
+      <w:tabs>
+        <w:tab w:val="left" w:pos="242"/>
+      </w:tabs>
+      <w:spacing w:after="0"/>
+      <w:ind w:left="0" w:firstLine="0"/>
+      <w:jc w:val="both"/>
+    </w:pPr>
+    <w:rPr>
+      <w:rFonts w:ascii="Times New Roman" w:eastAsia="Calibri" w:hAnsi="Times New Roman" w:cs="Times New Roman"/>
+      <w:color w:val="000000" w:themeColor="text1"/>
+      <w:sz w:val="22"/>
+      <w:lang w:val="ru-RU" w:eastAsia="en-US"/>
+    </w:rPr>
+  </w:style>
+  <w:style w:type="paragraph" w:customStyle="1" w:styleId="Tablelist-bullet-2-lvl">
+    <w:name w:val="_Table_list-bullet-2-lvl"/>
+    <w:basedOn w:val="a"/>
+    <w:next w:val="a"/>
+    <w:qFormat/>
+    <w:rsid w:val="00824A28"/>
+    <w:pPr>
+      <w:numPr>
+        <w:numId w:val="27"/>
+      </w:numPr>
+      <w:spacing w:after="0"/>
+      <w:ind w:left="525" w:hanging="283"/>
+      <w:contextualSpacing/>
+      <w:jc w:val="both"/>
+    </w:pPr>
+    <w:rPr>
+      <w:rFonts w:ascii="Times New Roman" w:eastAsia="Calibri" w:hAnsi="Times New Roman" w:cs="Times New Roman"/>
+      <w:sz w:val="22"/>
+      <w:lang w:val="ru-RU" w:eastAsia="en-US"/>
+    </w:rPr>
+  </w:style>
+  <w:style w:type="paragraph" w:styleId="af4">
+    <w:name w:val="header"/>
+    <w:basedOn w:val="a"/>
+    <w:link w:val="af5"/>
+    <w:rsid w:val="00EA1228"/>
+    <w:pPr>
+      <w:framePr w:wrap="none" w:vAnchor="text" w:hAnchor="margin" w:xAlign="center" w:y="1"/>
+      <w:tabs>
+        <w:tab w:val="center" w:pos="4677"/>
+        <w:tab w:val="right" w:pos="9355"/>
+      </w:tabs>
+      <w:spacing w:after="0"/>
+      <w:jc w:val="center"/>
+    </w:pPr>
+    <w:rPr>
+      <w:rFonts w:ascii="Times New Roman" w:hAnsi="Times New Roman" w:cs="Times New Roman"/>
+    </w:rPr>
+  </w:style>
+  <w:style w:type="character" w:customStyle="1" w:styleId="af5">
+    <w:name w:val="Верхний колонтитул Знак"/>
+    <w:basedOn w:val="a0"/>
+    <w:link w:val="af4"/>
+    <w:rsid w:val="00EA1228"/>
+    <w:rPr>
+      <w:rFonts w:ascii="Times New Roman" w:hAnsi="Times New Roman" w:cs="Times New Roman"/>
+    </w:rPr>
+  </w:style>
+  <w:style w:type="paragraph" w:styleId="af6">
+    <w:name w:val="footer"/>
+    <w:basedOn w:val="a"/>
+    <w:link w:val="af7"/>
+    <w:rsid w:val="00D85D10"/>
+    <w:pPr>
+      <w:tabs>
+        <w:tab w:val="center" w:pos="4677"/>
+        <w:tab w:val="right" w:pos="9355"/>
+      </w:tabs>
+      <w:spacing w:after="0"/>
+    </w:pPr>
+  </w:style>
+  <w:style w:type="character" w:customStyle="1" w:styleId="af7">
+    <w:name w:val="Нижний колонтитул Знак"/>
+    <w:basedOn w:val="a0"/>
+    <w:link w:val="af6"/>
+    <w:rsid w:val="00D85D10"/>
+  </w:style>
+  <w:style w:type="character" w:styleId="af8">
+    <w:name w:val="page number"/>
+    <w:basedOn w:val="a0"/>
+    <w:rsid w:val="00D85D10"/>
+  </w:style>
+  <w:style w:type="paragraph" w:styleId="13">
+    <w:name w:val="toc 1"/>
+    <w:next w:val="a"/>
+    <w:uiPriority w:val="39"/>
+    <w:unhideWhenUsed/>
+    <w:qFormat/>
+    <w:rsid w:val="00D908FA"/>
+    <w:pPr>
+      <w:tabs>
+        <w:tab w:val="right" w:leader="dot" w:pos="9526"/>
+      </w:tabs>
+      <w:spacing w:after="0"/>
+      <w:ind w:left="227" w:right="284" w:hanging="227"/>
+    </w:pPr>
+    <w:rPr>
+      <w:rFonts w:ascii="Times New Roman" w:eastAsiaTheme="majorEastAsia" w:hAnsi="Times New Roman" w:cstheme="majorBidi"/>
+      <w:color w:val="000000" w:themeColor="text1"/>
+      <w:szCs w:val="32"/>
+      <w:lang w:val="ru-RU" w:eastAsia="en-US"/>
+    </w:rPr>
+  </w:style>
+  <w:style w:type="paragraph" w:styleId="22">
+    <w:name w:val="toc 2"/>
+    <w:next w:val="a"/>
+    <w:uiPriority w:val="39"/>
+    <w:unhideWhenUsed/>
+    <w:qFormat/>
+    <w:rsid w:val="00D908FA"/>
+    <w:pPr>
+      <w:tabs>
+        <w:tab w:val="right" w:leader="dot" w:pos="9526"/>
+      </w:tabs>
+      <w:spacing w:after="0"/>
+      <w:ind w:left="596" w:right="284" w:hanging="369"/>
+    </w:pPr>
+    <w:rPr>
+      <w:rFonts w:ascii="Times New Roman" w:eastAsiaTheme="majorEastAsia" w:hAnsi="Times New Roman" w:cstheme="majorBidi"/>
+      <w:color w:val="000000" w:themeColor="text1"/>
+      <w:szCs w:val="26"/>
+      <w:lang w:val="ru-RU" w:eastAsia="en-US"/>
+    </w:rPr>
+  </w:style>
+  <w:style w:type="paragraph" w:styleId="32">
+    <w:name w:val="toc 3"/>
+    <w:next w:val="a"/>
+    <w:autoRedefine/>
+    <w:uiPriority w:val="39"/>
+    <w:unhideWhenUsed/>
+    <w:qFormat/>
+    <w:rsid w:val="00D908FA"/>
+    <w:pPr>
+      <w:tabs>
+        <w:tab w:val="right" w:leader="dot" w:pos="9526"/>
+      </w:tabs>
+      <w:spacing w:after="0"/>
+      <w:ind w:left="1134" w:right="284" w:hanging="567"/>
+    </w:pPr>
+    <w:rPr>
+      <w:rFonts w:ascii="Times New Roman" w:eastAsia="Times New Roman" w:hAnsi="Times New Roman" w:cs="Times New Roman"/>
+      <w:lang w:val="ru-RU" w:eastAsia="ru-RU"/>
+    </w:rPr>
+  </w:style>
+  <w:style w:type="paragraph" w:styleId="42">
+    <w:name w:val="toc 4"/>
+    <w:basedOn w:val="a"/>
+    <w:next w:val="a"/>
+    <w:autoRedefine/>
+    <w:rsid w:val="00D85D10"/>
+    <w:pPr>
+      <w:spacing w:after="0"/>
+      <w:ind w:left="720"/>
+    </w:pPr>
+    <w:rPr>
+      <w:sz w:val="20"/>
+      <w:szCs w:val="20"/>
+    </w:rPr>
+  </w:style>
+  <w:style w:type="paragraph" w:styleId="52">
+    <w:name w:val="toc 5"/>
+    <w:basedOn w:val="a"/>
+    <w:next w:val="a"/>
+    <w:autoRedefine/>
+    <w:rsid w:val="00D85D10"/>
+    <w:pPr>
+      <w:spacing w:after="0"/>
+      <w:ind w:left="960"/>
+    </w:pPr>
+    <w:rPr>
+      <w:sz w:val="20"/>
+      <w:szCs w:val="20"/>
+    </w:rPr>
+  </w:style>
+  <w:style w:type="paragraph" w:styleId="62">
+    <w:name w:val="toc 6"/>
+    <w:basedOn w:val="a"/>
+    <w:next w:val="a"/>
+    <w:autoRedefine/>
+    <w:rsid w:val="00D85D10"/>
+    <w:pPr>
+      <w:spacing w:after="0"/>
+      <w:ind w:left="1200"/>
+    </w:pPr>
+    <w:rPr>
+      <w:sz w:val="20"/>
+      <w:szCs w:val="20"/>
+    </w:rPr>
+  </w:style>
+  <w:style w:type="paragraph" w:styleId="72">
+    <w:name w:val="toc 7"/>
+    <w:basedOn w:val="a"/>
+    <w:next w:val="a"/>
+    <w:autoRedefine/>
+    <w:rsid w:val="00D85D10"/>
+    <w:pPr>
+      <w:spacing w:after="0"/>
+      <w:ind w:left="1440"/>
+    </w:pPr>
+    <w:rPr>
+      <w:sz w:val="20"/>
+      <w:szCs w:val="20"/>
+    </w:rPr>
+  </w:style>
+  <w:style w:type="paragraph" w:styleId="82">
+    <w:name w:val="toc 8"/>
+    <w:basedOn w:val="a"/>
+    <w:next w:val="a"/>
+    <w:autoRedefine/>
+    <w:rsid w:val="00D85D10"/>
+    <w:pPr>
+      <w:spacing w:after="0"/>
+      <w:ind w:left="1680"/>
+    </w:pPr>
+    <w:rPr>
+      <w:sz w:val="20"/>
+      <w:szCs w:val="20"/>
+    </w:rPr>
+  </w:style>
+  <w:style w:type="paragraph" w:styleId="92">
+    <w:name w:val="toc 9"/>
+    <w:basedOn w:val="a"/>
+    <w:next w:val="a"/>
+    <w:autoRedefine/>
+    <w:rsid w:val="00D85D10"/>
+    <w:pPr>
+      <w:spacing w:after="0"/>
+      <w:ind w:left="1920"/>
+    </w:pPr>
+    <w:rPr>
+      <w:sz w:val="20"/>
+      <w:szCs w:val="20"/>
     </w:rPr>
   </w:style>
 </w:styles>
@@ -1758,4 +5685,16 @@
     </a:ext>
   </a:extLst>
 </a:theme>
+</file>
+
+<file path=customXml/item1.xml><?xml version="1.0" encoding="utf-8"?>
+<b:Sources xmlns:b="http://schemas.openxmlformats.org/officeDocument/2006/bibliography" xmlns="http://schemas.openxmlformats.org/officeDocument/2006/bibliography" SelectedStyle="/APASixthEditionOfficeOnline.xsl" StyleName="APA" Version="6"/>
+</file>
+
+<file path=customXml/itemProps1.xml><?xml version="1.0" encoding="utf-8"?>
+<ds:datastoreItem xmlns:ds="http://schemas.openxmlformats.org/officeDocument/2006/customXml" ds:itemID="{A0CD4EE9-49A7-5B44-B175-F2421960CD89}">
+  <ds:schemaRefs>
+    <ds:schemaRef ds:uri="http://schemas.openxmlformats.org/officeDocument/2006/bibliography"/>
+  </ds:schemaRefs>
+</ds:datastoreItem>
 </file>
--- a/styles/reference.docx
+++ b/styles/reference.docx
@@ -285,9 +285,6 @@
     <w:p>
       <w:pPr>
         <w:pStyle w:val="a3"/>
-        <w:rPr>
-          <w:lang w:eastAsia="zh-CN"/>
-        </w:rPr>
       </w:pPr>
     </w:p>
     <w:p>
@@ -464,14 +461,8 @@
     <w:p>
       <w:pPr>
         <w:pStyle w:val="a3"/>
-        <w:rPr>
-          <w:lang w:val="en-US"/>
-        </w:rPr>
       </w:pPr>
       <w:r>
-        <w:rPr>
-          <w:lang w:val="en-US"/>
-        </w:rPr>
         <w:t xml:space="preserve">Body Text. Body Text Char. </w:t>
       </w:r>
       <w:r>
@@ -482,9 +473,6 @@
         <w:t>Verbatim Char</w:t>
       </w:r>
       <w:r>
-        <w:rPr>
-          <w:lang w:val="en-US"/>
-        </w:rPr>
         <w:t xml:space="preserve">. </w:t>
       </w:r>
       <w:hyperlink r:id="rId8">
@@ -497,9 +485,6 @@
         </w:r>
       </w:hyperlink>
       <w:r>
-        <w:rPr>
-          <w:lang w:val="en-US"/>
-        </w:rPr>
         <w:t>. Footnote.</w:t>
       </w:r>
       <w:r>
@@ -548,6 +533,14 @@
       <w:tblPr>
         <w:tblStyle w:val="Table"/>
         <w:tblW w:w="0" w:type="auto"/>
+        <w:tblBorders>
+          <w:top w:val="single" w:sz="4" w:space="0" w:color="000000" w:themeColor="text1"/>
+          <w:left w:val="single" w:sz="4" w:space="0" w:color="000000" w:themeColor="text1"/>
+          <w:bottom w:val="single" w:sz="4" w:space="0" w:color="000000" w:themeColor="text1"/>
+          <w:right w:val="single" w:sz="4" w:space="0" w:color="000000" w:themeColor="text1"/>
+          <w:insideH w:val="single" w:sz="4" w:space="0" w:color="000000" w:themeColor="text1"/>
+          <w:insideV w:val="single" w:sz="4" w:space="0" w:color="000000" w:themeColor="text1"/>
+        </w:tblBorders>
         <w:tblLook w:val="07E0" w:firstRow="1" w:lastRow="1" w:firstColumn="1" w:lastColumn="1" w:noHBand="1" w:noVBand="1"/>
         <w:tblCaption w:val="Table caption."/>
       </w:tblPr>
@@ -563,12 +556,15 @@
         <w:tc>
           <w:tcPr>
             <w:tcW w:w="0" w:type="auto"/>
+            <w:tcBorders>
+              <w:bottom w:val="none" w:sz="0" w:space="0" w:color="auto"/>
+            </w:tcBorders>
             <w:shd w:val="clear" w:color="auto" w:fill="D1D1D1" w:themeFill="background2" w:themeFillShade="E6"/>
             <w:vAlign w:val="center"/>
           </w:tcPr>
           <w:p>
             <w:pPr>
-              <w:pStyle w:val="Table-heading"/>
+              <w:pStyle w:val="Compact"/>
             </w:pPr>
             <w:proofErr w:type="spellStart"/>
             <w:r>
@@ -580,6 +576,9 @@
         <w:tc>
           <w:tcPr>
             <w:tcW w:w="2331" w:type="dxa"/>
+            <w:tcBorders>
+              <w:bottom w:val="none" w:sz="0" w:space="0" w:color="auto"/>
+            </w:tcBorders>
             <w:shd w:val="clear" w:color="auto" w:fill="D1D1D1" w:themeFill="background2" w:themeFillShade="E6"/>
             <w:vAlign w:val="center"/>
           </w:tcPr>
@@ -587,9 +586,11 @@
             <w:pPr>
               <w:pStyle w:val="Compact"/>
             </w:pPr>
+            <w:proofErr w:type="spellStart"/>
             <w:r>
               <w:t>Table</w:t>
             </w:r>
+            <w:proofErr w:type="spellEnd"/>
           </w:p>
         </w:tc>
       </w:tr>
@@ -600,7 +601,7 @@
           </w:tcPr>
           <w:p>
             <w:pPr>
-              <w:pStyle w:val="Tabletext"/>
+              <w:pStyle w:val="Compact"/>
             </w:pPr>
             <w:r>
               <w:t>1</w:t>
@@ -613,7 +614,7 @@
           </w:tcPr>
           <w:p>
             <w:pPr>
-              <w:pStyle w:val="a3"/>
+              <w:pStyle w:val="Compact"/>
             </w:pPr>
             <w:r>
               <w:t>2</w:t>
@@ -628,10 +629,7 @@
           </w:tcPr>
           <w:p>
             <w:pPr>
-              <w:pStyle w:val="Tabletext"/>
-              <w:rPr>
-                <w:lang w:val="en-US"/>
-              </w:rPr>
+              <w:pStyle w:val="Compact"/>
             </w:pPr>
             <w:r>
               <w:t>3</w:t>
@@ -644,7 +642,7 @@
           </w:tcPr>
           <w:p>
             <w:pPr>
-              <w:pStyle w:val="Tabletext"/>
+              <w:pStyle w:val="Compact"/>
             </w:pPr>
             <w:r>
               <w:t>4</w:t>
@@ -652,7 +650,7 @@
           </w:p>
           <w:p>
             <w:pPr>
-              <w:pStyle w:val="Tabletext-num-1-lvl"/>
+              <w:pStyle w:val="Compact"/>
             </w:pPr>
             <w:proofErr w:type="spellStart"/>
             <w:r>
@@ -662,7 +660,7 @@
           </w:p>
           <w:p>
             <w:pPr>
-              <w:pStyle w:val="Tabletext-list-2-lvl"/>
+              <w:pStyle w:val="Compact"/>
             </w:pPr>
             <w:proofErr w:type="spellStart"/>
             <w:r>
@@ -672,7 +670,7 @@
           </w:p>
           <w:p>
             <w:pPr>
-              <w:pStyle w:val="Tablelist-dash-1-lvl"/>
+              <w:pStyle w:val="Compact"/>
             </w:pPr>
             <w:proofErr w:type="spellStart"/>
             <w:r>
@@ -685,7 +683,7 @@
           </w:p>
           <w:p>
             <w:pPr>
-              <w:pStyle w:val="Tablelist-bullet-2-lvl"/>
+              <w:pStyle w:val="Compact"/>
             </w:pPr>
             <w:proofErr w:type="spellStart"/>
             <w:r>
@@ -702,7 +700,7 @@
           </w:tcPr>
           <w:p>
             <w:pPr>
-              <w:pStyle w:val="Tabletext"/>
+              <w:pStyle w:val="Compact"/>
             </w:pPr>
             <w:r>
               <w:t>5</w:t>
@@ -715,10 +713,7 @@
           </w:tcPr>
           <w:p>
             <w:pPr>
-              <w:pStyle w:val="Tablecurv"/>
-              <w:rPr>
-                <w:lang w:val="en-US"/>
-              </w:rPr>
+              <w:pStyle w:val="Compact"/>
             </w:pPr>
             <w:r>
               <w:t>6</w:t>
@@ -785,16 +780,133 @@
         <w:pStyle w:val="DefinitionTerm"/>
       </w:pPr>
       <w:r>
+        <w:lastRenderedPageBreak/>
         <w:t>DefinitionTerm</w:t>
       </w:r>
     </w:p>
     <w:p>
       <w:pPr>
         <w:pStyle w:val="Definition"/>
+        <w:rPr>
+          <w:lang w:val="ru-RU"/>
+        </w:rPr>
       </w:pPr>
       <w:r>
         <w:t>Definition</w:t>
       </w:r>
+    </w:p>
+    <w:p>
+      <w:pPr>
+        <w:pStyle w:val="Definition"/>
+        <w:rPr>
+          <w:lang w:val="ru-RU"/>
+        </w:rPr>
+      </w:pPr>
+    </w:p>
+    <w:tbl>
+      <w:tblPr>
+        <w:tblStyle w:val="afc"/>
+        <w:tblW w:w="0" w:type="auto"/>
+        <w:tblLook w:val="04A0" w:firstRow="1" w:lastRow="0" w:firstColumn="1" w:lastColumn="0" w:noHBand="0" w:noVBand="1"/>
+      </w:tblPr>
+      <w:tblGrid>
+        <w:gridCol w:w="3301"/>
+        <w:gridCol w:w="3302"/>
+        <w:gridCol w:w="3302"/>
+      </w:tblGrid>
+      <w:tr>
+        <w:tc>
+          <w:tcPr>
+            <w:tcW w:w="3301" w:type="dxa"/>
+          </w:tcPr>
+          <w:p>
+            <w:pPr>
+              <w:pStyle w:val="Compact"/>
+            </w:pPr>
+          </w:p>
+        </w:tc>
+        <w:tc>
+          <w:tcPr>
+            <w:tcW w:w="3302" w:type="dxa"/>
+          </w:tcPr>
+          <w:p>
+            <w:pPr>
+              <w:pStyle w:val="Compact"/>
+            </w:pPr>
+            <w:r>
+              <w:t>Ы</w:t>
+            </w:r>
+            <w:r>
+              <w:t>ы</w:t>
+            </w:r>
+            <w:r>
+              <w:t>34</w:t>
+            </w:r>
+          </w:p>
+        </w:tc>
+        <w:tc>
+          <w:tcPr>
+            <w:tcW w:w="3302" w:type="dxa"/>
+          </w:tcPr>
+          <w:p>
+            <w:pPr>
+              <w:pStyle w:val="Compact"/>
+            </w:pPr>
+          </w:p>
+        </w:tc>
+      </w:tr>
+      <w:tr>
+        <w:tc>
+          <w:tcPr>
+            <w:tcW w:w="3301" w:type="dxa"/>
+          </w:tcPr>
+          <w:p>
+            <w:pPr>
+              <w:pStyle w:val="text"/>
+            </w:pPr>
+            <w:proofErr w:type="spellStart"/>
+            <w:r>
+              <w:t>ыы</w:t>
+            </w:r>
+            <w:proofErr w:type="spellEnd"/>
+          </w:p>
+        </w:tc>
+        <w:tc>
+          <w:tcPr>
+            <w:tcW w:w="3302" w:type="dxa"/>
+          </w:tcPr>
+          <w:p>
+            <w:pPr>
+              <w:pStyle w:val="text"/>
+            </w:pPr>
+            <w:proofErr w:type="spellStart"/>
+            <w:r>
+              <w:t>ыы</w:t>
+            </w:r>
+            <w:proofErr w:type="spellEnd"/>
+          </w:p>
+        </w:tc>
+        <w:tc>
+          <w:tcPr>
+            <w:tcW w:w="3302" w:type="dxa"/>
+          </w:tcPr>
+          <w:p>
+            <w:pPr>
+              <w:pStyle w:val="text"/>
+            </w:pPr>
+            <w:proofErr w:type="spellStart"/>
+            <w:r>
+              <w:t>ыы</w:t>
+            </w:r>
+            <w:proofErr w:type="spellEnd"/>
+          </w:p>
+        </w:tc>
+      </w:tr>
+    </w:tbl>
+    <w:p>
+      <w:pPr>
+        <w:pStyle w:val="text"/>
+      </w:pPr>
     </w:p>
     <w:p>
       <w:pPr>
@@ -883,10 +995,21 @@
     <w:p>
       <w:pPr>
         <w:pStyle w:val="FootnoteBlockText"/>
+        <w:rPr>
+          <w:lang w:val="ru-RU"/>
+        </w:rPr>
       </w:pPr>
       <w:r>
         <w:t>Footnote Block Text</w:t>
       </w:r>
+    </w:p>
+    <w:p>
+      <w:pPr>
+        <w:pStyle w:val="ab"/>
+        <w:rPr>
+          <w:lang w:val="ru-RU"/>
+        </w:rPr>
+      </w:pPr>
     </w:p>
   </w:footnote>
 </w:footnotes>
@@ -4334,7 +4457,7 @@
     <w:name w:val="Body Text"/>
     <w:basedOn w:val="Tabletext"/>
     <w:qFormat/>
-    <w:rsid w:val="00F308D5"/>
+    <w:rsid w:val="00B51D96"/>
   </w:style>
   <w:style w:type="paragraph" w:customStyle="1" w:styleId="FirstParagraph">
     <w:name w:val="First Paragraph"/>
@@ -4346,7 +4469,7 @@
     <w:name w:val="Compact"/>
     <w:basedOn w:val="Table-heading"/>
     <w:qFormat/>
-    <w:rsid w:val="00706BDF"/>
+    <w:rsid w:val="003E2836"/>
   </w:style>
   <w:style w:type="paragraph" w:styleId="a4">
     <w:name w:val="Title"/>
@@ -4678,7 +4801,6 @@
       <w:keepNext/>
       <w:keepLines/>
       <w:spacing w:before="120" w:after="120"/>
-      <w:ind w:firstLine="0"/>
     </w:pPr>
     <w:rPr>
       <w:color w:val="000000" w:themeColor="text1"/>
@@ -4880,18 +5002,9 @@
   </w:style>
   <w:style w:type="paragraph" w:customStyle="1" w:styleId="text">
     <w:name w:val="_text"/>
-    <w:basedOn w:val="a"/>
+    <w:basedOn w:val="a3"/>
     <w:qFormat/>
-    <w:rsid w:val="005254C5"/>
-    <w:pPr>
-      <w:spacing w:after="0"/>
-      <w:ind w:firstLine="709"/>
-      <w:jc w:val="both"/>
-    </w:pPr>
-    <w:rPr>
-      <w:rFonts w:ascii="Times New Roman" w:eastAsia="Times New Roman" w:hAnsi="Times New Roman" w:cs="Times New Roman"/>
-      <w:lang w:val="ru-RU" w:eastAsia="ru-RU"/>
-    </w:rPr>
+    <w:rsid w:val="00B51D96"/>
   </w:style>
   <w:style w:type="paragraph" w:customStyle="1" w:styleId="Picture-name">
     <w:name w:val="_Picture-name"/>
@@ -5388,6 +5501,59 @@
       <w:sz w:val="20"/>
       <w:szCs w:val="20"/>
     </w:rPr>
+  </w:style>
+  <w:style w:type="paragraph" w:styleId="af9">
+    <w:name w:val="table of authorities"/>
+    <w:basedOn w:val="a"/>
+    <w:next w:val="a"/>
+    <w:rsid w:val="00CC63BF"/>
+    <w:pPr>
+      <w:spacing w:after="0"/>
+      <w:ind w:left="240" w:hanging="240"/>
+    </w:pPr>
+  </w:style>
+  <w:style w:type="paragraph" w:styleId="afa">
+    <w:name w:val="Plain Text"/>
+    <w:basedOn w:val="a"/>
+    <w:link w:val="afb"/>
+    <w:rsid w:val="00CC63BF"/>
+    <w:pPr>
+      <w:spacing w:after="0"/>
+    </w:pPr>
+    <w:rPr>
+      <w:rFonts w:ascii="Consolas" w:hAnsi="Consolas" w:cs="Consolas"/>
+      <w:sz w:val="21"/>
+      <w:szCs w:val="21"/>
+    </w:rPr>
+  </w:style>
+  <w:style w:type="character" w:customStyle="1" w:styleId="afb">
+    <w:name w:val="Текст Знак"/>
+    <w:basedOn w:val="a0"/>
+    <w:link w:val="afa"/>
+    <w:rsid w:val="00CC63BF"/>
+    <w:rPr>
+      <w:rFonts w:ascii="Consolas" w:hAnsi="Consolas" w:cs="Consolas"/>
+      <w:sz w:val="21"/>
+      <w:szCs w:val="21"/>
+    </w:rPr>
+  </w:style>
+  <w:style w:type="table" w:styleId="afc">
+    <w:name w:val="Table Grid"/>
+    <w:basedOn w:val="a1"/>
+    <w:rsid w:val="00CC63BF"/>
+    <w:pPr>
+      <w:spacing w:after="0"/>
+    </w:pPr>
+    <w:tblPr>
+      <w:tblBorders>
+        <w:top w:val="single" w:sz="4" w:space="0" w:color="auto"/>
+        <w:left w:val="single" w:sz="4" w:space="0" w:color="auto"/>
+        <w:bottom w:val="single" w:sz="4" w:space="0" w:color="auto"/>
+        <w:right w:val="single" w:sz="4" w:space="0" w:color="auto"/>
+        <w:insideH w:val="single" w:sz="4" w:space="0" w:color="auto"/>
+        <w:insideV w:val="single" w:sz="4" w:space="0" w:color="auto"/>
+      </w:tblBorders>
+    </w:tblPr>
   </w:style>
 </w:styles>
 </file>

--- a/styles/reference.docx
+++ b/styles/reference.docx
@@ -461,8 +461,14 @@
     <w:p>
       <w:pPr>
         <w:pStyle w:val="a3"/>
+        <w:rPr>
+          <w:lang w:val="en-US"/>
+        </w:rPr>
       </w:pPr>
       <w:r>
+        <w:rPr>
+          <w:lang w:val="en-US"/>
+        </w:rPr>
         <w:t xml:space="preserve">Body Text. Body Text Char. </w:t>
       </w:r>
       <w:r>
@@ -473,6 +479,9 @@
         <w:t>Verbatim Char</w:t>
       </w:r>
       <w:r>
+        <w:rPr>
+          <w:lang w:val="en-US"/>
+        </w:rPr>
         <w:t xml:space="preserve">. </w:t>
       </w:r>
       <w:hyperlink r:id="rId8">
@@ -485,6 +494,9 @@
         </w:r>
       </w:hyperlink>
       <w:r>
+        <w:rPr>
+          <w:lang w:val="en-US"/>
+        </w:rPr>
         <w:t>. Footnote.</w:t>
       </w:r>
       <w:r>
@@ -4796,11 +4808,12 @@
   <w:style w:type="paragraph" w:customStyle="1" w:styleId="TableCaption">
     <w:name w:val="Table Caption"/>
     <w:basedOn w:val="text"/>
-    <w:rsid w:val="00965441"/>
+    <w:rsid w:val="00800AAD"/>
     <w:pPr>
       <w:keepNext/>
       <w:keepLines/>
       <w:spacing w:before="120" w:after="120"/>
+      <w:ind w:firstLine="0"/>
     </w:pPr>
     <w:rPr>
       <w:color w:val="000000" w:themeColor="text1"/>
@@ -5004,7 +5017,10 @@
     <w:name w:val="_text"/>
     <w:basedOn w:val="a3"/>
     <w:qFormat/>
-    <w:rsid w:val="00B51D96"/>
+    <w:rsid w:val="00A71BBD"/>
+    <w:pPr>
+      <w:ind w:firstLine="709"/>
+    </w:pPr>
   </w:style>
   <w:style w:type="paragraph" w:customStyle="1" w:styleId="Picture-name">
     <w:name w:val="_Picture-name"/>

--- a/styles/reference.docx
+++ b/styles/reference.docx
@@ -5017,10 +5017,14 @@
     <w:name w:val="_text"/>
     <w:basedOn w:val="a3"/>
     <w:qFormat/>
-    <w:rsid w:val="00A71BBD"/>
+    <w:rsid w:val="00DA2D95"/>
     <w:pPr>
       <w:ind w:firstLine="709"/>
     </w:pPr>
+    <w:rPr>
+      <w:sz w:val="24"/>
+      <w:szCs w:val="24"/>
+    </w:rPr>
   </w:style>
   <w:style w:type="paragraph" w:customStyle="1" w:styleId="Picture-name">
     <w:name w:val="_Picture-name"/>

--- a/styles/reference.docx
+++ b/styles/reference.docx
@@ -4,7 +4,7 @@
   <w:body>
     <w:p>
       <w:pPr>
-        <w:pStyle w:val="a4"/>
+        <w:pStyle w:val="a5"/>
       </w:pPr>
       <w:r>
         <w:t>TITLE</w:t>
@@ -12,7 +12,7 @@
     </w:p>
     <w:p>
       <w:pPr>
-        <w:pStyle w:val="a6"/>
+        <w:pStyle w:val="a7"/>
       </w:pPr>
       <w:r>
         <w:t>Subtitle</w:t>
@@ -28,7 +28,7 @@
     </w:p>
     <w:p>
       <w:pPr>
-        <w:pStyle w:val="a8"/>
+        <w:pStyle w:val="a9"/>
       </w:pPr>
       <w:r>
         <w:t>Date</w:t>
@@ -85,7 +85,7 @@
       <w:sdtContent>
         <w:p>
           <w:pPr>
-            <w:pStyle w:val="af0"/>
+            <w:pStyle w:val="af1"/>
             <w:rPr>
               <w:lang w:val="en-US"/>
             </w:rPr>
@@ -110,7 +110,7 @@
           <w:hyperlink w:anchor="_Toc226571801" w:history="1">
             <w:r>
               <w:rPr>
-                <w:rStyle w:val="af"/>
+                <w:rStyle w:val="af0"/>
                 <w:color w:val="auto"/>
               </w:rPr>
               <w:t>2 Heading 1</w:t>
@@ -160,12 +160,12 @@
         </w:p>
         <w:p>
           <w:pPr>
-            <w:pStyle w:val="22"/>
+            <w:pStyle w:val="23"/>
           </w:pPr>
           <w:hyperlink w:anchor="_Toc226571802" w:history="1">
             <w:r>
               <w:rPr>
-                <w:rStyle w:val="af"/>
+                <w:rStyle w:val="af0"/>
                 <w:color w:val="000000" w:themeColor="text1"/>
               </w:rPr>
               <w:t>2.1 Heading 2</w:t>
@@ -215,12 +215,12 @@
         </w:p>
         <w:p>
           <w:pPr>
-            <w:pStyle w:val="32"/>
+            <w:pStyle w:val="33"/>
           </w:pPr>
           <w:hyperlink w:anchor="_Toc226571803" w:history="1">
             <w:r>
               <w:rPr>
-                <w:rStyle w:val="af"/>
+                <w:rStyle w:val="af0"/>
                 <w:color w:val="auto"/>
               </w:rPr>
               <w:t>2.1.1 Heading 3</w:t>
@@ -284,7 +284,7 @@
     </w:sdt>
     <w:p>
       <w:pPr>
-        <w:pStyle w:val="a3"/>
+        <w:pStyle w:val="a4"/>
       </w:pPr>
     </w:p>
     <w:p>
@@ -307,7 +307,7 @@
     </w:p>
     <w:p>
       <w:pPr>
-        <w:pStyle w:val="2"/>
+        <w:pStyle w:val="20"/>
       </w:pPr>
       <w:bookmarkStart w:id="2" w:name="heading-2"/>
       <w:bookmarkStart w:id="3" w:name="_Toc226571802"/>
@@ -324,7 +324,7 @@
     </w:p>
     <w:p>
       <w:pPr>
-        <w:pStyle w:val="3"/>
+        <w:pStyle w:val="30"/>
       </w:pPr>
       <w:bookmarkStart w:id="4" w:name="heading-3"/>
       <w:bookmarkStart w:id="5" w:name="_Toc226571803"/>
@@ -460,7 +460,7 @@
     </w:p>
     <w:p>
       <w:pPr>
-        <w:pStyle w:val="a3"/>
+        <w:pStyle w:val="a4"/>
         <w:rPr>
           <w:lang w:val="en-US"/>
         </w:rPr>
@@ -487,7 +487,7 @@
       <w:hyperlink r:id="rId8">
         <w:r>
           <w:rPr>
-            <w:rStyle w:val="af"/>
+            <w:rStyle w:val="af0"/>
             <w:lang w:val="en-US"/>
           </w:rPr>
           <w:t>Hyperlink</w:t>
@@ -501,7 +501,7 @@
       </w:r>
       <w:r>
         <w:rPr>
-          <w:rStyle w:val="ae"/>
+          <w:rStyle w:val="af"/>
         </w:rPr>
         <w:footnoteReference w:id="1"/>
       </w:r>
@@ -554,7 +554,6 @@
           <w:insideV w:val="single" w:sz="4" w:space="0" w:color="000000" w:themeColor="text1"/>
         </w:tblBorders>
         <w:tblLook w:val="07E0" w:firstRow="1" w:lastRow="1" w:firstColumn="1" w:lastColumn="1" w:noHBand="1" w:noVBand="1"/>
-        <w:tblCaption w:val="Table caption."/>
       </w:tblPr>
       <w:tblGrid>
         <w:gridCol w:w="754"/>
@@ -817,7 +816,7 @@
     </w:p>
     <w:tbl>
       <w:tblPr>
-        <w:tblStyle w:val="afc"/>
+        <w:tblStyle w:val="afd"/>
         <w:tblW w:w="0" w:type="auto"/>
         <w:tblLook w:val="04A0" w:firstRow="1" w:lastRow="0" w:firstColumn="1" w:lastColumn="0" w:noHBand="0" w:noVBand="1"/>
       </w:tblPr>
@@ -922,13 +921,363 @@
     </w:p>
     <w:p>
       <w:pPr>
-        <w:pStyle w:val="list-4-lvl"/>
-        <w:numPr>
-          <w:ilvl w:val="0"/>
-          <w:numId w:val="0"/>
-        </w:numPr>
+        <w:pStyle w:val="a"/>
         <w:rPr>
-          <w:lang w:val="en-US"/>
+          <w:lang w:val="ru-RU"/>
+        </w:rPr>
+      </w:pPr>
+      <w:proofErr w:type="spellStart"/>
+      <w:r>
+        <w:t>Dfvdfsbvfdg</w:t>
+      </w:r>
+      <w:proofErr w:type="spellEnd"/>
+      <w:r>
+        <w:rPr>
+          <w:lang w:val="ru-RU"/>
+        </w:rPr>
+        <w:t xml:space="preserve"> </w:t>
+      </w:r>
+      <w:proofErr w:type="spellStart"/>
+      <w:r>
+        <w:t>gvrfdvsfgvd</w:t>
+      </w:r>
+      <w:proofErr w:type="spellEnd"/>
+      <w:r>
+        <w:rPr>
+          <w:lang w:val="ru-RU"/>
+        </w:rPr>
+        <w:t xml:space="preserve"> </w:t>
+      </w:r>
+      <w:proofErr w:type="spellStart"/>
+      <w:r>
+        <w:t>sbrgrwgvsrf</w:t>
+      </w:r>
+      <w:proofErr w:type="spellEnd"/>
+      <w:r>
+        <w:rPr>
+          <w:lang w:val="ru-RU"/>
+        </w:rPr>
+        <w:t xml:space="preserve"> </w:t>
+      </w:r>
+      <w:proofErr w:type="spellStart"/>
+      <w:r>
+        <w:t>rgvsgsrfvs</w:t>
+      </w:r>
+      <w:proofErr w:type="spellEnd"/>
+      <w:r>
+        <w:rPr>
+          <w:lang w:val="ru-RU"/>
+        </w:rPr>
+        <w:t xml:space="preserve"> </w:t>
+      </w:r>
+      <w:proofErr w:type="spellStart"/>
+      <w:r>
+        <w:t>srgdgrgs</w:t>
+      </w:r>
+      <w:proofErr w:type="spellEnd"/>
+      <w:r>
+        <w:rPr>
+          <w:lang w:val="ru-RU"/>
+        </w:rPr>
+        <w:t xml:space="preserve"> </w:t>
+      </w:r>
+      <w:proofErr w:type="spellStart"/>
+      <w:r>
+        <w:t>gwgwebdb</w:t>
+      </w:r>
+      <w:proofErr w:type="spellEnd"/>
+      <w:r>
+        <w:rPr>
+          <w:lang w:val="ru-RU"/>
+        </w:rPr>
+        <w:t xml:space="preserve"> </w:t>
+      </w:r>
+      <w:proofErr w:type="spellStart"/>
+      <w:r>
+        <w:t>gegergb</w:t>
+      </w:r>
+      <w:proofErr w:type="spellEnd"/>
+      <w:r>
+        <w:rPr>
+          <w:lang w:val="ru-RU"/>
+        </w:rPr>
+        <w:t xml:space="preserve"> </w:t>
+      </w:r>
+      <w:proofErr w:type="spellStart"/>
+      <w:r>
+        <w:t>ggewrg</w:t>
+      </w:r>
+      <w:proofErr w:type="spellEnd"/>
+      <w:r>
+        <w:rPr>
+          <w:lang w:val="ru-RU"/>
+        </w:rPr>
+        <w:t xml:space="preserve"> </w:t>
+      </w:r>
+      <w:proofErr w:type="spellStart"/>
+      <w:r>
+        <w:t>egvtgw</w:t>
+      </w:r>
+      <w:proofErr w:type="spellEnd"/>
+      <w:r>
+        <w:rPr>
+          <w:lang w:val="ru-RU"/>
+        </w:rPr>
+        <w:t xml:space="preserve"> </w:t>
+      </w:r>
+      <w:proofErr w:type="spellStart"/>
+      <w:r>
+        <w:t>egevg</w:t>
+      </w:r>
+      <w:proofErr w:type="spellEnd"/>
+      <w:r>
+        <w:rPr>
+          <w:lang w:val="ru-RU"/>
+        </w:rPr>
+        <w:t xml:space="preserve"> </w:t>
+      </w:r>
+    </w:p>
+    <w:p>
+      <w:pPr>
+        <w:pStyle w:val="2"/>
+        <w:rPr>
+          <w:lang w:val="ru-RU"/>
+        </w:rPr>
+      </w:pPr>
+      <w:proofErr w:type="spellStart"/>
+      <w:r>
+        <w:t>Dfvdfsbvfdg</w:t>
+      </w:r>
+      <w:proofErr w:type="spellEnd"/>
+      <w:r>
+        <w:rPr>
+          <w:lang w:val="ru-RU"/>
+        </w:rPr>
+        <w:t xml:space="preserve"> </w:t>
+      </w:r>
+      <w:proofErr w:type="spellStart"/>
+      <w:r>
+        <w:t>gvrfdvsfgvd</w:t>
+      </w:r>
+      <w:proofErr w:type="spellEnd"/>
+      <w:r>
+        <w:rPr>
+          <w:lang w:val="ru-RU"/>
+        </w:rPr>
+        <w:t xml:space="preserve"> </w:t>
+      </w:r>
+      <w:proofErr w:type="spellStart"/>
+      <w:r>
+        <w:t>sbrgrwgvsrf</w:t>
+      </w:r>
+      <w:proofErr w:type="spellEnd"/>
+      <w:r>
+        <w:rPr>
+          <w:lang w:val="ru-RU"/>
+        </w:rPr>
+        <w:t xml:space="preserve"> </w:t>
+      </w:r>
+      <w:proofErr w:type="spellStart"/>
+      <w:r>
+        <w:t>rgvsgsrfvs</w:t>
+      </w:r>
+      <w:proofErr w:type="spellEnd"/>
+      <w:r>
+        <w:rPr>
+          <w:lang w:val="ru-RU"/>
+        </w:rPr>
+        <w:t xml:space="preserve"> </w:t>
+      </w:r>
+      <w:proofErr w:type="spellStart"/>
+      <w:r>
+        <w:t>srgdgrgs</w:t>
+      </w:r>
+      <w:proofErr w:type="spellEnd"/>
+      <w:r>
+        <w:rPr>
+          <w:lang w:val="ru-RU"/>
+        </w:rPr>
+        <w:t xml:space="preserve"> </w:t>
+      </w:r>
+      <w:proofErr w:type="spellStart"/>
+      <w:r>
+        <w:t>gwgwebdb</w:t>
+      </w:r>
+      <w:proofErr w:type="spellEnd"/>
+      <w:r>
+        <w:rPr>
+          <w:lang w:val="ru-RU"/>
+        </w:rPr>
+        <w:t xml:space="preserve"> </w:t>
+      </w:r>
+      <w:proofErr w:type="spellStart"/>
+      <w:r>
+        <w:t>gegergb</w:t>
+      </w:r>
+      <w:proofErr w:type="spellEnd"/>
+      <w:r>
+        <w:rPr>
+          <w:lang w:val="ru-RU"/>
+        </w:rPr>
+        <w:t xml:space="preserve"> </w:t>
+      </w:r>
+      <w:proofErr w:type="spellStart"/>
+      <w:r>
+        <w:t>ggewrg</w:t>
+      </w:r>
+      <w:proofErr w:type="spellEnd"/>
+      <w:r>
+        <w:rPr>
+          <w:lang w:val="ru-RU"/>
+        </w:rPr>
+        <w:t xml:space="preserve"> </w:t>
+      </w:r>
+      <w:proofErr w:type="spellStart"/>
+      <w:r>
+        <w:t>egvtgw</w:t>
+      </w:r>
+      <w:proofErr w:type="spellEnd"/>
+      <w:r>
+        <w:rPr>
+          <w:lang w:val="ru-RU"/>
+        </w:rPr>
+        <w:t xml:space="preserve"> </w:t>
+      </w:r>
+      <w:proofErr w:type="spellStart"/>
+      <w:r>
+        <w:t>egevg</w:t>
+      </w:r>
+      <w:proofErr w:type="spellEnd"/>
+      <w:r>
+        <w:rPr>
+          <w:lang w:val="ru-RU"/>
+        </w:rPr>
+        <w:t xml:space="preserve"> </w:t>
+      </w:r>
+    </w:p>
+    <w:p>
+      <w:pPr>
+        <w:pStyle w:val="3"/>
+        <w:rPr>
+          <w:lang w:val="ru-RU"/>
+        </w:rPr>
+      </w:pPr>
+      <w:proofErr w:type="spellStart"/>
+      <w:r>
+        <w:t>Dfvdfsbvfdg</w:t>
+      </w:r>
+      <w:proofErr w:type="spellEnd"/>
+      <w:r>
+        <w:rPr>
+          <w:lang w:val="ru-RU"/>
+        </w:rPr>
+        <w:t xml:space="preserve"> </w:t>
+      </w:r>
+      <w:proofErr w:type="spellStart"/>
+      <w:r>
+        <w:t>gvrfdvsfgvd</w:t>
+      </w:r>
+      <w:proofErr w:type="spellEnd"/>
+      <w:r>
+        <w:rPr>
+          <w:lang w:val="ru-RU"/>
+        </w:rPr>
+        <w:t xml:space="preserve"> </w:t>
+      </w:r>
+      <w:proofErr w:type="spellStart"/>
+      <w:r>
+        <w:t>sbrgrwgvsrf</w:t>
+      </w:r>
+      <w:proofErr w:type="spellEnd"/>
+      <w:r>
+        <w:rPr>
+          <w:lang w:val="ru-RU"/>
+        </w:rPr>
+        <w:t xml:space="preserve"> </w:t>
+      </w:r>
+      <w:proofErr w:type="spellStart"/>
+      <w:r>
+        <w:t>rgvsgsrfvs</w:t>
+      </w:r>
+      <w:proofErr w:type="spellEnd"/>
+      <w:r>
+        <w:rPr>
+          <w:lang w:val="ru-RU"/>
+        </w:rPr>
+        <w:t xml:space="preserve"> </w:t>
+      </w:r>
+      <w:proofErr w:type="spellStart"/>
+      <w:r>
+        <w:t>srgdgrgs</w:t>
+      </w:r>
+      <w:proofErr w:type="spellEnd"/>
+      <w:r>
+        <w:rPr>
+          <w:lang w:val="ru-RU"/>
+        </w:rPr>
+        <w:t xml:space="preserve"> </w:t>
+      </w:r>
+      <w:proofErr w:type="spellStart"/>
+      <w:r>
+        <w:t>gwgwebdb</w:t>
+      </w:r>
+      <w:proofErr w:type="spellEnd"/>
+      <w:r>
+        <w:rPr>
+          <w:lang w:val="ru-RU"/>
+        </w:rPr>
+        <w:t xml:space="preserve"> </w:t>
+      </w:r>
+      <w:proofErr w:type="spellStart"/>
+      <w:r>
+        <w:t>gegergb</w:t>
+      </w:r>
+      <w:proofErr w:type="spellEnd"/>
+      <w:r>
+        <w:rPr>
+          <w:lang w:val="ru-RU"/>
+        </w:rPr>
+        <w:t xml:space="preserve"> </w:t>
+      </w:r>
+      <w:proofErr w:type="spellStart"/>
+      <w:r>
+        <w:t>ggewrg</w:t>
+      </w:r>
+      <w:proofErr w:type="spellEnd"/>
+      <w:r>
+        <w:rPr>
+          <w:lang w:val="ru-RU"/>
+        </w:rPr>
+        <w:t xml:space="preserve"> </w:t>
+      </w:r>
+      <w:proofErr w:type="spellStart"/>
+      <w:r>
+        <w:t>egvtgw</w:t>
+      </w:r>
+      <w:proofErr w:type="spellEnd"/>
+      <w:r>
+        <w:rPr>
+          <w:lang w:val="ru-RU"/>
+        </w:rPr>
+        <w:t xml:space="preserve"> </w:t>
+      </w:r>
+      <w:proofErr w:type="spellStart"/>
+      <w:r>
+        <w:t>egevg</w:t>
+      </w:r>
+      <w:proofErr w:type="spellEnd"/>
+      <w:r>
+        <w:rPr>
+          <w:lang w:val="ru-RU"/>
+        </w:rPr>
+        <w:t xml:space="preserve"> </w:t>
+      </w:r>
+    </w:p>
+    <w:p>
+      <w:pPr>
+        <w:pStyle w:val="2"/>
+        <w:rPr>
+          <w:lang w:val="ru-RU"/>
         </w:rPr>
       </w:pPr>
     </w:p>
@@ -992,11 +1341,11 @@
   <w:footnote w:id="1">
     <w:p>
       <w:pPr>
-        <w:pStyle w:val="ab"/>
+        <w:pStyle w:val="ac"/>
       </w:pPr>
       <w:r>
         <w:rPr>
-          <w:rStyle w:val="ae"/>
+          <w:rStyle w:val="af"/>
         </w:rPr>
         <w:footnoteRef/>
       </w:r>
@@ -1017,7 +1366,7 @@
     </w:p>
     <w:p>
       <w:pPr>
-        <w:pStyle w:val="ab"/>
+        <w:pStyle w:val="ac"/>
         <w:rPr>
           <w:lang w:val="ru-RU"/>
         </w:rPr>
@@ -1032,7 +1381,7 @@
   <w:sdt>
     <w:sdtPr>
       <w:rPr>
-        <w:rStyle w:val="af8"/>
+        <w:rStyle w:val="af9"/>
       </w:rPr>
       <w:id w:val="2111694554"/>
       <w:docPartObj>
@@ -1043,27 +1392,27 @@
     <w:sdtContent>
       <w:p>
         <w:pPr>
-          <w:pStyle w:val="af4"/>
+          <w:pStyle w:val="af5"/>
           <w:framePr w:wrap="none"/>
           <w:rPr>
-            <w:rStyle w:val="af8"/>
+            <w:rStyle w:val="af9"/>
           </w:rPr>
         </w:pPr>
         <w:r>
           <w:rPr>
-            <w:rStyle w:val="af8"/>
+            <w:rStyle w:val="af9"/>
           </w:rPr>
           <w:fldChar w:fldCharType="begin"/>
         </w:r>
         <w:r>
           <w:rPr>
-            <w:rStyle w:val="af8"/>
+            <w:rStyle w:val="af9"/>
           </w:rPr>
           <w:instrText xml:space="preserve"> PAGE </w:instrText>
         </w:r>
         <w:r>
           <w:rPr>
-            <w:rStyle w:val="af8"/>
+            <w:rStyle w:val="af9"/>
           </w:rPr>
           <w:fldChar w:fldCharType="end"/>
         </w:r>
@@ -1072,7 +1421,7 @@
   </w:sdt>
   <w:p>
     <w:pPr>
-      <w:pStyle w:val="af4"/>
+      <w:pStyle w:val="af5"/>
       <w:framePr w:wrap="none"/>
     </w:pPr>
   </w:p>
@@ -1084,7 +1433,7 @@
   <w:sdt>
     <w:sdtPr>
       <w:rPr>
-        <w:rStyle w:val="af8"/>
+        <w:rStyle w:val="af9"/>
       </w:rPr>
       <w:id w:val="838268293"/>
       <w:docPartObj>
@@ -1095,10 +1444,10 @@
     <w:sdtContent>
       <w:p>
         <w:pPr>
-          <w:pStyle w:val="af4"/>
+          <w:pStyle w:val="af5"/>
           <w:framePr w:wrap="none"/>
           <w:rPr>
-            <w:rStyle w:val="af8"/>
+            <w:rStyle w:val="af9"/>
           </w:rPr>
         </w:pPr>
         <w:r>
@@ -1121,7 +1470,7 @@
   </w:sdt>
   <w:p>
     <w:pPr>
-      <w:pStyle w:val="af4"/>
+      <w:pStyle w:val="af5"/>
       <w:framePr w:wrap="none"/>
     </w:pPr>
   </w:p>
@@ -1131,6 +1480,60 @@
 <file path=word/numbering.xml><?xml version="1.0" encoding="utf-8"?>
 <w:numbering xmlns:wpc="http://schemas.microsoft.com/office/word/2010/wordprocessingCanvas" xmlns:cx="http://schemas.microsoft.com/office/drawing/2014/chartex" xmlns:cx1="http://schemas.microsoft.com/office/drawing/2015/9/8/chartex" xmlns:cx2="http://schemas.microsoft.com/office/drawing/2015/10/21/chartex" xmlns:cx3="http://schemas.microsoft.com/office/drawing/2016/5/9/chartex" xmlns:cx4="http://schemas.microsoft.com/office/drawing/2016/5/10/chartex" xmlns:cx5="http://schemas.microsoft.com/office/drawing/2016/5/11/chartex" xmlns:cx6="http://schemas.microsoft.com/office/drawing/2016/5/12/chartex" xmlns:cx7="http://schemas.microsoft.com/office/drawing/2016/5/13/chartex" xmlns:cx8="http://schemas.microsoft.com/office/drawing/2016/5/14/chartex" xmlns:mc="http://schemas.openxmlformats.org/markup-compatibility/2006" xmlns:aink="http://schemas.microsoft.com/office/drawing/2016/ink" xmlns:am3d="http://schemas.microsoft.com/office/drawing/2017/model3d" xmlns:o="urn:schemas-microsoft-com:office:office" xmlns:oel="http://schemas.microsoft.com/office/2019/extlst" xmlns:r="http://schemas.openxmlformats.org/officeDocument/2006/relationships" xmlns:m="http://schemas.openxmlformats.org/officeDocument/2006/math" xmlns:v="urn:schemas-microsoft-com:vml" xmlns:wp14="http://schemas.microsoft.com/office/word/2010/wordprocessingDrawing" xmlns:wp="http://schemas.openxmlformats.org/drawingml/2006/wordprocessingDrawing" xmlns:w10="urn:schemas-microsoft-com:office:word" xmlns:w="http://schemas.openxmlformats.org/wordprocessingml/2006/main" xmlns:w14="http://schemas.microsoft.com/office/word/2010/wordml" xmlns:w15="http://schemas.microsoft.com/office/word/2012/wordml" xmlns:w16cex="http://schemas.microsoft.com/office/word/2018/wordml/cex" xmlns:w16cid="http://schemas.microsoft.com/office/word/2016/wordml/cid" xmlns:w16="http://schemas.microsoft.com/office/word/2018/wordml" xmlns:w16du="http://schemas.microsoft.com/office/word/2023/wordml/word16du" xmlns:w16sdtdh="http://schemas.microsoft.com/office/word/2020/wordml/sdtdatahash" xmlns:w16sdtfl="http://schemas.microsoft.com/office/word/2024/wordml/sdtformatlock" xmlns:w16se="http://schemas.microsoft.com/office/word/2015/wordml/symex" xmlns:wpg="http://schemas.microsoft.com/office/word/2010/wordprocessingGroup" xmlns:wpi="http://schemas.microsoft.com/office/word/2010/wordprocessingInk" xmlns:wne="http://schemas.microsoft.com/office/word/2006/wordml" xmlns:wps="http://schemas.microsoft.com/office/word/2010/wordprocessingShape" mc:Ignorable="w14 w15 w16se w16cid w16 w16cex w16sdtdh w16sdtfl w16du wp14">
   <w:abstractNum w:abstractNumId="0" w15:restartNumberingAfterBreak="0">
+    <w:nsid w:val="FFFFFF7E"/>
+    <w:multiLevelType w:val="singleLevel"/>
+    <w:tmpl w:val="D3982D30"/>
+    <w:lvl w:ilvl="0">
+      <w:start w:val="1"/>
+      <w:numFmt w:val="decimal"/>
+      <w:pStyle w:val="3"/>
+      <w:lvlText w:val="%1."/>
+      <w:lvlJc w:val="left"/>
+      <w:pPr>
+        <w:tabs>
+          <w:tab w:val="num" w:pos="926"/>
+        </w:tabs>
+        <w:ind w:left="926" w:hanging="360"/>
+      </w:pPr>
+    </w:lvl>
+  </w:abstractNum>
+  <w:abstractNum w:abstractNumId="1" w15:restartNumberingAfterBreak="0">
+    <w:nsid w:val="FFFFFF7F"/>
+    <w:multiLevelType w:val="singleLevel"/>
+    <w:tmpl w:val="4316F584"/>
+    <w:lvl w:ilvl="0">
+      <w:start w:val="1"/>
+      <w:numFmt w:val="decimal"/>
+      <w:pStyle w:val="2"/>
+      <w:lvlText w:val="%1."/>
+      <w:lvlJc w:val="left"/>
+      <w:pPr>
+        <w:tabs>
+          <w:tab w:val="num" w:pos="643"/>
+        </w:tabs>
+        <w:ind w:left="643" w:hanging="360"/>
+      </w:pPr>
+    </w:lvl>
+  </w:abstractNum>
+  <w:abstractNum w:abstractNumId="2" w15:restartNumberingAfterBreak="0">
+    <w:nsid w:val="FFFFFF88"/>
+    <w:multiLevelType w:val="singleLevel"/>
+    <w:tmpl w:val="166C7766"/>
+    <w:lvl w:ilvl="0">
+      <w:start w:val="1"/>
+      <w:numFmt w:val="decimal"/>
+      <w:pStyle w:val="a"/>
+      <w:lvlText w:val="%1."/>
+      <w:lvlJc w:val="left"/>
+      <w:pPr>
+        <w:tabs>
+          <w:tab w:val="num" w:pos="360"/>
+        </w:tabs>
+        <w:ind w:left="360" w:hanging="360"/>
+      </w:pPr>
+    </w:lvl>
+  </w:abstractNum>
+  <w:abstractNum w:abstractNumId="3" w15:restartNumberingAfterBreak="0">
     <w:nsid w:val="0E2F5219"/>
     <w:multiLevelType w:val="multilevel"/>
     <w:tmpl w:val="C3529A0C"/>
@@ -1250,7 +1653,7 @@
       </w:rPr>
     </w:lvl>
   </w:abstractNum>
-  <w:abstractNum w:abstractNumId="1" w15:restartNumberingAfterBreak="0">
+  <w:abstractNum w:abstractNumId="4" w15:restartNumberingAfterBreak="0">
     <w:nsid w:val="13CF3271"/>
     <w:multiLevelType w:val="hybridMultilevel"/>
     <w:tmpl w:val="22FA278E"/>
@@ -1364,7 +1767,7 @@
       </w:rPr>
     </w:lvl>
   </w:abstractNum>
-  <w:abstractNum w:abstractNumId="2" w15:restartNumberingAfterBreak="0">
+  <w:abstractNum w:abstractNumId="5" w15:restartNumberingAfterBreak="0">
     <w:nsid w:val="14547D83"/>
     <w:multiLevelType w:val="hybridMultilevel"/>
     <w:tmpl w:val="F3000302"/>
@@ -1478,7 +1881,7 @@
       </w:rPr>
     </w:lvl>
   </w:abstractNum>
-  <w:abstractNum w:abstractNumId="3" w15:restartNumberingAfterBreak="0">
+  <w:abstractNum w:abstractNumId="6" w15:restartNumberingAfterBreak="0">
     <w:nsid w:val="16EA3ECB"/>
     <w:multiLevelType w:val="multilevel"/>
     <w:tmpl w:val="272C353A"/>
@@ -1597,7 +2000,7 @@
       </w:rPr>
     </w:lvl>
   </w:abstractNum>
-  <w:abstractNum w:abstractNumId="4" w15:restartNumberingAfterBreak="0">
+  <w:abstractNum w:abstractNumId="7" w15:restartNumberingAfterBreak="0">
     <w:nsid w:val="170CD2DE"/>
     <w:multiLevelType w:val="multilevel"/>
     <w:tmpl w:val="21D2E02E"/>
@@ -1701,7 +2104,7 @@
       </w:pPr>
     </w:lvl>
   </w:abstractNum>
-  <w:abstractNum w:abstractNumId="5" w15:restartNumberingAfterBreak="0">
+  <w:abstractNum w:abstractNumId="8" w15:restartNumberingAfterBreak="0">
     <w:nsid w:val="1E7514C0"/>
     <w:multiLevelType w:val="hybridMultilevel"/>
     <w:tmpl w:val="9460BB30"/>
@@ -1815,7 +2218,7 @@
       </w:rPr>
     </w:lvl>
   </w:abstractNum>
-  <w:abstractNum w:abstractNumId="6" w15:restartNumberingAfterBreak="0">
+  <w:abstractNum w:abstractNumId="9" w15:restartNumberingAfterBreak="0">
     <w:nsid w:val="30AC01A6"/>
     <w:multiLevelType w:val="multilevel"/>
     <w:tmpl w:val="2DAEDECC"/>
@@ -1932,7 +2335,7 @@
       </w:rPr>
     </w:lvl>
   </w:abstractNum>
-  <w:abstractNum w:abstractNumId="7" w15:restartNumberingAfterBreak="0">
+  <w:abstractNum w:abstractNumId="10" w15:restartNumberingAfterBreak="0">
     <w:nsid w:val="34461D75"/>
     <w:multiLevelType w:val="multilevel"/>
     <w:tmpl w:val="5358CED0"/>
@@ -2046,7 +2449,7 @@
       </w:rPr>
     </w:lvl>
   </w:abstractNum>
-  <w:abstractNum w:abstractNumId="8" w15:restartNumberingAfterBreak="0">
+  <w:abstractNum w:abstractNumId="11" w15:restartNumberingAfterBreak="0">
     <w:nsid w:val="37DF18E9"/>
     <w:multiLevelType w:val="multilevel"/>
     <w:tmpl w:val="7B1C5E36"/>
@@ -2160,7 +2563,7 @@
       </w:rPr>
     </w:lvl>
   </w:abstractNum>
-  <w:abstractNum w:abstractNumId="9" w15:restartNumberingAfterBreak="0">
+  <w:abstractNum w:abstractNumId="12" w15:restartNumberingAfterBreak="0">
     <w:nsid w:val="45157B78"/>
     <w:multiLevelType w:val="multilevel"/>
     <w:tmpl w:val="36A826A4"/>
@@ -2280,7 +2683,7 @@
       </w:rPr>
     </w:lvl>
   </w:abstractNum>
-  <w:abstractNum w:abstractNumId="10" w15:restartNumberingAfterBreak="0">
+  <w:abstractNum w:abstractNumId="13" w15:restartNumberingAfterBreak="0">
     <w:nsid w:val="49D35CB9"/>
     <w:multiLevelType w:val="multilevel"/>
     <w:tmpl w:val="534CE32C"/>
@@ -2301,7 +2704,7 @@
     <w:lvl w:ilvl="1">
       <w:start w:val="1"/>
       <w:numFmt w:val="decimal"/>
-      <w:pStyle w:val="2"/>
+      <w:pStyle w:val="20"/>
       <w:suff w:val="space"/>
       <w:lvlText w:val="%1.%2"/>
       <w:lvlJc w:val="left"/>
@@ -2315,7 +2718,7 @@
     <w:lvl w:ilvl="2">
       <w:start w:val="1"/>
       <w:numFmt w:val="decimal"/>
-      <w:pStyle w:val="3"/>
+      <w:pStyle w:val="30"/>
       <w:suff w:val="space"/>
       <w:lvlText w:val="%1.%2.%3"/>
       <w:lvlJc w:val="left"/>
@@ -2411,11 +2814,11 @@
       </w:rPr>
     </w:lvl>
   </w:abstractNum>
-  <w:abstractNum w:abstractNumId="11" w15:restartNumberingAfterBreak="0">
+  <w:abstractNum w:abstractNumId="14" w15:restartNumberingAfterBreak="0">
     <w:nsid w:val="4A457061"/>
     <w:multiLevelType w:val="multilevel"/>
     <w:tmpl w:val="E8BC24AA"/>
-    <w:styleLink w:val="30"/>
+    <w:styleLink w:val="31"/>
     <w:lvl w:ilvl="0">
       <w:start w:val="1"/>
       <w:numFmt w:val="decimal"/>
@@ -2527,7 +2930,7 @@
       </w:rPr>
     </w:lvl>
   </w:abstractNum>
-  <w:abstractNum w:abstractNumId="12" w15:restartNumberingAfterBreak="0">
+  <w:abstractNum w:abstractNumId="15" w15:restartNumberingAfterBreak="0">
     <w:nsid w:val="4BCB639D"/>
     <w:multiLevelType w:val="multilevel"/>
     <w:tmpl w:val="CD1AF70C"/>
@@ -2644,7 +3047,7 @@
       </w:rPr>
     </w:lvl>
   </w:abstractNum>
-  <w:abstractNum w:abstractNumId="13" w15:restartNumberingAfterBreak="0">
+  <w:abstractNum w:abstractNumId="16" w15:restartNumberingAfterBreak="0">
     <w:nsid w:val="4D020C05"/>
     <w:multiLevelType w:val="multilevel"/>
     <w:tmpl w:val="ADB47840"/>
@@ -2759,7 +3162,7 @@
       </w:rPr>
     </w:lvl>
   </w:abstractNum>
-  <w:abstractNum w:abstractNumId="14" w15:restartNumberingAfterBreak="0">
+  <w:abstractNum w:abstractNumId="17" w15:restartNumberingAfterBreak="0">
     <w:nsid w:val="53715D94"/>
     <w:multiLevelType w:val="multilevel"/>
     <w:tmpl w:val="D5A47892"/>
@@ -2880,7 +3283,7 @@
       </w:rPr>
     </w:lvl>
   </w:abstractNum>
-  <w:abstractNum w:abstractNumId="15" w15:restartNumberingAfterBreak="0">
+  <w:abstractNum w:abstractNumId="18" w15:restartNumberingAfterBreak="0">
     <w:nsid w:val="55A55A47"/>
     <w:multiLevelType w:val="hybridMultilevel"/>
     <w:tmpl w:val="6C185578"/>
@@ -2994,11 +3397,11 @@
       </w:rPr>
     </w:lvl>
   </w:abstractNum>
-  <w:abstractNum w:abstractNumId="16" w15:restartNumberingAfterBreak="0">
+  <w:abstractNum w:abstractNumId="19" w15:restartNumberingAfterBreak="0">
     <w:nsid w:val="57E23830"/>
     <w:multiLevelType w:val="multilevel"/>
     <w:tmpl w:val="F5F2C502"/>
-    <w:styleLink w:val="20"/>
+    <w:styleLink w:val="21"/>
     <w:lvl w:ilvl="0">
       <w:start w:val="1"/>
       <w:numFmt w:val="decimal"/>
@@ -3109,7 +3512,7 @@
       </w:rPr>
     </w:lvl>
   </w:abstractNum>
-  <w:abstractNum w:abstractNumId="17" w15:restartNumberingAfterBreak="0">
+  <w:abstractNum w:abstractNumId="20" w15:restartNumberingAfterBreak="0">
     <w:nsid w:val="59782B14"/>
     <w:multiLevelType w:val="multilevel"/>
     <w:tmpl w:val="EABA7CBA"/>
@@ -3227,7 +3630,7 @@
       </w:rPr>
     </w:lvl>
   </w:abstractNum>
-  <w:abstractNum w:abstractNumId="18" w15:restartNumberingAfterBreak="0">
+  <w:abstractNum w:abstractNumId="21" w15:restartNumberingAfterBreak="0">
     <w:nsid w:val="5A652B6B"/>
     <w:multiLevelType w:val="hybridMultilevel"/>
     <w:tmpl w:val="FF4CCF26"/>
@@ -3341,7 +3744,7 @@
       </w:rPr>
     </w:lvl>
   </w:abstractNum>
-  <w:abstractNum w:abstractNumId="19" w15:restartNumberingAfterBreak="0">
+  <w:abstractNum w:abstractNumId="22" w15:restartNumberingAfterBreak="0">
     <w:nsid w:val="6A3661D0"/>
     <w:multiLevelType w:val="multilevel"/>
     <w:tmpl w:val="B64C0200"/>
@@ -3463,7 +3866,7 @@
       </w:rPr>
     </w:lvl>
   </w:abstractNum>
-  <w:abstractNum w:abstractNumId="20" w15:restartNumberingAfterBreak="0">
+  <w:abstractNum w:abstractNumId="23" w15:restartNumberingAfterBreak="0">
     <w:nsid w:val="6A5D36AE"/>
     <w:multiLevelType w:val="hybridMultilevel"/>
     <w:tmpl w:val="8CECB83A"/>
@@ -3577,7 +3980,7 @@
       </w:rPr>
     </w:lvl>
   </w:abstractNum>
-  <w:abstractNum w:abstractNumId="21" w15:restartNumberingAfterBreak="0">
+  <w:abstractNum w:abstractNumId="24" w15:restartNumberingAfterBreak="0">
     <w:nsid w:val="6D471CD5"/>
     <w:multiLevelType w:val="multilevel"/>
     <w:tmpl w:val="54686B36"/>
@@ -3727,7 +4130,7 @@
       </w:rPr>
     </w:lvl>
   </w:abstractNum>
-  <w:abstractNum w:abstractNumId="22" w15:restartNumberingAfterBreak="0">
+  <w:abstractNum w:abstractNumId="25" w15:restartNumberingAfterBreak="0">
     <w:nsid w:val="70E96BD8"/>
     <w:multiLevelType w:val="multilevel"/>
     <w:tmpl w:val="4704D924"/>
@@ -3847,85 +4250,97 @@
     </w:lvl>
   </w:abstractNum>
   <w:num w:numId="1" w16cid:durableId="1533884255">
+    <w:abstractNumId w:val="7"/>
+  </w:num>
+  <w:num w:numId="2" w16cid:durableId="65493681">
+    <w:abstractNumId w:val="3"/>
+  </w:num>
+  <w:num w:numId="3" w16cid:durableId="2099791283">
+    <w:abstractNumId w:val="5"/>
+  </w:num>
+  <w:num w:numId="4" w16cid:durableId="622461885">
+    <w:abstractNumId w:val="21"/>
+  </w:num>
+  <w:num w:numId="5" w16cid:durableId="531916246">
+    <w:abstractNumId w:val="8"/>
+  </w:num>
+  <w:num w:numId="6" w16cid:durableId="1227374026">
+    <w:abstractNumId w:val="24"/>
+  </w:num>
+  <w:num w:numId="7" w16cid:durableId="907157216">
+    <w:abstractNumId w:val="15"/>
+  </w:num>
+  <w:num w:numId="8" w16cid:durableId="850994994">
+    <w:abstractNumId w:val="24"/>
+  </w:num>
+  <w:num w:numId="9" w16cid:durableId="1380470235">
+    <w:abstractNumId w:val="15"/>
+  </w:num>
+  <w:num w:numId="10" w16cid:durableId="71968958">
+    <w:abstractNumId w:val="15"/>
+  </w:num>
+  <w:num w:numId="11" w16cid:durableId="1207335175">
+    <w:abstractNumId w:val="15"/>
+  </w:num>
+  <w:num w:numId="12" w16cid:durableId="1624648784">
+    <w:abstractNumId w:val="10"/>
+  </w:num>
+  <w:num w:numId="13" w16cid:durableId="1309240793">
+    <w:abstractNumId w:val="11"/>
+  </w:num>
+  <w:num w:numId="14" w16cid:durableId="101846381">
+    <w:abstractNumId w:val="16"/>
+  </w:num>
+  <w:num w:numId="15" w16cid:durableId="709376662">
+    <w:abstractNumId w:val="13"/>
+  </w:num>
+  <w:num w:numId="16" w16cid:durableId="996690928">
+    <w:abstractNumId w:val="19"/>
+  </w:num>
+  <w:num w:numId="17" w16cid:durableId="1997494160">
+    <w:abstractNumId w:val="14"/>
+  </w:num>
+  <w:num w:numId="18" w16cid:durableId="1799181573">
+    <w:abstractNumId w:val="9"/>
+  </w:num>
+  <w:num w:numId="19" w16cid:durableId="1507402584">
+    <w:abstractNumId w:val="20"/>
+  </w:num>
+  <w:num w:numId="20" w16cid:durableId="689986114">
+    <w:abstractNumId w:val="6"/>
+  </w:num>
+  <w:num w:numId="21" w16cid:durableId="190999619">
+    <w:abstractNumId w:val="12"/>
+  </w:num>
+  <w:num w:numId="22" w16cid:durableId="1064837132">
+    <w:abstractNumId w:val="17"/>
+  </w:num>
+  <w:num w:numId="23" w16cid:durableId="625240244">
+    <w:abstractNumId w:val="22"/>
+  </w:num>
+  <w:num w:numId="24" w16cid:durableId="877624459">
+    <w:abstractNumId w:val="25"/>
+  </w:num>
+  <w:num w:numId="25" w16cid:durableId="651376748">
+    <w:abstractNumId w:val="23"/>
+  </w:num>
+  <w:num w:numId="26" w16cid:durableId="1126506045">
+    <w:abstractNumId w:val="18"/>
+  </w:num>
+  <w:num w:numId="27" w16cid:durableId="1984504207">
     <w:abstractNumId w:val="4"/>
   </w:num>
-  <w:num w:numId="2" w16cid:durableId="65493681">
-    <w:abstractNumId w:val="0"/>
-  </w:num>
-  <w:num w:numId="3" w16cid:durableId="2099791283">
+  <w:num w:numId="28" w16cid:durableId="1941569621">
     <w:abstractNumId w:val="2"/>
   </w:num>
-  <w:num w:numId="4" w16cid:durableId="622461885">
-    <w:abstractNumId w:val="18"/>
+  <w:num w:numId="29" w16cid:durableId="1961494361">
+    <w:abstractNumId w:val="1"/>
   </w:num>
-  <w:num w:numId="5" w16cid:durableId="531916246">
-    <w:abstractNumId w:val="5"/>
+  <w:num w:numId="30" w16cid:durableId="533421932">
+    <w:abstractNumId w:val="2"/>
   </w:num>
-  <w:num w:numId="6" w16cid:durableId="1227374026">
-    <w:abstractNumId w:val="21"/>
-  </w:num>
-  <w:num w:numId="7" w16cid:durableId="907157216">
-    <w:abstractNumId w:val="12"/>
-  </w:num>
-  <w:num w:numId="8" w16cid:durableId="850994994">
-    <w:abstractNumId w:val="21"/>
-  </w:num>
-  <w:num w:numId="9" w16cid:durableId="1380470235">
-    <w:abstractNumId w:val="12"/>
-  </w:num>
-  <w:num w:numId="10" w16cid:durableId="71968958">
-    <w:abstractNumId w:val="12"/>
-  </w:num>
-  <w:num w:numId="11" w16cid:durableId="1207335175">
-    <w:abstractNumId w:val="12"/>
-  </w:num>
-  <w:num w:numId="12" w16cid:durableId="1624648784">
-    <w:abstractNumId w:val="7"/>
-  </w:num>
-  <w:num w:numId="13" w16cid:durableId="1309240793">
-    <w:abstractNumId w:val="8"/>
-  </w:num>
-  <w:num w:numId="14" w16cid:durableId="101846381">
-    <w:abstractNumId w:val="13"/>
-  </w:num>
-  <w:num w:numId="15" w16cid:durableId="709376662">
-    <w:abstractNumId w:val="10"/>
-  </w:num>
-  <w:num w:numId="16" w16cid:durableId="996690928">
-    <w:abstractNumId w:val="16"/>
-  </w:num>
-  <w:num w:numId="17" w16cid:durableId="1997494160">
-    <w:abstractNumId w:val="11"/>
-  </w:num>
-  <w:num w:numId="18" w16cid:durableId="1799181573">
-    <w:abstractNumId w:val="6"/>
-  </w:num>
-  <w:num w:numId="19" w16cid:durableId="1507402584">
-    <w:abstractNumId w:val="17"/>
-  </w:num>
-  <w:num w:numId="20" w16cid:durableId="689986114">
-    <w:abstractNumId w:val="3"/>
-  </w:num>
-  <w:num w:numId="21" w16cid:durableId="190999619">
-    <w:abstractNumId w:val="9"/>
-  </w:num>
-  <w:num w:numId="22" w16cid:durableId="1064837132">
-    <w:abstractNumId w:val="14"/>
-  </w:num>
-  <w:num w:numId="23" w16cid:durableId="625240244">
-    <w:abstractNumId w:val="19"/>
-  </w:num>
-  <w:num w:numId="24" w16cid:durableId="877624459">
-    <w:abstractNumId w:val="22"/>
-  </w:num>
-  <w:num w:numId="25" w16cid:durableId="651376748">
-    <w:abstractNumId w:val="20"/>
-  </w:num>
-  <w:num w:numId="26" w16cid:durableId="1126506045">
-    <w:abstractNumId w:val="15"/>
-  </w:num>
-  <w:num w:numId="27" w16cid:durableId="1984504207">
-    <w:abstractNumId w:val="1"/>
+  <w:num w:numId="31" w16cid:durableId="1419130145">
+    <w:abstractNumId w:val="0"/>
   </w:num>
 </w:numbering>
 </file>
@@ -4195,14 +4610,14 @@
     <w:lsdException w:name="Unresolved Mention" w:semiHidden="1" w:uiPriority="99" w:unhideWhenUsed="1"/>
     <w:lsdException w:name="Smart Link" w:semiHidden="1" w:uiPriority="99" w:unhideWhenUsed="1"/>
   </w:latentStyles>
-  <w:style w:type="paragraph" w:default="1" w:styleId="a">
+  <w:style w:type="paragraph" w:default="1" w:styleId="a0">
     <w:name w:val="Normal"/>
     <w:qFormat/>
   </w:style>
   <w:style w:type="paragraph" w:styleId="10">
     <w:name w:val="heading 1"/>
-    <w:basedOn w:val="a"/>
-    <w:next w:val="a"/>
+    <w:basedOn w:val="a0"/>
+    <w:next w:val="a0"/>
     <w:link w:val="11"/>
     <w:uiPriority w:val="9"/>
     <w:qFormat/>
@@ -4228,10 +4643,10 @@
       <w:lang w:val="ru-RU" w:eastAsia="en-US"/>
     </w:rPr>
   </w:style>
-  <w:style w:type="paragraph" w:styleId="2">
+  <w:style w:type="paragraph" w:styleId="20">
     <w:name w:val="heading 2"/>
-    <w:basedOn w:val="a"/>
-    <w:link w:val="21"/>
+    <w:basedOn w:val="a0"/>
+    <w:link w:val="22"/>
     <w:uiPriority w:val="9"/>
     <w:unhideWhenUsed/>
     <w:qFormat/>
@@ -4256,11 +4671,11 @@
       <w:lang w:val="ru-RU" w:eastAsia="en-US"/>
     </w:rPr>
   </w:style>
-  <w:style w:type="paragraph" w:styleId="3">
+  <w:style w:type="paragraph" w:styleId="30">
     <w:name w:val="heading 3"/>
-    <w:basedOn w:val="a"/>
-    <w:next w:val="a"/>
-    <w:link w:val="31"/>
+    <w:basedOn w:val="a0"/>
+    <w:next w:val="a0"/>
+    <w:link w:val="32"/>
     <w:uiPriority w:val="9"/>
     <w:unhideWhenUsed/>
     <w:qFormat/>
@@ -4286,7 +4701,7 @@
   </w:style>
   <w:style w:type="paragraph" w:styleId="40">
     <w:name w:val="heading 4"/>
-    <w:basedOn w:val="a"/>
+    <w:basedOn w:val="a0"/>
     <w:link w:val="41"/>
     <w:uiPriority w:val="9"/>
     <w:unhideWhenUsed/>
@@ -4315,8 +4730,8 @@
   </w:style>
   <w:style w:type="paragraph" w:styleId="5">
     <w:name w:val="heading 5"/>
-    <w:basedOn w:val="a"/>
-    <w:next w:val="a"/>
+    <w:basedOn w:val="a0"/>
+    <w:next w:val="a0"/>
     <w:link w:val="51"/>
     <w:uiPriority w:val="9"/>
     <w:unhideWhenUsed/>
@@ -4343,8 +4758,8 @@
   </w:style>
   <w:style w:type="paragraph" w:styleId="60">
     <w:name w:val="heading 6"/>
-    <w:basedOn w:val="a"/>
-    <w:next w:val="a"/>
+    <w:basedOn w:val="a0"/>
+    <w:next w:val="a0"/>
     <w:link w:val="61"/>
     <w:qFormat/>
     <w:rsid w:val="00F56817"/>
@@ -4367,8 +4782,8 @@
   </w:style>
   <w:style w:type="paragraph" w:styleId="70">
     <w:name w:val="heading 7"/>
-    <w:basedOn w:val="a"/>
-    <w:next w:val="a"/>
+    <w:basedOn w:val="a0"/>
+    <w:next w:val="a0"/>
     <w:link w:val="71"/>
     <w:qFormat/>
     <w:rsid w:val="00F56817"/>
@@ -4391,8 +4806,8 @@
   </w:style>
   <w:style w:type="paragraph" w:styleId="8">
     <w:name w:val="heading 8"/>
-    <w:basedOn w:val="a"/>
-    <w:next w:val="a"/>
+    <w:basedOn w:val="a0"/>
+    <w:next w:val="a0"/>
     <w:link w:val="81"/>
     <w:qFormat/>
     <w:rsid w:val="00F56817"/>
@@ -4416,8 +4831,8 @@
   </w:style>
   <w:style w:type="paragraph" w:styleId="9">
     <w:name w:val="heading 9"/>
-    <w:basedOn w:val="a"/>
-    <w:next w:val="a"/>
+    <w:basedOn w:val="a0"/>
+    <w:next w:val="a0"/>
     <w:link w:val="91"/>
     <w:qFormat/>
     <w:rsid w:val="00F56817"/>
@@ -4438,13 +4853,13 @@
       <w:lang w:val="ru-RU" w:eastAsia="ru-RU"/>
     </w:rPr>
   </w:style>
-  <w:style w:type="character" w:default="1" w:styleId="a0">
+  <w:style w:type="character" w:default="1" w:styleId="a1">
     <w:name w:val="Default Paragraph Font"/>
     <w:uiPriority w:val="1"/>
     <w:semiHidden/>
     <w:unhideWhenUsed/>
   </w:style>
-  <w:style w:type="table" w:default="1" w:styleId="a1">
+  <w:style w:type="table" w:default="1" w:styleId="a2">
     <w:name w:val="Normal Table"/>
     <w:uiPriority w:val="99"/>
     <w:semiHidden/>
@@ -4459,13 +4874,13 @@
       </w:tblCellMar>
     </w:tblPr>
   </w:style>
-  <w:style w:type="numbering" w:default="1" w:styleId="a2">
+  <w:style w:type="numbering" w:default="1" w:styleId="a3">
     <w:name w:val="No List"/>
     <w:uiPriority w:val="99"/>
     <w:semiHidden/>
     <w:unhideWhenUsed/>
   </w:style>
-  <w:style w:type="paragraph" w:styleId="a3">
+  <w:style w:type="paragraph" w:styleId="a4">
     <w:name w:val="Body Text"/>
     <w:basedOn w:val="Tabletext"/>
     <w:qFormat/>
@@ -4473,8 +4888,8 @@
   </w:style>
   <w:style w:type="paragraph" w:customStyle="1" w:styleId="FirstParagraph">
     <w:name w:val="First Paragraph"/>
-    <w:basedOn w:val="a3"/>
-    <w:next w:val="a3"/>
+    <w:basedOn w:val="a4"/>
+    <w:next w:val="a4"/>
     <w:qFormat/>
   </w:style>
   <w:style w:type="paragraph" w:customStyle="1" w:styleId="Compact">
@@ -4483,11 +4898,11 @@
     <w:qFormat/>
     <w:rsid w:val="003E2836"/>
   </w:style>
-  <w:style w:type="paragraph" w:styleId="a4">
+  <w:style w:type="paragraph" w:styleId="a5">
     <w:name w:val="Title"/>
-    <w:basedOn w:val="a"/>
-    <w:next w:val="a3"/>
-    <w:link w:val="a5"/>
+    <w:basedOn w:val="a0"/>
+    <w:next w:val="a4"/>
+    <w:link w:val="a6"/>
     <w:uiPriority w:val="10"/>
     <w:qFormat/>
     <w:rsid w:val="009F3FF6"/>
@@ -4503,10 +4918,10 @@
       <w:caps/>
     </w:rPr>
   </w:style>
-  <w:style w:type="character" w:customStyle="1" w:styleId="a5">
+  <w:style w:type="character" w:customStyle="1" w:styleId="a6">
     <w:name w:val="Заголовок Знак"/>
-    <w:basedOn w:val="a0"/>
-    <w:link w:val="a4"/>
+    <w:basedOn w:val="a1"/>
+    <w:link w:val="a5"/>
     <w:uiPriority w:val="10"/>
     <w:rsid w:val="009F3FF6"/>
     <w:rPr>
@@ -4516,11 +4931,11 @@
       <w:caps/>
     </w:rPr>
   </w:style>
-  <w:style w:type="paragraph" w:styleId="a6">
+  <w:style w:type="paragraph" w:styleId="a7">
     <w:name w:val="Subtitle"/>
-    <w:basedOn w:val="a4"/>
-    <w:next w:val="a3"/>
-    <w:link w:val="a7"/>
+    <w:basedOn w:val="a5"/>
+    <w:next w:val="a4"/>
+    <w:link w:val="a8"/>
     <w:uiPriority w:val="11"/>
     <w:qFormat/>
     <w:rsid w:val="0057736E"/>
@@ -4533,10 +4948,10 @@
       <w:spacing w:val="15"/>
     </w:rPr>
   </w:style>
-  <w:style w:type="character" w:customStyle="1" w:styleId="a7">
+  <w:style w:type="character" w:customStyle="1" w:styleId="a8">
     <w:name w:val="Подзаголовок Знак"/>
-    <w:basedOn w:val="a0"/>
-    <w:link w:val="a6"/>
+    <w:basedOn w:val="a1"/>
+    <w:link w:val="a7"/>
     <w:uiPriority w:val="11"/>
     <w:rsid w:val="0057736E"/>
     <w:rPr>
@@ -4548,18 +4963,18 @@
   </w:style>
   <w:style w:type="paragraph" w:customStyle="1" w:styleId="Author">
     <w:name w:val="Author"/>
-    <w:basedOn w:val="a4"/>
-    <w:next w:val="a3"/>
+    <w:basedOn w:val="a5"/>
+    <w:next w:val="a4"/>
     <w:qFormat/>
     <w:pPr>
       <w:keepNext/>
       <w:keepLines/>
     </w:pPr>
   </w:style>
-  <w:style w:type="paragraph" w:styleId="a8">
+  <w:style w:type="paragraph" w:styleId="a9">
     <w:name w:val="Date"/>
-    <w:basedOn w:val="a4"/>
-    <w:next w:val="a3"/>
+    <w:basedOn w:val="a5"/>
+    <w:next w:val="a4"/>
     <w:qFormat/>
     <w:pPr>
       <w:keepNext/>
@@ -4568,7 +4983,7 @@
   </w:style>
   <w:style w:type="paragraph" w:customStyle="1" w:styleId="AbstractTitle">
     <w:name w:val="Abstract Title"/>
-    <w:basedOn w:val="a"/>
+    <w:basedOn w:val="a0"/>
     <w:next w:val="Abstract"/>
     <w:qFormat/>
     <w:pPr>
@@ -4585,8 +5000,8 @@
   </w:style>
   <w:style w:type="paragraph" w:customStyle="1" w:styleId="Abstract">
     <w:name w:val="Abstract"/>
-    <w:basedOn w:val="a"/>
-    <w:next w:val="a3"/>
+    <w:basedOn w:val="a0"/>
+    <w:next w:val="a4"/>
     <w:qFormat/>
     <w:pPr>
       <w:keepNext/>
@@ -4598,14 +5013,14 @@
       <w:szCs w:val="20"/>
     </w:rPr>
   </w:style>
-  <w:style w:type="paragraph" w:styleId="a9">
+  <w:style w:type="paragraph" w:styleId="aa">
     <w:name w:val="Bibliography"/>
-    <w:basedOn w:val="a"/>
+    <w:basedOn w:val="a0"/>
     <w:qFormat/>
   </w:style>
   <w:style w:type="character" w:customStyle="1" w:styleId="11">
     <w:name w:val="Заголовок 1 Знак"/>
-    <w:basedOn w:val="a0"/>
+    <w:basedOn w:val="a1"/>
     <w:link w:val="10"/>
     <w:uiPriority w:val="9"/>
     <w:rsid w:val="00F56817"/>
@@ -4618,10 +5033,10 @@
       <w:lang w:val="ru-RU" w:eastAsia="en-US"/>
     </w:rPr>
   </w:style>
-  <w:style w:type="character" w:customStyle="1" w:styleId="21">
+  <w:style w:type="character" w:customStyle="1" w:styleId="22">
     <w:name w:val="Заголовок 2 Знак"/>
-    <w:basedOn w:val="a0"/>
-    <w:link w:val="2"/>
+    <w:basedOn w:val="a1"/>
+    <w:link w:val="20"/>
     <w:uiPriority w:val="9"/>
     <w:rsid w:val="00F56817"/>
     <w:rPr>
@@ -4632,10 +5047,10 @@
       <w:lang w:val="ru-RU" w:eastAsia="en-US"/>
     </w:rPr>
   </w:style>
-  <w:style w:type="character" w:customStyle="1" w:styleId="31">
+  <w:style w:type="character" w:customStyle="1" w:styleId="32">
     <w:name w:val="Заголовок 3 Знак"/>
-    <w:basedOn w:val="a0"/>
-    <w:link w:val="3"/>
+    <w:basedOn w:val="a1"/>
+    <w:link w:val="30"/>
     <w:uiPriority w:val="9"/>
     <w:rsid w:val="00F56817"/>
     <w:rPr>
@@ -4647,7 +5062,7 @@
   </w:style>
   <w:style w:type="character" w:customStyle="1" w:styleId="41">
     <w:name w:val="Заголовок 4 Знак"/>
-    <w:basedOn w:val="a0"/>
+    <w:basedOn w:val="a1"/>
     <w:link w:val="40"/>
     <w:uiPriority w:val="9"/>
     <w:rsid w:val="00F56817"/>
@@ -4662,7 +5077,7 @@
   </w:style>
   <w:style w:type="character" w:customStyle="1" w:styleId="51">
     <w:name w:val="Заголовок 5 Знак"/>
-    <w:basedOn w:val="a0"/>
+    <w:basedOn w:val="a1"/>
     <w:link w:val="5"/>
     <w:uiPriority w:val="9"/>
     <w:rsid w:val="00F56817"/>
@@ -4675,7 +5090,7 @@
   </w:style>
   <w:style w:type="character" w:customStyle="1" w:styleId="61">
     <w:name w:val="Заголовок 6 Знак"/>
-    <w:basedOn w:val="a0"/>
+    <w:basedOn w:val="a1"/>
     <w:link w:val="60"/>
     <w:rsid w:val="00F56817"/>
     <w:rPr>
@@ -4687,7 +5102,7 @@
   </w:style>
   <w:style w:type="character" w:customStyle="1" w:styleId="71">
     <w:name w:val="Заголовок 7 Знак"/>
-    <w:basedOn w:val="a0"/>
+    <w:basedOn w:val="a1"/>
     <w:link w:val="70"/>
     <w:rsid w:val="00F56817"/>
     <w:rPr>
@@ -4699,7 +5114,7 @@
   </w:style>
   <w:style w:type="character" w:customStyle="1" w:styleId="81">
     <w:name w:val="Заголовок 8 Знак"/>
-    <w:basedOn w:val="a0"/>
+    <w:basedOn w:val="a1"/>
     <w:link w:val="8"/>
     <w:rsid w:val="00F56817"/>
     <w:rPr>
@@ -4712,7 +5127,7 @@
   </w:style>
   <w:style w:type="character" w:customStyle="1" w:styleId="91">
     <w:name w:val="Заголовок 9 Знак"/>
-    <w:basedOn w:val="a0"/>
+    <w:basedOn w:val="a1"/>
     <w:link w:val="9"/>
     <w:rsid w:val="00F56817"/>
     <w:rPr>
@@ -4722,10 +5137,10 @@
       <w:lang w:val="ru-RU" w:eastAsia="ru-RU"/>
     </w:rPr>
   </w:style>
-  <w:style w:type="paragraph" w:styleId="aa">
+  <w:style w:type="paragraph" w:styleId="ab">
     <w:name w:val="Block Text"/>
-    <w:basedOn w:val="a3"/>
-    <w:next w:val="a3"/>
+    <w:basedOn w:val="a4"/>
+    <w:next w:val="a4"/>
     <w:uiPriority w:val="9"/>
     <w:unhideWhenUsed/>
     <w:qFormat/>
@@ -4734,17 +5149,17 @@
       <w:ind w:left="480" w:right="480"/>
     </w:pPr>
   </w:style>
-  <w:style w:type="paragraph" w:styleId="ab">
+  <w:style w:type="paragraph" w:styleId="ac">
     <w:name w:val="footnote text"/>
-    <w:basedOn w:val="a"/>
+    <w:basedOn w:val="a0"/>
     <w:uiPriority w:val="9"/>
     <w:unhideWhenUsed/>
     <w:qFormat/>
   </w:style>
   <w:style w:type="paragraph" w:customStyle="1" w:styleId="FootnoteBlockText">
     <w:name w:val="Footnote Block Text"/>
-    <w:basedOn w:val="ab"/>
-    <w:next w:val="ab"/>
+    <w:basedOn w:val="ac"/>
+    <w:next w:val="ac"/>
     <w:uiPriority w:val="9"/>
     <w:unhideWhenUsed/>
     <w:qFormat/>
@@ -4779,7 +5194,7 @@
   </w:style>
   <w:style w:type="paragraph" w:customStyle="1" w:styleId="DefinitionTerm">
     <w:name w:val="Definition Term"/>
-    <w:basedOn w:val="a"/>
+    <w:basedOn w:val="a0"/>
     <w:next w:val="Definition"/>
     <w:pPr>
       <w:keepNext/>
@@ -4792,12 +5207,12 @@
   </w:style>
   <w:style w:type="paragraph" w:customStyle="1" w:styleId="Definition">
     <w:name w:val="Definition"/>
-    <w:basedOn w:val="a"/>
-  </w:style>
-  <w:style w:type="paragraph" w:styleId="ac">
+    <w:basedOn w:val="a0"/>
+  </w:style>
+  <w:style w:type="paragraph" w:styleId="ad">
     <w:name w:val="caption"/>
-    <w:basedOn w:val="a"/>
-    <w:link w:val="ad"/>
+    <w:basedOn w:val="a0"/>
+    <w:link w:val="ae"/>
     <w:pPr>
       <w:spacing w:after="120"/>
     </w:pPr>
@@ -4822,11 +5237,11 @@
   </w:style>
   <w:style w:type="paragraph" w:customStyle="1" w:styleId="ImageCaption">
     <w:name w:val="Image Caption"/>
-    <w:basedOn w:val="ac"/>
+    <w:basedOn w:val="ad"/>
   </w:style>
   <w:style w:type="paragraph" w:customStyle="1" w:styleId="Figure">
     <w:name w:val="Figure"/>
-    <w:basedOn w:val="a"/>
+    <w:basedOn w:val="a0"/>
   </w:style>
   <w:style w:type="paragraph" w:customStyle="1" w:styleId="CaptionedFigure">
     <w:name w:val="Captioned Figure"/>
@@ -4835,14 +5250,14 @@
       <w:keepNext/>
     </w:pPr>
   </w:style>
-  <w:style w:type="character" w:customStyle="1" w:styleId="ad">
+  <w:style w:type="character" w:customStyle="1" w:styleId="ae">
     <w:name w:val="Название объекта Знак"/>
-    <w:basedOn w:val="a0"/>
-    <w:link w:val="ac"/>
+    <w:basedOn w:val="a1"/>
+    <w:link w:val="ad"/>
   </w:style>
   <w:style w:type="character" w:customStyle="1" w:styleId="VerbatimChar">
     <w:name w:val="Verbatim Char"/>
-    <w:basedOn w:val="ad"/>
+    <w:basedOn w:val="ae"/>
     <w:rPr>
       <w:rFonts w:ascii="Consolas" w:hAnsi="Consolas"/>
       <w:sz w:val="22"/>
@@ -4850,27 +5265,27 @@
   </w:style>
   <w:style w:type="character" w:customStyle="1" w:styleId="SectionNumber">
     <w:name w:val="Section Number"/>
-    <w:basedOn w:val="ad"/>
-  </w:style>
-  <w:style w:type="character" w:styleId="ae">
+    <w:basedOn w:val="ae"/>
+  </w:style>
+  <w:style w:type="character" w:styleId="af">
     <w:name w:val="footnote reference"/>
-    <w:basedOn w:val="ad"/>
+    <w:basedOn w:val="ae"/>
     <w:rPr>
       <w:vertAlign w:val="superscript"/>
     </w:rPr>
   </w:style>
-  <w:style w:type="character" w:styleId="af">
+  <w:style w:type="character" w:styleId="af0">
     <w:name w:val="Hyperlink"/>
-    <w:basedOn w:val="ad"/>
+    <w:basedOn w:val="ae"/>
     <w:uiPriority w:val="99"/>
     <w:rPr>
       <w:color w:val="156082" w:themeColor="accent1"/>
     </w:rPr>
   </w:style>
-  <w:style w:type="paragraph" w:styleId="af0">
+  <w:style w:type="paragraph" w:styleId="af1">
     <w:name w:val="TOC Heading"/>
     <w:basedOn w:val="10"/>
-    <w:next w:val="a3"/>
+    <w:next w:val="a4"/>
     <w:uiPriority w:val="39"/>
     <w:unhideWhenUsed/>
     <w:qFormat/>
@@ -4886,7 +5301,7 @@
   </w:style>
   <w:style w:type="paragraph" w:customStyle="1" w:styleId="WarningText">
     <w:name w:val="WarningText"/>
-    <w:basedOn w:val="a3"/>
+    <w:basedOn w:val="a4"/>
     <w:qFormat/>
     <w:rsid w:val="007560A8"/>
     <w:rPr>
@@ -4895,9 +5310,9 @@
       <w:sz w:val="52"/>
     </w:rPr>
   </w:style>
-  <w:style w:type="character" w:styleId="af1">
+  <w:style w:type="character" w:styleId="af2">
     <w:name w:val="FollowedHyperlink"/>
-    <w:basedOn w:val="a0"/>
+    <w:basedOn w:val="a1"/>
     <w:rsid w:val="007554BA"/>
     <w:rPr>
       <w:color w:val="96607D" w:themeColor="followedHyperlink"/>
@@ -4906,7 +5321,7 @@
   </w:style>
   <w:style w:type="paragraph" w:customStyle="1" w:styleId="list-1-lvl">
     <w:name w:val="_list-1-lvl"/>
-    <w:basedOn w:val="a"/>
+    <w:basedOn w:val="a0"/>
     <w:link w:val="list-1-lvl0"/>
     <w:qFormat/>
     <w:rsid w:val="005254C5"/>
@@ -4935,7 +5350,7 @@
   </w:style>
   <w:style w:type="character" w:customStyle="1" w:styleId="list-1-lvl0">
     <w:name w:val="_list-1-lvl Знак"/>
-    <w:basedOn w:val="a0"/>
+    <w:basedOn w:val="a1"/>
     <w:link w:val="list-1-lvl"/>
     <w:rsid w:val="005254C5"/>
     <w:rPr>
@@ -5015,7 +5430,7 @@
   </w:style>
   <w:style w:type="paragraph" w:customStyle="1" w:styleId="text">
     <w:name w:val="_text"/>
-    <w:basedOn w:val="a3"/>
+    <w:basedOn w:val="a4"/>
     <w:qFormat/>
     <w:rsid w:val="00DA2D95"/>
     <w:pPr>
@@ -5028,8 +5443,8 @@
   </w:style>
   <w:style w:type="paragraph" w:customStyle="1" w:styleId="Picture-name">
     <w:name w:val="_Picture-name"/>
-    <w:basedOn w:val="ac"/>
-    <w:next w:val="a"/>
+    <w:basedOn w:val="ad"/>
+    <w:next w:val="a0"/>
     <w:qFormat/>
     <w:rsid w:val="005254C5"/>
     <w:pPr>
@@ -5046,7 +5461,7 @@
   </w:style>
   <w:style w:type="paragraph" w:customStyle="1" w:styleId="12">
     <w:name w:val="Заголовок 1_приложение"/>
-    <w:basedOn w:val="a"/>
+    <w:basedOn w:val="a0"/>
     <w:qFormat/>
     <w:rsid w:val="005254C5"/>
     <w:pPr>
@@ -5066,8 +5481,8 @@
   </w:style>
   <w:style w:type="paragraph" w:customStyle="1" w:styleId="Picture">
     <w:name w:val="_Picture"/>
-    <w:basedOn w:val="a"/>
-    <w:next w:val="a"/>
+    <w:basedOn w:val="a0"/>
+    <w:next w:val="a0"/>
     <w:qFormat/>
     <w:rsid w:val="005254C5"/>
     <w:pPr>
@@ -5082,10 +5497,10 @@
       <w:lang w:val="ru-RU" w:eastAsia="ru-RU"/>
     </w:rPr>
   </w:style>
-  <w:style w:type="paragraph" w:customStyle="1" w:styleId="af2">
+  <w:style w:type="paragraph" w:customStyle="1" w:styleId="af3">
     <w:name w:val="текст таблицы"/>
-    <w:basedOn w:val="a"/>
-    <w:link w:val="af3"/>
+    <w:basedOn w:val="a0"/>
+    <w:link w:val="af4"/>
     <w:qFormat/>
     <w:rsid w:val="005254C5"/>
     <w:pPr>
@@ -5096,10 +5511,10 @@
       <w:lang w:val="ru-RU" w:eastAsia="ru-RU"/>
     </w:rPr>
   </w:style>
-  <w:style w:type="character" w:customStyle="1" w:styleId="af3">
+  <w:style w:type="character" w:customStyle="1" w:styleId="af4">
     <w:name w:val="текст таблицы Знак"/>
-    <w:basedOn w:val="a0"/>
-    <w:link w:val="af2"/>
+    <w:basedOn w:val="a1"/>
+    <w:link w:val="af3"/>
     <w:rsid w:val="005254C5"/>
     <w:rPr>
       <w:rFonts w:ascii="Times New Roman" w:eastAsia="Times New Roman" w:hAnsi="Times New Roman" w:cs="Times New Roman"/>
@@ -5116,7 +5531,7 @@
       </w:numPr>
     </w:pPr>
   </w:style>
-  <w:style w:type="numbering" w:customStyle="1" w:styleId="20">
+  <w:style w:type="numbering" w:customStyle="1" w:styleId="21">
     <w:name w:val="Текущий список2"/>
     <w:uiPriority w:val="99"/>
     <w:rsid w:val="004A0294"/>
@@ -5126,7 +5541,7 @@
       </w:numPr>
     </w:pPr>
   </w:style>
-  <w:style w:type="numbering" w:customStyle="1" w:styleId="30">
+  <w:style w:type="numbering" w:customStyle="1" w:styleId="31">
     <w:name w:val="Текущий список3"/>
     <w:uiPriority w:val="99"/>
     <w:rsid w:val="004A0294"/>
@@ -5198,7 +5613,7 @@
   </w:style>
   <w:style w:type="paragraph" w:customStyle="1" w:styleId="Tablecurv">
     <w:name w:val="_Table_curv"/>
-    <w:basedOn w:val="a"/>
+    <w:basedOn w:val="a0"/>
     <w:qFormat/>
     <w:rsid w:val="007F4591"/>
     <w:pPr>
@@ -5217,7 +5632,7 @@
   </w:style>
   <w:style w:type="paragraph" w:customStyle="1" w:styleId="Table-heading">
     <w:name w:val="_Table-heading"/>
-    <w:next w:val="a"/>
+    <w:next w:val="a0"/>
     <w:qFormat/>
     <w:rsid w:val="00BC042F"/>
     <w:pPr>
@@ -5277,7 +5692,7 @@
   </w:style>
   <w:style w:type="paragraph" w:customStyle="1" w:styleId="Tablelist-dash-1-lvl">
     <w:name w:val="_Table_list-dash-1-lvl"/>
-    <w:basedOn w:val="a"/>
+    <w:basedOn w:val="a0"/>
     <w:qFormat/>
     <w:rsid w:val="00824A28"/>
     <w:pPr>
@@ -5300,8 +5715,8 @@
   </w:style>
   <w:style w:type="paragraph" w:customStyle="1" w:styleId="Tablelist-bullet-2-lvl">
     <w:name w:val="_Table_list-bullet-2-lvl"/>
-    <w:basedOn w:val="a"/>
-    <w:next w:val="a"/>
+    <w:basedOn w:val="a0"/>
+    <w:next w:val="a0"/>
     <w:qFormat/>
     <w:rsid w:val="00824A28"/>
     <w:pPr>
@@ -5319,10 +5734,10 @@
       <w:lang w:val="ru-RU" w:eastAsia="en-US"/>
     </w:rPr>
   </w:style>
-  <w:style w:type="paragraph" w:styleId="af4">
+  <w:style w:type="paragraph" w:styleId="af5">
     <w:name w:val="header"/>
-    <w:basedOn w:val="a"/>
-    <w:link w:val="af5"/>
+    <w:basedOn w:val="a0"/>
+    <w:link w:val="af6"/>
     <w:rsid w:val="00EA1228"/>
     <w:pPr>
       <w:framePr w:wrap="none" w:vAnchor="text" w:hAnchor="margin" w:xAlign="center" w:y="1"/>
@@ -5337,19 +5752,19 @@
       <w:rFonts w:ascii="Times New Roman" w:hAnsi="Times New Roman" w:cs="Times New Roman"/>
     </w:rPr>
   </w:style>
-  <w:style w:type="character" w:customStyle="1" w:styleId="af5">
+  <w:style w:type="character" w:customStyle="1" w:styleId="af6">
     <w:name w:val="Верхний колонтитул Знак"/>
-    <w:basedOn w:val="a0"/>
-    <w:link w:val="af4"/>
+    <w:basedOn w:val="a1"/>
+    <w:link w:val="af5"/>
     <w:rsid w:val="00EA1228"/>
     <w:rPr>
       <w:rFonts w:ascii="Times New Roman" w:hAnsi="Times New Roman" w:cs="Times New Roman"/>
     </w:rPr>
   </w:style>
-  <w:style w:type="paragraph" w:styleId="af6">
+  <w:style w:type="paragraph" w:styleId="af7">
     <w:name w:val="footer"/>
-    <w:basedOn w:val="a"/>
-    <w:link w:val="af7"/>
+    <w:basedOn w:val="a0"/>
+    <w:link w:val="af8"/>
     <w:rsid w:val="00D85D10"/>
     <w:pPr>
       <w:tabs>
@@ -5359,20 +5774,20 @@
       <w:spacing w:after="0"/>
     </w:pPr>
   </w:style>
-  <w:style w:type="character" w:customStyle="1" w:styleId="af7">
+  <w:style w:type="character" w:customStyle="1" w:styleId="af8">
     <w:name w:val="Нижний колонтитул Знак"/>
-    <w:basedOn w:val="a0"/>
-    <w:link w:val="af6"/>
+    <w:basedOn w:val="a1"/>
+    <w:link w:val="af7"/>
     <w:rsid w:val="00D85D10"/>
   </w:style>
-  <w:style w:type="character" w:styleId="af8">
+  <w:style w:type="character" w:styleId="af9">
     <w:name w:val="page number"/>
-    <w:basedOn w:val="a0"/>
+    <w:basedOn w:val="a1"/>
     <w:rsid w:val="00D85D10"/>
   </w:style>
   <w:style w:type="paragraph" w:styleId="13">
     <w:name w:val="toc 1"/>
-    <w:next w:val="a"/>
+    <w:next w:val="a0"/>
     <w:uiPriority w:val="39"/>
     <w:unhideWhenUsed/>
     <w:qFormat/>
@@ -5391,9 +5806,9 @@
       <w:lang w:val="ru-RU" w:eastAsia="en-US"/>
     </w:rPr>
   </w:style>
-  <w:style w:type="paragraph" w:styleId="22">
+  <w:style w:type="paragraph" w:styleId="23">
     <w:name w:val="toc 2"/>
-    <w:next w:val="a"/>
+    <w:next w:val="a0"/>
     <w:uiPriority w:val="39"/>
     <w:unhideWhenUsed/>
     <w:qFormat/>
@@ -5412,9 +5827,9 @@
       <w:lang w:val="ru-RU" w:eastAsia="en-US"/>
     </w:rPr>
   </w:style>
-  <w:style w:type="paragraph" w:styleId="32">
+  <w:style w:type="paragraph" w:styleId="33">
     <w:name w:val="toc 3"/>
-    <w:next w:val="a"/>
+    <w:next w:val="a0"/>
     <w:autoRedefine/>
     <w:uiPriority w:val="39"/>
     <w:unhideWhenUsed/>
@@ -5434,8 +5849,8 @@
   </w:style>
   <w:style w:type="paragraph" w:styleId="42">
     <w:name w:val="toc 4"/>
-    <w:basedOn w:val="a"/>
-    <w:next w:val="a"/>
+    <w:basedOn w:val="a0"/>
+    <w:next w:val="a0"/>
     <w:autoRedefine/>
     <w:rsid w:val="00D85D10"/>
     <w:pPr>
@@ -5449,8 +5864,8 @@
   </w:style>
   <w:style w:type="paragraph" w:styleId="52">
     <w:name w:val="toc 5"/>
-    <w:basedOn w:val="a"/>
-    <w:next w:val="a"/>
+    <w:basedOn w:val="a0"/>
+    <w:next w:val="a0"/>
     <w:autoRedefine/>
     <w:rsid w:val="00D85D10"/>
     <w:pPr>
@@ -5464,8 +5879,8 @@
   </w:style>
   <w:style w:type="paragraph" w:styleId="62">
     <w:name w:val="toc 6"/>
-    <w:basedOn w:val="a"/>
-    <w:next w:val="a"/>
+    <w:basedOn w:val="a0"/>
+    <w:next w:val="a0"/>
     <w:autoRedefine/>
     <w:rsid w:val="00D85D10"/>
     <w:pPr>
@@ -5479,8 +5894,8 @@
   </w:style>
   <w:style w:type="paragraph" w:styleId="72">
     <w:name w:val="toc 7"/>
-    <w:basedOn w:val="a"/>
-    <w:next w:val="a"/>
+    <w:basedOn w:val="a0"/>
+    <w:next w:val="a0"/>
     <w:autoRedefine/>
     <w:rsid w:val="00D85D10"/>
     <w:pPr>
@@ -5494,8 +5909,8 @@
   </w:style>
   <w:style w:type="paragraph" w:styleId="82">
     <w:name w:val="toc 8"/>
-    <w:basedOn w:val="a"/>
-    <w:next w:val="a"/>
+    <w:basedOn w:val="a0"/>
+    <w:next w:val="a0"/>
     <w:autoRedefine/>
     <w:rsid w:val="00D85D10"/>
     <w:pPr>
@@ -5509,8 +5924,8 @@
   </w:style>
   <w:style w:type="paragraph" w:styleId="92">
     <w:name w:val="toc 9"/>
-    <w:basedOn w:val="a"/>
-    <w:next w:val="a"/>
+    <w:basedOn w:val="a0"/>
+    <w:next w:val="a0"/>
     <w:autoRedefine/>
     <w:rsid w:val="00D85D10"/>
     <w:pPr>
@@ -5522,20 +5937,20 @@
       <w:szCs w:val="20"/>
     </w:rPr>
   </w:style>
-  <w:style w:type="paragraph" w:styleId="af9">
+  <w:style w:type="paragraph" w:styleId="afa">
     <w:name w:val="table of authorities"/>
-    <w:basedOn w:val="a"/>
-    <w:next w:val="a"/>
+    <w:basedOn w:val="a0"/>
+    <w:next w:val="a0"/>
     <w:rsid w:val="00CC63BF"/>
     <w:pPr>
       <w:spacing w:after="0"/>
       <w:ind w:left="240" w:hanging="240"/>
     </w:pPr>
   </w:style>
-  <w:style w:type="paragraph" w:styleId="afa">
+  <w:style w:type="paragraph" w:styleId="afb">
     <w:name w:val="Plain Text"/>
-    <w:basedOn w:val="a"/>
-    <w:link w:val="afb"/>
+    <w:basedOn w:val="a0"/>
+    <w:link w:val="afc"/>
     <w:rsid w:val="00CC63BF"/>
     <w:pPr>
       <w:spacing w:after="0"/>
@@ -5546,10 +5961,10 @@
       <w:szCs w:val="21"/>
     </w:rPr>
   </w:style>
-  <w:style w:type="character" w:customStyle="1" w:styleId="afb">
+  <w:style w:type="character" w:customStyle="1" w:styleId="afc">
     <w:name w:val="Текст Знак"/>
-    <w:basedOn w:val="a0"/>
-    <w:link w:val="afa"/>
+    <w:basedOn w:val="a1"/>
+    <w:link w:val="afb"/>
     <w:rsid w:val="00CC63BF"/>
     <w:rPr>
       <w:rFonts w:ascii="Consolas" w:hAnsi="Consolas" w:cs="Consolas"/>
@@ -5557,9 +5972,9 @@
       <w:szCs w:val="21"/>
     </w:rPr>
   </w:style>
-  <w:style w:type="table" w:styleId="afc">
+  <w:style w:type="table" w:styleId="afd">
     <w:name w:val="Table Grid"/>
-    <w:basedOn w:val="a1"/>
+    <w:basedOn w:val="a2"/>
     <w:rsid w:val="00CC63BF"/>
     <w:pPr>
       <w:spacing w:after="0"/>
@@ -5574,6 +5989,50 @@
         <w:insideV w:val="single" w:sz="4" w:space="0" w:color="auto"/>
       </w:tblBorders>
     </w:tblPr>
+  </w:style>
+  <w:style w:type="paragraph" w:styleId="a">
+    <w:name w:val="List Number"/>
+    <w:basedOn w:val="a0"/>
+    <w:rsid w:val="004B1379"/>
+    <w:pPr>
+      <w:numPr>
+        <w:numId w:val="28"/>
+      </w:numPr>
+      <w:contextualSpacing/>
+      <w:jc w:val="both"/>
+    </w:pPr>
+    <w:rPr>
+      <w:rFonts w:ascii="Times New Roman" w:hAnsi="Times New Roman" w:cs="Times New Roman"/>
+    </w:rPr>
+  </w:style>
+  <w:style w:type="paragraph" w:styleId="2">
+    <w:name w:val="List Number 2"/>
+    <w:basedOn w:val="a0"/>
+    <w:rsid w:val="004B1379"/>
+    <w:pPr>
+      <w:numPr>
+        <w:numId w:val="29"/>
+      </w:numPr>
+      <w:contextualSpacing/>
+    </w:pPr>
+    <w:rPr>
+      <w:rFonts w:ascii="Times New Roman" w:hAnsi="Times New Roman" w:cs="Times New Roman"/>
+    </w:rPr>
+  </w:style>
+  <w:style w:type="paragraph" w:styleId="3">
+    <w:name w:val="List Number 3"/>
+    <w:basedOn w:val="a0"/>
+    <w:rsid w:val="004B1379"/>
+    <w:pPr>
+      <w:numPr>
+        <w:numId w:val="31"/>
+      </w:numPr>
+      <w:contextualSpacing/>
+      <w:jc w:val="both"/>
+    </w:pPr>
+    <w:rPr>
+      <w:rFonts w:ascii="Times New Roman" w:hAnsi="Times New Roman" w:cs="Times New Roman"/>
+    </w:rPr>
   </w:style>
 </w:styles>
 </file>

--- a/styles/reference.docx
+++ b/styles/reference.docx
@@ -1518,7 +1518,7 @@
   <w:abstractNum w:abstractNumId="2" w15:restartNumberingAfterBreak="0">
     <w:nsid w:val="FFFFFF88"/>
     <w:multiLevelType w:val="singleLevel"/>
-    <w:tmpl w:val="166C7766"/>
+    <w:tmpl w:val="36A48C7E"/>
     <w:lvl w:ilvl="0">
       <w:start w:val="1"/>
       <w:numFmt w:val="decimal"/>
@@ -6032,6 +6032,15 @@
     </w:pPr>
     <w:rPr>
       <w:rFonts w:ascii="Times New Roman" w:hAnsi="Times New Roman" w:cs="Times New Roman"/>
+    </w:rPr>
+  </w:style>
+  <w:style w:type="paragraph" w:customStyle="1" w:styleId="list-1-lvl-num">
+    <w:name w:val="_list-1-lvl-num"/>
+    <w:basedOn w:val="a"/>
+    <w:qFormat/>
+    <w:rsid w:val="00454943"/>
+    <w:rPr>
+      <w:lang w:val="ru-RU"/>
     </w:rPr>
   </w:style>
 </w:styles>

--- a/styles/reference.docx
+++ b/styles/reference.docx
@@ -1,10 +1,11 @@
 
 <file path=word/document.xml><?xml version="1.0" encoding="utf-8"?>
-<w:document xmlns:wpc="http://schemas.microsoft.com/office/word/2010/wordprocessingCanvas" xmlns:cx="http://schemas.microsoft.com/office/drawing/2014/chartex" xmlns:cx1="http://schemas.microsoft.com/office/drawing/2015/9/8/chartex" xmlns:cx2="http://schemas.microsoft.com/office/drawing/2015/10/21/chartex" xmlns:cx3="http://schemas.microsoft.com/office/drawing/2016/5/9/chartex" xmlns:cx4="http://schemas.microsoft.com/office/drawing/2016/5/10/chartex" xmlns:cx5="http://schemas.microsoft.com/office/drawing/2016/5/11/chartex" xmlns:cx6="http://schemas.microsoft.com/office/drawing/2016/5/12/chartex" xmlns:cx7="http://schemas.microsoft.com/office/drawing/2016/5/13/chartex" xmlns:cx8="http://schemas.microsoft.com/office/drawing/2016/5/14/chartex" xmlns:mc="http://schemas.openxmlformats.org/markup-compatibility/2006" xmlns:aink="http://schemas.microsoft.com/office/drawing/2016/ink" xmlns:am3d="http://schemas.microsoft.com/office/drawing/2017/model3d" xmlns:o="urn:schemas-microsoft-com:office:office" xmlns:oel="http://schemas.microsoft.com/office/2019/extlst" xmlns:r="http://schemas.openxmlformats.org/officeDocument/2006/relationships" xmlns:m="http://schemas.openxmlformats.org/officeDocument/2006/math" xmlns:v="urn:schemas-microsoft-com:vml" xmlns:wp14="http://schemas.microsoft.com/office/word/2010/wordprocessingDrawing" xmlns:wp="http://schemas.openxmlformats.org/drawingml/2006/wordprocessingDrawing" xmlns:w10="urn:schemas-microsoft-com:office:word" xmlns:w="http://schemas.openxmlformats.org/wordprocessingml/2006/main" xmlns:w14="http://schemas.microsoft.com/office/word/2010/wordml" xmlns:w15="http://schemas.microsoft.com/office/word/2012/wordml" xmlns:w16cex="http://schemas.microsoft.com/office/word/2018/wordml/cex" xmlns:w16cid="http://schemas.microsoft.com/office/word/2016/wordml/cid" xmlns:w16="http://schemas.microsoft.com/office/word/2018/wordml" xmlns:w16du="http://schemas.microsoft.com/office/word/2023/wordml/word16du" xmlns:w16sdtdh="http://schemas.microsoft.com/office/word/2020/wordml/sdtdatahash" xmlns:w16sdtfl="http://schemas.microsoft.com/office/word/2024/wordml/sdtformatlock" xmlns:w16se="http://schemas.microsoft.com/office/word/2015/wordml/symex" xmlns:wpg="http://schemas.microsoft.com/office/word/2010/wordprocessingGroup" xmlns:wpi="http://schemas.microsoft.com/office/word/2010/wordprocessingInk" xmlns:wne="http://schemas.microsoft.com/office/word/2006/wordml" xmlns:wps="http://schemas.microsoft.com/office/word/2010/wordprocessingShape" mc:Ignorable="w14 w15 w16se w16cid w16 w16cex w16sdtdh w16sdtfl w16du wp14">
+<w:document xmlns:wpc="http://schemas.microsoft.com/office/word/2010/wordprocessingCanvas" xmlns:cx="http://schemas.microsoft.com/office/drawing/2014/chartex" xmlns:cx1="http://schemas.microsoft.com/office/drawing/2015/9/8/chartex" xmlns:cx2="http://schemas.microsoft.com/office/drawing/2015/10/21/chartex" xmlns:cx3="http://schemas.microsoft.com/office/drawing/2016/5/9/chartex" xmlns:cx4="http://schemas.microsoft.com/office/drawing/2016/5/10/chartex" xmlns:cx5="http://schemas.microsoft.com/office/drawing/2016/5/11/chartex" xmlns:cx6="http://schemas.microsoft.com/office/drawing/2016/5/12/chartex" xmlns:cx7="http://schemas.microsoft.com/office/drawing/2016/5/13/chartex" xmlns:cx8="http://schemas.microsoft.com/office/drawing/2016/5/14/chartex" xmlns:mc="http://schemas.openxmlformats.org/markup-compatibility/2006" xmlns:m="http://schemas.openxmlformats.org/officeDocument/2006/math" xmlns:aink="http://schemas.microsoft.com/office/drawing/2016/ink" xmlns:am3d="http://schemas.microsoft.com/office/drawing/2017/model3d" xmlns:oel="http://schemas.microsoft.com/office/2019/extlst" xmlns:r="http://schemas.openxmlformats.org/officeDocument/2006/relationships" xmlns:wp14="http://schemas.microsoft.com/office/word/2010/wordprocessingDrawing" xmlns:wp="http://schemas.openxmlformats.org/drawingml/2006/wordprocessingDrawing" xmlns:wpg="http://schemas.microsoft.com/office/word/2010/wordprocessingGroup" xmlns:wpi="http://schemas.microsoft.com/office/word/2010/wordprocessingInk" xmlns:wps="http://schemas.microsoft.com/office/word/2010/wordprocessingShape" xmlns:o="urn:schemas-microsoft-com:office:office" xmlns:v="urn:schemas-microsoft-com:vml" xmlns:w10="urn:schemas-microsoft-com:office:word" xmlns:w="http://schemas.openxmlformats.org/wordprocessingml/2006/main" xmlns:w14="http://schemas.microsoft.com/office/word/2010/wordml" xmlns:w15="http://schemas.microsoft.com/office/word/2012/wordml" xmlns:w16cex="http://schemas.microsoft.com/office/word/2018/wordml/cex" xmlns:w16cid="http://schemas.microsoft.com/office/word/2016/wordml/cid" xmlns:w16="http://schemas.microsoft.com/office/word/2018/wordml" xmlns:w16sdtdh="http://schemas.microsoft.com/office/word/2020/wordml/sdtdatahash" xmlns:w16sdtfl="http://schemas.microsoft.com/office/word/2024/wordml/sdtformatlock" xmlns:w16se="http://schemas.microsoft.com/office/word/2015/wordml/symex" xmlns:w16du="http://schemas.microsoft.com/office/word/2023/wordml/word16du" xmlns:wne="http://schemas.microsoft.com/office/word/2006/wordml" mc:Ignorable="w14 w15 w16se w16cid w16 w16cex w16sdtdh w16sdtfl w16du wp14">
   <w:body>
     <w:p>
       <w:pPr>
         <w:pStyle w:val="a5"/>
+        <w:spacing w:before="480" w:after="480"/>
       </w:pPr>
       <w:r>
         <w:t>TITLE</w:t>
@@ -13,8 +14,17 @@
     <w:p>
       <w:pPr>
         <w:pStyle w:val="a7"/>
-      </w:pPr>
-      <w:r>
+        <w:spacing w:before="480" w:after="480"/>
+        <w:rPr>
+          <w:b/>
+          <w:bCs/>
+        </w:rPr>
+      </w:pPr>
+      <w:r>
+        <w:rPr>
+          <w:b/>
+          <w:bCs/>
+        </w:rPr>
         <w:t>Subtitle</w:t>
       </w:r>
     </w:p>
@@ -96,7 +106,7 @@
         </w:p>
         <w:p>
           <w:pPr>
-            <w:pStyle w:val="13"/>
+            <w:pStyle w:val="12"/>
           </w:pPr>
           <w:r>
             <w:fldChar w:fldCharType="begin"/>
@@ -1298,7 +1308,7 @@
 </file>
 
 <file path=word/endnotes.xml><?xml version="1.0" encoding="utf-8"?>
-<w:endnotes xmlns:wpc="http://schemas.microsoft.com/office/word/2010/wordprocessingCanvas" xmlns:cx="http://schemas.microsoft.com/office/drawing/2014/chartex" xmlns:cx1="http://schemas.microsoft.com/office/drawing/2015/9/8/chartex" xmlns:cx2="http://schemas.microsoft.com/office/drawing/2015/10/21/chartex" xmlns:cx3="http://schemas.microsoft.com/office/drawing/2016/5/9/chartex" xmlns:cx4="http://schemas.microsoft.com/office/drawing/2016/5/10/chartex" xmlns:cx5="http://schemas.microsoft.com/office/drawing/2016/5/11/chartex" xmlns:cx6="http://schemas.microsoft.com/office/drawing/2016/5/12/chartex" xmlns:cx7="http://schemas.microsoft.com/office/drawing/2016/5/13/chartex" xmlns:cx8="http://schemas.microsoft.com/office/drawing/2016/5/14/chartex" xmlns:mc="http://schemas.openxmlformats.org/markup-compatibility/2006" xmlns:aink="http://schemas.microsoft.com/office/drawing/2016/ink" xmlns:am3d="http://schemas.microsoft.com/office/drawing/2017/model3d" xmlns:o="urn:schemas-microsoft-com:office:office" xmlns:oel="http://schemas.microsoft.com/office/2019/extlst" xmlns:r="http://schemas.openxmlformats.org/officeDocument/2006/relationships" xmlns:m="http://schemas.openxmlformats.org/officeDocument/2006/math" xmlns:v="urn:schemas-microsoft-com:vml" xmlns:wp14="http://schemas.microsoft.com/office/word/2010/wordprocessingDrawing" xmlns:wp="http://schemas.openxmlformats.org/drawingml/2006/wordprocessingDrawing" xmlns:w10="urn:schemas-microsoft-com:office:word" xmlns:w="http://schemas.openxmlformats.org/wordprocessingml/2006/main" xmlns:w14="http://schemas.microsoft.com/office/word/2010/wordml" xmlns:w15="http://schemas.microsoft.com/office/word/2012/wordml" xmlns:w16cex="http://schemas.microsoft.com/office/word/2018/wordml/cex" xmlns:w16cid="http://schemas.microsoft.com/office/word/2016/wordml/cid" xmlns:w16="http://schemas.microsoft.com/office/word/2018/wordml" xmlns:w16du="http://schemas.microsoft.com/office/word/2023/wordml/word16du" xmlns:w16sdtdh="http://schemas.microsoft.com/office/word/2020/wordml/sdtdatahash" xmlns:w16sdtfl="http://schemas.microsoft.com/office/word/2024/wordml/sdtformatlock" xmlns:w16se="http://schemas.microsoft.com/office/word/2015/wordml/symex" xmlns:wpg="http://schemas.microsoft.com/office/word/2010/wordprocessingGroup" xmlns:wpi="http://schemas.microsoft.com/office/word/2010/wordprocessingInk" xmlns:wne="http://schemas.microsoft.com/office/word/2006/wordml" xmlns:wps="http://schemas.microsoft.com/office/word/2010/wordprocessingShape" mc:Ignorable="w14 w15 w16se w16cid w16 w16cex w16sdtdh w16sdtfl w16du wp14">
+<w:endnotes xmlns:wpc="http://schemas.microsoft.com/office/word/2010/wordprocessingCanvas" xmlns:cx="http://schemas.microsoft.com/office/drawing/2014/chartex" xmlns:cx1="http://schemas.microsoft.com/office/drawing/2015/9/8/chartex" xmlns:cx2="http://schemas.microsoft.com/office/drawing/2015/10/21/chartex" xmlns:cx3="http://schemas.microsoft.com/office/drawing/2016/5/9/chartex" xmlns:cx4="http://schemas.microsoft.com/office/drawing/2016/5/10/chartex" xmlns:cx5="http://schemas.microsoft.com/office/drawing/2016/5/11/chartex" xmlns:cx6="http://schemas.microsoft.com/office/drawing/2016/5/12/chartex" xmlns:cx7="http://schemas.microsoft.com/office/drawing/2016/5/13/chartex" xmlns:cx8="http://schemas.microsoft.com/office/drawing/2016/5/14/chartex" xmlns:mc="http://schemas.openxmlformats.org/markup-compatibility/2006" xmlns:m="http://schemas.openxmlformats.org/officeDocument/2006/math" xmlns:aink="http://schemas.microsoft.com/office/drawing/2016/ink" xmlns:am3d="http://schemas.microsoft.com/office/drawing/2017/model3d" xmlns:oel="http://schemas.microsoft.com/office/2019/extlst" xmlns:r="http://schemas.openxmlformats.org/officeDocument/2006/relationships" xmlns:wp14="http://schemas.microsoft.com/office/word/2010/wordprocessingDrawing" xmlns:wp="http://schemas.openxmlformats.org/drawingml/2006/wordprocessingDrawing" xmlns:wpg="http://schemas.microsoft.com/office/word/2010/wordprocessingGroup" xmlns:wpi="http://schemas.microsoft.com/office/word/2010/wordprocessingInk" xmlns:wps="http://schemas.microsoft.com/office/word/2010/wordprocessingShape" xmlns:o="urn:schemas-microsoft-com:office:office" xmlns:v="urn:schemas-microsoft-com:vml" xmlns:w10="urn:schemas-microsoft-com:office:word" xmlns:w="http://schemas.openxmlformats.org/wordprocessingml/2006/main" xmlns:w14="http://schemas.microsoft.com/office/word/2010/wordml" xmlns:w15="http://schemas.microsoft.com/office/word/2012/wordml" xmlns:w16cex="http://schemas.microsoft.com/office/word/2018/wordml/cex" xmlns:w16cid="http://schemas.microsoft.com/office/word/2016/wordml/cid" xmlns:w16="http://schemas.microsoft.com/office/word/2018/wordml" xmlns:w16sdtdh="http://schemas.microsoft.com/office/word/2020/wordml/sdtdatahash" xmlns:w16sdtfl="http://schemas.microsoft.com/office/word/2024/wordml/sdtformatlock" xmlns:w16se="http://schemas.microsoft.com/office/word/2015/wordml/symex" xmlns:w16du="http://schemas.microsoft.com/office/word/2023/wordml/word16du" xmlns:wne="http://schemas.microsoft.com/office/word/2006/wordml" mc:Ignorable="w14 w15 w16se w16cid w16 w16cex w16sdtdh w16sdtfl w16du wp14">
   <w:endnote w:type="separator" w:id="-1">
     <w:p>
       <w:pPr>
@@ -1323,7 +1333,7 @@
 </file>
 
 <file path=word/footnotes.xml><?xml version="1.0" encoding="utf-8"?>
-<w:footnotes xmlns:wpc="http://schemas.microsoft.com/office/word/2010/wordprocessingCanvas" xmlns:cx="http://schemas.microsoft.com/office/drawing/2014/chartex" xmlns:cx1="http://schemas.microsoft.com/office/drawing/2015/9/8/chartex" xmlns:cx2="http://schemas.microsoft.com/office/drawing/2015/10/21/chartex" xmlns:cx3="http://schemas.microsoft.com/office/drawing/2016/5/9/chartex" xmlns:cx4="http://schemas.microsoft.com/office/drawing/2016/5/10/chartex" xmlns:cx5="http://schemas.microsoft.com/office/drawing/2016/5/11/chartex" xmlns:cx6="http://schemas.microsoft.com/office/drawing/2016/5/12/chartex" xmlns:cx7="http://schemas.microsoft.com/office/drawing/2016/5/13/chartex" xmlns:cx8="http://schemas.microsoft.com/office/drawing/2016/5/14/chartex" xmlns:mc="http://schemas.openxmlformats.org/markup-compatibility/2006" xmlns:aink="http://schemas.microsoft.com/office/drawing/2016/ink" xmlns:am3d="http://schemas.microsoft.com/office/drawing/2017/model3d" xmlns:o="urn:schemas-microsoft-com:office:office" xmlns:oel="http://schemas.microsoft.com/office/2019/extlst" xmlns:r="http://schemas.openxmlformats.org/officeDocument/2006/relationships" xmlns:m="http://schemas.openxmlformats.org/officeDocument/2006/math" xmlns:v="urn:schemas-microsoft-com:vml" xmlns:wp14="http://schemas.microsoft.com/office/word/2010/wordprocessingDrawing" xmlns:wp="http://schemas.openxmlformats.org/drawingml/2006/wordprocessingDrawing" xmlns:w10="urn:schemas-microsoft-com:office:word" xmlns:w="http://schemas.openxmlformats.org/wordprocessingml/2006/main" xmlns:w14="http://schemas.microsoft.com/office/word/2010/wordml" xmlns:w15="http://schemas.microsoft.com/office/word/2012/wordml" xmlns:w16cex="http://schemas.microsoft.com/office/word/2018/wordml/cex" xmlns:w16cid="http://schemas.microsoft.com/office/word/2016/wordml/cid" xmlns:w16="http://schemas.microsoft.com/office/word/2018/wordml" xmlns:w16du="http://schemas.microsoft.com/office/word/2023/wordml/word16du" xmlns:w16sdtdh="http://schemas.microsoft.com/office/word/2020/wordml/sdtdatahash" xmlns:w16sdtfl="http://schemas.microsoft.com/office/word/2024/wordml/sdtformatlock" xmlns:w16se="http://schemas.microsoft.com/office/word/2015/wordml/symex" xmlns:wpg="http://schemas.microsoft.com/office/word/2010/wordprocessingGroup" xmlns:wpi="http://schemas.microsoft.com/office/word/2010/wordprocessingInk" xmlns:wne="http://schemas.microsoft.com/office/word/2006/wordml" xmlns:wps="http://schemas.microsoft.com/office/word/2010/wordprocessingShape" mc:Ignorable="w14 w15 w16se w16cid w16 w16cex w16sdtdh w16sdtfl w16du wp14">
+<w:footnotes xmlns:wpc="http://schemas.microsoft.com/office/word/2010/wordprocessingCanvas" xmlns:cx="http://schemas.microsoft.com/office/drawing/2014/chartex" xmlns:cx1="http://schemas.microsoft.com/office/drawing/2015/9/8/chartex" xmlns:cx2="http://schemas.microsoft.com/office/drawing/2015/10/21/chartex" xmlns:cx3="http://schemas.microsoft.com/office/drawing/2016/5/9/chartex" xmlns:cx4="http://schemas.microsoft.com/office/drawing/2016/5/10/chartex" xmlns:cx5="http://schemas.microsoft.com/office/drawing/2016/5/11/chartex" xmlns:cx6="http://schemas.microsoft.com/office/drawing/2016/5/12/chartex" xmlns:cx7="http://schemas.microsoft.com/office/drawing/2016/5/13/chartex" xmlns:cx8="http://schemas.microsoft.com/office/drawing/2016/5/14/chartex" xmlns:mc="http://schemas.openxmlformats.org/markup-compatibility/2006" xmlns:m="http://schemas.openxmlformats.org/officeDocument/2006/math" xmlns:aink="http://schemas.microsoft.com/office/drawing/2016/ink" xmlns:am3d="http://schemas.microsoft.com/office/drawing/2017/model3d" xmlns:oel="http://schemas.microsoft.com/office/2019/extlst" xmlns:r="http://schemas.openxmlformats.org/officeDocument/2006/relationships" xmlns:wp14="http://schemas.microsoft.com/office/word/2010/wordprocessingDrawing" xmlns:wp="http://schemas.openxmlformats.org/drawingml/2006/wordprocessingDrawing" xmlns:wpg="http://schemas.microsoft.com/office/word/2010/wordprocessingGroup" xmlns:wpi="http://schemas.microsoft.com/office/word/2010/wordprocessingInk" xmlns:wps="http://schemas.microsoft.com/office/word/2010/wordprocessingShape" xmlns:o="urn:schemas-microsoft-com:office:office" xmlns:v="urn:schemas-microsoft-com:vml" xmlns:w10="urn:schemas-microsoft-com:office:word" xmlns:w="http://schemas.openxmlformats.org/wordprocessingml/2006/main" xmlns:w14="http://schemas.microsoft.com/office/word/2010/wordml" xmlns:w15="http://schemas.microsoft.com/office/word/2012/wordml" xmlns:w16cex="http://schemas.microsoft.com/office/word/2018/wordml/cex" xmlns:w16cid="http://schemas.microsoft.com/office/word/2016/wordml/cid" xmlns:w16="http://schemas.microsoft.com/office/word/2018/wordml" xmlns:w16sdtdh="http://schemas.microsoft.com/office/word/2020/wordml/sdtdatahash" xmlns:w16sdtfl="http://schemas.microsoft.com/office/word/2024/wordml/sdtformatlock" xmlns:w16se="http://schemas.microsoft.com/office/word/2015/wordml/symex" xmlns:w16du="http://schemas.microsoft.com/office/word/2023/wordml/word16du" xmlns:wne="http://schemas.microsoft.com/office/word/2006/wordml" mc:Ignorable="w14 w15 w16se w16cid w16 w16cex w16sdtdh w16sdtfl w16du wp14">
   <w:footnote w:type="separator" w:id="-1">
     <w:p>
       <w:r>
@@ -1377,7 +1387,7 @@
 </file>
 
 <file path=word/header1.xml><?xml version="1.0" encoding="utf-8"?>
-<w:hdr xmlns:wpc="http://schemas.microsoft.com/office/word/2010/wordprocessingCanvas" xmlns:cx="http://schemas.microsoft.com/office/drawing/2014/chartex" xmlns:cx1="http://schemas.microsoft.com/office/drawing/2015/9/8/chartex" xmlns:cx2="http://schemas.microsoft.com/office/drawing/2015/10/21/chartex" xmlns:cx3="http://schemas.microsoft.com/office/drawing/2016/5/9/chartex" xmlns:cx4="http://schemas.microsoft.com/office/drawing/2016/5/10/chartex" xmlns:cx5="http://schemas.microsoft.com/office/drawing/2016/5/11/chartex" xmlns:cx6="http://schemas.microsoft.com/office/drawing/2016/5/12/chartex" xmlns:cx7="http://schemas.microsoft.com/office/drawing/2016/5/13/chartex" xmlns:cx8="http://schemas.microsoft.com/office/drawing/2016/5/14/chartex" xmlns:mc="http://schemas.openxmlformats.org/markup-compatibility/2006" xmlns:aink="http://schemas.microsoft.com/office/drawing/2016/ink" xmlns:am3d="http://schemas.microsoft.com/office/drawing/2017/model3d" xmlns:o="urn:schemas-microsoft-com:office:office" xmlns:oel="http://schemas.microsoft.com/office/2019/extlst" xmlns:r="http://schemas.openxmlformats.org/officeDocument/2006/relationships" xmlns:m="http://schemas.openxmlformats.org/officeDocument/2006/math" xmlns:v="urn:schemas-microsoft-com:vml" xmlns:wp14="http://schemas.microsoft.com/office/word/2010/wordprocessingDrawing" xmlns:wp="http://schemas.openxmlformats.org/drawingml/2006/wordprocessingDrawing" xmlns:w10="urn:schemas-microsoft-com:office:word" xmlns:w="http://schemas.openxmlformats.org/wordprocessingml/2006/main" xmlns:w14="http://schemas.microsoft.com/office/word/2010/wordml" xmlns:w15="http://schemas.microsoft.com/office/word/2012/wordml" xmlns:w16cex="http://schemas.microsoft.com/office/word/2018/wordml/cex" xmlns:w16cid="http://schemas.microsoft.com/office/word/2016/wordml/cid" xmlns:w16="http://schemas.microsoft.com/office/word/2018/wordml" xmlns:w16du="http://schemas.microsoft.com/office/word/2023/wordml/word16du" xmlns:w16sdtdh="http://schemas.microsoft.com/office/word/2020/wordml/sdtdatahash" xmlns:w16sdtfl="http://schemas.microsoft.com/office/word/2024/wordml/sdtformatlock" xmlns:w16se="http://schemas.microsoft.com/office/word/2015/wordml/symex" xmlns:wpg="http://schemas.microsoft.com/office/word/2010/wordprocessingGroup" xmlns:wpi="http://schemas.microsoft.com/office/word/2010/wordprocessingInk" xmlns:wne="http://schemas.microsoft.com/office/word/2006/wordml" xmlns:wps="http://schemas.microsoft.com/office/word/2010/wordprocessingShape" mc:Ignorable="w14 w15 w16se w16cid w16 w16cex w16sdtdh w16sdtfl w16du wp14">
+<w:hdr xmlns:wpc="http://schemas.microsoft.com/office/word/2010/wordprocessingCanvas" xmlns:cx="http://schemas.microsoft.com/office/drawing/2014/chartex" xmlns:cx1="http://schemas.microsoft.com/office/drawing/2015/9/8/chartex" xmlns:cx2="http://schemas.microsoft.com/office/drawing/2015/10/21/chartex" xmlns:cx3="http://schemas.microsoft.com/office/drawing/2016/5/9/chartex" xmlns:cx4="http://schemas.microsoft.com/office/drawing/2016/5/10/chartex" xmlns:cx5="http://schemas.microsoft.com/office/drawing/2016/5/11/chartex" xmlns:cx6="http://schemas.microsoft.com/office/drawing/2016/5/12/chartex" xmlns:cx7="http://schemas.microsoft.com/office/drawing/2016/5/13/chartex" xmlns:cx8="http://schemas.microsoft.com/office/drawing/2016/5/14/chartex" xmlns:mc="http://schemas.openxmlformats.org/markup-compatibility/2006" xmlns:m="http://schemas.openxmlformats.org/officeDocument/2006/math" xmlns:aink="http://schemas.microsoft.com/office/drawing/2016/ink" xmlns:am3d="http://schemas.microsoft.com/office/drawing/2017/model3d" xmlns:oel="http://schemas.microsoft.com/office/2019/extlst" xmlns:r="http://schemas.openxmlformats.org/officeDocument/2006/relationships" xmlns:wp14="http://schemas.microsoft.com/office/word/2010/wordprocessingDrawing" xmlns:wp="http://schemas.openxmlformats.org/drawingml/2006/wordprocessingDrawing" xmlns:wpg="http://schemas.microsoft.com/office/word/2010/wordprocessingGroup" xmlns:wpi="http://schemas.microsoft.com/office/word/2010/wordprocessingInk" xmlns:wps="http://schemas.microsoft.com/office/word/2010/wordprocessingShape" xmlns:o="urn:schemas-microsoft-com:office:office" xmlns:v="urn:schemas-microsoft-com:vml" xmlns:w10="urn:schemas-microsoft-com:office:word" xmlns:w="http://schemas.openxmlformats.org/wordprocessingml/2006/main" xmlns:w14="http://schemas.microsoft.com/office/word/2010/wordml" xmlns:w15="http://schemas.microsoft.com/office/word/2012/wordml" xmlns:w16cex="http://schemas.microsoft.com/office/word/2018/wordml/cex" xmlns:w16cid="http://schemas.microsoft.com/office/word/2016/wordml/cid" xmlns:w16="http://schemas.microsoft.com/office/word/2018/wordml" xmlns:w16sdtdh="http://schemas.microsoft.com/office/word/2020/wordml/sdtdatahash" xmlns:w16sdtfl="http://schemas.microsoft.com/office/word/2024/wordml/sdtformatlock" xmlns:w16se="http://schemas.microsoft.com/office/word/2015/wordml/symex" xmlns:w16du="http://schemas.microsoft.com/office/word/2023/wordml/word16du" xmlns:wne="http://schemas.microsoft.com/office/word/2006/wordml" mc:Ignorable="w14 w15 w16se w16cid w16 w16cex w16sdtdh w16sdtfl w16du wp14">
   <w:sdt>
     <w:sdtPr>
       <w:rPr>
@@ -1429,7 +1439,7 @@
 </file>
 
 <file path=word/header2.xml><?xml version="1.0" encoding="utf-8"?>
-<w:hdr xmlns:wpc="http://schemas.microsoft.com/office/word/2010/wordprocessingCanvas" xmlns:cx="http://schemas.microsoft.com/office/drawing/2014/chartex" xmlns:cx1="http://schemas.microsoft.com/office/drawing/2015/9/8/chartex" xmlns:cx2="http://schemas.microsoft.com/office/drawing/2015/10/21/chartex" xmlns:cx3="http://schemas.microsoft.com/office/drawing/2016/5/9/chartex" xmlns:cx4="http://schemas.microsoft.com/office/drawing/2016/5/10/chartex" xmlns:cx5="http://schemas.microsoft.com/office/drawing/2016/5/11/chartex" xmlns:cx6="http://schemas.microsoft.com/office/drawing/2016/5/12/chartex" xmlns:cx7="http://schemas.microsoft.com/office/drawing/2016/5/13/chartex" xmlns:cx8="http://schemas.microsoft.com/office/drawing/2016/5/14/chartex" xmlns:mc="http://schemas.openxmlformats.org/markup-compatibility/2006" xmlns:aink="http://schemas.microsoft.com/office/drawing/2016/ink" xmlns:am3d="http://schemas.microsoft.com/office/drawing/2017/model3d" xmlns:o="urn:schemas-microsoft-com:office:office" xmlns:oel="http://schemas.microsoft.com/office/2019/extlst" xmlns:r="http://schemas.openxmlformats.org/officeDocument/2006/relationships" xmlns:m="http://schemas.openxmlformats.org/officeDocument/2006/math" xmlns:v="urn:schemas-microsoft-com:vml" xmlns:wp14="http://schemas.microsoft.com/office/word/2010/wordprocessingDrawing" xmlns:wp="http://schemas.openxmlformats.org/drawingml/2006/wordprocessingDrawing" xmlns:w10="urn:schemas-microsoft-com:office:word" xmlns:w="http://schemas.openxmlformats.org/wordprocessingml/2006/main" xmlns:w14="http://schemas.microsoft.com/office/word/2010/wordml" xmlns:w15="http://schemas.microsoft.com/office/word/2012/wordml" xmlns:w16cex="http://schemas.microsoft.com/office/word/2018/wordml/cex" xmlns:w16cid="http://schemas.microsoft.com/office/word/2016/wordml/cid" xmlns:w16="http://schemas.microsoft.com/office/word/2018/wordml" xmlns:w16du="http://schemas.microsoft.com/office/word/2023/wordml/word16du" xmlns:w16sdtdh="http://schemas.microsoft.com/office/word/2020/wordml/sdtdatahash" xmlns:w16sdtfl="http://schemas.microsoft.com/office/word/2024/wordml/sdtformatlock" xmlns:w16se="http://schemas.microsoft.com/office/word/2015/wordml/symex" xmlns:wpg="http://schemas.microsoft.com/office/word/2010/wordprocessingGroup" xmlns:wpi="http://schemas.microsoft.com/office/word/2010/wordprocessingInk" xmlns:wne="http://schemas.microsoft.com/office/word/2006/wordml" xmlns:wps="http://schemas.microsoft.com/office/word/2010/wordprocessingShape" mc:Ignorable="w14 w15 w16se w16cid w16 w16cex w16sdtdh w16sdtfl w16du wp14">
+<w:hdr xmlns:wpc="http://schemas.microsoft.com/office/word/2010/wordprocessingCanvas" xmlns:cx="http://schemas.microsoft.com/office/drawing/2014/chartex" xmlns:cx1="http://schemas.microsoft.com/office/drawing/2015/9/8/chartex" xmlns:cx2="http://schemas.microsoft.com/office/drawing/2015/10/21/chartex" xmlns:cx3="http://schemas.microsoft.com/office/drawing/2016/5/9/chartex" xmlns:cx4="http://schemas.microsoft.com/office/drawing/2016/5/10/chartex" xmlns:cx5="http://schemas.microsoft.com/office/drawing/2016/5/11/chartex" xmlns:cx6="http://schemas.microsoft.com/office/drawing/2016/5/12/chartex" xmlns:cx7="http://schemas.microsoft.com/office/drawing/2016/5/13/chartex" xmlns:cx8="http://schemas.microsoft.com/office/drawing/2016/5/14/chartex" xmlns:mc="http://schemas.openxmlformats.org/markup-compatibility/2006" xmlns:m="http://schemas.openxmlformats.org/officeDocument/2006/math" xmlns:aink="http://schemas.microsoft.com/office/drawing/2016/ink" xmlns:am3d="http://schemas.microsoft.com/office/drawing/2017/model3d" xmlns:oel="http://schemas.microsoft.com/office/2019/extlst" xmlns:r="http://schemas.openxmlformats.org/officeDocument/2006/relationships" xmlns:wp14="http://schemas.microsoft.com/office/word/2010/wordprocessingDrawing" xmlns:wp="http://schemas.openxmlformats.org/drawingml/2006/wordprocessingDrawing" xmlns:wpg="http://schemas.microsoft.com/office/word/2010/wordprocessingGroup" xmlns:wpi="http://schemas.microsoft.com/office/word/2010/wordprocessingInk" xmlns:wps="http://schemas.microsoft.com/office/word/2010/wordprocessingShape" xmlns:o="urn:schemas-microsoft-com:office:office" xmlns:v="urn:schemas-microsoft-com:vml" xmlns:w10="urn:schemas-microsoft-com:office:word" xmlns:w="http://schemas.openxmlformats.org/wordprocessingml/2006/main" xmlns:w14="http://schemas.microsoft.com/office/word/2010/wordml" xmlns:w15="http://schemas.microsoft.com/office/word/2012/wordml" xmlns:w16cex="http://schemas.microsoft.com/office/word/2018/wordml/cex" xmlns:w16cid="http://schemas.microsoft.com/office/word/2016/wordml/cid" xmlns:w16="http://schemas.microsoft.com/office/word/2018/wordml" xmlns:w16sdtdh="http://schemas.microsoft.com/office/word/2020/wordml/sdtdatahash" xmlns:w16sdtfl="http://schemas.microsoft.com/office/word/2024/wordml/sdtformatlock" xmlns:w16se="http://schemas.microsoft.com/office/word/2015/wordml/symex" xmlns:w16du="http://schemas.microsoft.com/office/word/2023/wordml/word16du" xmlns:wne="http://schemas.microsoft.com/office/word/2006/wordml" mc:Ignorable="w14 w15 w16se w16cid w16 w16cex w16sdtdh w16sdtfl w16du wp14">
   <w:sdt>
     <w:sdtPr>
       <w:rPr>
@@ -1478,7 +1488,7 @@
 </file>
 
 <file path=word/numbering.xml><?xml version="1.0" encoding="utf-8"?>
-<w:numbering xmlns:wpc="http://schemas.microsoft.com/office/word/2010/wordprocessingCanvas" xmlns:cx="http://schemas.microsoft.com/office/drawing/2014/chartex" xmlns:cx1="http://schemas.microsoft.com/office/drawing/2015/9/8/chartex" xmlns:cx2="http://schemas.microsoft.com/office/drawing/2015/10/21/chartex" xmlns:cx3="http://schemas.microsoft.com/office/drawing/2016/5/9/chartex" xmlns:cx4="http://schemas.microsoft.com/office/drawing/2016/5/10/chartex" xmlns:cx5="http://schemas.microsoft.com/office/drawing/2016/5/11/chartex" xmlns:cx6="http://schemas.microsoft.com/office/drawing/2016/5/12/chartex" xmlns:cx7="http://schemas.microsoft.com/office/drawing/2016/5/13/chartex" xmlns:cx8="http://schemas.microsoft.com/office/drawing/2016/5/14/chartex" xmlns:mc="http://schemas.openxmlformats.org/markup-compatibility/2006" xmlns:aink="http://schemas.microsoft.com/office/drawing/2016/ink" xmlns:am3d="http://schemas.microsoft.com/office/drawing/2017/model3d" xmlns:o="urn:schemas-microsoft-com:office:office" xmlns:oel="http://schemas.microsoft.com/office/2019/extlst" xmlns:r="http://schemas.openxmlformats.org/officeDocument/2006/relationships" xmlns:m="http://schemas.openxmlformats.org/officeDocument/2006/math" xmlns:v="urn:schemas-microsoft-com:vml" xmlns:wp14="http://schemas.microsoft.com/office/word/2010/wordprocessingDrawing" xmlns:wp="http://schemas.openxmlformats.org/drawingml/2006/wordprocessingDrawing" xmlns:w10="urn:schemas-microsoft-com:office:word" xmlns:w="http://schemas.openxmlformats.org/wordprocessingml/2006/main" xmlns:w14="http://schemas.microsoft.com/office/word/2010/wordml" xmlns:w15="http://schemas.microsoft.com/office/word/2012/wordml" xmlns:w16cex="http://schemas.microsoft.com/office/word/2018/wordml/cex" xmlns:w16cid="http://schemas.microsoft.com/office/word/2016/wordml/cid" xmlns:w16="http://schemas.microsoft.com/office/word/2018/wordml" xmlns:w16du="http://schemas.microsoft.com/office/word/2023/wordml/word16du" xmlns:w16sdtdh="http://schemas.microsoft.com/office/word/2020/wordml/sdtdatahash" xmlns:w16sdtfl="http://schemas.microsoft.com/office/word/2024/wordml/sdtformatlock" xmlns:w16se="http://schemas.microsoft.com/office/word/2015/wordml/symex" xmlns:wpg="http://schemas.microsoft.com/office/word/2010/wordprocessingGroup" xmlns:wpi="http://schemas.microsoft.com/office/word/2010/wordprocessingInk" xmlns:wne="http://schemas.microsoft.com/office/word/2006/wordml" xmlns:wps="http://schemas.microsoft.com/office/word/2010/wordprocessingShape" mc:Ignorable="w14 w15 w16se w16cid w16 w16cex w16sdtdh w16sdtfl w16du wp14">
+<w:numbering xmlns:wpc="http://schemas.microsoft.com/office/word/2010/wordprocessingCanvas" xmlns:cx="http://schemas.microsoft.com/office/drawing/2014/chartex" xmlns:cx1="http://schemas.microsoft.com/office/drawing/2015/9/8/chartex" xmlns:cx2="http://schemas.microsoft.com/office/drawing/2015/10/21/chartex" xmlns:cx3="http://schemas.microsoft.com/office/drawing/2016/5/9/chartex" xmlns:cx4="http://schemas.microsoft.com/office/drawing/2016/5/10/chartex" xmlns:cx5="http://schemas.microsoft.com/office/drawing/2016/5/11/chartex" xmlns:cx6="http://schemas.microsoft.com/office/drawing/2016/5/12/chartex" xmlns:cx7="http://schemas.microsoft.com/office/drawing/2016/5/13/chartex" xmlns:cx8="http://schemas.microsoft.com/office/drawing/2016/5/14/chartex" xmlns:mc="http://schemas.openxmlformats.org/markup-compatibility/2006" xmlns:m="http://schemas.openxmlformats.org/officeDocument/2006/math" xmlns:aink="http://schemas.microsoft.com/office/drawing/2016/ink" xmlns:am3d="http://schemas.microsoft.com/office/drawing/2017/model3d" xmlns:oel="http://schemas.microsoft.com/office/2019/extlst" xmlns:r="http://schemas.openxmlformats.org/officeDocument/2006/relationships" xmlns:wp14="http://schemas.microsoft.com/office/word/2010/wordprocessingDrawing" xmlns:wp="http://schemas.openxmlformats.org/drawingml/2006/wordprocessingDrawing" xmlns:wpg="http://schemas.microsoft.com/office/word/2010/wordprocessingGroup" xmlns:wpi="http://schemas.microsoft.com/office/word/2010/wordprocessingInk" xmlns:wps="http://schemas.microsoft.com/office/word/2010/wordprocessingShape" xmlns:o="urn:schemas-microsoft-com:office:office" xmlns:v="urn:schemas-microsoft-com:vml" xmlns:w10="urn:schemas-microsoft-com:office:word" xmlns:w="http://schemas.openxmlformats.org/wordprocessingml/2006/main" xmlns:w14="http://schemas.microsoft.com/office/word/2010/wordml" xmlns:w15="http://schemas.microsoft.com/office/word/2012/wordml" xmlns:w16cex="http://schemas.microsoft.com/office/word/2018/wordml/cex" xmlns:w16cid="http://schemas.microsoft.com/office/word/2016/wordml/cid" xmlns:w16="http://schemas.microsoft.com/office/word/2018/wordml" xmlns:w16sdtdh="http://schemas.microsoft.com/office/word/2020/wordml/sdtdatahash" xmlns:w16sdtfl="http://schemas.microsoft.com/office/word/2024/wordml/sdtformatlock" xmlns:w16se="http://schemas.microsoft.com/office/word/2015/wordml/symex" xmlns:w16du="http://schemas.microsoft.com/office/word/2023/wordml/word16du" xmlns:wne="http://schemas.microsoft.com/office/word/2006/wordml" mc:Ignorable="w14 w15 w16se w16cid w16 w16cex w16sdtdh w16sdtfl w16du wp14">
   <w:abstractNum w:abstractNumId="0" w15:restartNumberingAfterBreak="0">
     <w:nsid w:val="FFFFFF7E"/>
     <w:multiLevelType w:val="singleLevel"/>
@@ -4346,7 +4356,7 @@
 </file>
 
 <file path=word/styles.xml><?xml version="1.0" encoding="utf-8"?>
-<w:styles xmlns:mc="http://schemas.openxmlformats.org/markup-compatibility/2006" xmlns:r="http://schemas.openxmlformats.org/officeDocument/2006/relationships" xmlns:w="http://schemas.openxmlformats.org/wordprocessingml/2006/main" xmlns:w14="http://schemas.microsoft.com/office/word/2010/wordml" xmlns:w15="http://schemas.microsoft.com/office/word/2012/wordml" xmlns:w16cex="http://schemas.microsoft.com/office/word/2018/wordml/cex" xmlns:w16cid="http://schemas.microsoft.com/office/word/2016/wordml/cid" xmlns:w16="http://schemas.microsoft.com/office/word/2018/wordml" xmlns:w16du="http://schemas.microsoft.com/office/word/2023/wordml/word16du" xmlns:w16sdtdh="http://schemas.microsoft.com/office/word/2020/wordml/sdtdatahash" xmlns:w16sdtfl="http://schemas.microsoft.com/office/word/2024/wordml/sdtformatlock" xmlns:w16se="http://schemas.microsoft.com/office/word/2015/wordml/symex" mc:Ignorable="w14 w15 w16se w16cid w16 w16cex w16sdtdh w16sdtfl w16du">
+<w:styles xmlns:mc="http://schemas.openxmlformats.org/markup-compatibility/2006" xmlns:r="http://schemas.openxmlformats.org/officeDocument/2006/relationships" xmlns:w="http://schemas.openxmlformats.org/wordprocessingml/2006/main" xmlns:w14="http://schemas.microsoft.com/office/word/2010/wordml" xmlns:w15="http://schemas.microsoft.com/office/word/2012/wordml" xmlns:w16cex="http://schemas.microsoft.com/office/word/2018/wordml/cex" xmlns:w16cid="http://schemas.microsoft.com/office/word/2016/wordml/cid" xmlns:w16="http://schemas.microsoft.com/office/word/2018/wordml" xmlns:w16sdtdh="http://schemas.microsoft.com/office/word/2020/wordml/sdtdatahash" xmlns:w16sdtfl="http://schemas.microsoft.com/office/word/2024/wordml/sdtformatlock" xmlns:w16se="http://schemas.microsoft.com/office/word/2015/wordml/symex" xmlns:w16du="http://schemas.microsoft.com/office/word/2023/wordml/word16du" mc:Ignorable="w14 w15 w16se w16cid w16 w16cex w16sdtdh w16sdtfl w16du">
   <w:docDefaults>
     <w:rPrDefault>
       <w:rPr>
@@ -4900,11 +4910,11 @@
   </w:style>
   <w:style w:type="paragraph" w:styleId="a5">
     <w:name w:val="Title"/>
+    <w:aliases w:val="_Subtitle"/>
     <w:basedOn w:val="a0"/>
     <w:next w:val="a4"/>
     <w:link w:val="a6"/>
     <w:uiPriority w:val="10"/>
-    <w:qFormat/>
     <w:rsid w:val="009F3FF6"/>
     <w:pPr>
       <w:spacing w:after="80"/>
@@ -4920,6 +4930,7 @@
   </w:style>
   <w:style w:type="character" w:customStyle="1" w:styleId="a6">
     <w:name w:val="Заголовок Знак"/>
+    <w:aliases w:val="_Subtitle Знак"/>
     <w:basedOn w:val="a1"/>
     <w:link w:val="a5"/>
     <w:uiPriority w:val="10"/>
@@ -4933,31 +4944,34 @@
   </w:style>
   <w:style w:type="paragraph" w:styleId="a7">
     <w:name w:val="Subtitle"/>
+    <w:aliases w:val="_Title"/>
     <w:basedOn w:val="a5"/>
     <w:next w:val="a4"/>
     <w:link w:val="a8"/>
     <w:uiPriority w:val="11"/>
     <w:qFormat/>
-    <w:rsid w:val="0057736E"/>
+    <w:rsid w:val="00E0515D"/>
     <w:pPr>
       <w:numPr>
         <w:ilvl w:val="1"/>
       </w:numPr>
     </w:pPr>
     <w:rPr>
+      <w:b w:val="0"/>
+      <w:bCs w:val="0"/>
+      <w:caps w:val="0"/>
       <w:spacing w:val="15"/>
     </w:rPr>
   </w:style>
   <w:style w:type="character" w:customStyle="1" w:styleId="a8">
     <w:name w:val="Подзаголовок Знак"/>
+    <w:aliases w:val="_Title Знак"/>
     <w:basedOn w:val="a1"/>
     <w:link w:val="a7"/>
     <w:uiPriority w:val="11"/>
-    <w:rsid w:val="0057736E"/>
+    <w:rsid w:val="00E0515D"/>
     <w:rPr>
       <w:rFonts w:ascii="Times New Roman" w:eastAsiaTheme="majorEastAsia" w:hAnsi="Times New Roman" w:cs="Times New Roman"/>
-      <w:b/>
-      <w:bCs/>
       <w:spacing w:val="15"/>
     </w:rPr>
   </w:style>
@@ -5459,8 +5473,8 @@
       <w:lang w:val="ru-RU" w:eastAsia="en-US"/>
     </w:rPr>
   </w:style>
-  <w:style w:type="paragraph" w:customStyle="1" w:styleId="12">
-    <w:name w:val="Заголовок 1_приложение"/>
+  <w:style w:type="paragraph" w:customStyle="1" w:styleId="Add">
+    <w:name w:val="_Add"/>
     <w:basedOn w:val="a0"/>
     <w:qFormat/>
     <w:rsid w:val="005254C5"/>
@@ -5785,7 +5799,7 @@
     <w:basedOn w:val="a1"/>
     <w:rsid w:val="00D85D10"/>
   </w:style>
-  <w:style w:type="paragraph" w:styleId="13">
+  <w:style w:type="paragraph" w:styleId="12">
     <w:name w:val="toc 1"/>
     <w:next w:val="a0"/>
     <w:uiPriority w:val="39"/>

--- a/styles/reference.docx
+++ b/styles/reference.docx
@@ -1,6 +1,6 @@
 
 <file path=word/document.xml><?xml version="1.0" encoding="utf-8"?>
-<w:document xmlns:wpc="http://schemas.microsoft.com/office/word/2010/wordprocessingCanvas" xmlns:cx="http://schemas.microsoft.com/office/drawing/2014/chartex" xmlns:cx1="http://schemas.microsoft.com/office/drawing/2015/9/8/chartex" xmlns:cx2="http://schemas.microsoft.com/office/drawing/2015/10/21/chartex" xmlns:cx3="http://schemas.microsoft.com/office/drawing/2016/5/9/chartex" xmlns:cx4="http://schemas.microsoft.com/office/drawing/2016/5/10/chartex" xmlns:cx5="http://schemas.microsoft.com/office/drawing/2016/5/11/chartex" xmlns:cx6="http://schemas.microsoft.com/office/drawing/2016/5/12/chartex" xmlns:cx7="http://schemas.microsoft.com/office/drawing/2016/5/13/chartex" xmlns:cx8="http://schemas.microsoft.com/office/drawing/2016/5/14/chartex" xmlns:mc="http://schemas.openxmlformats.org/markup-compatibility/2006" xmlns:m="http://schemas.openxmlformats.org/officeDocument/2006/math" xmlns:aink="http://schemas.microsoft.com/office/drawing/2016/ink" xmlns:am3d="http://schemas.microsoft.com/office/drawing/2017/model3d" xmlns:oel="http://schemas.microsoft.com/office/2019/extlst" xmlns:r="http://schemas.openxmlformats.org/officeDocument/2006/relationships" xmlns:wp14="http://schemas.microsoft.com/office/word/2010/wordprocessingDrawing" xmlns:wp="http://schemas.openxmlformats.org/drawingml/2006/wordprocessingDrawing" xmlns:wpg="http://schemas.microsoft.com/office/word/2010/wordprocessingGroup" xmlns:wpi="http://schemas.microsoft.com/office/word/2010/wordprocessingInk" xmlns:wps="http://schemas.microsoft.com/office/word/2010/wordprocessingShape" xmlns:o="urn:schemas-microsoft-com:office:office" xmlns:v="urn:schemas-microsoft-com:vml" xmlns:w10="urn:schemas-microsoft-com:office:word" xmlns:w="http://schemas.openxmlformats.org/wordprocessingml/2006/main" xmlns:w14="http://schemas.microsoft.com/office/word/2010/wordml" xmlns:w15="http://schemas.microsoft.com/office/word/2012/wordml" xmlns:w16cex="http://schemas.microsoft.com/office/word/2018/wordml/cex" xmlns:w16cid="http://schemas.microsoft.com/office/word/2016/wordml/cid" xmlns:w16="http://schemas.microsoft.com/office/word/2018/wordml" xmlns:w16sdtdh="http://schemas.microsoft.com/office/word/2020/wordml/sdtdatahash" xmlns:w16sdtfl="http://schemas.microsoft.com/office/word/2024/wordml/sdtformatlock" xmlns:w16se="http://schemas.microsoft.com/office/word/2015/wordml/symex" xmlns:w16du="http://schemas.microsoft.com/office/word/2023/wordml/word16du" xmlns:wne="http://schemas.microsoft.com/office/word/2006/wordml" mc:Ignorable="w14 w15 w16se w16cid w16 w16cex w16sdtdh w16sdtfl w16du wp14">
+<w:document xmlns:wpc="http://schemas.microsoft.com/office/word/2010/wordprocessingCanvas" xmlns:cx="http://schemas.microsoft.com/office/drawing/2014/chartex" xmlns:cx1="http://schemas.microsoft.com/office/drawing/2015/9/8/chartex" xmlns:cx2="http://schemas.microsoft.com/office/drawing/2015/10/21/chartex" xmlns:cx3="http://schemas.microsoft.com/office/drawing/2016/5/9/chartex" xmlns:cx4="http://schemas.microsoft.com/office/drawing/2016/5/10/chartex" xmlns:cx5="http://schemas.microsoft.com/office/drawing/2016/5/11/chartex" xmlns:cx6="http://schemas.microsoft.com/office/drawing/2016/5/12/chartex" xmlns:cx7="http://schemas.microsoft.com/office/drawing/2016/5/13/chartex" xmlns:cx8="http://schemas.microsoft.com/office/drawing/2016/5/14/chartex" xmlns:mc="http://schemas.openxmlformats.org/markup-compatibility/2006" xmlns:m="http://schemas.openxmlformats.org/officeDocument/2006/math" xmlns:aink="http://schemas.microsoft.com/office/drawing/2016/ink" xmlns:am3d="http://schemas.microsoft.com/office/drawing/2017/model3d" xmlns:oel="http://schemas.microsoft.com/office/2019/extlst" xmlns:r="http://schemas.openxmlformats.org/officeDocument/2006/relationships" xmlns:wp14="http://schemas.microsoft.com/office/word/2010/wordprocessingDrawing" xmlns:wp="http://schemas.openxmlformats.org/drawingml/2006/wordprocessingDrawing" xmlns:wpg="http://schemas.microsoft.com/office/word/2010/wordprocessingGroup" xmlns:wpi="http://schemas.microsoft.com/office/word/2010/wordprocessingInk" xmlns:wps="http://schemas.microsoft.com/office/word/2010/wordprocessingShape" xmlns:o="urn:schemas-microsoft-com:office:office" xmlns:v="urn:schemas-microsoft-com:vml" xmlns:w10="urn:schemas-microsoft-com:office:word" xmlns:w="http://schemas.openxmlformats.org/wordprocessingml/2006/main" xmlns:w14="http://schemas.microsoft.com/office/word/2010/wordml" xmlns:w15="http://schemas.microsoft.com/office/word/2012/wordml" xmlns:w16cei="http://schemas.microsoft.com/office/word/2026/wordml/cei" xmlns:w16cex="http://schemas.microsoft.com/office/word/2018/wordml/cex" xmlns:w16cid="http://schemas.microsoft.com/office/word/2016/wordml/cid" xmlns:w16="http://schemas.microsoft.com/office/word/2018/wordml" xmlns:w16sdtdh="http://schemas.microsoft.com/office/word/2020/wordml/sdtdatahash" xmlns:w16sdtfl="http://schemas.microsoft.com/office/word/2024/wordml/sdtformatlock" xmlns:w16se="http://schemas.microsoft.com/office/word/2015/wordml/symex" xmlns:w16du="http://schemas.microsoft.com/office/word/2023/wordml/word16du" xmlns:wne="http://schemas.microsoft.com/office/word/2006/wordml" mc:Ignorable="w14 w15 w16se w16cid w16 w16cex w16sdtdh w16sdtfl w16du wp14">
   <w:body>
     <w:p>
       <w:pPr>
@@ -622,7 +622,7 @@
           </w:tcPr>
           <w:p>
             <w:pPr>
-              <w:pStyle w:val="Compact"/>
+              <w:pStyle w:val="TableBody"/>
             </w:pPr>
             <w:r>
               <w:t>1</w:t>
@@ -635,7 +635,7 @@
           </w:tcPr>
           <w:p>
             <w:pPr>
-              <w:pStyle w:val="Compact"/>
+              <w:pStyle w:val="TableBody"/>
             </w:pPr>
             <w:r>
               <w:t>2</w:t>
@@ -826,7 +826,7 @@
     </w:p>
     <w:tbl>
       <w:tblPr>
-        <w:tblStyle w:val="afd"/>
+        <w:tblStyle w:val="afb"/>
         <w:tblW w:w="0" w:type="auto"/>
         <w:tblLook w:val="04A0" w:firstRow="1" w:lastRow="0" w:firstColumn="1" w:lastColumn="0" w:noHBand="0" w:noVBand="1"/>
       </w:tblPr>
@@ -1308,7 +1308,7 @@
 </file>
 
 <file path=word/endnotes.xml><?xml version="1.0" encoding="utf-8"?>
-<w:endnotes xmlns:wpc="http://schemas.microsoft.com/office/word/2010/wordprocessingCanvas" xmlns:cx="http://schemas.microsoft.com/office/drawing/2014/chartex" xmlns:cx1="http://schemas.microsoft.com/office/drawing/2015/9/8/chartex" xmlns:cx2="http://schemas.microsoft.com/office/drawing/2015/10/21/chartex" xmlns:cx3="http://schemas.microsoft.com/office/drawing/2016/5/9/chartex" xmlns:cx4="http://schemas.microsoft.com/office/drawing/2016/5/10/chartex" xmlns:cx5="http://schemas.microsoft.com/office/drawing/2016/5/11/chartex" xmlns:cx6="http://schemas.microsoft.com/office/drawing/2016/5/12/chartex" xmlns:cx7="http://schemas.microsoft.com/office/drawing/2016/5/13/chartex" xmlns:cx8="http://schemas.microsoft.com/office/drawing/2016/5/14/chartex" xmlns:mc="http://schemas.openxmlformats.org/markup-compatibility/2006" xmlns:m="http://schemas.openxmlformats.org/officeDocument/2006/math" xmlns:aink="http://schemas.microsoft.com/office/drawing/2016/ink" xmlns:am3d="http://schemas.microsoft.com/office/drawing/2017/model3d" xmlns:oel="http://schemas.microsoft.com/office/2019/extlst" xmlns:r="http://schemas.openxmlformats.org/officeDocument/2006/relationships" xmlns:wp14="http://schemas.microsoft.com/office/word/2010/wordprocessingDrawing" xmlns:wp="http://schemas.openxmlformats.org/drawingml/2006/wordprocessingDrawing" xmlns:wpg="http://schemas.microsoft.com/office/word/2010/wordprocessingGroup" xmlns:wpi="http://schemas.microsoft.com/office/word/2010/wordprocessingInk" xmlns:wps="http://schemas.microsoft.com/office/word/2010/wordprocessingShape" xmlns:o="urn:schemas-microsoft-com:office:office" xmlns:v="urn:schemas-microsoft-com:vml" xmlns:w10="urn:schemas-microsoft-com:office:word" xmlns:w="http://schemas.openxmlformats.org/wordprocessingml/2006/main" xmlns:w14="http://schemas.microsoft.com/office/word/2010/wordml" xmlns:w15="http://schemas.microsoft.com/office/word/2012/wordml" xmlns:w16cex="http://schemas.microsoft.com/office/word/2018/wordml/cex" xmlns:w16cid="http://schemas.microsoft.com/office/word/2016/wordml/cid" xmlns:w16="http://schemas.microsoft.com/office/word/2018/wordml" xmlns:w16sdtdh="http://schemas.microsoft.com/office/word/2020/wordml/sdtdatahash" xmlns:w16sdtfl="http://schemas.microsoft.com/office/word/2024/wordml/sdtformatlock" xmlns:w16se="http://schemas.microsoft.com/office/word/2015/wordml/symex" xmlns:w16du="http://schemas.microsoft.com/office/word/2023/wordml/word16du" xmlns:wne="http://schemas.microsoft.com/office/word/2006/wordml" mc:Ignorable="w14 w15 w16se w16cid w16 w16cex w16sdtdh w16sdtfl w16du wp14">
+<w:endnotes xmlns:wpc="http://schemas.microsoft.com/office/word/2010/wordprocessingCanvas" xmlns:cx="http://schemas.microsoft.com/office/drawing/2014/chartex" xmlns:cx1="http://schemas.microsoft.com/office/drawing/2015/9/8/chartex" xmlns:cx2="http://schemas.microsoft.com/office/drawing/2015/10/21/chartex" xmlns:cx3="http://schemas.microsoft.com/office/drawing/2016/5/9/chartex" xmlns:cx4="http://schemas.microsoft.com/office/drawing/2016/5/10/chartex" xmlns:cx5="http://schemas.microsoft.com/office/drawing/2016/5/11/chartex" xmlns:cx6="http://schemas.microsoft.com/office/drawing/2016/5/12/chartex" xmlns:cx7="http://schemas.microsoft.com/office/drawing/2016/5/13/chartex" xmlns:cx8="http://schemas.microsoft.com/office/drawing/2016/5/14/chartex" xmlns:mc="http://schemas.openxmlformats.org/markup-compatibility/2006" xmlns:m="http://schemas.openxmlformats.org/officeDocument/2006/math" xmlns:aink="http://schemas.microsoft.com/office/drawing/2016/ink" xmlns:am3d="http://schemas.microsoft.com/office/drawing/2017/model3d" xmlns:oel="http://schemas.microsoft.com/office/2019/extlst" xmlns:r="http://schemas.openxmlformats.org/officeDocument/2006/relationships" xmlns:wp14="http://schemas.microsoft.com/office/word/2010/wordprocessingDrawing" xmlns:wp="http://schemas.openxmlformats.org/drawingml/2006/wordprocessingDrawing" xmlns:wpg="http://schemas.microsoft.com/office/word/2010/wordprocessingGroup" xmlns:wpi="http://schemas.microsoft.com/office/word/2010/wordprocessingInk" xmlns:wps="http://schemas.microsoft.com/office/word/2010/wordprocessingShape" xmlns:o="urn:schemas-microsoft-com:office:office" xmlns:v="urn:schemas-microsoft-com:vml" xmlns:w10="urn:schemas-microsoft-com:office:word" xmlns:w="http://schemas.openxmlformats.org/wordprocessingml/2006/main" xmlns:w14="http://schemas.microsoft.com/office/word/2010/wordml" xmlns:w15="http://schemas.microsoft.com/office/word/2012/wordml" xmlns:w16cei="http://schemas.microsoft.com/office/word/2026/wordml/cei" xmlns:w16cex="http://schemas.microsoft.com/office/word/2018/wordml/cex" xmlns:w16cid="http://schemas.microsoft.com/office/word/2016/wordml/cid" xmlns:w16="http://schemas.microsoft.com/office/word/2018/wordml" xmlns:w16sdtdh="http://schemas.microsoft.com/office/word/2020/wordml/sdtdatahash" xmlns:w16sdtfl="http://schemas.microsoft.com/office/word/2024/wordml/sdtformatlock" xmlns:w16se="http://schemas.microsoft.com/office/word/2015/wordml/symex" xmlns:w16du="http://schemas.microsoft.com/office/word/2023/wordml/word16du" xmlns:wne="http://schemas.microsoft.com/office/word/2006/wordml" mc:Ignorable="w14 w15 w16se w16cid w16 w16cex w16sdtdh w16sdtfl w16du wp14">
   <w:endnote w:type="separator" w:id="-1">
     <w:p>
       <w:pPr>
@@ -1333,7 +1333,7 @@
 </file>
 
 <file path=word/footnotes.xml><?xml version="1.0" encoding="utf-8"?>
-<w:footnotes xmlns:wpc="http://schemas.microsoft.com/office/word/2010/wordprocessingCanvas" xmlns:cx="http://schemas.microsoft.com/office/drawing/2014/chartex" xmlns:cx1="http://schemas.microsoft.com/office/drawing/2015/9/8/chartex" xmlns:cx2="http://schemas.microsoft.com/office/drawing/2015/10/21/chartex" xmlns:cx3="http://schemas.microsoft.com/office/drawing/2016/5/9/chartex" xmlns:cx4="http://schemas.microsoft.com/office/drawing/2016/5/10/chartex" xmlns:cx5="http://schemas.microsoft.com/office/drawing/2016/5/11/chartex" xmlns:cx6="http://schemas.microsoft.com/office/drawing/2016/5/12/chartex" xmlns:cx7="http://schemas.microsoft.com/office/drawing/2016/5/13/chartex" xmlns:cx8="http://schemas.microsoft.com/office/drawing/2016/5/14/chartex" xmlns:mc="http://schemas.openxmlformats.org/markup-compatibility/2006" xmlns:m="http://schemas.openxmlformats.org/officeDocument/2006/math" xmlns:aink="http://schemas.microsoft.com/office/drawing/2016/ink" xmlns:am3d="http://schemas.microsoft.com/office/drawing/2017/model3d" xmlns:oel="http://schemas.microsoft.com/office/2019/extlst" xmlns:r="http://schemas.openxmlformats.org/officeDocument/2006/relationships" xmlns:wp14="http://schemas.microsoft.com/office/word/2010/wordprocessingDrawing" xmlns:wp="http://schemas.openxmlformats.org/drawingml/2006/wordprocessingDrawing" xmlns:wpg="http://schemas.microsoft.com/office/word/2010/wordprocessingGroup" xmlns:wpi="http://schemas.microsoft.com/office/word/2010/wordprocessingInk" xmlns:wps="http://schemas.microsoft.com/office/word/2010/wordprocessingShape" xmlns:o="urn:schemas-microsoft-com:office:office" xmlns:v="urn:schemas-microsoft-com:vml" xmlns:w10="urn:schemas-microsoft-com:office:word" xmlns:w="http://schemas.openxmlformats.org/wordprocessingml/2006/main" xmlns:w14="http://schemas.microsoft.com/office/word/2010/wordml" xmlns:w15="http://schemas.microsoft.com/office/word/2012/wordml" xmlns:w16cex="http://schemas.microsoft.com/office/word/2018/wordml/cex" xmlns:w16cid="http://schemas.microsoft.com/office/word/2016/wordml/cid" xmlns:w16="http://schemas.microsoft.com/office/word/2018/wordml" xmlns:w16sdtdh="http://schemas.microsoft.com/office/word/2020/wordml/sdtdatahash" xmlns:w16sdtfl="http://schemas.microsoft.com/office/word/2024/wordml/sdtformatlock" xmlns:w16se="http://schemas.microsoft.com/office/word/2015/wordml/symex" xmlns:w16du="http://schemas.microsoft.com/office/word/2023/wordml/word16du" xmlns:wne="http://schemas.microsoft.com/office/word/2006/wordml" mc:Ignorable="w14 w15 w16se w16cid w16 w16cex w16sdtdh w16sdtfl w16du wp14">
+<w:footnotes xmlns:wpc="http://schemas.microsoft.com/office/word/2010/wordprocessingCanvas" xmlns:cx="http://schemas.microsoft.com/office/drawing/2014/chartex" xmlns:cx1="http://schemas.microsoft.com/office/drawing/2015/9/8/chartex" xmlns:cx2="http://schemas.microsoft.com/office/drawing/2015/10/21/chartex" xmlns:cx3="http://schemas.microsoft.com/office/drawing/2016/5/9/chartex" xmlns:cx4="http://schemas.microsoft.com/office/drawing/2016/5/10/chartex" xmlns:cx5="http://schemas.microsoft.com/office/drawing/2016/5/11/chartex" xmlns:cx6="http://schemas.microsoft.com/office/drawing/2016/5/12/chartex" xmlns:cx7="http://schemas.microsoft.com/office/drawing/2016/5/13/chartex" xmlns:cx8="http://schemas.microsoft.com/office/drawing/2016/5/14/chartex" xmlns:mc="http://schemas.openxmlformats.org/markup-compatibility/2006" xmlns:m="http://schemas.openxmlformats.org/officeDocument/2006/math" xmlns:aink="http://schemas.microsoft.com/office/drawing/2016/ink" xmlns:am3d="http://schemas.microsoft.com/office/drawing/2017/model3d" xmlns:oel="http://schemas.microsoft.com/office/2019/extlst" xmlns:r="http://schemas.openxmlformats.org/officeDocument/2006/relationships" xmlns:wp14="http://schemas.microsoft.com/office/word/2010/wordprocessingDrawing" xmlns:wp="http://schemas.openxmlformats.org/drawingml/2006/wordprocessingDrawing" xmlns:wpg="http://schemas.microsoft.com/office/word/2010/wordprocessingGroup" xmlns:wpi="http://schemas.microsoft.com/office/word/2010/wordprocessingInk" xmlns:wps="http://schemas.microsoft.com/office/word/2010/wordprocessingShape" xmlns:o="urn:schemas-microsoft-com:office:office" xmlns:v="urn:schemas-microsoft-com:vml" xmlns:w10="urn:schemas-microsoft-com:office:word" xmlns:w="http://schemas.openxmlformats.org/wordprocessingml/2006/main" xmlns:w14="http://schemas.microsoft.com/office/word/2010/wordml" xmlns:w15="http://schemas.microsoft.com/office/word/2012/wordml" xmlns:w16cei="http://schemas.microsoft.com/office/word/2026/wordml/cei" xmlns:w16cex="http://schemas.microsoft.com/office/word/2018/wordml/cex" xmlns:w16cid="http://schemas.microsoft.com/office/word/2016/wordml/cid" xmlns:w16="http://schemas.microsoft.com/office/word/2018/wordml" xmlns:w16sdtdh="http://schemas.microsoft.com/office/word/2020/wordml/sdtdatahash" xmlns:w16sdtfl="http://schemas.microsoft.com/office/word/2024/wordml/sdtformatlock" xmlns:w16se="http://schemas.microsoft.com/office/word/2015/wordml/symex" xmlns:w16du="http://schemas.microsoft.com/office/word/2023/wordml/word16du" xmlns:wne="http://schemas.microsoft.com/office/word/2006/wordml" mc:Ignorable="w14 w15 w16se w16cid w16 w16cex w16sdtdh w16sdtfl w16du wp14">
   <w:footnote w:type="separator" w:id="-1">
     <w:p>
       <w:r>
@@ -1387,11 +1387,11 @@
 </file>
 
 <file path=word/header1.xml><?xml version="1.0" encoding="utf-8"?>
-<w:hdr xmlns:wpc="http://schemas.microsoft.com/office/word/2010/wordprocessingCanvas" xmlns:cx="http://schemas.microsoft.com/office/drawing/2014/chartex" xmlns:cx1="http://schemas.microsoft.com/office/drawing/2015/9/8/chartex" xmlns:cx2="http://schemas.microsoft.com/office/drawing/2015/10/21/chartex" xmlns:cx3="http://schemas.microsoft.com/office/drawing/2016/5/9/chartex" xmlns:cx4="http://schemas.microsoft.com/office/drawing/2016/5/10/chartex" xmlns:cx5="http://schemas.microsoft.com/office/drawing/2016/5/11/chartex" xmlns:cx6="http://schemas.microsoft.com/office/drawing/2016/5/12/chartex" xmlns:cx7="http://schemas.microsoft.com/office/drawing/2016/5/13/chartex" xmlns:cx8="http://schemas.microsoft.com/office/drawing/2016/5/14/chartex" xmlns:mc="http://schemas.openxmlformats.org/markup-compatibility/2006" xmlns:m="http://schemas.openxmlformats.org/officeDocument/2006/math" xmlns:aink="http://schemas.microsoft.com/office/drawing/2016/ink" xmlns:am3d="http://schemas.microsoft.com/office/drawing/2017/model3d" xmlns:oel="http://schemas.microsoft.com/office/2019/extlst" xmlns:r="http://schemas.openxmlformats.org/officeDocument/2006/relationships" xmlns:wp14="http://schemas.microsoft.com/office/word/2010/wordprocessingDrawing" xmlns:wp="http://schemas.openxmlformats.org/drawingml/2006/wordprocessingDrawing" xmlns:wpg="http://schemas.microsoft.com/office/word/2010/wordprocessingGroup" xmlns:wpi="http://schemas.microsoft.com/office/word/2010/wordprocessingInk" xmlns:wps="http://schemas.microsoft.com/office/word/2010/wordprocessingShape" xmlns:o="urn:schemas-microsoft-com:office:office" xmlns:v="urn:schemas-microsoft-com:vml" xmlns:w10="urn:schemas-microsoft-com:office:word" xmlns:w="http://schemas.openxmlformats.org/wordprocessingml/2006/main" xmlns:w14="http://schemas.microsoft.com/office/word/2010/wordml" xmlns:w15="http://schemas.microsoft.com/office/word/2012/wordml" xmlns:w16cex="http://schemas.microsoft.com/office/word/2018/wordml/cex" xmlns:w16cid="http://schemas.microsoft.com/office/word/2016/wordml/cid" xmlns:w16="http://schemas.microsoft.com/office/word/2018/wordml" xmlns:w16sdtdh="http://schemas.microsoft.com/office/word/2020/wordml/sdtdatahash" xmlns:w16sdtfl="http://schemas.microsoft.com/office/word/2024/wordml/sdtformatlock" xmlns:w16se="http://schemas.microsoft.com/office/word/2015/wordml/symex" xmlns:w16du="http://schemas.microsoft.com/office/word/2023/wordml/word16du" xmlns:wne="http://schemas.microsoft.com/office/word/2006/wordml" mc:Ignorable="w14 w15 w16se w16cid w16 w16cex w16sdtdh w16sdtfl w16du wp14">
+<w:hdr xmlns:wpc="http://schemas.microsoft.com/office/word/2010/wordprocessingCanvas" xmlns:cx="http://schemas.microsoft.com/office/drawing/2014/chartex" xmlns:cx1="http://schemas.microsoft.com/office/drawing/2015/9/8/chartex" xmlns:cx2="http://schemas.microsoft.com/office/drawing/2015/10/21/chartex" xmlns:cx3="http://schemas.microsoft.com/office/drawing/2016/5/9/chartex" xmlns:cx4="http://schemas.microsoft.com/office/drawing/2016/5/10/chartex" xmlns:cx5="http://schemas.microsoft.com/office/drawing/2016/5/11/chartex" xmlns:cx6="http://schemas.microsoft.com/office/drawing/2016/5/12/chartex" xmlns:cx7="http://schemas.microsoft.com/office/drawing/2016/5/13/chartex" xmlns:cx8="http://schemas.microsoft.com/office/drawing/2016/5/14/chartex" xmlns:mc="http://schemas.openxmlformats.org/markup-compatibility/2006" xmlns:m="http://schemas.openxmlformats.org/officeDocument/2006/math" xmlns:aink="http://schemas.microsoft.com/office/drawing/2016/ink" xmlns:am3d="http://schemas.microsoft.com/office/drawing/2017/model3d" xmlns:oel="http://schemas.microsoft.com/office/2019/extlst" xmlns:r="http://schemas.openxmlformats.org/officeDocument/2006/relationships" xmlns:wp14="http://schemas.microsoft.com/office/word/2010/wordprocessingDrawing" xmlns:wp="http://schemas.openxmlformats.org/drawingml/2006/wordprocessingDrawing" xmlns:wpg="http://schemas.microsoft.com/office/word/2010/wordprocessingGroup" xmlns:wpi="http://schemas.microsoft.com/office/word/2010/wordprocessingInk" xmlns:wps="http://schemas.microsoft.com/office/word/2010/wordprocessingShape" xmlns:o="urn:schemas-microsoft-com:office:office" xmlns:v="urn:schemas-microsoft-com:vml" xmlns:w10="urn:schemas-microsoft-com:office:word" xmlns:w="http://schemas.openxmlformats.org/wordprocessingml/2006/main" xmlns:w14="http://schemas.microsoft.com/office/word/2010/wordml" xmlns:w15="http://schemas.microsoft.com/office/word/2012/wordml" xmlns:w16cei="http://schemas.microsoft.com/office/word/2026/wordml/cei" xmlns:w16cex="http://schemas.microsoft.com/office/word/2018/wordml/cex" xmlns:w16cid="http://schemas.microsoft.com/office/word/2016/wordml/cid" xmlns:w16="http://schemas.microsoft.com/office/word/2018/wordml" xmlns:w16sdtdh="http://schemas.microsoft.com/office/word/2020/wordml/sdtdatahash" xmlns:w16sdtfl="http://schemas.microsoft.com/office/word/2024/wordml/sdtformatlock" xmlns:w16se="http://schemas.microsoft.com/office/word/2015/wordml/symex" xmlns:w16du="http://schemas.microsoft.com/office/word/2023/wordml/word16du" xmlns:wne="http://schemas.microsoft.com/office/word/2006/wordml" mc:Ignorable="w14 w15 w16se w16cid w16 w16cex w16sdtdh w16sdtfl w16du wp14">
   <w:sdt>
     <w:sdtPr>
       <w:rPr>
-        <w:rStyle w:val="af9"/>
+        <w:rStyle w:val="af7"/>
       </w:rPr>
       <w:id w:val="2111694554"/>
       <w:docPartObj>
@@ -1402,27 +1402,27 @@
     <w:sdtContent>
       <w:p>
         <w:pPr>
-          <w:pStyle w:val="af5"/>
+          <w:pStyle w:val="af3"/>
           <w:framePr w:wrap="none"/>
           <w:rPr>
-            <w:rStyle w:val="af9"/>
+            <w:rStyle w:val="af7"/>
           </w:rPr>
         </w:pPr>
         <w:r>
           <w:rPr>
-            <w:rStyle w:val="af9"/>
+            <w:rStyle w:val="af7"/>
           </w:rPr>
           <w:fldChar w:fldCharType="begin"/>
         </w:r>
         <w:r>
           <w:rPr>
-            <w:rStyle w:val="af9"/>
+            <w:rStyle w:val="af7"/>
           </w:rPr>
           <w:instrText xml:space="preserve"> PAGE </w:instrText>
         </w:r>
         <w:r>
           <w:rPr>
-            <w:rStyle w:val="af9"/>
+            <w:rStyle w:val="af7"/>
           </w:rPr>
           <w:fldChar w:fldCharType="end"/>
         </w:r>
@@ -1431,7 +1431,7 @@
   </w:sdt>
   <w:p>
     <w:pPr>
-      <w:pStyle w:val="af5"/>
+      <w:pStyle w:val="af3"/>
       <w:framePr w:wrap="none"/>
     </w:pPr>
   </w:p>
@@ -1439,11 +1439,11 @@
 </file>
 
 <file path=word/header2.xml><?xml version="1.0" encoding="utf-8"?>
-<w:hdr xmlns:wpc="http://schemas.microsoft.com/office/word/2010/wordprocessingCanvas" xmlns:cx="http://schemas.microsoft.com/office/drawing/2014/chartex" xmlns:cx1="http://schemas.microsoft.com/office/drawing/2015/9/8/chartex" xmlns:cx2="http://schemas.microsoft.com/office/drawing/2015/10/21/chartex" xmlns:cx3="http://schemas.microsoft.com/office/drawing/2016/5/9/chartex" xmlns:cx4="http://schemas.microsoft.com/office/drawing/2016/5/10/chartex" xmlns:cx5="http://schemas.microsoft.com/office/drawing/2016/5/11/chartex" xmlns:cx6="http://schemas.microsoft.com/office/drawing/2016/5/12/chartex" xmlns:cx7="http://schemas.microsoft.com/office/drawing/2016/5/13/chartex" xmlns:cx8="http://schemas.microsoft.com/office/drawing/2016/5/14/chartex" xmlns:mc="http://schemas.openxmlformats.org/markup-compatibility/2006" xmlns:m="http://schemas.openxmlformats.org/officeDocument/2006/math" xmlns:aink="http://schemas.microsoft.com/office/drawing/2016/ink" xmlns:am3d="http://schemas.microsoft.com/office/drawing/2017/model3d" xmlns:oel="http://schemas.microsoft.com/office/2019/extlst" xmlns:r="http://schemas.openxmlformats.org/officeDocument/2006/relationships" xmlns:wp14="http://schemas.microsoft.com/office/word/2010/wordprocessingDrawing" xmlns:wp="http://schemas.openxmlformats.org/drawingml/2006/wordprocessingDrawing" xmlns:wpg="http://schemas.microsoft.com/office/word/2010/wordprocessingGroup" xmlns:wpi="http://schemas.microsoft.com/office/word/2010/wordprocessingInk" xmlns:wps="http://schemas.microsoft.com/office/word/2010/wordprocessingShape" xmlns:o="urn:schemas-microsoft-com:office:office" xmlns:v="urn:schemas-microsoft-com:vml" xmlns:w10="urn:schemas-microsoft-com:office:word" xmlns:w="http://schemas.openxmlformats.org/wordprocessingml/2006/main" xmlns:w14="http://schemas.microsoft.com/office/word/2010/wordml" xmlns:w15="http://schemas.microsoft.com/office/word/2012/wordml" xmlns:w16cex="http://schemas.microsoft.com/office/word/2018/wordml/cex" xmlns:w16cid="http://schemas.microsoft.com/office/word/2016/wordml/cid" xmlns:w16="http://schemas.microsoft.com/office/word/2018/wordml" xmlns:w16sdtdh="http://schemas.microsoft.com/office/word/2020/wordml/sdtdatahash" xmlns:w16sdtfl="http://schemas.microsoft.com/office/word/2024/wordml/sdtformatlock" xmlns:w16se="http://schemas.microsoft.com/office/word/2015/wordml/symex" xmlns:w16du="http://schemas.microsoft.com/office/word/2023/wordml/word16du" xmlns:wne="http://schemas.microsoft.com/office/word/2006/wordml" mc:Ignorable="w14 w15 w16se w16cid w16 w16cex w16sdtdh w16sdtfl w16du wp14">
+<w:hdr xmlns:wpc="http://schemas.microsoft.com/office/word/2010/wordprocessingCanvas" xmlns:cx="http://schemas.microsoft.com/office/drawing/2014/chartex" xmlns:cx1="http://schemas.microsoft.com/office/drawing/2015/9/8/chartex" xmlns:cx2="http://schemas.microsoft.com/office/drawing/2015/10/21/chartex" xmlns:cx3="http://schemas.microsoft.com/office/drawing/2016/5/9/chartex" xmlns:cx4="http://schemas.microsoft.com/office/drawing/2016/5/10/chartex" xmlns:cx5="http://schemas.microsoft.com/office/drawing/2016/5/11/chartex" xmlns:cx6="http://schemas.microsoft.com/office/drawing/2016/5/12/chartex" xmlns:cx7="http://schemas.microsoft.com/office/drawing/2016/5/13/chartex" xmlns:cx8="http://schemas.microsoft.com/office/drawing/2016/5/14/chartex" xmlns:mc="http://schemas.openxmlformats.org/markup-compatibility/2006" xmlns:m="http://schemas.openxmlformats.org/officeDocument/2006/math" xmlns:aink="http://schemas.microsoft.com/office/drawing/2016/ink" xmlns:am3d="http://schemas.microsoft.com/office/drawing/2017/model3d" xmlns:oel="http://schemas.microsoft.com/office/2019/extlst" xmlns:r="http://schemas.openxmlformats.org/officeDocument/2006/relationships" xmlns:wp14="http://schemas.microsoft.com/office/word/2010/wordprocessingDrawing" xmlns:wp="http://schemas.openxmlformats.org/drawingml/2006/wordprocessingDrawing" xmlns:wpg="http://schemas.microsoft.com/office/word/2010/wordprocessingGroup" xmlns:wpi="http://schemas.microsoft.com/office/word/2010/wordprocessingInk" xmlns:wps="http://schemas.microsoft.com/office/word/2010/wordprocessingShape" xmlns:o="urn:schemas-microsoft-com:office:office" xmlns:v="urn:schemas-microsoft-com:vml" xmlns:w10="urn:schemas-microsoft-com:office:word" xmlns:w="http://schemas.openxmlformats.org/wordprocessingml/2006/main" xmlns:w14="http://schemas.microsoft.com/office/word/2010/wordml" xmlns:w15="http://schemas.microsoft.com/office/word/2012/wordml" xmlns:w16cei="http://schemas.microsoft.com/office/word/2026/wordml/cei" xmlns:w16cex="http://schemas.microsoft.com/office/word/2018/wordml/cex" xmlns:w16cid="http://schemas.microsoft.com/office/word/2016/wordml/cid" xmlns:w16="http://schemas.microsoft.com/office/word/2018/wordml" xmlns:w16sdtdh="http://schemas.microsoft.com/office/word/2020/wordml/sdtdatahash" xmlns:w16sdtfl="http://schemas.microsoft.com/office/word/2024/wordml/sdtformatlock" xmlns:w16se="http://schemas.microsoft.com/office/word/2015/wordml/symex" xmlns:w16du="http://schemas.microsoft.com/office/word/2023/wordml/word16du" xmlns:wne="http://schemas.microsoft.com/office/word/2006/wordml" mc:Ignorable="w14 w15 w16se w16cid w16 w16cex w16sdtdh w16sdtfl w16du wp14">
   <w:sdt>
     <w:sdtPr>
       <w:rPr>
-        <w:rStyle w:val="af9"/>
+        <w:rStyle w:val="af7"/>
       </w:rPr>
       <w:id w:val="838268293"/>
       <w:docPartObj>
@@ -1454,10 +1454,10 @@
     <w:sdtContent>
       <w:p>
         <w:pPr>
-          <w:pStyle w:val="af5"/>
+          <w:pStyle w:val="af3"/>
           <w:framePr w:wrap="none"/>
           <w:rPr>
-            <w:rStyle w:val="af9"/>
+            <w:rStyle w:val="af7"/>
           </w:rPr>
         </w:pPr>
         <w:r>
@@ -1480,7 +1480,7 @@
   </w:sdt>
   <w:p>
     <w:pPr>
-      <w:pStyle w:val="af5"/>
+      <w:pStyle w:val="af3"/>
       <w:framePr w:wrap="none"/>
     </w:pPr>
   </w:p>
@@ -1488,7 +1488,7 @@
 </file>
 
 <file path=word/numbering.xml><?xml version="1.0" encoding="utf-8"?>
-<w:numbering xmlns:wpc="http://schemas.microsoft.com/office/word/2010/wordprocessingCanvas" xmlns:cx="http://schemas.microsoft.com/office/drawing/2014/chartex" xmlns:cx1="http://schemas.microsoft.com/office/drawing/2015/9/8/chartex" xmlns:cx2="http://schemas.microsoft.com/office/drawing/2015/10/21/chartex" xmlns:cx3="http://schemas.microsoft.com/office/drawing/2016/5/9/chartex" xmlns:cx4="http://schemas.microsoft.com/office/drawing/2016/5/10/chartex" xmlns:cx5="http://schemas.microsoft.com/office/drawing/2016/5/11/chartex" xmlns:cx6="http://schemas.microsoft.com/office/drawing/2016/5/12/chartex" xmlns:cx7="http://schemas.microsoft.com/office/drawing/2016/5/13/chartex" xmlns:cx8="http://schemas.microsoft.com/office/drawing/2016/5/14/chartex" xmlns:mc="http://schemas.openxmlformats.org/markup-compatibility/2006" xmlns:m="http://schemas.openxmlformats.org/officeDocument/2006/math" xmlns:aink="http://schemas.microsoft.com/office/drawing/2016/ink" xmlns:am3d="http://schemas.microsoft.com/office/drawing/2017/model3d" xmlns:oel="http://schemas.microsoft.com/office/2019/extlst" xmlns:r="http://schemas.openxmlformats.org/officeDocument/2006/relationships" xmlns:wp14="http://schemas.microsoft.com/office/word/2010/wordprocessingDrawing" xmlns:wp="http://schemas.openxmlformats.org/drawingml/2006/wordprocessingDrawing" xmlns:wpg="http://schemas.microsoft.com/office/word/2010/wordprocessingGroup" xmlns:wpi="http://schemas.microsoft.com/office/word/2010/wordprocessingInk" xmlns:wps="http://schemas.microsoft.com/office/word/2010/wordprocessingShape" xmlns:o="urn:schemas-microsoft-com:office:office" xmlns:v="urn:schemas-microsoft-com:vml" xmlns:w10="urn:schemas-microsoft-com:office:word" xmlns:w="http://schemas.openxmlformats.org/wordprocessingml/2006/main" xmlns:w14="http://schemas.microsoft.com/office/word/2010/wordml" xmlns:w15="http://schemas.microsoft.com/office/word/2012/wordml" xmlns:w16cex="http://schemas.microsoft.com/office/word/2018/wordml/cex" xmlns:w16cid="http://schemas.microsoft.com/office/word/2016/wordml/cid" xmlns:w16="http://schemas.microsoft.com/office/word/2018/wordml" xmlns:w16sdtdh="http://schemas.microsoft.com/office/word/2020/wordml/sdtdatahash" xmlns:w16sdtfl="http://schemas.microsoft.com/office/word/2024/wordml/sdtformatlock" xmlns:w16se="http://schemas.microsoft.com/office/word/2015/wordml/symex" xmlns:w16du="http://schemas.microsoft.com/office/word/2023/wordml/word16du" xmlns:wne="http://schemas.microsoft.com/office/word/2006/wordml" mc:Ignorable="w14 w15 w16se w16cid w16 w16cex w16sdtdh w16sdtfl w16du wp14">
+<w:numbering xmlns:wpc="http://schemas.microsoft.com/office/word/2010/wordprocessingCanvas" xmlns:cx="http://schemas.microsoft.com/office/drawing/2014/chartex" xmlns:cx1="http://schemas.microsoft.com/office/drawing/2015/9/8/chartex" xmlns:cx2="http://schemas.microsoft.com/office/drawing/2015/10/21/chartex" xmlns:cx3="http://schemas.microsoft.com/office/drawing/2016/5/9/chartex" xmlns:cx4="http://schemas.microsoft.com/office/drawing/2016/5/10/chartex" xmlns:cx5="http://schemas.microsoft.com/office/drawing/2016/5/11/chartex" xmlns:cx6="http://schemas.microsoft.com/office/drawing/2016/5/12/chartex" xmlns:cx7="http://schemas.microsoft.com/office/drawing/2016/5/13/chartex" xmlns:cx8="http://schemas.microsoft.com/office/drawing/2016/5/14/chartex" xmlns:mc="http://schemas.openxmlformats.org/markup-compatibility/2006" xmlns:m="http://schemas.openxmlformats.org/officeDocument/2006/math" xmlns:aink="http://schemas.microsoft.com/office/drawing/2016/ink" xmlns:am3d="http://schemas.microsoft.com/office/drawing/2017/model3d" xmlns:oel="http://schemas.microsoft.com/office/2019/extlst" xmlns:r="http://schemas.openxmlformats.org/officeDocument/2006/relationships" xmlns:wp14="http://schemas.microsoft.com/office/word/2010/wordprocessingDrawing" xmlns:wp="http://schemas.openxmlformats.org/drawingml/2006/wordprocessingDrawing" xmlns:wpg="http://schemas.microsoft.com/office/word/2010/wordprocessingGroup" xmlns:wpi="http://schemas.microsoft.com/office/word/2010/wordprocessingInk" xmlns:wps="http://schemas.microsoft.com/office/word/2010/wordprocessingShape" xmlns:o="urn:schemas-microsoft-com:office:office" xmlns:v="urn:schemas-microsoft-com:vml" xmlns:w10="urn:schemas-microsoft-com:office:word" xmlns:w="http://schemas.openxmlformats.org/wordprocessingml/2006/main" xmlns:w14="http://schemas.microsoft.com/office/word/2010/wordml" xmlns:w15="http://schemas.microsoft.com/office/word/2012/wordml" xmlns:w16cei="http://schemas.microsoft.com/office/word/2026/wordml/cei" xmlns:w16cex="http://schemas.microsoft.com/office/word/2018/wordml/cex" xmlns:w16cid="http://schemas.microsoft.com/office/word/2016/wordml/cid" xmlns:w16="http://schemas.microsoft.com/office/word/2018/wordml" xmlns:w16sdtdh="http://schemas.microsoft.com/office/word/2020/wordml/sdtdatahash" xmlns:w16sdtfl="http://schemas.microsoft.com/office/word/2024/wordml/sdtformatlock" xmlns:w16se="http://schemas.microsoft.com/office/word/2015/wordml/symex" xmlns:w16du="http://schemas.microsoft.com/office/word/2023/wordml/word16du" xmlns:wne="http://schemas.microsoft.com/office/word/2006/wordml" mc:Ignorable="w14 w15 w16se w16cid w16 w16cex w16sdtdh w16sdtfl w16du wp14">
   <w:abstractNum w:abstractNumId="0" w15:restartNumberingAfterBreak="0">
     <w:nsid w:val="FFFFFF7E"/>
     <w:multiLevelType w:val="singleLevel"/>
@@ -5511,27 +5511,31 @@
       <w:lang w:val="ru-RU" w:eastAsia="ru-RU"/>
     </w:rPr>
   </w:style>
-  <w:style w:type="paragraph" w:customStyle="1" w:styleId="af3">
-    <w:name w:val="текст таблицы"/>
+  <w:style w:type="paragraph" w:customStyle="1" w:styleId="TableBody">
+    <w:name w:val="TableBody"/>
     <w:basedOn w:val="a0"/>
-    <w:link w:val="af4"/>
+    <w:link w:val="TableBody0"/>
     <w:qFormat/>
-    <w:rsid w:val="005254C5"/>
+    <w:rsid w:val="0006409E"/>
     <w:pPr>
       <w:spacing w:after="0"/>
     </w:pPr>
     <w:rPr>
       <w:rFonts w:ascii="Times New Roman" w:eastAsia="Times New Roman" w:hAnsi="Times New Roman" w:cs="Times New Roman"/>
+      <w:sz w:val="22"/>
+      <w:szCs w:val="22"/>
       <w:lang w:val="ru-RU" w:eastAsia="ru-RU"/>
     </w:rPr>
   </w:style>
-  <w:style w:type="character" w:customStyle="1" w:styleId="af4">
-    <w:name w:val="текст таблицы Знак"/>
+  <w:style w:type="character" w:customStyle="1" w:styleId="TableBody0">
+    <w:name w:val="TableBody Знак"/>
     <w:basedOn w:val="a1"/>
-    <w:link w:val="af3"/>
-    <w:rsid w:val="005254C5"/>
+    <w:link w:val="TableBody"/>
+    <w:rsid w:val="0006409E"/>
     <w:rPr>
       <w:rFonts w:ascii="Times New Roman" w:eastAsia="Times New Roman" w:hAnsi="Times New Roman" w:cs="Times New Roman"/>
+      <w:sz w:val="22"/>
+      <w:szCs w:val="22"/>
       <w:lang w:val="ru-RU" w:eastAsia="ru-RU"/>
     </w:rPr>
   </w:style>
@@ -5748,10 +5752,10 @@
       <w:lang w:val="ru-RU" w:eastAsia="en-US"/>
     </w:rPr>
   </w:style>
-  <w:style w:type="paragraph" w:styleId="af5">
+  <w:style w:type="paragraph" w:styleId="af3">
     <w:name w:val="header"/>
     <w:basedOn w:val="a0"/>
-    <w:link w:val="af6"/>
+    <w:link w:val="af4"/>
     <w:rsid w:val="00EA1228"/>
     <w:pPr>
       <w:framePr w:wrap="none" w:vAnchor="text" w:hAnchor="margin" w:xAlign="center" w:y="1"/>
@@ -5766,19 +5770,19 @@
       <w:rFonts w:ascii="Times New Roman" w:hAnsi="Times New Roman" w:cs="Times New Roman"/>
     </w:rPr>
   </w:style>
-  <w:style w:type="character" w:customStyle="1" w:styleId="af6">
+  <w:style w:type="character" w:customStyle="1" w:styleId="af4">
     <w:name w:val="Верхний колонтитул Знак"/>
     <w:basedOn w:val="a1"/>
-    <w:link w:val="af5"/>
+    <w:link w:val="af3"/>
     <w:rsid w:val="00EA1228"/>
     <w:rPr>
       <w:rFonts w:ascii="Times New Roman" w:hAnsi="Times New Roman" w:cs="Times New Roman"/>
     </w:rPr>
   </w:style>
-  <w:style w:type="paragraph" w:styleId="af7">
+  <w:style w:type="paragraph" w:styleId="af5">
     <w:name w:val="footer"/>
     <w:basedOn w:val="a0"/>
-    <w:link w:val="af8"/>
+    <w:link w:val="af6"/>
     <w:rsid w:val="00D85D10"/>
     <w:pPr>
       <w:tabs>
@@ -5788,13 +5792,13 @@
       <w:spacing w:after="0"/>
     </w:pPr>
   </w:style>
-  <w:style w:type="character" w:customStyle="1" w:styleId="af8">
+  <w:style w:type="character" w:customStyle="1" w:styleId="af6">
     <w:name w:val="Нижний колонтитул Знак"/>
     <w:basedOn w:val="a1"/>
-    <w:link w:val="af7"/>
+    <w:link w:val="af5"/>
     <w:rsid w:val="00D85D10"/>
   </w:style>
-  <w:style w:type="character" w:styleId="af9">
+  <w:style w:type="character" w:styleId="af7">
     <w:name w:val="page number"/>
     <w:basedOn w:val="a1"/>
     <w:rsid w:val="00D85D10"/>
@@ -5951,7 +5955,7 @@
       <w:szCs w:val="20"/>
     </w:rPr>
   </w:style>
-  <w:style w:type="paragraph" w:styleId="afa">
+  <w:style w:type="paragraph" w:styleId="af8">
     <w:name w:val="table of authorities"/>
     <w:basedOn w:val="a0"/>
     <w:next w:val="a0"/>
@@ -5961,10 +5965,10 @@
       <w:ind w:left="240" w:hanging="240"/>
     </w:pPr>
   </w:style>
-  <w:style w:type="paragraph" w:styleId="afb">
+  <w:style w:type="paragraph" w:styleId="af9">
     <w:name w:val="Plain Text"/>
     <w:basedOn w:val="a0"/>
-    <w:link w:val="afc"/>
+    <w:link w:val="afa"/>
     <w:rsid w:val="00CC63BF"/>
     <w:pPr>
       <w:spacing w:after="0"/>
@@ -5975,10 +5979,10 @@
       <w:szCs w:val="21"/>
     </w:rPr>
   </w:style>
-  <w:style w:type="character" w:customStyle="1" w:styleId="afc">
+  <w:style w:type="character" w:customStyle="1" w:styleId="afa">
     <w:name w:val="Текст Знак"/>
     <w:basedOn w:val="a1"/>
-    <w:link w:val="afb"/>
+    <w:link w:val="af9"/>
     <w:rsid w:val="00CC63BF"/>
     <w:rPr>
       <w:rFonts w:ascii="Consolas" w:hAnsi="Consolas" w:cs="Consolas"/>
@@ -5986,7 +5990,7 @@
       <w:szCs w:val="21"/>
     </w:rPr>
   </w:style>
-  <w:style w:type="table" w:styleId="afd">
+  <w:style w:type="table" w:styleId="afb">
     <w:name w:val="Table Grid"/>
     <w:basedOn w:val="a2"/>
     <w:rsid w:val="00CC63BF"/>
